--- a/docs/AC-Lab-Completion-Guide.docx
+++ b/docs/AC-Lab-Completion-Guide.docx
@@ -1020,6 +1020,125 @@
     </w:p>
     <w:p>
       <w:pPr>
+        <w:pStyle w:val="FirstParagraph"/>
+      </w:pPr>
+      <w:r>
+        <w:t xml:space="preserve">On the server desktop, double-click the</w:t>
+      </w:r>
+      <w:r>
+        <w:t xml:space="preserve"> </w:t>
+      </w:r>
+      <w:r>
+        <w:rPr>
+          <w:b/>
+        </w:rPr>
+        <w:t xml:space="preserve">Active Directory Users and Computers</w:t>
+      </w:r>
+      <w:r>
+        <w:t xml:space="preserve"> </w:t>
+      </w:r>
+      <w:r>
+        <w:t xml:space="preserve">shortcut.</w:t>
+      </w:r>
+    </w:p>
+    <w:p>
+      <w:pPr>
+        <w:pStyle w:val="BodyText"/>
+      </w:pPr>
+      <w:r>
+        <w:t xml:space="preserve">You should now see the ADUC window with a tree structure on the left side.</w:t>
+      </w:r>
+    </w:p>
+    <w:p>
+      <w:pPr>
+        <w:pStyle w:val="BodyText"/>
+      </w:pPr>
+      <w:r>
+        <w:rPr>
+          <w:b/>
+        </w:rPr>
+        <w:t xml:space="preserve">Important — do not launch ADUC any other way.</w:t>
+      </w:r>
+      <w:r>
+        <w:t xml:space="preserve"> </w:t>
+      </w:r>
+      <w:r>
+        <w:t xml:space="preserve">Your account has permission over your own pod only, and it is deliberately not an administrator of the domain controller (all 20 pods share that server). If you start ADUC from</w:t>
+      </w:r>
+      <w:r>
+        <w:t xml:space="preserve"> </w:t>
+      </w:r>
+      <w:r>
+        <w:rPr>
+          <w:b/>
+        </w:rPr>
+        <w:t xml:space="preserve">Server Manager → Tools</w:t>
+      </w:r>
+      <w:r>
+        <w:t xml:space="preserve">, from</w:t>
+      </w:r>
+      <w:r>
+        <w:t xml:space="preserve"> </w:t>
+      </w:r>
+      <w:r>
+        <w:rPr>
+          <w:rStyle w:val="VerbatimChar"/>
+        </w:rPr>
+        <w:t xml:space="preserve">dsa.msc</w:t>
+      </w:r>
+      <w:r>
+        <w:t xml:space="preserve">, or by adding the snap-in to a blank MMC console, Windows tries to launch it elevated and shows a</w:t>
+      </w:r>
+      <w:r>
+        <w:t xml:space="preserve"> </w:t>
+      </w:r>
+      <w:r>
+        <w:rPr>
+          <w:b/>
+        </w:rPr>
+        <w:t xml:space="preserve">User Account Control</w:t>
+      </w:r>
+      <w:r>
+        <w:t xml:space="preserve"> </w:t>
+      </w:r>
+      <w:r>
+        <w:t xml:space="preserve">prompt asking for an administrator username and password. Your student account is not an administrator, so entering it there is always rejected — that is expected and does not mean your password is wrong. Click</w:t>
+      </w:r>
+      <w:r>
+        <w:t xml:space="preserve"> </w:t>
+      </w:r>
+      <w:r>
+        <w:rPr>
+          <w:b/>
+        </w:rPr>
+        <w:t xml:space="preserve">No</w:t>
+      </w:r>
+      <w:r>
+        <w:t xml:space="preserve"> </w:t>
+      </w:r>
+      <w:r>
+        <w:t xml:space="preserve">and use the desktop shortcut instead.</w:t>
+      </w:r>
+    </w:p>
+    <w:p>
+      <w:pPr>
+        <w:pStyle w:val="BodyText"/>
+      </w:pPr>
+      <w:r>
+        <w:rPr>
+          <w:b/>
+        </w:rPr>
+        <w:t xml:space="preserve">Alternative method</w:t>
+      </w:r>
+      <w:r>
+        <w:t xml:space="preserve"> </w:t>
+      </w:r>
+      <w:r>
+        <w:t xml:space="preserve">(if the shortcut is missing):</w:t>
+      </w:r>
+    </w:p>
+    <w:p>
+      <w:pPr>
         <w:numPr>
           <w:ilvl w:val="0"/>
           <w:numId w:val="1008"/>
@@ -1027,22 +1146,22 @@
         <w:pStyle w:val="Compact"/>
       </w:pPr>
       <w:r>
-        <w:t xml:space="preserve">On the server desktop, look for the</w:t>
-      </w:r>
-      <w:r>
-        <w:t xml:space="preserve"> </w:t>
-      </w:r>
-      <w:r>
-        <w:rPr>
-          <w:b/>
-        </w:rPr>
-        <w:t xml:space="preserve">Server Manager</w:t>
-      </w:r>
-      <w:r>
-        <w:t xml:space="preserve"> </w:t>
-      </w:r>
-      <w:r>
-        <w:t xml:space="preserve">window (it usually opens automatically)</w:t>
+        <w:t xml:space="preserve">Press</w:t>
+      </w:r>
+      <w:r>
+        <w:t xml:space="preserve"> </w:t>
+      </w:r>
+      <w:r>
+        <w:rPr>
+          <w:b/>
+        </w:rPr>
+        <w:t xml:space="preserve">Windows key + R</w:t>
+      </w:r>
+      <w:r>
+        <w:t xml:space="preserve"> </w:t>
+      </w:r>
+      <w:r>
+        <w:t xml:space="preserve">to open the Run dialog</w:t>
       </w:r>
     </w:p>
     <w:p>
@@ -1054,49 +1173,22 @@
         <w:pStyle w:val="Compact"/>
       </w:pPr>
       <w:r>
-        <w:t xml:space="preserve">Click</w:t>
-      </w:r>
-      <w:r>
-        <w:t xml:space="preserve"> </w:t>
-      </w:r>
-      <w:r>
-        <w:rPr>
-          <w:b/>
-        </w:rPr>
-        <w:t xml:space="preserve">Tools</w:t>
-      </w:r>
-      <w:r>
-        <w:t xml:space="preserve"> </w:t>
-      </w:r>
-      <w:r>
-        <w:t xml:space="preserve">in the top-right menu bar</w:t>
-      </w:r>
-    </w:p>
-    <w:p>
-      <w:pPr>
-        <w:numPr>
-          <w:ilvl w:val="0"/>
-          <w:numId w:val="1008"/>
-        </w:numPr>
-        <w:pStyle w:val="Compact"/>
-      </w:pPr>
-      <w:r>
-        <w:t xml:space="preserve">Select</w:t>
-      </w:r>
-      <w:r>
-        <w:t xml:space="preserve"> </w:t>
-      </w:r>
-      <w:r>
-        <w:rPr>
-          <w:b/>
-        </w:rPr>
-        <w:t xml:space="preserve">Active Directory Users and Computers</w:t>
-      </w:r>
-      <w:r>
-        <w:t xml:space="preserve"> </w:t>
-      </w:r>
-      <w:r>
-        <w:t xml:space="preserve">from the dropdown menu</w:t>
+        <w:t xml:space="preserve">Paste</w:t>
+      </w:r>
+      <w:r>
+        <w:t xml:space="preserve"> </w:t>
+      </w:r>
+      <w:r>
+        <w:rPr>
+          <w:rStyle w:val="VerbatimChar"/>
+        </w:rPr>
+        <w:t xml:space="preserve">cmd /c "set __COMPAT_LAYER=RunAsInvoker&amp;&amp; start "" mmc.exe dsa.msc"</w:t>
+      </w:r>
+      <w:r>
+        <w:t xml:space="preserve"> </w:t>
+      </w:r>
+      <w:r>
+        <w:t xml:space="preserve">and press Enter</w:t>
       </w:r>
     </w:p>
     <w:p>
@@ -1104,72 +1196,22 @@
         <w:pStyle w:val="FirstParagraph"/>
       </w:pPr>
       <w:r>
-        <w:rPr>
-          <w:b/>
-        </w:rPr>
-        <w:t xml:space="preserve">Alternative method:</w:t>
-      </w:r>
-    </w:p>
-    <w:p>
-      <w:pPr>
-        <w:numPr>
-          <w:ilvl w:val="0"/>
-          <w:numId w:val="1009"/>
-        </w:numPr>
-        <w:pStyle w:val="Compact"/>
-      </w:pPr>
-      <w:r>
-        <w:t xml:space="preserve">Press</w:t>
-      </w:r>
-      <w:r>
-        <w:t xml:space="preserve"> </w:t>
-      </w:r>
-      <w:r>
-        <w:rPr>
-          <w:b/>
-        </w:rPr>
-        <w:t xml:space="preserve">Windows key + R</w:t>
-      </w:r>
-      <w:r>
-        <w:t xml:space="preserve"> </w:t>
-      </w:r>
-      <w:r>
-        <w:t xml:space="preserve">to open the Run dialog</w:t>
-      </w:r>
-    </w:p>
-    <w:p>
-      <w:pPr>
-        <w:numPr>
-          <w:ilvl w:val="0"/>
-          <w:numId w:val="1009"/>
-        </w:numPr>
-        <w:pStyle w:val="Compact"/>
-      </w:pPr>
-      <w:r>
-        <w:t xml:space="preserve">Type</w:t>
-      </w:r>
-      <w:r>
-        <w:t xml:space="preserve"> </w:t>
-      </w:r>
-      <w:r>
-        <w:rPr>
-          <w:rStyle w:val="VerbatimChar"/>
-        </w:rPr>
-        <w:t xml:space="preserve">dsa.msc</w:t>
-      </w:r>
-      <w:r>
-        <w:t xml:space="preserve"> </w:t>
-      </w:r>
-      <w:r>
-        <w:t xml:space="preserve">and press Enter</w:t>
-      </w:r>
-    </w:p>
-    <w:p>
-      <w:pPr>
-        <w:pStyle w:val="FirstParagraph"/>
-      </w:pPr>
-      <w:r>
-        <w:t xml:space="preserve">You should now see the ADUC window with a tree structure on the left side.</w:t>
+        <w:t xml:space="preserve">Everything in these labs can also be done from</w:t>
+      </w:r>
+      <w:r>
+        <w:t xml:space="preserve"> </w:t>
+      </w:r>
+      <w:r>
+        <w:rPr>
+          <w:b/>
+        </w:rPr>
+        <w:t xml:space="preserve">PowerShell</w:t>
+      </w:r>
+      <w:r>
+        <w:t xml:space="preserve"> </w:t>
+      </w:r>
+      <w:r>
+        <w:t xml:space="preserve">(each lab below lists the commands), which never prompts for elevation.</w:t>
       </w:r>
     </w:p>
     <w:p>
@@ -1233,7 +1275,7 @@
       <w:pPr>
         <w:numPr>
           <w:ilvl w:val="0"/>
-          <w:numId w:val="1010"/>
+          <w:numId w:val="1009"/>
         </w:numPr>
         <w:pStyle w:val="Compact"/>
       </w:pPr>
@@ -1278,7 +1320,7 @@
       <w:pPr>
         <w:numPr>
           <w:ilvl w:val="0"/>
-          <w:numId w:val="1010"/>
+          <w:numId w:val="1009"/>
         </w:numPr>
         <w:pStyle w:val="Compact"/>
       </w:pPr>
@@ -1311,7 +1353,7 @@
       <w:pPr>
         <w:numPr>
           <w:ilvl w:val="0"/>
-          <w:numId w:val="1010"/>
+          <w:numId w:val="1009"/>
         </w:numPr>
         <w:pStyle w:val="Compact"/>
       </w:pPr>
@@ -2176,21 +2218,268 @@
       <w:pPr>
         <w:numPr>
           <w:ilvl w:val="0"/>
+          <w:numId w:val="1010"/>
+        </w:numPr>
+        <w:pStyle w:val="Compact"/>
+      </w:pPr>
+      <w:r>
+        <w:t xml:space="preserve">In ADUC, navigate to:</w:t>
+      </w:r>
+      <w:r>
+        <w:t xml:space="preserve"> </w:t>
+      </w:r>
+      <w:r>
+        <w:rPr>
+          <w:b/>
+        </w:rPr>
+        <w:t xml:space="preserve">acs-p01.local → Students → PodXX → Users → Staff</w:t>
+      </w:r>
+    </w:p>
+    <w:p>
+      <w:pPr>
+        <w:numPr>
+          <w:ilvl w:val="0"/>
+          <w:numId w:val="1010"/>
+        </w:numPr>
+        <w:pStyle w:val="Compact"/>
+      </w:pPr>
+      <w:r>
+        <w:t xml:space="preserve">Look for the user account named</w:t>
+      </w:r>
+      <w:r>
+        <w:t xml:space="preserve"> </w:t>
+      </w:r>
+      <w:r>
+        <w:rPr>
+          <w:b/>
+        </w:rPr>
+        <w:t xml:space="preserve">PXX-ex.employee</w:t>
+      </w:r>
+      <w:r>
+        <w:t xml:space="preserve"> </w:t>
+      </w:r>
+      <w:r>
+        <w:t xml:space="preserve">(e.g.,</w:t>
+      </w:r>
+      <w:r>
+        <w:t xml:space="preserve"> </w:t>
+      </w:r>
+      <w:r>
+        <w:rPr>
+          <w:rStyle w:val="VerbatimChar"/>
+        </w:rPr>
+        <w:t xml:space="preserve">P03-ex.employee</w:t>
+      </w:r>
+      <w:r>
+        <w:t xml:space="preserve">)</w:t>
+      </w:r>
+    </w:p>
+    <w:p>
+      <w:pPr>
+        <w:numPr>
+          <w:ilvl w:val="0"/>
+          <w:numId w:val="1010"/>
+        </w:numPr>
+        <w:pStyle w:val="Compact"/>
+      </w:pPr>
+      <w:r>
+        <w:t xml:space="preserve">Double-click on the account to open its properties</w:t>
+      </w:r>
+    </w:p>
+    <w:p>
+      <w:pPr>
+        <w:numPr>
+          <w:ilvl w:val="0"/>
+          <w:numId w:val="1010"/>
+        </w:numPr>
+        <w:pStyle w:val="Compact"/>
+      </w:pPr>
+      <w:r>
+        <w:t xml:space="preserve">Notice that the</w:t>
+      </w:r>
+      <w:r>
+        <w:t xml:space="preserve"> </w:t>
+      </w:r>
+      <w:r>
+        <w:rPr>
+          <w:b/>
+        </w:rPr>
+        <w:t xml:space="preserve">Description</w:t>
+      </w:r>
+      <w:r>
+        <w:t xml:space="preserve"> </w:t>
+      </w:r>
+      <w:r>
+        <w:t xml:space="preserve">field says:</w:t>
+      </w:r>
+      <w:r>
+        <w:t xml:space="preserve"> </w:t>
+      </w:r>
+      <w:r>
+        <w:rPr>
+          <w:i/>
+        </w:rPr>
+        <w:t xml:space="preserve">"L1.1: Terminated user still enabled with Finance access"</w:t>
+      </w:r>
+    </w:p>
+    <w:p>
+      <w:pPr>
+        <w:numPr>
+          <w:ilvl w:val="0"/>
+          <w:numId w:val="1010"/>
+        </w:numPr>
+        <w:pStyle w:val="Compact"/>
+      </w:pPr>
+      <w:r>
+        <w:t xml:space="preserve">Look at the</w:t>
+      </w:r>
+      <w:r>
+        <w:t xml:space="preserve"> </w:t>
+      </w:r>
+      <w:r>
+        <w:rPr>
+          <w:b/>
+        </w:rPr>
+        <w:t xml:space="preserve">Account</w:t>
+      </w:r>
+      <w:r>
+        <w:t xml:space="preserve"> </w:t>
+      </w:r>
+      <w:r>
+        <w:t xml:space="preserve">tab — the account is currently</w:t>
+      </w:r>
+      <w:r>
+        <w:t xml:space="preserve"> </w:t>
+      </w:r>
+      <w:r>
+        <w:rPr>
+          <w:b/>
+        </w:rPr>
+        <w:t xml:space="preserve">enabled</w:t>
+      </w:r>
+      <w:r>
+        <w:t xml:space="preserve"> </w:t>
+      </w:r>
+      <w:r>
+        <w:t xml:space="preserve">(the checkbox "Account is disabled" is NOT checked)</w:t>
+      </w:r>
+    </w:p>
+    <w:p>
+      <w:pPr>
+        <w:numPr>
+          <w:ilvl w:val="0"/>
+          <w:numId w:val="1010"/>
+        </w:numPr>
+        <w:pStyle w:val="Compact"/>
+      </w:pPr>
+      <w:r>
+        <w:rPr>
+          <w:b/>
+        </w:rPr>
+        <w:t xml:space="preserve">To fix this:</w:t>
+      </w:r>
+      <w:r>
+        <w:t xml:space="preserve"> </w:t>
+      </w:r>
+      <w:r>
+        <w:t xml:space="preserve">Check the box that says</w:t>
+      </w:r>
+      <w:r>
+        <w:t xml:space="preserve"> </w:t>
+      </w:r>
+      <w:r>
+        <w:rPr>
+          <w:b/>
+        </w:rPr>
+        <w:t xml:space="preserve">"Account is disabled"</w:t>
+      </w:r>
+    </w:p>
+    <w:p>
+      <w:pPr>
+        <w:numPr>
+          <w:ilvl w:val="0"/>
+          <w:numId w:val="1010"/>
+        </w:numPr>
+        <w:pStyle w:val="Compact"/>
+      </w:pPr>
+      <w:r>
+        <w:t xml:space="preserve">Click</w:t>
+      </w:r>
+      <w:r>
+        <w:t xml:space="preserve"> </w:t>
+      </w:r>
+      <w:r>
+        <w:rPr>
+          <w:b/>
+        </w:rPr>
+        <w:t xml:space="preserve">OK</w:t>
+      </w:r>
+      <w:r>
+        <w:t xml:space="preserve"> </w:t>
+      </w:r>
+      <w:r>
+        <w:t xml:space="preserve">to save</w:t>
+      </w:r>
+    </w:p>
+    <w:p>
+      <w:pPr>
+        <w:pStyle w:val="FirstParagraph"/>
+      </w:pPr>
+      <w:r>
+        <w:rPr>
+          <w:b/>
+        </w:rPr>
+        <w:t xml:space="preserve">Why This Matters:</w:t>
+      </w:r>
+      <w:r>
+        <w:t xml:space="preserve"> </w:t>
+      </w:r>
+      <w:r>
+        <w:t xml:space="preserve">CMMC AC.L1-3.1.1 requires that system access is limited to authorized users. A terminated employee is no longer authorized.</w:t>
+      </w:r>
+    </w:p>
+    <w:p>
+      <w:pPr>
+        <w:pStyle w:val="BodyText"/>
+      </w:pPr>
+      <w:r>
+        <w:rPr>
+          <w:b/>
+        </w:rPr>
+        <w:t xml:space="preserve">Bonus (Optional):</w:t>
+      </w:r>
+      <w:r>
+        <w:t xml:space="preserve"> </w:t>
+      </w:r>
+      <w:r>
+        <w:t xml:space="preserve">You should also remove the user from the Finance and All-Staff groups:</w:t>
+      </w:r>
+    </w:p>
+    <w:p>
+      <w:pPr>
+        <w:numPr>
+          <w:ilvl w:val="0"/>
           <w:numId w:val="1011"/>
         </w:numPr>
         <w:pStyle w:val="Compact"/>
       </w:pPr>
       <w:r>
-        <w:t xml:space="preserve">In ADUC, navigate to:</w:t>
-      </w:r>
-      <w:r>
-        <w:t xml:space="preserve"> </w:t>
-      </w:r>
-      <w:r>
-        <w:rPr>
-          <w:b/>
-        </w:rPr>
-        <w:t xml:space="preserve">acs-p01.local → Students → PodXX → Users → Staff</w:t>
+        <w:t xml:space="preserve">Go to the</w:t>
+      </w:r>
+      <w:r>
+        <w:t xml:space="preserve"> </w:t>
+      </w:r>
+      <w:r>
+        <w:rPr>
+          <w:b/>
+        </w:rPr>
+        <w:t xml:space="preserve">Member Of</w:t>
+      </w:r>
+      <w:r>
+        <w:t xml:space="preserve"> </w:t>
+      </w:r>
+      <w:r>
+        <w:t xml:space="preserve">tab in the user's properties</w:t>
       </w:r>
     </w:p>
     <w:p>
@@ -2202,34 +2491,31 @@
         <w:pStyle w:val="Compact"/>
       </w:pPr>
       <w:r>
-        <w:t xml:space="preserve">Look for the user account named</w:t>
-      </w:r>
-      <w:r>
-        <w:t xml:space="preserve"> </w:t>
-      </w:r>
-      <w:r>
-        <w:rPr>
-          <w:b/>
-        </w:rPr>
-        <w:t xml:space="preserve">PXX-ex.employee</w:t>
-      </w:r>
-      <w:r>
-        <w:t xml:space="preserve"> </w:t>
-      </w:r>
-      <w:r>
-        <w:t xml:space="preserve">(e.g.,</w:t>
-      </w:r>
-      <w:r>
-        <w:t xml:space="preserve"> </w:t>
-      </w:r>
-      <w:r>
-        <w:rPr>
-          <w:rStyle w:val="VerbatimChar"/>
-        </w:rPr>
-        <w:t xml:space="preserve">P03-ex.employee</w:t>
-      </w:r>
-      <w:r>
-        <w:t xml:space="preserve">)</w:t>
+        <w:t xml:space="preserve">Select</w:t>
+      </w:r>
+      <w:r>
+        <w:t xml:space="preserve"> </w:t>
+      </w:r>
+      <w:r>
+        <w:rPr>
+          <w:b/>
+        </w:rPr>
+        <w:t xml:space="preserve">PXX-SG-ACS-Finance</w:t>
+      </w:r>
+      <w:r>
+        <w:t xml:space="preserve"> </w:t>
+      </w:r>
+      <w:r>
+        <w:t xml:space="preserve">and click</w:t>
+      </w:r>
+      <w:r>
+        <w:t xml:space="preserve"> </w:t>
+      </w:r>
+      <w:r>
+        <w:rPr>
+          <w:b/>
+        </w:rPr>
+        <w:t xml:space="preserve">Remove</w:t>
       </w:r>
     </w:p>
     <w:p>
@@ -2241,7 +2527,31 @@
         <w:pStyle w:val="Compact"/>
       </w:pPr>
       <w:r>
-        <w:t xml:space="preserve">Double-click on the account to open its properties</w:t>
+        <w:t xml:space="preserve">Select</w:t>
+      </w:r>
+      <w:r>
+        <w:t xml:space="preserve"> </w:t>
+      </w:r>
+      <w:r>
+        <w:rPr>
+          <w:b/>
+        </w:rPr>
+        <w:t xml:space="preserve">PXX-SG-ACS-All-Staff</w:t>
+      </w:r>
+      <w:r>
+        <w:t xml:space="preserve"> </w:t>
+      </w:r>
+      <w:r>
+        <w:t xml:space="preserve">and click</w:t>
+      </w:r>
+      <w:r>
+        <w:t xml:space="preserve"> </w:t>
+      </w:r>
+      <w:r>
+        <w:rPr>
+          <w:b/>
+        </w:rPr>
+        <w:t xml:space="preserve">Remove</w:t>
       </w:r>
     </w:p>
     <w:p>
@@ -2249,274 +2559,6 @@
         <w:numPr>
           <w:ilvl w:val="0"/>
           <w:numId w:val="1011"/>
-        </w:numPr>
-        <w:pStyle w:val="Compact"/>
-      </w:pPr>
-      <w:r>
-        <w:t xml:space="preserve">Notice that the</w:t>
-      </w:r>
-      <w:r>
-        <w:t xml:space="preserve"> </w:t>
-      </w:r>
-      <w:r>
-        <w:rPr>
-          <w:b/>
-        </w:rPr>
-        <w:t xml:space="preserve">Description</w:t>
-      </w:r>
-      <w:r>
-        <w:t xml:space="preserve"> </w:t>
-      </w:r>
-      <w:r>
-        <w:t xml:space="preserve">field says:</w:t>
-      </w:r>
-      <w:r>
-        <w:t xml:space="preserve"> </w:t>
-      </w:r>
-      <w:r>
-        <w:rPr>
-          <w:i/>
-        </w:rPr>
-        <w:t xml:space="preserve">"L1.1: Terminated user still enabled with Finance access"</w:t>
-      </w:r>
-    </w:p>
-    <w:p>
-      <w:pPr>
-        <w:numPr>
-          <w:ilvl w:val="0"/>
-          <w:numId w:val="1011"/>
-        </w:numPr>
-        <w:pStyle w:val="Compact"/>
-      </w:pPr>
-      <w:r>
-        <w:t xml:space="preserve">Look at the</w:t>
-      </w:r>
-      <w:r>
-        <w:t xml:space="preserve"> </w:t>
-      </w:r>
-      <w:r>
-        <w:rPr>
-          <w:b/>
-        </w:rPr>
-        <w:t xml:space="preserve">Account</w:t>
-      </w:r>
-      <w:r>
-        <w:t xml:space="preserve"> </w:t>
-      </w:r>
-      <w:r>
-        <w:t xml:space="preserve">tab — the account is currently</w:t>
-      </w:r>
-      <w:r>
-        <w:t xml:space="preserve"> </w:t>
-      </w:r>
-      <w:r>
-        <w:rPr>
-          <w:b/>
-        </w:rPr>
-        <w:t xml:space="preserve">enabled</w:t>
-      </w:r>
-      <w:r>
-        <w:t xml:space="preserve"> </w:t>
-      </w:r>
-      <w:r>
-        <w:t xml:space="preserve">(the checkbox "Account is disabled" is NOT checked)</w:t>
-      </w:r>
-    </w:p>
-    <w:p>
-      <w:pPr>
-        <w:numPr>
-          <w:ilvl w:val="0"/>
-          <w:numId w:val="1011"/>
-        </w:numPr>
-        <w:pStyle w:val="Compact"/>
-      </w:pPr>
-      <w:r>
-        <w:rPr>
-          <w:b/>
-        </w:rPr>
-        <w:t xml:space="preserve">To fix this:</w:t>
-      </w:r>
-      <w:r>
-        <w:t xml:space="preserve"> </w:t>
-      </w:r>
-      <w:r>
-        <w:t xml:space="preserve">Check the box that says</w:t>
-      </w:r>
-      <w:r>
-        <w:t xml:space="preserve"> </w:t>
-      </w:r>
-      <w:r>
-        <w:rPr>
-          <w:b/>
-        </w:rPr>
-        <w:t xml:space="preserve">"Account is disabled"</w:t>
-      </w:r>
-    </w:p>
-    <w:p>
-      <w:pPr>
-        <w:numPr>
-          <w:ilvl w:val="0"/>
-          <w:numId w:val="1011"/>
-        </w:numPr>
-        <w:pStyle w:val="Compact"/>
-      </w:pPr>
-      <w:r>
-        <w:t xml:space="preserve">Click</w:t>
-      </w:r>
-      <w:r>
-        <w:t xml:space="preserve"> </w:t>
-      </w:r>
-      <w:r>
-        <w:rPr>
-          <w:b/>
-        </w:rPr>
-        <w:t xml:space="preserve">OK</w:t>
-      </w:r>
-      <w:r>
-        <w:t xml:space="preserve"> </w:t>
-      </w:r>
-      <w:r>
-        <w:t xml:space="preserve">to save</w:t>
-      </w:r>
-    </w:p>
-    <w:p>
-      <w:pPr>
-        <w:pStyle w:val="FirstParagraph"/>
-      </w:pPr>
-      <w:r>
-        <w:rPr>
-          <w:b/>
-        </w:rPr>
-        <w:t xml:space="preserve">Why This Matters:</w:t>
-      </w:r>
-      <w:r>
-        <w:t xml:space="preserve"> </w:t>
-      </w:r>
-      <w:r>
-        <w:t xml:space="preserve">CMMC AC.L1-3.1.1 requires that system access is limited to authorized users. A terminated employee is no longer authorized.</w:t>
-      </w:r>
-    </w:p>
-    <w:p>
-      <w:pPr>
-        <w:pStyle w:val="BodyText"/>
-      </w:pPr>
-      <w:r>
-        <w:rPr>
-          <w:b/>
-        </w:rPr>
-        <w:t xml:space="preserve">Bonus (Optional):</w:t>
-      </w:r>
-      <w:r>
-        <w:t xml:space="preserve"> </w:t>
-      </w:r>
-      <w:r>
-        <w:t xml:space="preserve">You should also remove the user from the Finance and All-Staff groups:</w:t>
-      </w:r>
-    </w:p>
-    <w:p>
-      <w:pPr>
-        <w:numPr>
-          <w:ilvl w:val="0"/>
-          <w:numId w:val="1012"/>
-        </w:numPr>
-        <w:pStyle w:val="Compact"/>
-      </w:pPr>
-      <w:r>
-        <w:t xml:space="preserve">Go to the</w:t>
-      </w:r>
-      <w:r>
-        <w:t xml:space="preserve"> </w:t>
-      </w:r>
-      <w:r>
-        <w:rPr>
-          <w:b/>
-        </w:rPr>
-        <w:t xml:space="preserve">Member Of</w:t>
-      </w:r>
-      <w:r>
-        <w:t xml:space="preserve"> </w:t>
-      </w:r>
-      <w:r>
-        <w:t xml:space="preserve">tab in the user's properties</w:t>
-      </w:r>
-    </w:p>
-    <w:p>
-      <w:pPr>
-        <w:numPr>
-          <w:ilvl w:val="0"/>
-          <w:numId w:val="1012"/>
-        </w:numPr>
-        <w:pStyle w:val="Compact"/>
-      </w:pPr>
-      <w:r>
-        <w:t xml:space="preserve">Select</w:t>
-      </w:r>
-      <w:r>
-        <w:t xml:space="preserve"> </w:t>
-      </w:r>
-      <w:r>
-        <w:rPr>
-          <w:b/>
-        </w:rPr>
-        <w:t xml:space="preserve">PXX-SG-ACS-Finance</w:t>
-      </w:r>
-      <w:r>
-        <w:t xml:space="preserve"> </w:t>
-      </w:r>
-      <w:r>
-        <w:t xml:space="preserve">and click</w:t>
-      </w:r>
-      <w:r>
-        <w:t xml:space="preserve"> </w:t>
-      </w:r>
-      <w:r>
-        <w:rPr>
-          <w:b/>
-        </w:rPr>
-        <w:t xml:space="preserve">Remove</w:t>
-      </w:r>
-    </w:p>
-    <w:p>
-      <w:pPr>
-        <w:numPr>
-          <w:ilvl w:val="0"/>
-          <w:numId w:val="1012"/>
-        </w:numPr>
-        <w:pStyle w:val="Compact"/>
-      </w:pPr>
-      <w:r>
-        <w:t xml:space="preserve">Select</w:t>
-      </w:r>
-      <w:r>
-        <w:t xml:space="preserve"> </w:t>
-      </w:r>
-      <w:r>
-        <w:rPr>
-          <w:b/>
-        </w:rPr>
-        <w:t xml:space="preserve">PXX-SG-ACS-All-Staff</w:t>
-      </w:r>
-      <w:r>
-        <w:t xml:space="preserve"> </w:t>
-      </w:r>
-      <w:r>
-        <w:t xml:space="preserve">and click</w:t>
-      </w:r>
-      <w:r>
-        <w:t xml:space="preserve"> </w:t>
-      </w:r>
-      <w:r>
-        <w:rPr>
-          <w:b/>
-        </w:rPr>
-        <w:t xml:space="preserve">Remove</w:t>
-      </w:r>
-    </w:p>
-    <w:p>
-      <w:pPr>
-        <w:numPr>
-          <w:ilvl w:val="0"/>
-          <w:numId w:val="1012"/>
         </w:numPr>
         <w:pStyle w:val="Compact"/>
       </w:pPr>
@@ -2608,91 +2650,202 @@
       <w:pPr>
         <w:numPr>
           <w:ilvl w:val="0"/>
+          <w:numId w:val="1012"/>
+        </w:numPr>
+        <w:pStyle w:val="Compact"/>
+      </w:pPr>
+      <w:r>
+        <w:t xml:space="preserve">In ADUC, navigate to:</w:t>
+      </w:r>
+      <w:r>
+        <w:t xml:space="preserve"> </w:t>
+      </w:r>
+      <w:r>
+        <w:rPr>
+          <w:b/>
+        </w:rPr>
+        <w:t xml:space="preserve">acs-p01.local → Students → PodXX → Users → Staff</w:t>
+      </w:r>
+    </w:p>
+    <w:p>
+      <w:pPr>
+        <w:numPr>
+          <w:ilvl w:val="0"/>
+          <w:numId w:val="1012"/>
+        </w:numPr>
+        <w:pStyle w:val="Compact"/>
+      </w:pPr>
+      <w:r>
+        <w:t xml:space="preserve">Find the user</w:t>
+      </w:r>
+      <w:r>
+        <w:t xml:space="preserve"> </w:t>
+      </w:r>
+      <w:r>
+        <w:rPr>
+          <w:b/>
+        </w:rPr>
+        <w:t xml:space="preserve">PXX-hr.user1</w:t>
+      </w:r>
+      <w:r>
+        <w:t xml:space="preserve"> </w:t>
+      </w:r>
+      <w:r>
+        <w:t xml:space="preserve">and double-click to open properties</w:t>
+      </w:r>
+    </w:p>
+    <w:p>
+      <w:pPr>
+        <w:numPr>
+          <w:ilvl w:val="0"/>
+          <w:numId w:val="1012"/>
+        </w:numPr>
+        <w:pStyle w:val="Compact"/>
+      </w:pPr>
+      <w:r>
+        <w:t xml:space="preserve">Notice the</w:t>
+      </w:r>
+      <w:r>
+        <w:t xml:space="preserve"> </w:t>
+      </w:r>
+      <w:r>
+        <w:rPr>
+          <w:b/>
+        </w:rPr>
+        <w:t xml:space="preserve">Description</w:t>
+      </w:r>
+      <w:r>
+        <w:t xml:space="preserve"> </w:t>
+      </w:r>
+      <w:r>
+        <w:t xml:space="preserve">says:</w:t>
+      </w:r>
+      <w:r>
+        <w:t xml:space="preserve"> </w:t>
+      </w:r>
+      <w:r>
+        <w:rPr>
+          <w:i/>
+        </w:rPr>
+        <w:t xml:space="preserve">"L1.2: HR user mistakenly in Finance group"</w:t>
+      </w:r>
+    </w:p>
+    <w:p>
+      <w:pPr>
+        <w:numPr>
+          <w:ilvl w:val="0"/>
+          <w:numId w:val="1012"/>
+        </w:numPr>
+        <w:pStyle w:val="Compact"/>
+      </w:pPr>
+      <w:r>
+        <w:t xml:space="preserve">Click the</w:t>
+      </w:r>
+      <w:r>
+        <w:t xml:space="preserve"> </w:t>
+      </w:r>
+      <w:r>
+        <w:rPr>
+          <w:b/>
+        </w:rPr>
+        <w:t xml:space="preserve">Member Of</w:t>
+      </w:r>
+      <w:r>
+        <w:t xml:space="preserve"> </w:t>
+      </w:r>
+      <w:r>
+        <w:t xml:space="preserve">tab</w:t>
+      </w:r>
+    </w:p>
+    <w:p>
+      <w:pPr>
+        <w:numPr>
+          <w:ilvl w:val="0"/>
+          <w:numId w:val="1012"/>
+        </w:numPr>
+        <w:pStyle w:val="Compact"/>
+      </w:pPr>
+      <w:r>
+        <w:t xml:space="preserve">You should see the user is a member of:</w:t>
+      </w:r>
+    </w:p>
+    <w:p>
+      <w:pPr>
+        <w:numPr>
+          <w:ilvl w:val="1"/>
           <w:numId w:val="1013"/>
         </w:numPr>
         <w:pStyle w:val="Compact"/>
       </w:pPr>
       <w:r>
-        <w:t xml:space="preserve">In ADUC, navigate to:</w:t>
-      </w:r>
-      <w:r>
-        <w:t xml:space="preserve"> </w:t>
-      </w:r>
-      <w:r>
-        <w:rPr>
-          <w:b/>
-        </w:rPr>
-        <w:t xml:space="preserve">acs-p01.local → Students → PodXX → Users → Staff</w:t>
-      </w:r>
-    </w:p>
-    <w:p>
-      <w:pPr>
-        <w:numPr>
-          <w:ilvl w:val="0"/>
+        <w:t xml:space="preserve">PXX-SG-ACS-HR (correct — they work in HR)</w:t>
+      </w:r>
+    </w:p>
+    <w:p>
+      <w:pPr>
+        <w:numPr>
+          <w:ilvl w:val="1"/>
           <w:numId w:val="1013"/>
         </w:numPr>
         <w:pStyle w:val="Compact"/>
       </w:pPr>
       <w:r>
-        <w:t xml:space="preserve">Find the user</w:t>
-      </w:r>
-      <w:r>
-        <w:t xml:space="preserve"> </w:t>
-      </w:r>
-      <w:r>
-        <w:rPr>
-          <w:b/>
-        </w:rPr>
-        <w:t xml:space="preserve">PXX-hr.user1</w:t>
-      </w:r>
-      <w:r>
-        <w:t xml:space="preserve"> </w:t>
-      </w:r>
-      <w:r>
-        <w:t xml:space="preserve">and double-click to open properties</w:t>
-      </w:r>
-    </w:p>
-    <w:p>
-      <w:pPr>
-        <w:numPr>
-          <w:ilvl w:val="0"/>
+        <w:t xml:space="preserve">PXX-SG-ACS-All-Staff (correct — all employees are in this group)</w:t>
+      </w:r>
+    </w:p>
+    <w:p>
+      <w:pPr>
+        <w:numPr>
+          <w:ilvl w:val="1"/>
           <w:numId w:val="1013"/>
         </w:numPr>
         <w:pStyle w:val="Compact"/>
       </w:pPr>
       <w:r>
-        <w:t xml:space="preserve">Notice the</w:t>
-      </w:r>
-      <w:r>
-        <w:t xml:space="preserve"> </w:t>
-      </w:r>
-      <w:r>
-        <w:rPr>
-          <w:b/>
-        </w:rPr>
-        <w:t xml:space="preserve">Description</w:t>
-      </w:r>
-      <w:r>
-        <w:t xml:space="preserve"> </w:t>
-      </w:r>
-      <w:r>
-        <w:t xml:space="preserve">says:</w:t>
-      </w:r>
-      <w:r>
-        <w:t xml:space="preserve"> </w:t>
-      </w:r>
-      <w:r>
-        <w:rPr>
-          <w:i/>
-        </w:rPr>
-        <w:t xml:space="preserve">"L1.2: HR user mistakenly in Finance group"</w:t>
-      </w:r>
-    </w:p>
-    <w:p>
-      <w:pPr>
-        <w:numPr>
-          <w:ilvl w:val="0"/>
-          <w:numId w:val="1013"/>
+        <w:rPr>
+          <w:b/>
+        </w:rPr>
+        <w:t xml:space="preserve">PXX-SG-ACS-Finance</w:t>
+      </w:r>
+      <w:r>
+        <w:t xml:space="preserve"> </w:t>
+      </w:r>
+      <w:r>
+        <w:t xml:space="preserve">(INCORRECT — this is the problem)</w:t>
+      </w:r>
+    </w:p>
+    <w:p>
+      <w:pPr>
+        <w:numPr>
+          <w:ilvl w:val="0"/>
+          <w:numId w:val="1012"/>
+        </w:numPr>
+        <w:pStyle w:val="Compact"/>
+      </w:pPr>
+      <w:r>
+        <w:t xml:space="preserve">Select</w:t>
+      </w:r>
+      <w:r>
+        <w:t xml:space="preserve"> </w:t>
+      </w:r>
+      <w:r>
+        <w:rPr>
+          <w:b/>
+        </w:rPr>
+        <w:t xml:space="preserve">PXX-SG-ACS-Finance</w:t>
+      </w:r>
+      <w:r>
+        <w:t xml:space="preserve"> </w:t>
+      </w:r>
+      <w:r>
+        <w:t xml:space="preserve">in the list</w:t>
+      </w:r>
+    </w:p>
+    <w:p>
+      <w:pPr>
+        <w:numPr>
+          <w:ilvl w:val="0"/>
+          <w:numId w:val="1012"/>
         </w:numPr>
         <w:pStyle w:val="Compact"/>
       </w:pPr>
@@ -2706,117 +2859,6 @@
         <w:rPr>
           <w:b/>
         </w:rPr>
-        <w:t xml:space="preserve">Member Of</w:t>
-      </w:r>
-      <w:r>
-        <w:t xml:space="preserve"> </w:t>
-      </w:r>
-      <w:r>
-        <w:t xml:space="preserve">tab</w:t>
-      </w:r>
-    </w:p>
-    <w:p>
-      <w:pPr>
-        <w:numPr>
-          <w:ilvl w:val="0"/>
-          <w:numId w:val="1013"/>
-        </w:numPr>
-        <w:pStyle w:val="Compact"/>
-      </w:pPr>
-      <w:r>
-        <w:t xml:space="preserve">You should see the user is a member of:</w:t>
-      </w:r>
-    </w:p>
-    <w:p>
-      <w:pPr>
-        <w:numPr>
-          <w:ilvl w:val="1"/>
-          <w:numId w:val="1014"/>
-        </w:numPr>
-        <w:pStyle w:val="Compact"/>
-      </w:pPr>
-      <w:r>
-        <w:t xml:space="preserve">PXX-SG-ACS-HR (correct — they work in HR)</w:t>
-      </w:r>
-    </w:p>
-    <w:p>
-      <w:pPr>
-        <w:numPr>
-          <w:ilvl w:val="1"/>
-          <w:numId w:val="1014"/>
-        </w:numPr>
-        <w:pStyle w:val="Compact"/>
-      </w:pPr>
-      <w:r>
-        <w:t xml:space="preserve">PXX-SG-ACS-All-Staff (correct — all employees are in this group)</w:t>
-      </w:r>
-    </w:p>
-    <w:p>
-      <w:pPr>
-        <w:numPr>
-          <w:ilvl w:val="1"/>
-          <w:numId w:val="1014"/>
-        </w:numPr>
-        <w:pStyle w:val="Compact"/>
-      </w:pPr>
-      <w:r>
-        <w:rPr>
-          <w:b/>
-        </w:rPr>
-        <w:t xml:space="preserve">PXX-SG-ACS-Finance</w:t>
-      </w:r>
-      <w:r>
-        <w:t xml:space="preserve"> </w:t>
-      </w:r>
-      <w:r>
-        <w:t xml:space="preserve">(INCORRECT — this is the problem)</w:t>
-      </w:r>
-    </w:p>
-    <w:p>
-      <w:pPr>
-        <w:numPr>
-          <w:ilvl w:val="0"/>
-          <w:numId w:val="1013"/>
-        </w:numPr>
-        <w:pStyle w:val="Compact"/>
-      </w:pPr>
-      <w:r>
-        <w:t xml:space="preserve">Select</w:t>
-      </w:r>
-      <w:r>
-        <w:t xml:space="preserve"> </w:t>
-      </w:r>
-      <w:r>
-        <w:rPr>
-          <w:b/>
-        </w:rPr>
-        <w:t xml:space="preserve">PXX-SG-ACS-Finance</w:t>
-      </w:r>
-      <w:r>
-        <w:t xml:space="preserve"> </w:t>
-      </w:r>
-      <w:r>
-        <w:t xml:space="preserve">in the list</w:t>
-      </w:r>
-    </w:p>
-    <w:p>
-      <w:pPr>
-        <w:numPr>
-          <w:ilvl w:val="0"/>
-          <w:numId w:val="1013"/>
-        </w:numPr>
-        <w:pStyle w:val="Compact"/>
-      </w:pPr>
-      <w:r>
-        <w:t xml:space="preserve">Click the</w:t>
-      </w:r>
-      <w:r>
-        <w:t xml:space="preserve"> </w:t>
-      </w:r>
-      <w:r>
-        <w:rPr>
-          <w:b/>
-        </w:rPr>
         <w:t xml:space="preserve">Remove</w:t>
       </w:r>
       <w:r>
@@ -2830,7 +2872,7 @@
       <w:pPr>
         <w:numPr>
           <w:ilvl w:val="0"/>
-          <w:numId w:val="1013"/>
+          <w:numId w:val="1012"/>
         </w:numPr>
         <w:pStyle w:val="Compact"/>
       </w:pPr>
@@ -2857,7 +2899,7 @@
       <w:pPr>
         <w:numPr>
           <w:ilvl w:val="0"/>
-          <w:numId w:val="1013"/>
+          <w:numId w:val="1012"/>
         </w:numPr>
         <w:pStyle w:val="Compact"/>
       </w:pPr>
@@ -2972,158 +3014,158 @@
       <w:pPr>
         <w:numPr>
           <w:ilvl w:val="0"/>
+          <w:numId w:val="1014"/>
+        </w:numPr>
+        <w:pStyle w:val="Compact"/>
+      </w:pPr>
+      <w:r>
+        <w:t xml:space="preserve">In ADUC, navigate to:</w:t>
+      </w:r>
+      <w:r>
+        <w:t xml:space="preserve"> </w:t>
+      </w:r>
+      <w:r>
+        <w:rPr>
+          <w:b/>
+        </w:rPr>
+        <w:t xml:space="preserve">acs-p01.local → Students → PodXX → Users → Admins</w:t>
+      </w:r>
+    </w:p>
+    <w:p>
+      <w:pPr>
+        <w:numPr>
+          <w:ilvl w:val="0"/>
+          <w:numId w:val="1014"/>
+        </w:numPr>
+        <w:pStyle w:val="Compact"/>
+      </w:pPr>
+      <w:r>
+        <w:t xml:space="preserve">Find the user</w:t>
+      </w:r>
+      <w:r>
+        <w:t xml:space="preserve"> </w:t>
+      </w:r>
+      <w:r>
+        <w:rPr>
+          <w:b/>
+        </w:rPr>
+        <w:t xml:space="preserve">PXX-it.helpdesk</w:t>
+      </w:r>
+      <w:r>
+        <w:t xml:space="preserve"> </w:t>
+      </w:r>
+      <w:r>
+        <w:t xml:space="preserve">and double-click to open properties</w:t>
+      </w:r>
+    </w:p>
+    <w:p>
+      <w:pPr>
+        <w:numPr>
+          <w:ilvl w:val="0"/>
+          <w:numId w:val="1014"/>
+        </w:numPr>
+        <w:pStyle w:val="Compact"/>
+      </w:pPr>
+      <w:r>
+        <w:t xml:space="preserve">Notice the</w:t>
+      </w:r>
+      <w:r>
+        <w:t xml:space="preserve"> </w:t>
+      </w:r>
+      <w:r>
+        <w:rPr>
+          <w:b/>
+        </w:rPr>
+        <w:t xml:space="preserve">Description</w:t>
+      </w:r>
+      <w:r>
+        <w:t xml:space="preserve"> </w:t>
+      </w:r>
+      <w:r>
+        <w:t xml:space="preserve">says:</w:t>
+      </w:r>
+      <w:r>
+        <w:t xml:space="preserve"> </w:t>
+      </w:r>
+      <w:r>
+        <w:rPr>
+          <w:i/>
+        </w:rPr>
+        <w:t xml:space="preserve">"L1.3: Helpdesk incorrectly given IT-Admins privileges"</w:t>
+      </w:r>
+    </w:p>
+    <w:p>
+      <w:pPr>
+        <w:numPr>
+          <w:ilvl w:val="0"/>
+          <w:numId w:val="1014"/>
+        </w:numPr>
+        <w:pStyle w:val="Compact"/>
+      </w:pPr>
+      <w:r>
+        <w:t xml:space="preserve">Click the</w:t>
+      </w:r>
+      <w:r>
+        <w:t xml:space="preserve"> </w:t>
+      </w:r>
+      <w:r>
+        <w:rPr>
+          <w:b/>
+        </w:rPr>
+        <w:t xml:space="preserve">Member Of</w:t>
+      </w:r>
+      <w:r>
+        <w:t xml:space="preserve"> </w:t>
+      </w:r>
+      <w:r>
+        <w:t xml:space="preserve">tab</w:t>
+      </w:r>
+    </w:p>
+    <w:p>
+      <w:pPr>
+        <w:numPr>
+          <w:ilvl w:val="0"/>
+          <w:numId w:val="1014"/>
+        </w:numPr>
+        <w:pStyle w:val="Compact"/>
+      </w:pPr>
+      <w:r>
+        <w:t xml:space="preserve">You should see the user is a member of:</w:t>
+      </w:r>
+    </w:p>
+    <w:p>
+      <w:pPr>
+        <w:numPr>
+          <w:ilvl w:val="1"/>
           <w:numId w:val="1015"/>
         </w:numPr>
         <w:pStyle w:val="Compact"/>
       </w:pPr>
       <w:r>
-        <w:t xml:space="preserve">In ADUC, navigate to:</w:t>
-      </w:r>
-      <w:r>
-        <w:t xml:space="preserve"> </w:t>
-      </w:r>
-      <w:r>
-        <w:rPr>
-          <w:b/>
-        </w:rPr>
-        <w:t xml:space="preserve">acs-p01.local → Students → PodXX → Users → Admins</w:t>
-      </w:r>
-    </w:p>
-    <w:p>
-      <w:pPr>
-        <w:numPr>
-          <w:ilvl w:val="0"/>
+        <w:t xml:space="preserve">PXX-SG-ACS-IT (correct — they are IT staff)</w:t>
+      </w:r>
+    </w:p>
+    <w:p>
+      <w:pPr>
+        <w:numPr>
+          <w:ilvl w:val="1"/>
           <w:numId w:val="1015"/>
         </w:numPr>
         <w:pStyle w:val="Compact"/>
       </w:pPr>
       <w:r>
-        <w:t xml:space="preserve">Find the user</w:t>
-      </w:r>
-      <w:r>
-        <w:t xml:space="preserve"> </w:t>
-      </w:r>
-      <w:r>
-        <w:rPr>
-          <w:b/>
-        </w:rPr>
-        <w:t xml:space="preserve">PXX-it.helpdesk</w:t>
-      </w:r>
-      <w:r>
-        <w:t xml:space="preserve"> </w:t>
-      </w:r>
-      <w:r>
-        <w:t xml:space="preserve">and double-click to open properties</w:t>
-      </w:r>
-    </w:p>
-    <w:p>
-      <w:pPr>
-        <w:numPr>
-          <w:ilvl w:val="0"/>
+        <w:t xml:space="preserve">PXX-SG-ACS-Helpdesk (correct — they are helpdesk)</w:t>
+      </w:r>
+    </w:p>
+    <w:p>
+      <w:pPr>
+        <w:numPr>
+          <w:ilvl w:val="1"/>
           <w:numId w:val="1015"/>
         </w:numPr>
         <w:pStyle w:val="Compact"/>
       </w:pPr>
       <w:r>
-        <w:t xml:space="preserve">Notice the</w:t>
-      </w:r>
-      <w:r>
-        <w:t xml:space="preserve"> </w:t>
-      </w:r>
-      <w:r>
-        <w:rPr>
-          <w:b/>
-        </w:rPr>
-        <w:t xml:space="preserve">Description</w:t>
-      </w:r>
-      <w:r>
-        <w:t xml:space="preserve"> </w:t>
-      </w:r>
-      <w:r>
-        <w:t xml:space="preserve">says:</w:t>
-      </w:r>
-      <w:r>
-        <w:t xml:space="preserve"> </w:t>
-      </w:r>
-      <w:r>
-        <w:rPr>
-          <w:i/>
-        </w:rPr>
-        <w:t xml:space="preserve">"L1.3: Helpdesk incorrectly given IT-Admins privileges"</w:t>
-      </w:r>
-    </w:p>
-    <w:p>
-      <w:pPr>
-        <w:numPr>
-          <w:ilvl w:val="0"/>
-          <w:numId w:val="1015"/>
-        </w:numPr>
-        <w:pStyle w:val="Compact"/>
-      </w:pPr>
-      <w:r>
-        <w:t xml:space="preserve">Click the</w:t>
-      </w:r>
-      <w:r>
-        <w:t xml:space="preserve"> </w:t>
-      </w:r>
-      <w:r>
-        <w:rPr>
-          <w:b/>
-        </w:rPr>
-        <w:t xml:space="preserve">Member Of</w:t>
-      </w:r>
-      <w:r>
-        <w:t xml:space="preserve"> </w:t>
-      </w:r>
-      <w:r>
-        <w:t xml:space="preserve">tab</w:t>
-      </w:r>
-    </w:p>
-    <w:p>
-      <w:pPr>
-        <w:numPr>
-          <w:ilvl w:val="0"/>
-          <w:numId w:val="1015"/>
-        </w:numPr>
-        <w:pStyle w:val="Compact"/>
-      </w:pPr>
-      <w:r>
-        <w:t xml:space="preserve">You should see the user is a member of:</w:t>
-      </w:r>
-    </w:p>
-    <w:p>
-      <w:pPr>
-        <w:numPr>
-          <w:ilvl w:val="1"/>
-          <w:numId w:val="1016"/>
-        </w:numPr>
-        <w:pStyle w:val="Compact"/>
-      </w:pPr>
-      <w:r>
-        <w:t xml:space="preserve">PXX-SG-ACS-IT (correct — they are IT staff)</w:t>
-      </w:r>
-    </w:p>
-    <w:p>
-      <w:pPr>
-        <w:numPr>
-          <w:ilvl w:val="1"/>
-          <w:numId w:val="1016"/>
-        </w:numPr>
-        <w:pStyle w:val="Compact"/>
-      </w:pPr>
-      <w:r>
-        <w:t xml:space="preserve">PXX-SG-ACS-Helpdesk (correct — they are helpdesk)</w:t>
-      </w:r>
-    </w:p>
-    <w:p>
-      <w:pPr>
-        <w:numPr>
-          <w:ilvl w:val="1"/>
-          <w:numId w:val="1016"/>
-        </w:numPr>
-        <w:pStyle w:val="Compact"/>
-      </w:pPr>
-      <w:r>
         <w:rPr>
           <w:b/>
         </w:rPr>
@@ -3140,7 +3182,7 @@
       <w:pPr>
         <w:numPr>
           <w:ilvl w:val="0"/>
-          <w:numId w:val="1015"/>
+          <w:numId w:val="1014"/>
         </w:numPr>
         <w:pStyle w:val="Compact"/>
       </w:pPr>
@@ -3161,7 +3203,7 @@
       <w:pPr>
         <w:numPr>
           <w:ilvl w:val="0"/>
-          <w:numId w:val="1015"/>
+          <w:numId w:val="1014"/>
         </w:numPr>
         <w:pStyle w:val="Compact"/>
       </w:pPr>
@@ -3182,7 +3224,7 @@
       <w:pPr>
         <w:numPr>
           <w:ilvl w:val="0"/>
-          <w:numId w:val="1015"/>
+          <w:numId w:val="1014"/>
         </w:numPr>
         <w:pStyle w:val="Compact"/>
       </w:pPr>
@@ -3209,7 +3251,7 @@
       <w:pPr>
         <w:numPr>
           <w:ilvl w:val="0"/>
-          <w:numId w:val="1015"/>
+          <w:numId w:val="1014"/>
         </w:numPr>
         <w:pStyle w:val="Compact"/>
       </w:pPr>
@@ -3367,144 +3409,333 @@
       <w:pPr>
         <w:numPr>
           <w:ilvl w:val="0"/>
+          <w:numId w:val="1016"/>
+        </w:numPr>
+        <w:pStyle w:val="Compact"/>
+      </w:pPr>
+      <w:r>
+        <w:t xml:space="preserve">First, verify the approval: Navigate to</w:t>
+      </w:r>
+      <w:r>
+        <w:t xml:space="preserve"> </w:t>
+      </w:r>
+      <w:r>
+        <w:rPr>
+          <w:b/>
+        </w:rPr>
+        <w:t xml:space="preserve">Users → Staff</w:t>
+      </w:r>
+      <w:r>
+        <w:t xml:space="preserve"> </w:t>
+      </w:r>
+      <w:r>
+        <w:t xml:space="preserve">and double-click</w:t>
+      </w:r>
+      <w:r>
+        <w:t xml:space="preserve"> </w:t>
+      </w:r>
+      <w:r>
+        <w:rPr>
+          <w:b/>
+        </w:rPr>
+        <w:t xml:space="preserve">PXX-ceo.acs</w:t>
+      </w:r>
+    </w:p>
+    <w:p>
+      <w:pPr>
+        <w:numPr>
+          <w:ilvl w:val="0"/>
+          <w:numId w:val="1016"/>
+        </w:numPr>
+        <w:pStyle w:val="Compact"/>
+      </w:pPr>
+      <w:r>
+        <w:t xml:space="preserve">Check the</w:t>
+      </w:r>
+      <w:r>
+        <w:t xml:space="preserve"> </w:t>
+      </w:r>
+      <w:r>
+        <w:rPr>
+          <w:b/>
+        </w:rPr>
+        <w:t xml:space="preserve">Description</w:t>
+      </w:r>
+      <w:r>
+        <w:t xml:space="preserve"> </w:t>
+      </w:r>
+      <w:r>
+        <w:t xml:space="preserve">field — it says:</w:t>
+      </w:r>
+      <w:r>
+        <w:t xml:space="preserve"> </w:t>
+      </w:r>
+      <w:r>
+        <w:rPr>
+          <w:i/>
+        </w:rPr>
+        <w:t xml:space="preserve">"L2.1: HR approved new.user1 - account not yet created"</w:t>
+      </w:r>
+    </w:p>
+    <w:p>
+      <w:pPr>
+        <w:numPr>
+          <w:ilvl w:val="0"/>
+          <w:numId w:val="1016"/>
+        </w:numPr>
+        <w:pStyle w:val="Compact"/>
+      </w:pPr>
+      <w:r>
+        <w:t xml:space="preserve">Close the CEO's properties</w:t>
+      </w:r>
+    </w:p>
+    <w:p>
+      <w:pPr>
+        <w:numPr>
+          <w:ilvl w:val="0"/>
+          <w:numId w:val="1016"/>
+        </w:numPr>
+        <w:pStyle w:val="Compact"/>
+      </w:pPr>
+      <w:r>
+        <w:t xml:space="preserve">Now create the new account: Right-click on the</w:t>
+      </w:r>
+      <w:r>
+        <w:t xml:space="preserve"> </w:t>
+      </w:r>
+      <w:r>
+        <w:rPr>
+          <w:b/>
+        </w:rPr>
+        <w:t xml:space="preserve">Staff</w:t>
+      </w:r>
+      <w:r>
+        <w:t xml:space="preserve"> </w:t>
+      </w:r>
+      <w:r>
+        <w:t xml:space="preserve">OU (under Users)</w:t>
+      </w:r>
+    </w:p>
+    <w:p>
+      <w:pPr>
+        <w:numPr>
+          <w:ilvl w:val="0"/>
+          <w:numId w:val="1016"/>
+        </w:numPr>
+        <w:pStyle w:val="Compact"/>
+      </w:pPr>
+      <w:r>
+        <w:t xml:space="preserve">Select</w:t>
+      </w:r>
+      <w:r>
+        <w:t xml:space="preserve"> </w:t>
+      </w:r>
+      <w:r>
+        <w:rPr>
+          <w:b/>
+        </w:rPr>
+        <w:t xml:space="preserve">New → User</w:t>
+      </w:r>
+    </w:p>
+    <w:p>
+      <w:pPr>
+        <w:numPr>
+          <w:ilvl w:val="0"/>
+          <w:numId w:val="1016"/>
+        </w:numPr>
+        <w:pStyle w:val="Compact"/>
+      </w:pPr>
+      <w:r>
+        <w:t xml:space="preserve">Fill in the fields:</w:t>
+      </w:r>
+    </w:p>
+    <w:p>
+      <w:pPr>
+        <w:numPr>
+          <w:ilvl w:val="1"/>
           <w:numId w:val="1017"/>
         </w:numPr>
         <w:pStyle w:val="Compact"/>
       </w:pPr>
       <w:r>
-        <w:t xml:space="preserve">First, verify the approval: Navigate to</w:t>
-      </w:r>
-      <w:r>
-        <w:t xml:space="preserve"> </w:t>
-      </w:r>
-      <w:r>
-        <w:rPr>
-          <w:b/>
-        </w:rPr>
-        <w:t xml:space="preserve">Users → Staff</w:t>
-      </w:r>
-      <w:r>
-        <w:t xml:space="preserve"> </w:t>
-      </w:r>
-      <w:r>
-        <w:t xml:space="preserve">and double-click</w:t>
-      </w:r>
-      <w:r>
-        <w:t xml:space="preserve"> </w:t>
-      </w:r>
-      <w:r>
-        <w:rPr>
-          <w:b/>
-        </w:rPr>
-        <w:t xml:space="preserve">PXX-ceo.acs</w:t>
-      </w:r>
-    </w:p>
-    <w:p>
-      <w:pPr>
-        <w:numPr>
-          <w:ilvl w:val="0"/>
+        <w:rPr>
+          <w:b/>
+        </w:rPr>
+        <w:t xml:space="preserve">First name:</w:t>
+      </w:r>
+      <w:r>
+        <w:t xml:space="preserve"> </w:t>
+      </w:r>
+      <w:r>
+        <w:t xml:space="preserve">New</w:t>
+      </w:r>
+    </w:p>
+    <w:p>
+      <w:pPr>
+        <w:numPr>
+          <w:ilvl w:val="1"/>
           <w:numId w:val="1017"/>
         </w:numPr>
         <w:pStyle w:val="Compact"/>
       </w:pPr>
       <w:r>
-        <w:t xml:space="preserve">Check the</w:t>
-      </w:r>
-      <w:r>
-        <w:t xml:space="preserve"> </w:t>
-      </w:r>
-      <w:r>
-        <w:rPr>
-          <w:b/>
-        </w:rPr>
-        <w:t xml:space="preserve">Description</w:t>
-      </w:r>
-      <w:r>
-        <w:t xml:space="preserve"> </w:t>
-      </w:r>
-      <w:r>
-        <w:t xml:space="preserve">field — it says:</w:t>
-      </w:r>
-      <w:r>
-        <w:t xml:space="preserve"> </w:t>
-      </w:r>
-      <w:r>
-        <w:rPr>
-          <w:i/>
-        </w:rPr>
-        <w:t xml:space="preserve">"L2.1: HR approved new.user1 - account not yet created"</w:t>
-      </w:r>
-    </w:p>
-    <w:p>
-      <w:pPr>
-        <w:numPr>
-          <w:ilvl w:val="0"/>
+        <w:rPr>
+          <w:b/>
+        </w:rPr>
+        <w:t xml:space="preserve">Last name:</w:t>
+      </w:r>
+      <w:r>
+        <w:t xml:space="preserve"> </w:t>
+      </w:r>
+      <w:r>
+        <w:t xml:space="preserve">User1</w:t>
+      </w:r>
+    </w:p>
+    <w:p>
+      <w:pPr>
+        <w:numPr>
+          <w:ilvl w:val="1"/>
           <w:numId w:val="1017"/>
         </w:numPr>
         <w:pStyle w:val="Compact"/>
       </w:pPr>
       <w:r>
-        <w:t xml:space="preserve">Close the CEO's properties</w:t>
-      </w:r>
-    </w:p>
-    <w:p>
-      <w:pPr>
-        <w:numPr>
-          <w:ilvl w:val="0"/>
-          <w:numId w:val="1017"/>
-        </w:numPr>
-        <w:pStyle w:val="Compact"/>
-      </w:pPr>
-      <w:r>
-        <w:t xml:space="preserve">Now create the new account: Right-click on the</w:t>
-      </w:r>
-      <w:r>
-        <w:t xml:space="preserve"> </w:t>
-      </w:r>
-      <w:r>
-        <w:rPr>
-          <w:b/>
-        </w:rPr>
-        <w:t xml:space="preserve">Staff</w:t>
-      </w:r>
-      <w:r>
-        <w:t xml:space="preserve"> </w:t>
-      </w:r>
-      <w:r>
-        <w:t xml:space="preserve">OU (under Users)</w:t>
-      </w:r>
-    </w:p>
-    <w:p>
-      <w:pPr>
-        <w:numPr>
-          <w:ilvl w:val="0"/>
-          <w:numId w:val="1017"/>
-        </w:numPr>
-        <w:pStyle w:val="Compact"/>
-      </w:pPr>
-      <w:r>
-        <w:t xml:space="preserve">Select</w:t>
-      </w:r>
-      <w:r>
-        <w:t xml:space="preserve"> </w:t>
-      </w:r>
-      <w:r>
-        <w:rPr>
-          <w:b/>
-        </w:rPr>
-        <w:t xml:space="preserve">New → User</w:t>
-      </w:r>
-    </w:p>
-    <w:p>
-      <w:pPr>
-        <w:numPr>
-          <w:ilvl w:val="0"/>
-          <w:numId w:val="1017"/>
-        </w:numPr>
-        <w:pStyle w:val="Compact"/>
-      </w:pPr>
-      <w:r>
-        <w:t xml:space="preserve">Fill in the fields:</w:t>
+        <w:rPr>
+          <w:b/>
+        </w:rPr>
+        <w:t xml:space="preserve">User logon name:</w:t>
+      </w:r>
+      <w:r>
+        <w:t xml:space="preserve"> </w:t>
+      </w:r>
+      <w:r>
+        <w:rPr>
+          <w:rStyle w:val="VerbatimChar"/>
+        </w:rPr>
+        <w:t xml:space="preserve">PXX-new.user1</w:t>
+      </w:r>
+      <w:r>
+        <w:t xml:space="preserve"> </w:t>
+      </w:r>
+      <w:r>
+        <w:t xml:space="preserve">(replace PXX with your pod prefix, e.g.,</w:t>
+      </w:r>
+      <w:r>
+        <w:t xml:space="preserve"> </w:t>
+      </w:r>
+      <w:r>
+        <w:rPr>
+          <w:rStyle w:val="VerbatimChar"/>
+        </w:rPr>
+        <w:t xml:space="preserve">P03-new.user1</w:t>
+      </w:r>
+      <w:r>
+        <w:t xml:space="preserve">)</w:t>
+      </w:r>
+    </w:p>
+    <w:p>
+      <w:pPr>
+        <w:numPr>
+          <w:ilvl w:val="0"/>
+          <w:numId w:val="1016"/>
+        </w:numPr>
+        <w:pStyle w:val="Compact"/>
+      </w:pPr>
+      <w:r>
+        <w:t xml:space="preserve">Click</w:t>
+      </w:r>
+      <w:r>
+        <w:t xml:space="preserve"> </w:t>
+      </w:r>
+      <w:r>
+        <w:rPr>
+          <w:b/>
+        </w:rPr>
+        <w:t xml:space="preserve">Next</w:t>
+      </w:r>
+    </w:p>
+    <w:p>
+      <w:pPr>
+        <w:numPr>
+          <w:ilvl w:val="0"/>
+          <w:numId w:val="1016"/>
+        </w:numPr>
+        <w:pStyle w:val="Compact"/>
+      </w:pPr>
+      <w:r>
+        <w:t xml:space="preserve">Enter a password (use the lab password your instructor provided)</w:t>
+      </w:r>
+    </w:p>
+    <w:p>
+      <w:pPr>
+        <w:numPr>
+          <w:ilvl w:val="0"/>
+          <w:numId w:val="1016"/>
+        </w:numPr>
+        <w:pStyle w:val="Compact"/>
+      </w:pPr>
+      <w:r>
+        <w:t xml:space="preserve">Uncheck</w:t>
+      </w:r>
+      <w:r>
+        <w:t xml:space="preserve"> </w:t>
+      </w:r>
+      <w:r>
+        <w:rPr>
+          <w:b/>
+        </w:rPr>
+        <w:t xml:space="preserve">"User must change password at next logon"</w:t>
+      </w:r>
+      <w:r>
+        <w:t xml:space="preserve"> </w:t>
+      </w:r>
+      <w:r>
+        <w:t xml:space="preserve">(for lab purposes)</w:t>
+      </w:r>
+    </w:p>
+    <w:p>
+      <w:pPr>
+        <w:numPr>
+          <w:ilvl w:val="0"/>
+          <w:numId w:val="1016"/>
+        </w:numPr>
+        <w:pStyle w:val="Compact"/>
+      </w:pPr>
+      <w:r>
+        <w:t xml:space="preserve">Click</w:t>
+      </w:r>
+      <w:r>
+        <w:t xml:space="preserve"> </w:t>
+      </w:r>
+      <w:r>
+        <w:rPr>
+          <w:b/>
+        </w:rPr>
+        <w:t xml:space="preserve">Next</w:t>
+      </w:r>
+      <w:r>
+        <w:t xml:space="preserve">, then</w:t>
+      </w:r>
+      <w:r>
+        <w:t xml:space="preserve"> </w:t>
+      </w:r>
+      <w:r>
+        <w:rPr>
+          <w:b/>
+        </w:rPr>
+        <w:t xml:space="preserve">Finish</w:t>
+      </w:r>
+    </w:p>
+    <w:p>
+      <w:pPr>
+        <w:numPr>
+          <w:ilvl w:val="0"/>
+          <w:numId w:val="1016"/>
+        </w:numPr>
+        <w:pStyle w:val="Compact"/>
+      </w:pPr>
+      <w:r>
+        <w:t xml:space="preserve">Now add the user to the appropriate group:</w:t>
       </w:r>
     </w:p>
     <w:p>
@@ -3516,16 +3747,7 @@
         <w:pStyle w:val="Compact"/>
       </w:pPr>
       <w:r>
-        <w:rPr>
-          <w:b/>
-        </w:rPr>
-        <w:t xml:space="preserve">First name:</w:t>
-      </w:r>
-      <w:r>
-        <w:t xml:space="preserve"> </w:t>
-      </w:r>
-      <w:r>
-        <w:t xml:space="preserve">New</w:t>
+        <w:t xml:space="preserve">Double-click the new user you just created</w:t>
       </w:r>
     </w:p>
     <w:p>
@@ -3537,16 +3759,22 @@
         <w:pStyle w:val="Compact"/>
       </w:pPr>
       <w:r>
-        <w:rPr>
-          <w:b/>
-        </w:rPr>
-        <w:t xml:space="preserve">Last name:</w:t>
-      </w:r>
-      <w:r>
-        <w:t xml:space="preserve"> </w:t>
-      </w:r>
-      <w:r>
-        <w:t xml:space="preserve">User1</w:t>
+        <w:t xml:space="preserve">Go to the</w:t>
+      </w:r>
+      <w:r>
+        <w:t xml:space="preserve"> </w:t>
+      </w:r>
+      <w:r>
+        <w:rPr>
+          <w:b/>
+        </w:rPr>
+        <w:t xml:space="preserve">Member Of</w:t>
+      </w:r>
+      <w:r>
+        <w:t xml:space="preserve"> </w:t>
+      </w:r>
+      <w:r>
+        <w:t xml:space="preserve">tab</w:t>
       </w:r>
     </w:p>
     <w:p>
@@ -3558,10 +3786,28 @@
         <w:pStyle w:val="Compact"/>
       </w:pPr>
       <w:r>
-        <w:rPr>
-          <w:b/>
-        </w:rPr>
-        <w:t xml:space="preserve">User logon name:</w:t>
+        <w:t xml:space="preserve">Click</w:t>
+      </w:r>
+      <w:r>
+        <w:t xml:space="preserve"> </w:t>
+      </w:r>
+      <w:r>
+        <w:rPr>
+          <w:b/>
+        </w:rPr>
+        <w:t xml:space="preserve">Add</w:t>
+      </w:r>
+    </w:p>
+    <w:p>
+      <w:pPr>
+        <w:numPr>
+          <w:ilvl w:val="1"/>
+          <w:numId w:val="1018"/>
+        </w:numPr>
+        <w:pStyle w:val="Compact"/>
+      </w:pPr>
+      <w:r>
+        <w:t xml:space="preserve">Type</w:t>
       </w:r>
       <w:r>
         <w:t xml:space="preserve"> </w:t>
@@ -3570,106 +3816,22 @@
         <w:rPr>
           <w:rStyle w:val="VerbatimChar"/>
         </w:rPr>
-        <w:t xml:space="preserve">PXX-new.user1</w:t>
-      </w:r>
-      <w:r>
-        <w:t xml:space="preserve"> </w:t>
-      </w:r>
-      <w:r>
-        <w:t xml:space="preserve">(replace PXX with your pod prefix, e.g.,</w:t>
-      </w:r>
-      <w:r>
-        <w:t xml:space="preserve"> </w:t>
-      </w:r>
-      <w:r>
-        <w:rPr>
-          <w:rStyle w:val="VerbatimChar"/>
-        </w:rPr>
-        <w:t xml:space="preserve">P03-new.user1</w:t>
-      </w:r>
-      <w:r>
-        <w:t xml:space="preserve">)</w:t>
-      </w:r>
-    </w:p>
-    <w:p>
-      <w:pPr>
-        <w:numPr>
-          <w:ilvl w:val="0"/>
-          <w:numId w:val="1017"/>
-        </w:numPr>
-        <w:pStyle w:val="Compact"/>
-      </w:pPr>
-      <w:r>
-        <w:t xml:space="preserve">Click</w:t>
-      </w:r>
-      <w:r>
-        <w:t xml:space="preserve"> </w:t>
-      </w:r>
-      <w:r>
-        <w:rPr>
-          <w:b/>
-        </w:rPr>
-        <w:t xml:space="preserve">Next</w:t>
-      </w:r>
-    </w:p>
-    <w:p>
-      <w:pPr>
-        <w:numPr>
-          <w:ilvl w:val="0"/>
-          <w:numId w:val="1017"/>
-        </w:numPr>
-        <w:pStyle w:val="Compact"/>
-      </w:pPr>
-      <w:r>
-        <w:t xml:space="preserve">Enter a password (use the lab password your instructor provided)</w:t>
-      </w:r>
-    </w:p>
-    <w:p>
-      <w:pPr>
-        <w:numPr>
-          <w:ilvl w:val="0"/>
-          <w:numId w:val="1017"/>
-        </w:numPr>
-        <w:pStyle w:val="Compact"/>
-      </w:pPr>
-      <w:r>
-        <w:t xml:space="preserve">Uncheck</w:t>
-      </w:r>
-      <w:r>
-        <w:t xml:space="preserve"> </w:t>
-      </w:r>
-      <w:r>
-        <w:rPr>
-          <w:b/>
-        </w:rPr>
-        <w:t xml:space="preserve">"User must change password at next logon"</w:t>
-      </w:r>
-      <w:r>
-        <w:t xml:space="preserve"> </w:t>
-      </w:r>
-      <w:r>
-        <w:t xml:space="preserve">(for lab purposes)</w:t>
-      </w:r>
-    </w:p>
-    <w:p>
-      <w:pPr>
-        <w:numPr>
-          <w:ilvl w:val="0"/>
-          <w:numId w:val="1017"/>
-        </w:numPr>
-        <w:pStyle w:val="Compact"/>
-      </w:pPr>
-      <w:r>
-        <w:t xml:space="preserve">Click</w:t>
-      </w:r>
-      <w:r>
-        <w:t xml:space="preserve"> </w:t>
-      </w:r>
-      <w:r>
-        <w:rPr>
-          <w:b/>
-        </w:rPr>
-        <w:t xml:space="preserve">Next</w:t>
+        <w:t xml:space="preserve">PXX-SG-ACS-All-Staff</w:t>
+      </w:r>
+      <w:r>
+        <w:t xml:space="preserve"> </w:t>
+      </w:r>
+      <w:r>
+        <w:t xml:space="preserve">and click</w:t>
+      </w:r>
+      <w:r>
+        <w:t xml:space="preserve"> </w:t>
+      </w:r>
+      <w:r>
+        <w:rPr>
+          <w:b/>
+        </w:rPr>
+        <w:t xml:space="preserve">Check Names</w:t>
       </w:r>
       <w:r>
         <w:t xml:space="preserve">, then</w:t>
@@ -3681,134 +3843,14 @@
         <w:rPr>
           <w:b/>
         </w:rPr>
-        <w:t xml:space="preserve">Finish</w:t>
-      </w:r>
-    </w:p>
-    <w:p>
-      <w:pPr>
-        <w:numPr>
-          <w:ilvl w:val="0"/>
-          <w:numId w:val="1017"/>
-        </w:numPr>
-        <w:pStyle w:val="Compact"/>
-      </w:pPr>
-      <w:r>
-        <w:t xml:space="preserve">Now add the user to the appropriate group:</w:t>
+        <w:t xml:space="preserve">OK</w:t>
       </w:r>
     </w:p>
     <w:p>
       <w:pPr>
         <w:numPr>
           <w:ilvl w:val="1"/>
-          <w:numId w:val="1019"/>
-        </w:numPr>
-        <w:pStyle w:val="Compact"/>
-      </w:pPr>
-      <w:r>
-        <w:t xml:space="preserve">Double-click the new user you just created</w:t>
-      </w:r>
-    </w:p>
-    <w:p>
-      <w:pPr>
-        <w:numPr>
-          <w:ilvl w:val="1"/>
-          <w:numId w:val="1019"/>
-        </w:numPr>
-        <w:pStyle w:val="Compact"/>
-      </w:pPr>
-      <w:r>
-        <w:t xml:space="preserve">Go to the</w:t>
-      </w:r>
-      <w:r>
-        <w:t xml:space="preserve"> </w:t>
-      </w:r>
-      <w:r>
-        <w:rPr>
-          <w:b/>
-        </w:rPr>
-        <w:t xml:space="preserve">Member Of</w:t>
-      </w:r>
-      <w:r>
-        <w:t xml:space="preserve"> </w:t>
-      </w:r>
-      <w:r>
-        <w:t xml:space="preserve">tab</w:t>
-      </w:r>
-    </w:p>
-    <w:p>
-      <w:pPr>
-        <w:numPr>
-          <w:ilvl w:val="1"/>
-          <w:numId w:val="1019"/>
-        </w:numPr>
-        <w:pStyle w:val="Compact"/>
-      </w:pPr>
-      <w:r>
-        <w:t xml:space="preserve">Click</w:t>
-      </w:r>
-      <w:r>
-        <w:t xml:space="preserve"> </w:t>
-      </w:r>
-      <w:r>
-        <w:rPr>
-          <w:b/>
-        </w:rPr>
-        <w:t xml:space="preserve">Add</w:t>
-      </w:r>
-    </w:p>
-    <w:p>
-      <w:pPr>
-        <w:numPr>
-          <w:ilvl w:val="1"/>
-          <w:numId w:val="1019"/>
-        </w:numPr>
-        <w:pStyle w:val="Compact"/>
-      </w:pPr>
-      <w:r>
-        <w:t xml:space="preserve">Type</w:t>
-      </w:r>
-      <w:r>
-        <w:t xml:space="preserve"> </w:t>
-      </w:r>
-      <w:r>
-        <w:rPr>
-          <w:rStyle w:val="VerbatimChar"/>
-        </w:rPr>
-        <w:t xml:space="preserve">PXX-SG-ACS-All-Staff</w:t>
-      </w:r>
-      <w:r>
-        <w:t xml:space="preserve"> </w:t>
-      </w:r>
-      <w:r>
-        <w:t xml:space="preserve">and click</w:t>
-      </w:r>
-      <w:r>
-        <w:t xml:space="preserve"> </w:t>
-      </w:r>
-      <w:r>
-        <w:rPr>
-          <w:b/>
-        </w:rPr>
-        <w:t xml:space="preserve">Check Names</w:t>
-      </w:r>
-      <w:r>
-        <w:t xml:space="preserve">, then</w:t>
-      </w:r>
-      <w:r>
-        <w:t xml:space="preserve"> </w:t>
-      </w:r>
-      <w:r>
-        <w:rPr>
-          <w:b/>
-        </w:rPr>
-        <w:t xml:space="preserve">OK</w:t>
-      </w:r>
-    </w:p>
-    <w:p>
-      <w:pPr>
-        <w:numPr>
-          <w:ilvl w:val="1"/>
-          <w:numId w:val="1019"/>
+          <w:numId w:val="1018"/>
         </w:numPr>
         <w:pStyle w:val="Compact"/>
       </w:pPr>
@@ -3923,193 +3965,193 @@
       <w:pPr>
         <w:numPr>
           <w:ilvl w:val="0"/>
+          <w:numId w:val="1019"/>
+        </w:numPr>
+        <w:pStyle w:val="Compact"/>
+      </w:pPr>
+      <w:r>
+        <w:t xml:space="preserve">In ADUC, navigate to:</w:t>
+      </w:r>
+      <w:r>
+        <w:t xml:space="preserve"> </w:t>
+      </w:r>
+      <w:r>
+        <w:rPr>
+          <w:b/>
+        </w:rPr>
+        <w:t xml:space="preserve">Users → Staff</w:t>
+      </w:r>
+    </w:p>
+    <w:p>
+      <w:pPr>
+        <w:numPr>
+          <w:ilvl w:val="0"/>
+          <w:numId w:val="1019"/>
+        </w:numPr>
+        <w:pStyle w:val="Compact"/>
+      </w:pPr>
+      <w:r>
+        <w:t xml:space="preserve">Find</w:t>
+      </w:r>
+      <w:r>
+        <w:t xml:space="preserve"> </w:t>
+      </w:r>
+      <w:r>
+        <w:rPr>
+          <w:b/>
+        </w:rPr>
+        <w:t xml:space="preserve">PXX-consult.user1</w:t>
+      </w:r>
+      <w:r>
+        <w:t xml:space="preserve"> </w:t>
+      </w:r>
+      <w:r>
+        <w:t xml:space="preserve">and double-click to open properties</w:t>
+      </w:r>
+    </w:p>
+    <w:p>
+      <w:pPr>
+        <w:numPr>
+          <w:ilvl w:val="0"/>
+          <w:numId w:val="1019"/>
+        </w:numPr>
+        <w:pStyle w:val="Compact"/>
+      </w:pPr>
+      <w:r>
+        <w:t xml:space="preserve">Check the</w:t>
+      </w:r>
+      <w:r>
+        <w:t xml:space="preserve"> </w:t>
+      </w:r>
+      <w:r>
+        <w:rPr>
+          <w:b/>
+        </w:rPr>
+        <w:t xml:space="preserve">Description</w:t>
+      </w:r>
+      <w:r>
+        <w:t xml:space="preserve">:</w:t>
+      </w:r>
+      <w:r>
+        <w:t xml:space="preserve"> </w:t>
+      </w:r>
+      <w:r>
+        <w:rPr>
+          <w:i/>
+        </w:rPr>
+        <w:t xml:space="preserve">"L2.2: Mover - old Consulting access not removed after role change"</w:t>
+      </w:r>
+    </w:p>
+    <w:p>
+      <w:pPr>
+        <w:numPr>
+          <w:ilvl w:val="0"/>
+          <w:numId w:val="1019"/>
+        </w:numPr>
+        <w:pStyle w:val="Compact"/>
+      </w:pPr>
+      <w:r>
+        <w:t xml:space="preserve">Click the</w:t>
+      </w:r>
+      <w:r>
+        <w:t xml:space="preserve"> </w:t>
+      </w:r>
+      <w:r>
+        <w:rPr>
+          <w:b/>
+        </w:rPr>
+        <w:t xml:space="preserve">Member Of</w:t>
+      </w:r>
+      <w:r>
+        <w:t xml:space="preserve"> </w:t>
+      </w:r>
+      <w:r>
+        <w:t xml:space="preserve">tab</w:t>
+      </w:r>
+    </w:p>
+    <w:p>
+      <w:pPr>
+        <w:numPr>
+          <w:ilvl w:val="0"/>
+          <w:numId w:val="1019"/>
+        </w:numPr>
+        <w:pStyle w:val="Compact"/>
+      </w:pPr>
+      <w:r>
+        <w:t xml:space="preserve">You should see:</w:t>
+      </w:r>
+    </w:p>
+    <w:p>
+      <w:pPr>
+        <w:numPr>
+          <w:ilvl w:val="1"/>
           <w:numId w:val="1020"/>
         </w:numPr>
         <w:pStyle w:val="Compact"/>
       </w:pPr>
       <w:r>
-        <w:t xml:space="preserve">In ADUC, navigate to:</w:t>
-      </w:r>
-      <w:r>
-        <w:t xml:space="preserve"> </w:t>
-      </w:r>
-      <w:r>
-        <w:rPr>
-          <w:b/>
-        </w:rPr>
-        <w:t xml:space="preserve">Users → Staff</w:t>
-      </w:r>
-    </w:p>
-    <w:p>
-      <w:pPr>
-        <w:numPr>
-          <w:ilvl w:val="0"/>
+        <w:t xml:space="preserve">PXX-SG-ACS-Sales (correct — their new role)</w:t>
+      </w:r>
+    </w:p>
+    <w:p>
+      <w:pPr>
+        <w:numPr>
+          <w:ilvl w:val="1"/>
           <w:numId w:val="1020"/>
         </w:numPr>
         <w:pStyle w:val="Compact"/>
       </w:pPr>
       <w:r>
-        <w:t xml:space="preserve">Find</w:t>
-      </w:r>
-      <w:r>
-        <w:t xml:space="preserve"> </w:t>
-      </w:r>
-      <w:r>
-        <w:rPr>
-          <w:b/>
-        </w:rPr>
-        <w:t xml:space="preserve">PXX-consult.user1</w:t>
-      </w:r>
-      <w:r>
-        <w:t xml:space="preserve"> </w:t>
-      </w:r>
-      <w:r>
-        <w:t xml:space="preserve">and double-click to open properties</w:t>
-      </w:r>
-    </w:p>
-    <w:p>
-      <w:pPr>
-        <w:numPr>
-          <w:ilvl w:val="0"/>
+        <w:rPr>
+          <w:b/>
+        </w:rPr>
+        <w:t xml:space="preserve">PXX-SG-ACS-Consulting</w:t>
+      </w:r>
+      <w:r>
+        <w:t xml:space="preserve"> </w:t>
+      </w:r>
+      <w:r>
+        <w:t xml:space="preserve">(INCORRECT — old role, should be removed)</w:t>
+      </w:r>
+    </w:p>
+    <w:p>
+      <w:pPr>
+        <w:numPr>
+          <w:ilvl w:val="1"/>
           <w:numId w:val="1020"/>
         </w:numPr>
         <w:pStyle w:val="Compact"/>
       </w:pPr>
       <w:r>
-        <w:t xml:space="preserve">Check the</w:t>
-      </w:r>
-      <w:r>
-        <w:t xml:space="preserve"> </w:t>
-      </w:r>
-      <w:r>
-        <w:rPr>
-          <w:b/>
-        </w:rPr>
-        <w:t xml:space="preserve">Description</w:t>
-      </w:r>
-      <w:r>
-        <w:t xml:space="preserve">:</w:t>
-      </w:r>
-      <w:r>
-        <w:t xml:space="preserve"> </w:t>
-      </w:r>
-      <w:r>
-        <w:rPr>
-          <w:i/>
-        </w:rPr>
-        <w:t xml:space="preserve">"L2.2: Mover - old Consulting access not removed after role change"</w:t>
-      </w:r>
-    </w:p>
-    <w:p>
-      <w:pPr>
-        <w:numPr>
-          <w:ilvl w:val="0"/>
-          <w:numId w:val="1020"/>
-        </w:numPr>
-        <w:pStyle w:val="Compact"/>
-      </w:pPr>
-      <w:r>
-        <w:t xml:space="preserve">Click the</w:t>
-      </w:r>
-      <w:r>
-        <w:t xml:space="preserve"> </w:t>
-      </w:r>
-      <w:r>
-        <w:rPr>
-          <w:b/>
-        </w:rPr>
-        <w:t xml:space="preserve">Member Of</w:t>
-      </w:r>
-      <w:r>
-        <w:t xml:space="preserve"> </w:t>
-      </w:r>
-      <w:r>
-        <w:t xml:space="preserve">tab</w:t>
-      </w:r>
-    </w:p>
-    <w:p>
-      <w:pPr>
-        <w:numPr>
-          <w:ilvl w:val="0"/>
-          <w:numId w:val="1020"/>
-        </w:numPr>
-        <w:pStyle w:val="Compact"/>
-      </w:pPr>
-      <w:r>
-        <w:t xml:space="preserve">You should see:</w:t>
-      </w:r>
-    </w:p>
-    <w:p>
-      <w:pPr>
-        <w:numPr>
-          <w:ilvl w:val="1"/>
-          <w:numId w:val="1021"/>
-        </w:numPr>
-        <w:pStyle w:val="Compact"/>
-      </w:pPr>
-      <w:r>
-        <w:t xml:space="preserve">PXX-SG-ACS-Sales (correct — their new role)</w:t>
-      </w:r>
-    </w:p>
-    <w:p>
-      <w:pPr>
-        <w:numPr>
-          <w:ilvl w:val="1"/>
-          <w:numId w:val="1021"/>
-        </w:numPr>
-        <w:pStyle w:val="Compact"/>
-      </w:pPr>
+        <w:t xml:space="preserve">PXX-SG-ACS-All-Staff (correct)</w:t>
+      </w:r>
+    </w:p>
+    <w:p>
+      <w:pPr>
+        <w:numPr>
+          <w:ilvl w:val="0"/>
+          <w:numId w:val="1019"/>
+        </w:numPr>
+        <w:pStyle w:val="Compact"/>
+      </w:pPr>
+      <w:r>
+        <w:t xml:space="preserve">Select</w:t>
+      </w:r>
+      <w:r>
+        <w:t xml:space="preserve"> </w:t>
+      </w:r>
       <w:r>
         <w:rPr>
           <w:b/>
         </w:rPr>
         <w:t xml:space="preserve">PXX-SG-ACS-Consulting</w:t>
       </w:r>
-      <w:r>
-        <w:t xml:space="preserve"> </w:t>
-      </w:r>
-      <w:r>
-        <w:t xml:space="preserve">(INCORRECT — old role, should be removed)</w:t>
-      </w:r>
-    </w:p>
-    <w:p>
-      <w:pPr>
-        <w:numPr>
-          <w:ilvl w:val="1"/>
-          <w:numId w:val="1021"/>
-        </w:numPr>
-        <w:pStyle w:val="Compact"/>
-      </w:pPr>
-      <w:r>
-        <w:t xml:space="preserve">PXX-SG-ACS-All-Staff (correct)</w:t>
-      </w:r>
-    </w:p>
-    <w:p>
-      <w:pPr>
-        <w:numPr>
-          <w:ilvl w:val="0"/>
-          <w:numId w:val="1020"/>
-        </w:numPr>
-        <w:pStyle w:val="Compact"/>
-      </w:pPr>
-      <w:r>
-        <w:t xml:space="preserve">Select</w:t>
-      </w:r>
-      <w:r>
-        <w:t xml:space="preserve"> </w:t>
-      </w:r>
-      <w:r>
-        <w:rPr>
-          <w:b/>
-        </w:rPr>
-        <w:t xml:space="preserve">PXX-SG-ACS-Consulting</w:t>
-      </w:r>
-    </w:p>
-    <w:p>
-      <w:pPr>
-        <w:numPr>
-          <w:ilvl w:val="0"/>
-          <w:numId w:val="1020"/>
+    </w:p>
+    <w:p>
+      <w:pPr>
+        <w:numPr>
+          <w:ilvl w:val="0"/>
+          <w:numId w:val="1019"/>
         </w:numPr>
         <w:pStyle w:val="Compact"/>
       </w:pPr>
@@ -4130,7 +4172,7 @@
       <w:pPr>
         <w:numPr>
           <w:ilvl w:val="0"/>
-          <w:numId w:val="1020"/>
+          <w:numId w:val="1019"/>
         </w:numPr>
         <w:pStyle w:val="Compact"/>
       </w:pPr>
@@ -4157,7 +4199,7 @@
       <w:pPr>
         <w:numPr>
           <w:ilvl w:val="0"/>
-          <w:numId w:val="1020"/>
+          <w:numId w:val="1019"/>
         </w:numPr>
         <w:pStyle w:val="Compact"/>
       </w:pPr>
@@ -4283,21 +4325,194 @@
       <w:pPr>
         <w:numPr>
           <w:ilvl w:val="0"/>
+          <w:numId w:val="1021"/>
+        </w:numPr>
+        <w:pStyle w:val="Compact"/>
+      </w:pPr>
+      <w:r>
+        <w:t xml:space="preserve">Navigate to:</w:t>
+      </w:r>
+      <w:r>
+        <w:t xml:space="preserve"> </w:t>
+      </w:r>
+      <w:r>
+        <w:rPr>
+          <w:b/>
+        </w:rPr>
+        <w:t xml:space="preserve">Users → Staff</w:t>
+      </w:r>
+    </w:p>
+    <w:p>
+      <w:pPr>
+        <w:numPr>
+          <w:ilvl w:val="0"/>
+          <w:numId w:val="1021"/>
+        </w:numPr>
+        <w:pStyle w:val="Compact"/>
+      </w:pPr>
+      <w:r>
+        <w:t xml:space="preserve">Find</w:t>
+      </w:r>
+      <w:r>
+        <w:t xml:space="preserve"> </w:t>
+      </w:r>
+      <w:r>
+        <w:rPr>
+          <w:b/>
+        </w:rPr>
+        <w:t xml:space="preserve">PXX-fin.user1</w:t>
+      </w:r>
+      <w:r>
+        <w:t xml:space="preserve"> </w:t>
+      </w:r>
+      <w:r>
+        <w:t xml:space="preserve">and double-click to open properties</w:t>
+      </w:r>
+    </w:p>
+    <w:p>
+      <w:pPr>
+        <w:numPr>
+          <w:ilvl w:val="0"/>
+          <w:numId w:val="1021"/>
+        </w:numPr>
+        <w:pStyle w:val="Compact"/>
+      </w:pPr>
+      <w:r>
+        <w:t xml:space="preserve">Check the</w:t>
+      </w:r>
+      <w:r>
+        <w:t xml:space="preserve"> </w:t>
+      </w:r>
+      <w:r>
+        <w:rPr>
+          <w:b/>
+        </w:rPr>
+        <w:t xml:space="preserve">Description</w:t>
+      </w:r>
+      <w:r>
+        <w:t xml:space="preserve">:</w:t>
+      </w:r>
+      <w:r>
+        <w:t xml:space="preserve"> </w:t>
+      </w:r>
+      <w:r>
+        <w:rPr>
+          <w:i/>
+        </w:rPr>
+        <w:t xml:space="preserve">"L2.3: Leaver - should be disabled, de-grouped, moved to Terminated OU"</w:t>
+      </w:r>
+    </w:p>
+    <w:p>
+      <w:pPr>
+        <w:numPr>
+          <w:ilvl w:val="0"/>
+          <w:numId w:val="1021"/>
+        </w:numPr>
+        <w:pStyle w:val="Compact"/>
+      </w:pPr>
+      <w:r>
+        <w:t xml:space="preserve">Go to the</w:t>
+      </w:r>
+      <w:r>
+        <w:t xml:space="preserve"> </w:t>
+      </w:r>
+      <w:r>
+        <w:rPr>
+          <w:b/>
+        </w:rPr>
+        <w:t xml:space="preserve">Account</w:t>
+      </w:r>
+      <w:r>
+        <w:t xml:space="preserve"> </w:t>
+      </w:r>
+      <w:r>
+        <w:t xml:space="preserve">tab</w:t>
+      </w:r>
+    </w:p>
+    <w:p>
+      <w:pPr>
+        <w:numPr>
+          <w:ilvl w:val="0"/>
+          <w:numId w:val="1021"/>
+        </w:numPr>
+        <w:pStyle w:val="Compact"/>
+      </w:pPr>
+      <w:r>
+        <w:t xml:space="preserve">Check the box</w:t>
+      </w:r>
+      <w:r>
+        <w:t xml:space="preserve"> </w:t>
+      </w:r>
+      <w:r>
+        <w:rPr>
+          <w:b/>
+        </w:rPr>
+        <w:t xml:space="preserve">"Account is disabled"</w:t>
+      </w:r>
+    </w:p>
+    <w:p>
+      <w:pPr>
+        <w:numPr>
+          <w:ilvl w:val="0"/>
+          <w:numId w:val="1021"/>
+        </w:numPr>
+        <w:pStyle w:val="Compact"/>
+      </w:pPr>
+      <w:r>
+        <w:t xml:space="preserve">Click</w:t>
+      </w:r>
+      <w:r>
+        <w:t xml:space="preserve"> </w:t>
+      </w:r>
+      <w:r>
+        <w:rPr>
+          <w:b/>
+        </w:rPr>
+        <w:t xml:space="preserve">Apply</w:t>
+      </w:r>
+      <w:r>
+        <w:t xml:space="preserve"> </w:t>
+      </w:r>
+      <w:r>
+        <w:t xml:space="preserve">(don't close yet)</w:t>
+      </w:r>
+    </w:p>
+    <w:p>
+      <w:pPr>
+        <w:pStyle w:val="FirstParagraph"/>
+      </w:pPr>
+      <w:r>
+        <w:rPr>
+          <w:b/>
+        </w:rPr>
+        <w:t xml:space="preserve">Step B — Remove all group memberships:</w:t>
+      </w:r>
+    </w:p>
+    <w:p>
+      <w:pPr>
+        <w:numPr>
+          <w:ilvl w:val="0"/>
           <w:numId w:val="1022"/>
         </w:numPr>
         <w:pStyle w:val="Compact"/>
       </w:pPr>
       <w:r>
-        <w:t xml:space="preserve">Navigate to:</w:t>
-      </w:r>
-      <w:r>
-        <w:t xml:space="preserve"> </w:t>
-      </w:r>
-      <w:r>
-        <w:rPr>
-          <w:b/>
-        </w:rPr>
-        <w:t xml:space="preserve">Users → Staff</w:t>
+        <w:t xml:space="preserve">Click the</w:t>
+      </w:r>
+      <w:r>
+        <w:t xml:space="preserve"> </w:t>
+      </w:r>
+      <w:r>
+        <w:rPr>
+          <w:b/>
+        </w:rPr>
+        <w:t xml:space="preserve">Member Of</w:t>
+      </w:r>
+      <w:r>
+        <w:t xml:space="preserve"> </w:t>
+      </w:r>
+      <w:r>
+        <w:t xml:space="preserve">tab</w:t>
       </w:r>
     </w:p>
     <w:p>
@@ -4309,7 +4524,168 @@
         <w:pStyle w:val="Compact"/>
       </w:pPr>
       <w:r>
-        <w:t xml:space="preserve">Find</w:t>
+        <w:t xml:space="preserve">Select</w:t>
+      </w:r>
+      <w:r>
+        <w:t xml:space="preserve"> </w:t>
+      </w:r>
+      <w:r>
+        <w:rPr>
+          <w:b/>
+        </w:rPr>
+        <w:t xml:space="preserve">PXX-SG-ACS-Finance</w:t>
+      </w:r>
+      <w:r>
+        <w:t xml:space="preserve"> </w:t>
+      </w:r>
+      <w:r>
+        <w:t xml:space="preserve">and click</w:t>
+      </w:r>
+      <w:r>
+        <w:t xml:space="preserve"> </w:t>
+      </w:r>
+      <w:r>
+        <w:rPr>
+          <w:b/>
+        </w:rPr>
+        <w:t xml:space="preserve">Remove</w:t>
+      </w:r>
+      <w:r>
+        <w:t xml:space="preserve"> </w:t>
+      </w:r>
+      <w:r>
+        <w:t xml:space="preserve">→</w:t>
+      </w:r>
+      <w:r>
+        <w:t xml:space="preserve"> </w:t>
+      </w:r>
+      <w:r>
+        <w:rPr>
+          <w:b/>
+        </w:rPr>
+        <w:t xml:space="preserve">Yes</w:t>
+      </w:r>
+    </w:p>
+    <w:p>
+      <w:pPr>
+        <w:numPr>
+          <w:ilvl w:val="0"/>
+          <w:numId w:val="1022"/>
+        </w:numPr>
+        <w:pStyle w:val="Compact"/>
+      </w:pPr>
+      <w:r>
+        <w:t xml:space="preserve">Select</w:t>
+      </w:r>
+      <w:r>
+        <w:t xml:space="preserve"> </w:t>
+      </w:r>
+      <w:r>
+        <w:rPr>
+          <w:b/>
+        </w:rPr>
+        <w:t xml:space="preserve">PXX-SG-ACS-All-Staff</w:t>
+      </w:r>
+      <w:r>
+        <w:t xml:space="preserve"> </w:t>
+      </w:r>
+      <w:r>
+        <w:t xml:space="preserve">and click</w:t>
+      </w:r>
+      <w:r>
+        <w:t xml:space="preserve"> </w:t>
+      </w:r>
+      <w:r>
+        <w:rPr>
+          <w:b/>
+        </w:rPr>
+        <w:t xml:space="preserve">Remove</w:t>
+      </w:r>
+      <w:r>
+        <w:t xml:space="preserve"> </w:t>
+      </w:r>
+      <w:r>
+        <w:t xml:space="preserve">→</w:t>
+      </w:r>
+      <w:r>
+        <w:t xml:space="preserve"> </w:t>
+      </w:r>
+      <w:r>
+        <w:rPr>
+          <w:b/>
+        </w:rPr>
+        <w:t xml:space="preserve">Yes</w:t>
+      </w:r>
+    </w:p>
+    <w:p>
+      <w:pPr>
+        <w:numPr>
+          <w:ilvl w:val="0"/>
+          <w:numId w:val="1022"/>
+        </w:numPr>
+        <w:pStyle w:val="Compact"/>
+      </w:pPr>
+      <w:r>
+        <w:t xml:space="preserve">Click</w:t>
+      </w:r>
+      <w:r>
+        <w:t xml:space="preserve"> </w:t>
+      </w:r>
+      <w:r>
+        <w:rPr>
+          <w:b/>
+        </w:rPr>
+        <w:t xml:space="preserve">Apply</w:t>
+      </w:r>
+    </w:p>
+    <w:p>
+      <w:pPr>
+        <w:pStyle w:val="FirstParagraph"/>
+      </w:pPr>
+      <w:r>
+        <w:rPr>
+          <w:b/>
+        </w:rPr>
+        <w:t xml:space="preserve">Step C — Move the account to the Terminated OU:</w:t>
+      </w:r>
+    </w:p>
+    <w:p>
+      <w:pPr>
+        <w:numPr>
+          <w:ilvl w:val="0"/>
+          <w:numId w:val="1023"/>
+        </w:numPr>
+        <w:pStyle w:val="Compact"/>
+      </w:pPr>
+      <w:r>
+        <w:t xml:space="preserve">Click</w:t>
+      </w:r>
+      <w:r>
+        <w:t xml:space="preserve"> </w:t>
+      </w:r>
+      <w:r>
+        <w:rPr>
+          <w:b/>
+        </w:rPr>
+        <w:t xml:space="preserve">OK</w:t>
+      </w:r>
+      <w:r>
+        <w:t xml:space="preserve"> </w:t>
+      </w:r>
+      <w:r>
+        <w:t xml:space="preserve">to close the properties window</w:t>
+      </w:r>
+    </w:p>
+    <w:p>
+      <w:pPr>
+        <w:numPr>
+          <w:ilvl w:val="0"/>
+          <w:numId w:val="1023"/>
+        </w:numPr>
+        <w:pStyle w:val="Compact"/>
+      </w:pPr>
+      <w:r>
+        <w:t xml:space="preserve">Right-click on</w:t>
       </w:r>
       <w:r>
         <w:t xml:space="preserve"> </w:t>
@@ -4324,95 +4700,164 @@
         <w:t xml:space="preserve"> </w:t>
       </w:r>
       <w:r>
-        <w:t xml:space="preserve">and double-click to open properties</w:t>
-      </w:r>
-    </w:p>
-    <w:p>
-      <w:pPr>
-        <w:numPr>
-          <w:ilvl w:val="0"/>
-          <w:numId w:val="1022"/>
-        </w:numPr>
-        <w:pStyle w:val="Compact"/>
-      </w:pPr>
-      <w:r>
-        <w:t xml:space="preserve">Check the</w:t>
-      </w:r>
-      <w:r>
-        <w:t xml:space="preserve"> </w:t>
-      </w:r>
-      <w:r>
-        <w:rPr>
-          <w:b/>
-        </w:rPr>
-        <w:t xml:space="preserve">Description</w:t>
-      </w:r>
-      <w:r>
-        <w:t xml:space="preserve">:</w:t>
-      </w:r>
-      <w:r>
-        <w:t xml:space="preserve"> </w:t>
-      </w:r>
-      <w:r>
-        <w:rPr>
-          <w:i/>
-        </w:rPr>
-        <w:t xml:space="preserve">"L2.3: Leaver - should be disabled, de-grouped, moved to Terminated OU"</w:t>
-      </w:r>
-    </w:p>
-    <w:p>
-      <w:pPr>
-        <w:numPr>
-          <w:ilvl w:val="0"/>
-          <w:numId w:val="1022"/>
-        </w:numPr>
-        <w:pStyle w:val="Compact"/>
-      </w:pPr>
-      <w:r>
-        <w:t xml:space="preserve">Go to the</w:t>
-      </w:r>
-      <w:r>
-        <w:t xml:space="preserve"> </w:t>
-      </w:r>
-      <w:r>
-        <w:rPr>
-          <w:b/>
-        </w:rPr>
-        <w:t xml:space="preserve">Account</w:t>
-      </w:r>
-      <w:r>
-        <w:t xml:space="preserve"> </w:t>
-      </w:r>
-      <w:r>
-        <w:t xml:space="preserve">tab</w:t>
-      </w:r>
-    </w:p>
-    <w:p>
-      <w:pPr>
-        <w:numPr>
-          <w:ilvl w:val="0"/>
-          <w:numId w:val="1022"/>
-        </w:numPr>
-        <w:pStyle w:val="Compact"/>
-      </w:pPr>
-      <w:r>
-        <w:t xml:space="preserve">Check the box</w:t>
-      </w:r>
-      <w:r>
-        <w:t xml:space="preserve"> </w:t>
-      </w:r>
-      <w:r>
-        <w:rPr>
-          <w:b/>
-        </w:rPr>
-        <w:t xml:space="preserve">"Account is disabled"</w:t>
-      </w:r>
-    </w:p>
-    <w:p>
-      <w:pPr>
-        <w:numPr>
-          <w:ilvl w:val="0"/>
-          <w:numId w:val="1022"/>
+        <w:t xml:space="preserve">in the list</w:t>
+      </w:r>
+    </w:p>
+    <w:p>
+      <w:pPr>
+        <w:numPr>
+          <w:ilvl w:val="0"/>
+          <w:numId w:val="1023"/>
+        </w:numPr>
+        <w:pStyle w:val="Compact"/>
+      </w:pPr>
+      <w:r>
+        <w:t xml:space="preserve">Select</w:t>
+      </w:r>
+      <w:r>
+        <w:t xml:space="preserve"> </w:t>
+      </w:r>
+      <w:r>
+        <w:rPr>
+          <w:b/>
+        </w:rPr>
+        <w:t xml:space="preserve">Move...</w:t>
+      </w:r>
+    </w:p>
+    <w:p>
+      <w:pPr>
+        <w:numPr>
+          <w:ilvl w:val="0"/>
+          <w:numId w:val="1023"/>
+        </w:numPr>
+        <w:pStyle w:val="Compact"/>
+      </w:pPr>
+      <w:r>
+        <w:t xml:space="preserve">In the Move dialog, navigate to:</w:t>
+      </w:r>
+      <w:r>
+        <w:t xml:space="preserve"> </w:t>
+      </w:r>
+      <w:r>
+        <w:rPr>
+          <w:b/>
+        </w:rPr>
+        <w:t xml:space="preserve">acs-p01.local → Students → PodXX → Users → Terminated</w:t>
+      </w:r>
+    </w:p>
+    <w:p>
+      <w:pPr>
+        <w:numPr>
+          <w:ilvl w:val="1"/>
+          <w:numId w:val="1024"/>
+        </w:numPr>
+        <w:pStyle w:val="Compact"/>
+      </w:pPr>
+      <w:r>
+        <w:t xml:space="preserve">If the</w:t>
+      </w:r>
+      <w:r>
+        <w:t xml:space="preserve"> </w:t>
+      </w:r>
+      <w:r>
+        <w:rPr>
+          <w:b/>
+        </w:rPr>
+        <w:t xml:space="preserve">Terminated</w:t>
+      </w:r>
+      <w:r>
+        <w:t xml:space="preserve"> </w:t>
+      </w:r>
+      <w:r>
+        <w:t xml:space="preserve">OU already exists, select it</w:t>
+      </w:r>
+    </w:p>
+    <w:p>
+      <w:pPr>
+        <w:numPr>
+          <w:ilvl w:val="1"/>
+          <w:numId w:val="1024"/>
+        </w:numPr>
+        <w:pStyle w:val="Compact"/>
+      </w:pPr>
+      <w:r>
+        <w:t xml:space="preserve">If it does NOT exist, you need to create it first:</w:t>
+      </w:r>
+    </w:p>
+    <w:p>
+      <w:pPr>
+        <w:numPr>
+          <w:ilvl w:val="2"/>
+          <w:numId w:val="1025"/>
+        </w:numPr>
+        <w:pStyle w:val="Compact"/>
+      </w:pPr>
+      <w:r>
+        <w:t xml:space="preserve">Right-click on the</w:t>
+      </w:r>
+      <w:r>
+        <w:t xml:space="preserve"> </w:t>
+      </w:r>
+      <w:r>
+        <w:rPr>
+          <w:b/>
+        </w:rPr>
+        <w:t xml:space="preserve">Users</w:t>
+      </w:r>
+      <w:r>
+        <w:t xml:space="preserve"> </w:t>
+      </w:r>
+      <w:r>
+        <w:t xml:space="preserve">OU (under your PodXX)</w:t>
+      </w:r>
+    </w:p>
+    <w:p>
+      <w:pPr>
+        <w:numPr>
+          <w:ilvl w:val="2"/>
+          <w:numId w:val="1025"/>
+        </w:numPr>
+        <w:pStyle w:val="Compact"/>
+      </w:pPr>
+      <w:r>
+        <w:t xml:space="preserve">Select</w:t>
+      </w:r>
+      <w:r>
+        <w:t xml:space="preserve"> </w:t>
+      </w:r>
+      <w:r>
+        <w:rPr>
+          <w:b/>
+        </w:rPr>
+        <w:t xml:space="preserve">New → Organizational Unit</w:t>
+      </w:r>
+    </w:p>
+    <w:p>
+      <w:pPr>
+        <w:numPr>
+          <w:ilvl w:val="2"/>
+          <w:numId w:val="1025"/>
+        </w:numPr>
+        <w:pStyle w:val="Compact"/>
+      </w:pPr>
+      <w:r>
+        <w:t xml:space="preserve">Name it</w:t>
+      </w:r>
+      <w:r>
+        <w:t xml:space="preserve"> </w:t>
+      </w:r>
+      <w:r>
+        <w:rPr>
+          <w:rStyle w:val="VerbatimChar"/>
+        </w:rPr>
+        <w:t xml:space="preserve">Terminated</w:t>
+      </w:r>
+    </w:p>
+    <w:p>
+      <w:pPr>
+        <w:numPr>
+          <w:ilvl w:val="2"/>
+          <w:numId w:val="1025"/>
         </w:numPr>
         <w:pStyle w:val="Compact"/>
       </w:pPr>
@@ -4426,24 +4871,19 @@
         <w:rPr>
           <w:b/>
         </w:rPr>
-        <w:t xml:space="preserve">Apply</w:t>
-      </w:r>
-      <w:r>
-        <w:t xml:space="preserve"> </w:t>
-      </w:r>
-      <w:r>
-        <w:t xml:space="preserve">(don't close yet)</w:t>
-      </w:r>
-    </w:p>
-    <w:p>
-      <w:pPr>
-        <w:pStyle w:val="FirstParagraph"/>
-      </w:pPr>
-      <w:r>
-        <w:rPr>
-          <w:b/>
-        </w:rPr>
-        <w:t xml:space="preserve">Step B — Remove all group memberships:</w:t>
+        <w:t xml:space="preserve">OK</w:t>
+      </w:r>
+    </w:p>
+    <w:p>
+      <w:pPr>
+        <w:numPr>
+          <w:ilvl w:val="2"/>
+          <w:numId w:val="1025"/>
+        </w:numPr>
+        <w:pStyle w:val="Compact"/>
+      </w:pPr>
+      <w:r>
+        <w:t xml:space="preserve">Then try the Move operation again</w:t>
       </w:r>
     </w:p>
     <w:p>
@@ -4451,404 +4891,6 @@
         <w:numPr>
           <w:ilvl w:val="0"/>
           <w:numId w:val="1023"/>
-        </w:numPr>
-        <w:pStyle w:val="Compact"/>
-      </w:pPr>
-      <w:r>
-        <w:t xml:space="preserve">Click the</w:t>
-      </w:r>
-      <w:r>
-        <w:t xml:space="preserve"> </w:t>
-      </w:r>
-      <w:r>
-        <w:rPr>
-          <w:b/>
-        </w:rPr>
-        <w:t xml:space="preserve">Member Of</w:t>
-      </w:r>
-      <w:r>
-        <w:t xml:space="preserve"> </w:t>
-      </w:r>
-      <w:r>
-        <w:t xml:space="preserve">tab</w:t>
-      </w:r>
-    </w:p>
-    <w:p>
-      <w:pPr>
-        <w:numPr>
-          <w:ilvl w:val="0"/>
-          <w:numId w:val="1023"/>
-        </w:numPr>
-        <w:pStyle w:val="Compact"/>
-      </w:pPr>
-      <w:r>
-        <w:t xml:space="preserve">Select</w:t>
-      </w:r>
-      <w:r>
-        <w:t xml:space="preserve"> </w:t>
-      </w:r>
-      <w:r>
-        <w:rPr>
-          <w:b/>
-        </w:rPr>
-        <w:t xml:space="preserve">PXX-SG-ACS-Finance</w:t>
-      </w:r>
-      <w:r>
-        <w:t xml:space="preserve"> </w:t>
-      </w:r>
-      <w:r>
-        <w:t xml:space="preserve">and click</w:t>
-      </w:r>
-      <w:r>
-        <w:t xml:space="preserve"> </w:t>
-      </w:r>
-      <w:r>
-        <w:rPr>
-          <w:b/>
-        </w:rPr>
-        <w:t xml:space="preserve">Remove</w:t>
-      </w:r>
-      <w:r>
-        <w:t xml:space="preserve"> </w:t>
-      </w:r>
-      <w:r>
-        <w:t xml:space="preserve">→</w:t>
-      </w:r>
-      <w:r>
-        <w:t xml:space="preserve"> </w:t>
-      </w:r>
-      <w:r>
-        <w:rPr>
-          <w:b/>
-        </w:rPr>
-        <w:t xml:space="preserve">Yes</w:t>
-      </w:r>
-    </w:p>
-    <w:p>
-      <w:pPr>
-        <w:numPr>
-          <w:ilvl w:val="0"/>
-          <w:numId w:val="1023"/>
-        </w:numPr>
-        <w:pStyle w:val="Compact"/>
-      </w:pPr>
-      <w:r>
-        <w:t xml:space="preserve">Select</w:t>
-      </w:r>
-      <w:r>
-        <w:t xml:space="preserve"> </w:t>
-      </w:r>
-      <w:r>
-        <w:rPr>
-          <w:b/>
-        </w:rPr>
-        <w:t xml:space="preserve">PXX-SG-ACS-All-Staff</w:t>
-      </w:r>
-      <w:r>
-        <w:t xml:space="preserve"> </w:t>
-      </w:r>
-      <w:r>
-        <w:t xml:space="preserve">and click</w:t>
-      </w:r>
-      <w:r>
-        <w:t xml:space="preserve"> </w:t>
-      </w:r>
-      <w:r>
-        <w:rPr>
-          <w:b/>
-        </w:rPr>
-        <w:t xml:space="preserve">Remove</w:t>
-      </w:r>
-      <w:r>
-        <w:t xml:space="preserve"> </w:t>
-      </w:r>
-      <w:r>
-        <w:t xml:space="preserve">→</w:t>
-      </w:r>
-      <w:r>
-        <w:t xml:space="preserve"> </w:t>
-      </w:r>
-      <w:r>
-        <w:rPr>
-          <w:b/>
-        </w:rPr>
-        <w:t xml:space="preserve">Yes</w:t>
-      </w:r>
-    </w:p>
-    <w:p>
-      <w:pPr>
-        <w:numPr>
-          <w:ilvl w:val="0"/>
-          <w:numId w:val="1023"/>
-        </w:numPr>
-        <w:pStyle w:val="Compact"/>
-      </w:pPr>
-      <w:r>
-        <w:t xml:space="preserve">Click</w:t>
-      </w:r>
-      <w:r>
-        <w:t xml:space="preserve"> </w:t>
-      </w:r>
-      <w:r>
-        <w:rPr>
-          <w:b/>
-        </w:rPr>
-        <w:t xml:space="preserve">Apply</w:t>
-      </w:r>
-    </w:p>
-    <w:p>
-      <w:pPr>
-        <w:pStyle w:val="FirstParagraph"/>
-      </w:pPr>
-      <w:r>
-        <w:rPr>
-          <w:b/>
-        </w:rPr>
-        <w:t xml:space="preserve">Step C — Move the account to the Terminated OU:</w:t>
-      </w:r>
-    </w:p>
-    <w:p>
-      <w:pPr>
-        <w:numPr>
-          <w:ilvl w:val="0"/>
-          <w:numId w:val="1024"/>
-        </w:numPr>
-        <w:pStyle w:val="Compact"/>
-      </w:pPr>
-      <w:r>
-        <w:t xml:space="preserve">Click</w:t>
-      </w:r>
-      <w:r>
-        <w:t xml:space="preserve"> </w:t>
-      </w:r>
-      <w:r>
-        <w:rPr>
-          <w:b/>
-        </w:rPr>
-        <w:t xml:space="preserve">OK</w:t>
-      </w:r>
-      <w:r>
-        <w:t xml:space="preserve"> </w:t>
-      </w:r>
-      <w:r>
-        <w:t xml:space="preserve">to close the properties window</w:t>
-      </w:r>
-    </w:p>
-    <w:p>
-      <w:pPr>
-        <w:numPr>
-          <w:ilvl w:val="0"/>
-          <w:numId w:val="1024"/>
-        </w:numPr>
-        <w:pStyle w:val="Compact"/>
-      </w:pPr>
-      <w:r>
-        <w:t xml:space="preserve">Right-click on</w:t>
-      </w:r>
-      <w:r>
-        <w:t xml:space="preserve"> </w:t>
-      </w:r>
-      <w:r>
-        <w:rPr>
-          <w:b/>
-        </w:rPr>
-        <w:t xml:space="preserve">PXX-fin.user1</w:t>
-      </w:r>
-      <w:r>
-        <w:t xml:space="preserve"> </w:t>
-      </w:r>
-      <w:r>
-        <w:t xml:space="preserve">in the list</w:t>
-      </w:r>
-    </w:p>
-    <w:p>
-      <w:pPr>
-        <w:numPr>
-          <w:ilvl w:val="0"/>
-          <w:numId w:val="1024"/>
-        </w:numPr>
-        <w:pStyle w:val="Compact"/>
-      </w:pPr>
-      <w:r>
-        <w:t xml:space="preserve">Select</w:t>
-      </w:r>
-      <w:r>
-        <w:t xml:space="preserve"> </w:t>
-      </w:r>
-      <w:r>
-        <w:rPr>
-          <w:b/>
-        </w:rPr>
-        <w:t xml:space="preserve">Move...</w:t>
-      </w:r>
-    </w:p>
-    <w:p>
-      <w:pPr>
-        <w:numPr>
-          <w:ilvl w:val="0"/>
-          <w:numId w:val="1024"/>
-        </w:numPr>
-        <w:pStyle w:val="Compact"/>
-      </w:pPr>
-      <w:r>
-        <w:t xml:space="preserve">In the Move dialog, navigate to:</w:t>
-      </w:r>
-      <w:r>
-        <w:t xml:space="preserve"> </w:t>
-      </w:r>
-      <w:r>
-        <w:rPr>
-          <w:b/>
-        </w:rPr>
-        <w:t xml:space="preserve">acs-p01.local → Students → PodXX → Users → Terminated</w:t>
-      </w:r>
-    </w:p>
-    <w:p>
-      <w:pPr>
-        <w:numPr>
-          <w:ilvl w:val="1"/>
-          <w:numId w:val="1025"/>
-        </w:numPr>
-        <w:pStyle w:val="Compact"/>
-      </w:pPr>
-      <w:r>
-        <w:t xml:space="preserve">If the</w:t>
-      </w:r>
-      <w:r>
-        <w:t xml:space="preserve"> </w:t>
-      </w:r>
-      <w:r>
-        <w:rPr>
-          <w:b/>
-        </w:rPr>
-        <w:t xml:space="preserve">Terminated</w:t>
-      </w:r>
-      <w:r>
-        <w:t xml:space="preserve"> </w:t>
-      </w:r>
-      <w:r>
-        <w:t xml:space="preserve">OU already exists, select it</w:t>
-      </w:r>
-    </w:p>
-    <w:p>
-      <w:pPr>
-        <w:numPr>
-          <w:ilvl w:val="1"/>
-          <w:numId w:val="1025"/>
-        </w:numPr>
-        <w:pStyle w:val="Compact"/>
-      </w:pPr>
-      <w:r>
-        <w:t xml:space="preserve">If it does NOT exist, you need to create it first:</w:t>
-      </w:r>
-    </w:p>
-    <w:p>
-      <w:pPr>
-        <w:numPr>
-          <w:ilvl w:val="2"/>
-          <w:numId w:val="1026"/>
-        </w:numPr>
-        <w:pStyle w:val="Compact"/>
-      </w:pPr>
-      <w:r>
-        <w:t xml:space="preserve">Right-click on the</w:t>
-      </w:r>
-      <w:r>
-        <w:t xml:space="preserve"> </w:t>
-      </w:r>
-      <w:r>
-        <w:rPr>
-          <w:b/>
-        </w:rPr>
-        <w:t xml:space="preserve">Users</w:t>
-      </w:r>
-      <w:r>
-        <w:t xml:space="preserve"> </w:t>
-      </w:r>
-      <w:r>
-        <w:t xml:space="preserve">OU (under your PodXX)</w:t>
-      </w:r>
-    </w:p>
-    <w:p>
-      <w:pPr>
-        <w:numPr>
-          <w:ilvl w:val="2"/>
-          <w:numId w:val="1026"/>
-        </w:numPr>
-        <w:pStyle w:val="Compact"/>
-      </w:pPr>
-      <w:r>
-        <w:t xml:space="preserve">Select</w:t>
-      </w:r>
-      <w:r>
-        <w:t xml:space="preserve"> </w:t>
-      </w:r>
-      <w:r>
-        <w:rPr>
-          <w:b/>
-        </w:rPr>
-        <w:t xml:space="preserve">New → Organizational Unit</w:t>
-      </w:r>
-    </w:p>
-    <w:p>
-      <w:pPr>
-        <w:numPr>
-          <w:ilvl w:val="2"/>
-          <w:numId w:val="1026"/>
-        </w:numPr>
-        <w:pStyle w:val="Compact"/>
-      </w:pPr>
-      <w:r>
-        <w:t xml:space="preserve">Name it</w:t>
-      </w:r>
-      <w:r>
-        <w:t xml:space="preserve"> </w:t>
-      </w:r>
-      <w:r>
-        <w:rPr>
-          <w:rStyle w:val="VerbatimChar"/>
-        </w:rPr>
-        <w:t xml:space="preserve">Terminated</w:t>
-      </w:r>
-    </w:p>
-    <w:p>
-      <w:pPr>
-        <w:numPr>
-          <w:ilvl w:val="2"/>
-          <w:numId w:val="1026"/>
-        </w:numPr>
-        <w:pStyle w:val="Compact"/>
-      </w:pPr>
-      <w:r>
-        <w:t xml:space="preserve">Click</w:t>
-      </w:r>
-      <w:r>
-        <w:t xml:space="preserve"> </w:t>
-      </w:r>
-      <w:r>
-        <w:rPr>
-          <w:b/>
-        </w:rPr>
-        <w:t xml:space="preserve">OK</w:t>
-      </w:r>
-    </w:p>
-    <w:p>
-      <w:pPr>
-        <w:numPr>
-          <w:ilvl w:val="2"/>
-          <w:numId w:val="1026"/>
-        </w:numPr>
-        <w:pStyle w:val="Compact"/>
-      </w:pPr>
-      <w:r>
-        <w:t xml:space="preserve">Then try the Move operation again</w:t>
-      </w:r>
-    </w:p>
-    <w:p>
-      <w:pPr>
-        <w:numPr>
-          <w:ilvl w:val="0"/>
-          <w:numId w:val="1024"/>
         </w:numPr>
         <w:pStyle w:val="Compact"/>
       </w:pPr>
@@ -5018,7 +5060,7 @@
       <w:pPr>
         <w:numPr>
           <w:ilvl w:val="0"/>
-          <w:numId w:val="1027"/>
+          <w:numId w:val="1026"/>
         </w:numPr>
         <w:pStyle w:val="Compact"/>
       </w:pPr>
@@ -5039,7 +5081,7 @@
       <w:pPr>
         <w:numPr>
           <w:ilvl w:val="0"/>
-          <w:numId w:val="1027"/>
+          <w:numId w:val="1026"/>
         </w:numPr>
         <w:pStyle w:val="Compact"/>
       </w:pPr>
@@ -5066,7 +5108,7 @@
       <w:pPr>
         <w:numPr>
           <w:ilvl w:val="0"/>
-          <w:numId w:val="1027"/>
+          <w:numId w:val="1026"/>
         </w:numPr>
         <w:pStyle w:val="Compact"/>
       </w:pPr>
@@ -5087,7 +5129,7 @@
       <w:pPr>
         <w:numPr>
           <w:ilvl w:val="0"/>
-          <w:numId w:val="1027"/>
+          <w:numId w:val="1026"/>
         </w:numPr>
         <w:pStyle w:val="Compact"/>
       </w:pPr>
@@ -5108,7 +5150,7 @@
       <w:pPr>
         <w:numPr>
           <w:ilvl w:val="0"/>
-          <w:numId w:val="1027"/>
+          <w:numId w:val="1026"/>
         </w:numPr>
         <w:pStyle w:val="Compact"/>
       </w:pPr>
@@ -5129,7 +5171,7 @@
       <w:pPr>
         <w:numPr>
           <w:ilvl w:val="0"/>
-          <w:numId w:val="1027"/>
+          <w:numId w:val="1026"/>
         </w:numPr>
         <w:pStyle w:val="Compact"/>
       </w:pPr>
@@ -5150,7 +5192,7 @@
       <w:pPr>
         <w:numPr>
           <w:ilvl w:val="0"/>
-          <w:numId w:val="1027"/>
+          <w:numId w:val="1026"/>
         </w:numPr>
         <w:pStyle w:val="Compact"/>
       </w:pPr>
@@ -5348,110 +5390,110 @@
       <w:pPr>
         <w:numPr>
           <w:ilvl w:val="0"/>
+          <w:numId w:val="1027"/>
+        </w:numPr>
+        <w:pStyle w:val="Compact"/>
+      </w:pPr>
+      <w:r>
+        <w:t xml:space="preserve">In ADUC, navigate to:</w:t>
+      </w:r>
+      <w:r>
+        <w:t xml:space="preserve"> </w:t>
+      </w:r>
+      <w:r>
+        <w:rPr>
+          <w:b/>
+        </w:rPr>
+        <w:t xml:space="preserve">acs-p01.local → Students → PodXX → Groups → Security</w:t>
+      </w:r>
+    </w:p>
+    <w:p>
+      <w:pPr>
+        <w:numPr>
+          <w:ilvl w:val="0"/>
+          <w:numId w:val="1027"/>
+        </w:numPr>
+        <w:pStyle w:val="Compact"/>
+      </w:pPr>
+      <w:r>
+        <w:t xml:space="preserve">Find</w:t>
+      </w:r>
+      <w:r>
+        <w:t xml:space="preserve"> </w:t>
+      </w:r>
+      <w:r>
+        <w:rPr>
+          <w:b/>
+        </w:rPr>
+        <w:t xml:space="preserve">PXX-SG-ACS-IT-Admins</w:t>
+      </w:r>
+      <w:r>
+        <w:t xml:space="preserve"> </w:t>
+      </w:r>
+      <w:r>
+        <w:t xml:space="preserve">and double-click to open properties</w:t>
+      </w:r>
+    </w:p>
+    <w:p>
+      <w:pPr>
+        <w:numPr>
+          <w:ilvl w:val="0"/>
+          <w:numId w:val="1027"/>
+        </w:numPr>
+        <w:pStyle w:val="Compact"/>
+      </w:pPr>
+      <w:r>
+        <w:t xml:space="preserve">Click the</w:t>
+      </w:r>
+      <w:r>
+        <w:t xml:space="preserve"> </w:t>
+      </w:r>
+      <w:r>
+        <w:rPr>
+          <w:b/>
+        </w:rPr>
+        <w:t xml:space="preserve">Members</w:t>
+      </w:r>
+      <w:r>
+        <w:t xml:space="preserve"> </w:t>
+      </w:r>
+      <w:r>
+        <w:t xml:space="preserve">tab</w:t>
+      </w:r>
+    </w:p>
+    <w:p>
+      <w:pPr>
+        <w:numPr>
+          <w:ilvl w:val="0"/>
+          <w:numId w:val="1027"/>
+        </w:numPr>
+        <w:pStyle w:val="Compact"/>
+      </w:pPr>
+      <w:r>
+        <w:t xml:space="preserve">You should see:</w:t>
+      </w:r>
+    </w:p>
+    <w:p>
+      <w:pPr>
+        <w:numPr>
+          <w:ilvl w:val="1"/>
           <w:numId w:val="1028"/>
         </w:numPr>
         <w:pStyle w:val="Compact"/>
       </w:pPr>
       <w:r>
-        <w:t xml:space="preserve">In ADUC, navigate to:</w:t>
-      </w:r>
-      <w:r>
-        <w:t xml:space="preserve"> </w:t>
-      </w:r>
-      <w:r>
-        <w:rPr>
-          <w:b/>
-        </w:rPr>
-        <w:t xml:space="preserve">acs-p01.local → Students → PodXX → Groups → Security</w:t>
-      </w:r>
-    </w:p>
-    <w:p>
-      <w:pPr>
-        <w:numPr>
-          <w:ilvl w:val="0"/>
+        <w:t xml:space="preserve">PXX-it.admin (correct — IT admin should be here)</w:t>
+      </w:r>
+    </w:p>
+    <w:p>
+      <w:pPr>
+        <w:numPr>
+          <w:ilvl w:val="1"/>
           <w:numId w:val="1028"/>
         </w:numPr>
         <w:pStyle w:val="Compact"/>
       </w:pPr>
       <w:r>
-        <w:t xml:space="preserve">Find</w:t>
-      </w:r>
-      <w:r>
-        <w:t xml:space="preserve"> </w:t>
-      </w:r>
-      <w:r>
-        <w:rPr>
-          <w:b/>
-        </w:rPr>
-        <w:t xml:space="preserve">PXX-SG-ACS-IT-Admins</w:t>
-      </w:r>
-      <w:r>
-        <w:t xml:space="preserve"> </w:t>
-      </w:r>
-      <w:r>
-        <w:t xml:space="preserve">and double-click to open properties</w:t>
-      </w:r>
-    </w:p>
-    <w:p>
-      <w:pPr>
-        <w:numPr>
-          <w:ilvl w:val="0"/>
-          <w:numId w:val="1028"/>
-        </w:numPr>
-        <w:pStyle w:val="Compact"/>
-      </w:pPr>
-      <w:r>
-        <w:t xml:space="preserve">Click the</w:t>
-      </w:r>
-      <w:r>
-        <w:t xml:space="preserve"> </w:t>
-      </w:r>
-      <w:r>
-        <w:rPr>
-          <w:b/>
-        </w:rPr>
-        <w:t xml:space="preserve">Members</w:t>
-      </w:r>
-      <w:r>
-        <w:t xml:space="preserve"> </w:t>
-      </w:r>
-      <w:r>
-        <w:t xml:space="preserve">tab</w:t>
-      </w:r>
-    </w:p>
-    <w:p>
-      <w:pPr>
-        <w:numPr>
-          <w:ilvl w:val="0"/>
-          <w:numId w:val="1028"/>
-        </w:numPr>
-        <w:pStyle w:val="Compact"/>
-      </w:pPr>
-      <w:r>
-        <w:t xml:space="preserve">You should see:</w:t>
-      </w:r>
-    </w:p>
-    <w:p>
-      <w:pPr>
-        <w:numPr>
-          <w:ilvl w:val="1"/>
-          <w:numId w:val="1029"/>
-        </w:numPr>
-        <w:pStyle w:val="Compact"/>
-      </w:pPr>
-      <w:r>
-        <w:t xml:space="preserve">PXX-it.admin (correct — IT admin should be here)</w:t>
-      </w:r>
-    </w:p>
-    <w:p>
-      <w:pPr>
-        <w:numPr>
-          <w:ilvl w:val="1"/>
-          <w:numId w:val="1029"/>
-        </w:numPr>
-        <w:pStyle w:val="Compact"/>
-      </w:pPr>
-      <w:r>
         <w:rPr>
           <w:b/>
         </w:rPr>
@@ -5468,7 +5510,7 @@
       <w:pPr>
         <w:numPr>
           <w:ilvl w:val="0"/>
-          <w:numId w:val="1028"/>
+          <w:numId w:val="1027"/>
         </w:numPr>
         <w:pStyle w:val="Compact"/>
       </w:pPr>
@@ -5489,7 +5531,7 @@
       <w:pPr>
         <w:numPr>
           <w:ilvl w:val="0"/>
-          <w:numId w:val="1028"/>
+          <w:numId w:val="1027"/>
         </w:numPr>
         <w:pStyle w:val="Compact"/>
       </w:pPr>
@@ -5510,7 +5552,7 @@
       <w:pPr>
         <w:numPr>
           <w:ilvl w:val="0"/>
-          <w:numId w:val="1028"/>
+          <w:numId w:val="1027"/>
         </w:numPr>
         <w:pStyle w:val="Compact"/>
       </w:pPr>
@@ -5537,7 +5579,7 @@
       <w:pPr>
         <w:numPr>
           <w:ilvl w:val="0"/>
-          <w:numId w:val="1028"/>
+          <w:numId w:val="1027"/>
         </w:numPr>
         <w:pStyle w:val="Compact"/>
       </w:pPr>
@@ -5652,21 +5694,296 @@
       <w:pPr>
         <w:numPr>
           <w:ilvl w:val="0"/>
+          <w:numId w:val="1029"/>
+        </w:numPr>
+        <w:pStyle w:val="Compact"/>
+      </w:pPr>
+      <w:r>
+        <w:t xml:space="preserve">In ADUC, navigate to:</w:t>
+      </w:r>
+      <w:r>
+        <w:t xml:space="preserve"> </w:t>
+      </w:r>
+      <w:r>
+        <w:rPr>
+          <w:b/>
+        </w:rPr>
+        <w:t xml:space="preserve">acs-p01.local → Students → PodXX → Users → Staff</w:t>
+      </w:r>
+    </w:p>
+    <w:p>
+      <w:pPr>
+        <w:numPr>
+          <w:ilvl w:val="0"/>
+          <w:numId w:val="1029"/>
+        </w:numPr>
+        <w:pStyle w:val="Compact"/>
+      </w:pPr>
+      <w:r>
+        <w:t xml:space="preserve">Right-click on the</w:t>
+      </w:r>
+      <w:r>
+        <w:t xml:space="preserve"> </w:t>
+      </w:r>
+      <w:r>
+        <w:rPr>
+          <w:b/>
+        </w:rPr>
+        <w:t xml:space="preserve">Staff</w:t>
+      </w:r>
+      <w:r>
+        <w:t xml:space="preserve"> </w:t>
+      </w:r>
+      <w:r>
+        <w:t xml:space="preserve">OU</w:t>
+      </w:r>
+    </w:p>
+    <w:p>
+      <w:pPr>
+        <w:numPr>
+          <w:ilvl w:val="0"/>
+          <w:numId w:val="1029"/>
+        </w:numPr>
+        <w:pStyle w:val="Compact"/>
+      </w:pPr>
+      <w:r>
+        <w:t xml:space="preserve">Select</w:t>
+      </w:r>
+      <w:r>
+        <w:t xml:space="preserve"> </w:t>
+      </w:r>
+      <w:r>
+        <w:rPr>
+          <w:b/>
+        </w:rPr>
+        <w:t xml:space="preserve">Delegate Control...</w:t>
+      </w:r>
+    </w:p>
+    <w:p>
+      <w:pPr>
+        <w:numPr>
+          <w:ilvl w:val="0"/>
+          <w:numId w:val="1029"/>
+        </w:numPr>
+        <w:pStyle w:val="Compact"/>
+      </w:pPr>
+      <w:r>
+        <w:t xml:space="preserve">The Delegation of Control Wizard will open — click</w:t>
+      </w:r>
+      <w:r>
+        <w:t xml:space="preserve"> </w:t>
+      </w:r>
+      <w:r>
+        <w:rPr>
+          <w:b/>
+        </w:rPr>
+        <w:t xml:space="preserve">Next</w:t>
+      </w:r>
+    </w:p>
+    <w:p>
+      <w:pPr>
+        <w:numPr>
+          <w:ilvl w:val="0"/>
+          <w:numId w:val="1029"/>
+        </w:numPr>
+        <w:pStyle w:val="Compact"/>
+      </w:pPr>
+      <w:r>
+        <w:t xml:space="preserve">Click</w:t>
+      </w:r>
+      <w:r>
+        <w:t xml:space="preserve"> </w:t>
+      </w:r>
+      <w:r>
+        <w:rPr>
+          <w:b/>
+        </w:rPr>
+        <w:t xml:space="preserve">Add</w:t>
+      </w:r>
+      <w:r>
+        <w:t xml:space="preserve"> </w:t>
+      </w:r>
+      <w:r>
+        <w:t xml:space="preserve">to select who to delegate to</w:t>
+      </w:r>
+    </w:p>
+    <w:p>
+      <w:pPr>
+        <w:numPr>
+          <w:ilvl w:val="0"/>
+          <w:numId w:val="1029"/>
+        </w:numPr>
+        <w:pStyle w:val="Compact"/>
+      </w:pPr>
+      <w:r>
+        <w:t xml:space="preserve">Type</w:t>
+      </w:r>
+      <w:r>
+        <w:t xml:space="preserve"> </w:t>
+      </w:r>
+      <w:r>
+        <w:rPr>
+          <w:rStyle w:val="VerbatimChar"/>
+        </w:rPr>
+        <w:t xml:space="preserve">PXX-it.helpdesk</w:t>
+      </w:r>
+      <w:r>
+        <w:t xml:space="preserve"> </w:t>
+      </w:r>
+      <w:r>
+        <w:t xml:space="preserve">(e.g.,</w:t>
+      </w:r>
+      <w:r>
+        <w:t xml:space="preserve"> </w:t>
+      </w:r>
+      <w:r>
+        <w:rPr>
+          <w:rStyle w:val="VerbatimChar"/>
+        </w:rPr>
+        <w:t xml:space="preserve">P03-it.helpdesk</w:t>
+      </w:r>
+      <w:r>
+        <w:t xml:space="preserve">) and click</w:t>
+      </w:r>
+      <w:r>
+        <w:t xml:space="preserve"> </w:t>
+      </w:r>
+      <w:r>
+        <w:rPr>
+          <w:b/>
+        </w:rPr>
+        <w:t xml:space="preserve">Check Names</w:t>
+      </w:r>
+    </w:p>
+    <w:p>
+      <w:pPr>
+        <w:numPr>
+          <w:ilvl w:val="0"/>
+          <w:numId w:val="1029"/>
+        </w:numPr>
+        <w:pStyle w:val="Compact"/>
+      </w:pPr>
+      <w:r>
+        <w:t xml:space="preserve">Click</w:t>
+      </w:r>
+      <w:r>
+        <w:t xml:space="preserve"> </w:t>
+      </w:r>
+      <w:r>
+        <w:rPr>
+          <w:b/>
+        </w:rPr>
+        <w:t xml:space="preserve">OK</w:t>
+      </w:r>
+      <w:r>
+        <w:t xml:space="preserve">, then</w:t>
+      </w:r>
+      <w:r>
+        <w:t xml:space="preserve"> </w:t>
+      </w:r>
+      <w:r>
+        <w:rPr>
+          <w:b/>
+        </w:rPr>
+        <w:t xml:space="preserve">Next</w:t>
+      </w:r>
+    </w:p>
+    <w:p>
+      <w:pPr>
+        <w:numPr>
+          <w:ilvl w:val="0"/>
+          <w:numId w:val="1029"/>
+        </w:numPr>
+        <w:pStyle w:val="Compact"/>
+      </w:pPr>
+      <w:r>
+        <w:t xml:space="preserve">In the tasks list, check the box for</w:t>
+      </w:r>
+      <w:r>
+        <w:t xml:space="preserve"> </w:t>
+      </w:r>
+      <w:r>
+        <w:rPr>
+          <w:b/>
+        </w:rPr>
+        <w:t xml:space="preserve">"Reset user passwords and force password change at next logon"</w:t>
+      </w:r>
+    </w:p>
+    <w:p>
+      <w:pPr>
+        <w:numPr>
+          <w:ilvl w:val="0"/>
+          <w:numId w:val="1029"/>
+        </w:numPr>
+        <w:pStyle w:val="Compact"/>
+      </w:pPr>
+      <w:r>
+        <w:t xml:space="preserve">Click</w:t>
+      </w:r>
+      <w:r>
+        <w:t xml:space="preserve"> </w:t>
+      </w:r>
+      <w:r>
+        <w:rPr>
+          <w:b/>
+        </w:rPr>
+        <w:t xml:space="preserve">Next</w:t>
+      </w:r>
+      <w:r>
+        <w:t xml:space="preserve">, then</w:t>
+      </w:r>
+      <w:r>
+        <w:t xml:space="preserve"> </w:t>
+      </w:r>
+      <w:r>
+        <w:rPr>
+          <w:b/>
+        </w:rPr>
+        <w:t xml:space="preserve">Finish</w:t>
+      </w:r>
+    </w:p>
+    <w:p>
+      <w:pPr>
+        <w:pStyle w:val="FirstParagraph"/>
+      </w:pPr>
+      <w:r>
+        <w:rPr>
+          <w:b/>
+        </w:rPr>
+        <w:t xml:space="preserve">Verification:</w:t>
+      </w:r>
+      <w:r>
+        <w:t xml:space="preserve"> </w:t>
+      </w:r>
+      <w:r>
+        <w:t xml:space="preserve">To verify the delegation was applied:</w:t>
+      </w:r>
+    </w:p>
+    <w:p>
+      <w:pPr>
+        <w:numPr>
+          <w:ilvl w:val="0"/>
           <w:numId w:val="1030"/>
         </w:numPr>
         <w:pStyle w:val="Compact"/>
       </w:pPr>
       <w:r>
-        <w:t xml:space="preserve">In ADUC, navigate to:</w:t>
-      </w:r>
-      <w:r>
-        <w:t xml:space="preserve"> </w:t>
-      </w:r>
-      <w:r>
-        <w:rPr>
-          <w:b/>
-        </w:rPr>
-        <w:t xml:space="preserve">acs-p01.local → Students → PodXX → Users → Staff</w:t>
+        <w:t xml:space="preserve">Click</w:t>
+      </w:r>
+      <w:r>
+        <w:t xml:space="preserve"> </w:t>
+      </w:r>
+      <w:r>
+        <w:rPr>
+          <w:b/>
+        </w:rPr>
+        <w:t xml:space="preserve">View</w:t>
+      </w:r>
+      <w:r>
+        <w:t xml:space="preserve"> </w:t>
+      </w:r>
+      <w:r>
+        <w:t xml:space="preserve">in the ADUC menu bar</w:t>
       </w:r>
     </w:p>
     <w:p>
@@ -5678,7 +5995,34 @@
         <w:pStyle w:val="Compact"/>
       </w:pPr>
       <w:r>
-        <w:t xml:space="preserve">Right-click on the</w:t>
+        <w:t xml:space="preserve">Select</w:t>
+      </w:r>
+      <w:r>
+        <w:t xml:space="preserve"> </w:t>
+      </w:r>
+      <w:r>
+        <w:rPr>
+          <w:b/>
+        </w:rPr>
+        <w:t xml:space="preserve">Advanced Features</w:t>
+      </w:r>
+      <w:r>
+        <w:t xml:space="preserve"> </w:t>
+      </w:r>
+      <w:r>
+        <w:t xml:space="preserve">(if not already checked)</w:t>
+      </w:r>
+    </w:p>
+    <w:p>
+      <w:pPr>
+        <w:numPr>
+          <w:ilvl w:val="0"/>
+          <w:numId w:val="1030"/>
+        </w:numPr>
+        <w:pStyle w:val="Compact"/>
+      </w:pPr>
+      <w:r>
+        <w:t xml:space="preserve">Right-click the</w:t>
       </w:r>
       <w:r>
         <w:t xml:space="preserve"> </w:t>
@@ -5693,7 +6037,16 @@
         <w:t xml:space="preserve"> </w:t>
       </w:r>
       <w:r>
-        <w:t xml:space="preserve">OU</w:t>
+        <w:t xml:space="preserve">OU →</w:t>
+      </w:r>
+      <w:r>
+        <w:t xml:space="preserve"> </w:t>
+      </w:r>
+      <w:r>
+        <w:rPr>
+          <w:b/>
+        </w:rPr>
+        <w:t xml:space="preserve">Properties</w:t>
       </w:r>
     </w:p>
     <w:p>
@@ -5705,16 +6058,22 @@
         <w:pStyle w:val="Compact"/>
       </w:pPr>
       <w:r>
-        <w:t xml:space="preserve">Select</w:t>
-      </w:r>
-      <w:r>
-        <w:t xml:space="preserve"> </w:t>
-      </w:r>
-      <w:r>
-        <w:rPr>
-          <w:b/>
-        </w:rPr>
-        <w:t xml:space="preserve">Delegate Control...</w:t>
+        <w:t xml:space="preserve">Click the</w:t>
+      </w:r>
+      <w:r>
+        <w:t xml:space="preserve"> </w:t>
+      </w:r>
+      <w:r>
+        <w:rPr>
+          <w:b/>
+        </w:rPr>
+        <w:t xml:space="preserve">Security</w:t>
+      </w:r>
+      <w:r>
+        <w:t xml:space="preserve"> </w:t>
+      </w:r>
+      <w:r>
+        <w:t xml:space="preserve">tab</w:t>
       </w:r>
     </w:p>
     <w:p>
@@ -5722,323 +6081,6 @@
         <w:numPr>
           <w:ilvl w:val="0"/>
           <w:numId w:val="1030"/>
-        </w:numPr>
-        <w:pStyle w:val="Compact"/>
-      </w:pPr>
-      <w:r>
-        <w:t xml:space="preserve">The Delegation of Control Wizard will open — click</w:t>
-      </w:r>
-      <w:r>
-        <w:t xml:space="preserve"> </w:t>
-      </w:r>
-      <w:r>
-        <w:rPr>
-          <w:b/>
-        </w:rPr>
-        <w:t xml:space="preserve">Next</w:t>
-      </w:r>
-    </w:p>
-    <w:p>
-      <w:pPr>
-        <w:numPr>
-          <w:ilvl w:val="0"/>
-          <w:numId w:val="1030"/>
-        </w:numPr>
-        <w:pStyle w:val="Compact"/>
-      </w:pPr>
-      <w:r>
-        <w:t xml:space="preserve">Click</w:t>
-      </w:r>
-      <w:r>
-        <w:t xml:space="preserve"> </w:t>
-      </w:r>
-      <w:r>
-        <w:rPr>
-          <w:b/>
-        </w:rPr>
-        <w:t xml:space="preserve">Add</w:t>
-      </w:r>
-      <w:r>
-        <w:t xml:space="preserve"> </w:t>
-      </w:r>
-      <w:r>
-        <w:t xml:space="preserve">to select who to delegate to</w:t>
-      </w:r>
-    </w:p>
-    <w:p>
-      <w:pPr>
-        <w:numPr>
-          <w:ilvl w:val="0"/>
-          <w:numId w:val="1030"/>
-        </w:numPr>
-        <w:pStyle w:val="Compact"/>
-      </w:pPr>
-      <w:r>
-        <w:t xml:space="preserve">Type</w:t>
-      </w:r>
-      <w:r>
-        <w:t xml:space="preserve"> </w:t>
-      </w:r>
-      <w:r>
-        <w:rPr>
-          <w:rStyle w:val="VerbatimChar"/>
-        </w:rPr>
-        <w:t xml:space="preserve">PXX-it.helpdesk</w:t>
-      </w:r>
-      <w:r>
-        <w:t xml:space="preserve"> </w:t>
-      </w:r>
-      <w:r>
-        <w:t xml:space="preserve">(e.g.,</w:t>
-      </w:r>
-      <w:r>
-        <w:t xml:space="preserve"> </w:t>
-      </w:r>
-      <w:r>
-        <w:rPr>
-          <w:rStyle w:val="VerbatimChar"/>
-        </w:rPr>
-        <w:t xml:space="preserve">P03-it.helpdesk</w:t>
-      </w:r>
-      <w:r>
-        <w:t xml:space="preserve">) and click</w:t>
-      </w:r>
-      <w:r>
-        <w:t xml:space="preserve"> </w:t>
-      </w:r>
-      <w:r>
-        <w:rPr>
-          <w:b/>
-        </w:rPr>
-        <w:t xml:space="preserve">Check Names</w:t>
-      </w:r>
-    </w:p>
-    <w:p>
-      <w:pPr>
-        <w:numPr>
-          <w:ilvl w:val="0"/>
-          <w:numId w:val="1030"/>
-        </w:numPr>
-        <w:pStyle w:val="Compact"/>
-      </w:pPr>
-      <w:r>
-        <w:t xml:space="preserve">Click</w:t>
-      </w:r>
-      <w:r>
-        <w:t xml:space="preserve"> </w:t>
-      </w:r>
-      <w:r>
-        <w:rPr>
-          <w:b/>
-        </w:rPr>
-        <w:t xml:space="preserve">OK</w:t>
-      </w:r>
-      <w:r>
-        <w:t xml:space="preserve">, then</w:t>
-      </w:r>
-      <w:r>
-        <w:t xml:space="preserve"> </w:t>
-      </w:r>
-      <w:r>
-        <w:rPr>
-          <w:b/>
-        </w:rPr>
-        <w:t xml:space="preserve">Next</w:t>
-      </w:r>
-    </w:p>
-    <w:p>
-      <w:pPr>
-        <w:numPr>
-          <w:ilvl w:val="0"/>
-          <w:numId w:val="1030"/>
-        </w:numPr>
-        <w:pStyle w:val="Compact"/>
-      </w:pPr>
-      <w:r>
-        <w:t xml:space="preserve">In the tasks list, check the box for</w:t>
-      </w:r>
-      <w:r>
-        <w:t xml:space="preserve"> </w:t>
-      </w:r>
-      <w:r>
-        <w:rPr>
-          <w:b/>
-        </w:rPr>
-        <w:t xml:space="preserve">"Reset user passwords and force password change at next logon"</w:t>
-      </w:r>
-    </w:p>
-    <w:p>
-      <w:pPr>
-        <w:numPr>
-          <w:ilvl w:val="0"/>
-          <w:numId w:val="1030"/>
-        </w:numPr>
-        <w:pStyle w:val="Compact"/>
-      </w:pPr>
-      <w:r>
-        <w:t xml:space="preserve">Click</w:t>
-      </w:r>
-      <w:r>
-        <w:t xml:space="preserve"> </w:t>
-      </w:r>
-      <w:r>
-        <w:rPr>
-          <w:b/>
-        </w:rPr>
-        <w:t xml:space="preserve">Next</w:t>
-      </w:r>
-      <w:r>
-        <w:t xml:space="preserve">, then</w:t>
-      </w:r>
-      <w:r>
-        <w:t xml:space="preserve"> </w:t>
-      </w:r>
-      <w:r>
-        <w:rPr>
-          <w:b/>
-        </w:rPr>
-        <w:t xml:space="preserve">Finish</w:t>
-      </w:r>
-    </w:p>
-    <w:p>
-      <w:pPr>
-        <w:pStyle w:val="FirstParagraph"/>
-      </w:pPr>
-      <w:r>
-        <w:rPr>
-          <w:b/>
-        </w:rPr>
-        <w:t xml:space="preserve">Verification:</w:t>
-      </w:r>
-      <w:r>
-        <w:t xml:space="preserve"> </w:t>
-      </w:r>
-      <w:r>
-        <w:t xml:space="preserve">To verify the delegation was applied:</w:t>
-      </w:r>
-    </w:p>
-    <w:p>
-      <w:pPr>
-        <w:numPr>
-          <w:ilvl w:val="0"/>
-          <w:numId w:val="1031"/>
-        </w:numPr>
-        <w:pStyle w:val="Compact"/>
-      </w:pPr>
-      <w:r>
-        <w:t xml:space="preserve">Click</w:t>
-      </w:r>
-      <w:r>
-        <w:t xml:space="preserve"> </w:t>
-      </w:r>
-      <w:r>
-        <w:rPr>
-          <w:b/>
-        </w:rPr>
-        <w:t xml:space="preserve">View</w:t>
-      </w:r>
-      <w:r>
-        <w:t xml:space="preserve"> </w:t>
-      </w:r>
-      <w:r>
-        <w:t xml:space="preserve">in the ADUC menu bar</w:t>
-      </w:r>
-    </w:p>
-    <w:p>
-      <w:pPr>
-        <w:numPr>
-          <w:ilvl w:val="0"/>
-          <w:numId w:val="1031"/>
-        </w:numPr>
-        <w:pStyle w:val="Compact"/>
-      </w:pPr>
-      <w:r>
-        <w:t xml:space="preserve">Select</w:t>
-      </w:r>
-      <w:r>
-        <w:t xml:space="preserve"> </w:t>
-      </w:r>
-      <w:r>
-        <w:rPr>
-          <w:b/>
-        </w:rPr>
-        <w:t xml:space="preserve">Advanced Features</w:t>
-      </w:r>
-      <w:r>
-        <w:t xml:space="preserve"> </w:t>
-      </w:r>
-      <w:r>
-        <w:t xml:space="preserve">(if not already checked)</w:t>
-      </w:r>
-    </w:p>
-    <w:p>
-      <w:pPr>
-        <w:numPr>
-          <w:ilvl w:val="0"/>
-          <w:numId w:val="1031"/>
-        </w:numPr>
-        <w:pStyle w:val="Compact"/>
-      </w:pPr>
-      <w:r>
-        <w:t xml:space="preserve">Right-click the</w:t>
-      </w:r>
-      <w:r>
-        <w:t xml:space="preserve"> </w:t>
-      </w:r>
-      <w:r>
-        <w:rPr>
-          <w:b/>
-        </w:rPr>
-        <w:t xml:space="preserve">Staff</w:t>
-      </w:r>
-      <w:r>
-        <w:t xml:space="preserve"> </w:t>
-      </w:r>
-      <w:r>
-        <w:t xml:space="preserve">OU →</w:t>
-      </w:r>
-      <w:r>
-        <w:t xml:space="preserve"> </w:t>
-      </w:r>
-      <w:r>
-        <w:rPr>
-          <w:b/>
-        </w:rPr>
-        <w:t xml:space="preserve">Properties</w:t>
-      </w:r>
-    </w:p>
-    <w:p>
-      <w:pPr>
-        <w:numPr>
-          <w:ilvl w:val="0"/>
-          <w:numId w:val="1031"/>
-        </w:numPr>
-        <w:pStyle w:val="Compact"/>
-      </w:pPr>
-      <w:r>
-        <w:t xml:space="preserve">Click the</w:t>
-      </w:r>
-      <w:r>
-        <w:t xml:space="preserve"> </w:t>
-      </w:r>
-      <w:r>
-        <w:rPr>
-          <w:b/>
-        </w:rPr>
-        <w:t xml:space="preserve">Security</w:t>
-      </w:r>
-      <w:r>
-        <w:t xml:space="preserve"> </w:t>
-      </w:r>
-      <w:r>
-        <w:t xml:space="preserve">tab</w:t>
-      </w:r>
-    </w:p>
-    <w:p>
-      <w:pPr>
-        <w:numPr>
-          <w:ilvl w:val="0"/>
-          <w:numId w:val="1031"/>
         </w:numPr>
         <w:pStyle w:val="Compact"/>
       </w:pPr>
@@ -6178,21 +6220,242 @@
       <w:pPr>
         <w:numPr>
           <w:ilvl w:val="0"/>
+          <w:numId w:val="1031"/>
+        </w:numPr>
+        <w:pStyle w:val="Compact"/>
+      </w:pPr>
+      <w:r>
+        <w:t xml:space="preserve">In ADUC, navigate to:</w:t>
+      </w:r>
+      <w:r>
+        <w:t xml:space="preserve"> </w:t>
+      </w:r>
+      <w:r>
+        <w:rPr>
+          <w:b/>
+        </w:rPr>
+        <w:t xml:space="preserve">acs-p01.local → Students → PodXX → Users → Staff</w:t>
+      </w:r>
+    </w:p>
+    <w:p>
+      <w:pPr>
+        <w:numPr>
+          <w:ilvl w:val="0"/>
+          <w:numId w:val="1031"/>
+        </w:numPr>
+        <w:pStyle w:val="Compact"/>
+      </w:pPr>
+      <w:r>
+        <w:t xml:space="preserve">Find</w:t>
+      </w:r>
+      <w:r>
+        <w:t xml:space="preserve"> </w:t>
+      </w:r>
+      <w:r>
+        <w:rPr>
+          <w:b/>
+        </w:rPr>
+        <w:t xml:space="preserve">PXX-contractor.user1</w:t>
+      </w:r>
+      <w:r>
+        <w:t xml:space="preserve"> </w:t>
+      </w:r>
+      <w:r>
+        <w:t xml:space="preserve">and double-click to open properties</w:t>
+      </w:r>
+    </w:p>
+    <w:p>
+      <w:pPr>
+        <w:numPr>
+          <w:ilvl w:val="0"/>
+          <w:numId w:val="1031"/>
+        </w:numPr>
+        <w:pStyle w:val="Compact"/>
+      </w:pPr>
+      <w:r>
+        <w:t xml:space="preserve">Check the</w:t>
+      </w:r>
+      <w:r>
+        <w:t xml:space="preserve"> </w:t>
+      </w:r>
+      <w:r>
+        <w:rPr>
+          <w:b/>
+        </w:rPr>
+        <w:t xml:space="preserve">Description</w:t>
+      </w:r>
+      <w:r>
+        <w:t xml:space="preserve">:</w:t>
+      </w:r>
+      <w:r>
+        <w:t xml:space="preserve"> </w:t>
+      </w:r>
+      <w:r>
+        <w:rPr>
+          <w:i/>
+        </w:rPr>
+        <w:t xml:space="preserve">"L4.1: Contractor access should be disabled/expired per policy"</w:t>
+      </w:r>
+    </w:p>
+    <w:p>
+      <w:pPr>
+        <w:numPr>
+          <w:ilvl w:val="0"/>
+          <w:numId w:val="1031"/>
+        </w:numPr>
+        <w:pStyle w:val="Compact"/>
+      </w:pPr>
+      <w:r>
+        <w:t xml:space="preserve">Click the</w:t>
+      </w:r>
+      <w:r>
+        <w:t xml:space="preserve"> </w:t>
+      </w:r>
+      <w:r>
+        <w:rPr>
+          <w:b/>
+        </w:rPr>
+        <w:t xml:space="preserve">Account</w:t>
+      </w:r>
+      <w:r>
+        <w:t xml:space="preserve"> </w:t>
+      </w:r>
+      <w:r>
+        <w:t xml:space="preserve">tab</w:t>
+      </w:r>
+    </w:p>
+    <w:p>
+      <w:pPr>
+        <w:numPr>
+          <w:ilvl w:val="0"/>
+          <w:numId w:val="1031"/>
+        </w:numPr>
+        <w:pStyle w:val="Compact"/>
+      </w:pPr>
+      <w:r>
+        <w:t xml:space="preserve">Look at the bottom of the tab — find</w:t>
+      </w:r>
+      <w:r>
+        <w:t xml:space="preserve"> </w:t>
+      </w:r>
+      <w:r>
+        <w:rPr>
+          <w:b/>
+        </w:rPr>
+        <w:t xml:space="preserve">"Account expires"</w:t>
+      </w:r>
+    </w:p>
+    <w:p>
+      <w:pPr>
+        <w:numPr>
+          <w:ilvl w:val="0"/>
+          <w:numId w:val="1031"/>
+        </w:numPr>
+        <w:pStyle w:val="Compact"/>
+      </w:pPr>
+      <w:r>
+        <w:t xml:space="preserve">It is currently set to</w:t>
+      </w:r>
+      <w:r>
+        <w:t xml:space="preserve"> </w:t>
+      </w:r>
+      <w:r>
+        <w:rPr>
+          <w:b/>
+        </w:rPr>
+        <w:t xml:space="preserve">"Never"</w:t>
+      </w:r>
+    </w:p>
+    <w:p>
+      <w:pPr>
+        <w:numPr>
+          <w:ilvl w:val="0"/>
+          <w:numId w:val="1031"/>
+        </w:numPr>
+        <w:pStyle w:val="Compact"/>
+      </w:pPr>
+      <w:r>
+        <w:t xml:space="preserve">Select</w:t>
+      </w:r>
+      <w:r>
+        <w:t xml:space="preserve"> </w:t>
+      </w:r>
+      <w:r>
+        <w:rPr>
+          <w:b/>
+        </w:rPr>
+        <w:t xml:space="preserve">"End of:"</w:t>
+      </w:r>
+      <w:r>
+        <w:t xml:space="preserve"> </w:t>
+      </w:r>
+      <w:r>
+        <w:t xml:space="preserve">and set a date (for example, 30 days from today or an end date provided by your instructor)</w:t>
+      </w:r>
+    </w:p>
+    <w:p>
+      <w:pPr>
+        <w:numPr>
+          <w:ilvl w:val="0"/>
+          <w:numId w:val="1031"/>
+        </w:numPr>
+        <w:pStyle w:val="Compact"/>
+      </w:pPr>
+      <w:r>
+        <w:t xml:space="preserve">Click</w:t>
+      </w:r>
+      <w:r>
+        <w:t xml:space="preserve"> </w:t>
+      </w:r>
+      <w:r>
+        <w:rPr>
+          <w:b/>
+        </w:rPr>
+        <w:t xml:space="preserve">OK</w:t>
+      </w:r>
+      <w:r>
+        <w:t xml:space="preserve"> </w:t>
+      </w:r>
+      <w:r>
+        <w:t xml:space="preserve">to save</w:t>
+      </w:r>
+    </w:p>
+    <w:p>
+      <w:pPr>
+        <w:pStyle w:val="FirstParagraph"/>
+      </w:pPr>
+      <w:r>
+        <w:rPr>
+          <w:b/>
+        </w:rPr>
+        <w:t xml:space="preserve">Optional — Also disable the account immediately:</w:t>
+      </w:r>
+    </w:p>
+    <w:p>
+      <w:pPr>
+        <w:numPr>
+          <w:ilvl w:val="0"/>
           <w:numId w:val="1032"/>
         </w:numPr>
         <w:pStyle w:val="Compact"/>
       </w:pPr>
       <w:r>
-        <w:t xml:space="preserve">In ADUC, navigate to:</w:t>
-      </w:r>
-      <w:r>
-        <w:t xml:space="preserve"> </w:t>
-      </w:r>
-      <w:r>
-        <w:rPr>
-          <w:b/>
-        </w:rPr>
-        <w:t xml:space="preserve">acs-p01.local → Students → PodXX → Users → Staff</w:t>
+        <w:t xml:space="preserve">If your instructor directs you to disable the account now (simulating an expired contract), check</w:t>
+      </w:r>
+      <w:r>
+        <w:t xml:space="preserve"> </w:t>
+      </w:r>
+      <w:r>
+        <w:rPr>
+          <w:b/>
+        </w:rPr>
+        <w:t xml:space="preserve">"Account is disabled"</w:t>
+      </w:r>
+      <w:r>
+        <w:t xml:space="preserve"> </w:t>
+      </w:r>
+      <w:r>
+        <w:t xml:space="preserve">on the Account tab</w:t>
       </w:r>
     </w:p>
     <w:p>
@@ -6200,227 +6463,6 @@
         <w:numPr>
           <w:ilvl w:val="0"/>
           <w:numId w:val="1032"/>
-        </w:numPr>
-        <w:pStyle w:val="Compact"/>
-      </w:pPr>
-      <w:r>
-        <w:t xml:space="preserve">Find</w:t>
-      </w:r>
-      <w:r>
-        <w:t xml:space="preserve"> </w:t>
-      </w:r>
-      <w:r>
-        <w:rPr>
-          <w:b/>
-        </w:rPr>
-        <w:t xml:space="preserve">PXX-contractor.user1</w:t>
-      </w:r>
-      <w:r>
-        <w:t xml:space="preserve"> </w:t>
-      </w:r>
-      <w:r>
-        <w:t xml:space="preserve">and double-click to open properties</w:t>
-      </w:r>
-    </w:p>
-    <w:p>
-      <w:pPr>
-        <w:numPr>
-          <w:ilvl w:val="0"/>
-          <w:numId w:val="1032"/>
-        </w:numPr>
-        <w:pStyle w:val="Compact"/>
-      </w:pPr>
-      <w:r>
-        <w:t xml:space="preserve">Check the</w:t>
-      </w:r>
-      <w:r>
-        <w:t xml:space="preserve"> </w:t>
-      </w:r>
-      <w:r>
-        <w:rPr>
-          <w:b/>
-        </w:rPr>
-        <w:t xml:space="preserve">Description</w:t>
-      </w:r>
-      <w:r>
-        <w:t xml:space="preserve">:</w:t>
-      </w:r>
-      <w:r>
-        <w:t xml:space="preserve"> </w:t>
-      </w:r>
-      <w:r>
-        <w:rPr>
-          <w:i/>
-        </w:rPr>
-        <w:t xml:space="preserve">"L4.1: Contractor access should be disabled/expired per policy"</w:t>
-      </w:r>
-    </w:p>
-    <w:p>
-      <w:pPr>
-        <w:numPr>
-          <w:ilvl w:val="0"/>
-          <w:numId w:val="1032"/>
-        </w:numPr>
-        <w:pStyle w:val="Compact"/>
-      </w:pPr>
-      <w:r>
-        <w:t xml:space="preserve">Click the</w:t>
-      </w:r>
-      <w:r>
-        <w:t xml:space="preserve"> </w:t>
-      </w:r>
-      <w:r>
-        <w:rPr>
-          <w:b/>
-        </w:rPr>
-        <w:t xml:space="preserve">Account</w:t>
-      </w:r>
-      <w:r>
-        <w:t xml:space="preserve"> </w:t>
-      </w:r>
-      <w:r>
-        <w:t xml:space="preserve">tab</w:t>
-      </w:r>
-    </w:p>
-    <w:p>
-      <w:pPr>
-        <w:numPr>
-          <w:ilvl w:val="0"/>
-          <w:numId w:val="1032"/>
-        </w:numPr>
-        <w:pStyle w:val="Compact"/>
-      </w:pPr>
-      <w:r>
-        <w:t xml:space="preserve">Look at the bottom of the tab — find</w:t>
-      </w:r>
-      <w:r>
-        <w:t xml:space="preserve"> </w:t>
-      </w:r>
-      <w:r>
-        <w:rPr>
-          <w:b/>
-        </w:rPr>
-        <w:t xml:space="preserve">"Account expires"</w:t>
-      </w:r>
-    </w:p>
-    <w:p>
-      <w:pPr>
-        <w:numPr>
-          <w:ilvl w:val="0"/>
-          <w:numId w:val="1032"/>
-        </w:numPr>
-        <w:pStyle w:val="Compact"/>
-      </w:pPr>
-      <w:r>
-        <w:t xml:space="preserve">It is currently set to</w:t>
-      </w:r>
-      <w:r>
-        <w:t xml:space="preserve"> </w:t>
-      </w:r>
-      <w:r>
-        <w:rPr>
-          <w:b/>
-        </w:rPr>
-        <w:t xml:space="preserve">"Never"</w:t>
-      </w:r>
-    </w:p>
-    <w:p>
-      <w:pPr>
-        <w:numPr>
-          <w:ilvl w:val="0"/>
-          <w:numId w:val="1032"/>
-        </w:numPr>
-        <w:pStyle w:val="Compact"/>
-      </w:pPr>
-      <w:r>
-        <w:t xml:space="preserve">Select</w:t>
-      </w:r>
-      <w:r>
-        <w:t xml:space="preserve"> </w:t>
-      </w:r>
-      <w:r>
-        <w:rPr>
-          <w:b/>
-        </w:rPr>
-        <w:t xml:space="preserve">"End of:"</w:t>
-      </w:r>
-      <w:r>
-        <w:t xml:space="preserve"> </w:t>
-      </w:r>
-      <w:r>
-        <w:t xml:space="preserve">and set a date (for example, 30 days from today or an end date provided by your instructor)</w:t>
-      </w:r>
-    </w:p>
-    <w:p>
-      <w:pPr>
-        <w:numPr>
-          <w:ilvl w:val="0"/>
-          <w:numId w:val="1032"/>
-        </w:numPr>
-        <w:pStyle w:val="Compact"/>
-      </w:pPr>
-      <w:r>
-        <w:t xml:space="preserve">Click</w:t>
-      </w:r>
-      <w:r>
-        <w:t xml:space="preserve"> </w:t>
-      </w:r>
-      <w:r>
-        <w:rPr>
-          <w:b/>
-        </w:rPr>
-        <w:t xml:space="preserve">OK</w:t>
-      </w:r>
-      <w:r>
-        <w:t xml:space="preserve"> </w:t>
-      </w:r>
-      <w:r>
-        <w:t xml:space="preserve">to save</w:t>
-      </w:r>
-    </w:p>
-    <w:p>
-      <w:pPr>
-        <w:pStyle w:val="FirstParagraph"/>
-      </w:pPr>
-      <w:r>
-        <w:rPr>
-          <w:b/>
-        </w:rPr>
-        <w:t xml:space="preserve">Optional — Also disable the account immediately:</w:t>
-      </w:r>
-    </w:p>
-    <w:p>
-      <w:pPr>
-        <w:numPr>
-          <w:ilvl w:val="0"/>
-          <w:numId w:val="1033"/>
-        </w:numPr>
-        <w:pStyle w:val="Compact"/>
-      </w:pPr>
-      <w:r>
-        <w:t xml:space="preserve">If your instructor directs you to disable the account now (simulating an expired contract), check</w:t>
-      </w:r>
-      <w:r>
-        <w:t xml:space="preserve"> </w:t>
-      </w:r>
-      <w:r>
-        <w:rPr>
-          <w:b/>
-        </w:rPr>
-        <w:t xml:space="preserve">"Account is disabled"</w:t>
-      </w:r>
-      <w:r>
-        <w:t xml:space="preserve"> </w:t>
-      </w:r>
-      <w:r>
-        <w:t xml:space="preserve">on the Account tab</w:t>
-      </w:r>
-    </w:p>
-    <w:p>
-      <w:pPr>
-        <w:numPr>
-          <w:ilvl w:val="0"/>
-          <w:numId w:val="1033"/>
         </w:numPr>
         <w:pStyle w:val="Compact"/>
       </w:pPr>
@@ -6541,18 +6583,72 @@
       <w:pPr>
         <w:numPr>
           <w:ilvl w:val="0"/>
+          <w:numId w:val="1033"/>
+        </w:numPr>
+      </w:pPr>
+      <w:r>
+        <w:t xml:space="preserve">Open</w:t>
+      </w:r>
+      <w:r>
+        <w:t xml:space="preserve"> </w:t>
+      </w:r>
+      <w:r>
+        <w:rPr>
+          <w:b/>
+        </w:rPr>
+        <w:t xml:space="preserve">PowerShell</w:t>
+      </w:r>
+      <w:r>
+        <w:t xml:space="preserve"> </w:t>
+      </w:r>
+      <w:r>
+        <w:t xml:space="preserve">on the domain controller:</w:t>
+      </w:r>
+    </w:p>
+    <w:p>
+      <w:pPr>
+        <w:numPr>
+          <w:ilvl w:val="1"/>
           <w:numId w:val="1034"/>
         </w:numPr>
-      </w:pPr>
-      <w:r>
-        <w:t xml:space="preserve">Open</w:t>
-      </w:r>
-      <w:r>
-        <w:t xml:space="preserve"> </w:t>
-      </w:r>
-      <w:r>
-        <w:rPr>
-          <w:b/>
+        <w:pStyle w:val="Compact"/>
+      </w:pPr>
+      <w:r>
+        <w:t xml:space="preserve">Click the</w:t>
+      </w:r>
+      <w:r>
+        <w:t xml:space="preserve"> </w:t>
+      </w:r>
+      <w:r>
+        <w:rPr>
+          <w:b/>
+        </w:rPr>
+        <w:t xml:space="preserve">Start</w:t>
+      </w:r>
+      <w:r>
+        <w:t xml:space="preserve"> </w:t>
+      </w:r>
+      <w:r>
+        <w:t xml:space="preserve">button</w:t>
+      </w:r>
+    </w:p>
+    <w:p>
+      <w:pPr>
+        <w:numPr>
+          <w:ilvl w:val="1"/>
+          <w:numId w:val="1034"/>
+        </w:numPr>
+        <w:pStyle w:val="Compact"/>
+      </w:pPr>
+      <w:r>
+        <w:t xml:space="preserve">Type</w:t>
+      </w:r>
+      <w:r>
+        <w:t xml:space="preserve"> </w:t>
+      </w:r>
+      <w:r>
+        <w:rPr>
+          <w:rStyle w:val="VerbatimChar"/>
         </w:rPr>
         <w:t xml:space="preserve">PowerShell</w:t>
       </w:r>
@@ -6560,46 +6656,27 @@
         <w:t xml:space="preserve"> </w:t>
       </w:r>
       <w:r>
-        <w:t xml:space="preserve">on the domain controller:</w:t>
-      </w:r>
-    </w:p>
-    <w:p>
-      <w:pPr>
-        <w:numPr>
-          <w:ilvl w:val="1"/>
-          <w:numId w:val="1035"/>
-        </w:numPr>
-        <w:pStyle w:val="Compact"/>
-      </w:pPr>
-      <w:r>
-        <w:t xml:space="preserve">Click the</w:t>
-      </w:r>
-      <w:r>
-        <w:t xml:space="preserve"> </w:t>
-      </w:r>
-      <w:r>
-        <w:rPr>
-          <w:b/>
-        </w:rPr>
-        <w:t xml:space="preserve">Start</w:t>
-      </w:r>
-      <w:r>
-        <w:t xml:space="preserve"> </w:t>
-      </w:r>
-      <w:r>
-        <w:t xml:space="preserve">button</w:t>
-      </w:r>
-    </w:p>
-    <w:p>
-      <w:pPr>
-        <w:numPr>
-          <w:ilvl w:val="1"/>
-          <w:numId w:val="1035"/>
-        </w:numPr>
-        <w:pStyle w:val="Compact"/>
-      </w:pPr>
-      <w:r>
-        <w:t xml:space="preserve">Type</w:t>
+        <w:t xml:space="preserve">and click</w:t>
+      </w:r>
+      <w:r>
+        <w:t xml:space="preserve"> </w:t>
+      </w:r>
+      <w:r>
+        <w:rPr>
+          <w:b/>
+        </w:rPr>
+        <w:t xml:space="preserve">Windows PowerShell</w:t>
+      </w:r>
+    </w:p>
+    <w:p>
+      <w:pPr>
+        <w:numPr>
+          <w:ilvl w:val="0"/>
+          <w:numId w:val="1033"/>
+        </w:numPr>
+      </w:pPr>
+      <w:r>
+        <w:t xml:space="preserve">Run the following command to export the access review to</w:t>
       </w:r>
       <w:r>
         <w:t xml:space="preserve"> </w:t>
@@ -6607,34 +6684,15 @@
       <w:r>
         <w:rPr>
           <w:rStyle w:val="VerbatimChar"/>
-        </w:rPr>
-        <w:t xml:space="preserve">PowerShell</w:t>
-      </w:r>
-      <w:r>
-        <w:t xml:space="preserve"> </w:t>
-      </w:r>
-      <w:r>
-        <w:t xml:space="preserve">and click</w:t>
-      </w:r>
-      <w:r>
-        <w:t xml:space="preserve"> </w:t>
-      </w:r>
-      <w:r>
-        <w:rPr>
-          <w:b/>
-        </w:rPr>
-        <w:t xml:space="preserve">Windows PowerShell</w:t>
-      </w:r>
-    </w:p>
-    <w:p>
-      <w:pPr>
-        <w:numPr>
-          <w:ilvl w:val="0"/>
-          <w:numId w:val="1034"/>
-        </w:numPr>
-      </w:pPr>
-      <w:r>
-        <w:t xml:space="preserve">Run the following command to export the access review to</w:t>
+          <w:b/>
+        </w:rPr>
+        <w:t xml:space="preserve">review.csv</w:t>
+      </w:r>
+      <w:r>
+        <w:t xml:space="preserve"> </w:t>
+      </w:r>
+      <w:r>
+        <w:t xml:space="preserve">(replace</w:t>
       </w:r>
       <w:r>
         <w:t xml:space="preserve"> </w:t>
@@ -6642,6 +6700,132 @@
       <w:r>
         <w:rPr>
           <w:rStyle w:val="VerbatimChar"/>
+        </w:rPr>
+        <w:t xml:space="preserve">Pod03</w:t>
+      </w:r>
+      <w:r>
+        <w:t xml:space="preserve"> </w:t>
+      </w:r>
+      <w:r>
+        <w:t xml:space="preserve">with your pod, e.g.</w:t>
+      </w:r>
+      <w:r>
+        <w:t xml:space="preserve"> </w:t>
+      </w:r>
+      <w:r>
+        <w:rPr>
+          <w:rStyle w:val="VerbatimChar"/>
+        </w:rPr>
+        <w:t xml:space="preserve">Pod07</w:t>
+      </w:r>
+      <w:r>
+        <w:t xml:space="preserve">):</w:t>
+      </w:r>
+    </w:p>
+    <w:p>
+      <w:pPr>
+        <w:numPr>
+          <w:ilvl w:val="0"/>
+          <w:numId w:val="1000"/>
+        </w:numPr>
+        <w:pStyle w:val="SourceCode"/>
+      </w:pPr>
+      <w:r>
+        <w:rPr>
+          <w:rStyle w:val="FunctionTok"/>
+        </w:rPr>
+        <w:t xml:space="preserve">Get-ADUser</w:t>
+      </w:r>
+      <w:r>
+        <w:rPr>
+          <w:rStyle w:val="NormalTok"/>
+        </w:rPr>
+        <w:t xml:space="preserve"> -Filter {Enabled -eq </w:t>
+      </w:r>
+      <w:r>
+        <w:rPr>
+          <w:rStyle w:val="VariableTok"/>
+        </w:rPr>
+        <w:t xml:space="preserve">$true</w:t>
+      </w:r>
+      <w:r>
+        <w:rPr>
+          <w:rStyle w:val="NormalTok"/>
+        </w:rPr>
+        <w:t xml:space="preserve">} -SearchBase </w:t>
+      </w:r>
+      <w:r>
+        <w:rPr>
+          <w:rStyle w:val="StringTok"/>
+        </w:rPr>
+        <w:t xml:space="preserve">"OU=Pod03,OU=Students,DC=acs-p01,DC=local"</w:t>
+      </w:r>
+      <w:r>
+        <w:rPr>
+          <w:rStyle w:val="NormalTok"/>
+        </w:rPr>
+        <w:t xml:space="preserve"> -Properties MemberOf | </w:t>
+      </w:r>
+      <w:r>
+        <w:rPr>
+          <w:rStyle w:val="FunctionTok"/>
+        </w:rPr>
+        <w:t xml:space="preserve">Select-Object</w:t>
+      </w:r>
+      <w:r>
+        <w:rPr>
+          <w:rStyle w:val="NormalTok"/>
+        </w:rPr>
+        <w:t xml:space="preserve"> Name, SamAccountName, Enabled | </w:t>
+      </w:r>
+      <w:r>
+        <w:rPr>
+          <w:rStyle w:val="FunctionTok"/>
+        </w:rPr>
+        <w:t xml:space="preserve">Export-Csv</w:t>
+      </w:r>
+      <w:r>
+        <w:rPr>
+          <w:rStyle w:val="NormalTok"/>
+        </w:rPr>
+        <w:t xml:space="preserve"> </w:t>
+      </w:r>
+      <w:r>
+        <w:rPr>
+          <w:rStyle w:val="StringTok"/>
+        </w:rPr>
+        <w:t xml:space="preserve">"C:\CyberLab\Pod03\Lab4-2\review.csv"</w:t>
+      </w:r>
+      <w:r>
+        <w:rPr>
+          <w:rStyle w:val="NormalTok"/>
+        </w:rPr>
+        <w:t xml:space="preserve"> -NoTypeInformation</w:t>
+      </w:r>
+    </w:p>
+    <w:p>
+      <w:pPr>
+        <w:numPr>
+          <w:ilvl w:val="0"/>
+          <w:numId w:val="1000"/>
+        </w:numPr>
+        <w:pStyle w:val="BlockText"/>
+      </w:pPr>
+      <w:r>
+        <w:rPr>
+          <w:b/>
+        </w:rPr>
+        <w:t xml:space="preserve">The file must be named</w:t>
+      </w:r>
+      <w:r>
+        <w:rPr>
+          <w:b/>
+        </w:rPr>
+        <w:t xml:space="preserve"> </w:t>
+      </w:r>
+      <w:r>
+        <w:rPr>
+          <w:rStyle w:val="VerbatimChar"/>
           <w:b/>
         </w:rPr>
         <w:t xml:space="preserve">review.csv</w:t>
@@ -6650,7 +6834,7 @@
         <w:t xml:space="preserve"> </w:t>
       </w:r>
       <w:r>
-        <w:t xml:space="preserve">(replace</w:t>
+        <w:t xml:space="preserve">and live in</w:t>
       </w:r>
       <w:r>
         <w:t xml:space="preserve"> </w:t>
@@ -6659,25 +6843,30 @@
         <w:rPr>
           <w:rStyle w:val="VerbatimChar"/>
         </w:rPr>
-        <w:t xml:space="preserve">Pod03</w:t>
-      </w:r>
-      <w:r>
-        <w:t xml:space="preserve"> </w:t>
-      </w:r>
-      <w:r>
-        <w:t xml:space="preserve">with your pod, e.g.</w:t>
-      </w:r>
-      <w:r>
-        <w:t xml:space="preserve"> </w:t>
-      </w:r>
-      <w:r>
-        <w:rPr>
-          <w:rStyle w:val="VerbatimChar"/>
-        </w:rPr>
-        <w:t xml:space="preserve">Pod07</w:t>
-      </w:r>
-      <w:r>
-        <w:t xml:space="preserve">):</w:t>
+        <w:t xml:space="preserve">C:\CyberLab\PodXX\Lab4-2\</w:t>
+      </w:r>
+      <w:r>
+        <w:t xml:space="preserve">. Verification looks for that exact name and requires it to be non-empty; any other file name will not pass.</w:t>
+      </w:r>
+    </w:p>
+    <w:p>
+      <w:pPr>
+        <w:numPr>
+          <w:ilvl w:val="0"/>
+          <w:numId w:val="1033"/>
+        </w:numPr>
+      </w:pPr>
+      <w:r>
+        <w:rPr>
+          <w:i/>
+        </w:rPr>
+        <w:t xml:space="preserve">(Optional supporting evidence)</w:t>
+      </w:r>
+      <w:r>
+        <w:t xml:space="preserve"> </w:t>
+      </w:r>
+      <w:r>
+        <w:t xml:space="preserve">export group memberships alongside it:</w:t>
       </w:r>
     </w:p>
     <w:p>
@@ -6692,72 +6881,144 @@
         <w:rPr>
           <w:rStyle w:val="FunctionTok"/>
         </w:rPr>
-        <w:t xml:space="preserve">Get-ADUser</w:t>
+        <w:t xml:space="preserve">Get-ADGroup</w:t>
       </w:r>
       <w:r>
         <w:rPr>
           <w:rStyle w:val="NormalTok"/>
         </w:rPr>
-        <w:t xml:space="preserve"> -Filter {Enabled -eq </w:t>
+        <w:t xml:space="preserve"> -Filter * -SearchBase </w:t>
+      </w:r>
+      <w:r>
+        <w:rPr>
+          <w:rStyle w:val="StringTok"/>
+        </w:rPr>
+        <w:t xml:space="preserve">"OU=Pod03,OU=Students,DC=acs-p01,DC=local"</w:t>
+      </w:r>
+      <w:r>
+        <w:rPr>
+          <w:rStyle w:val="NormalTok"/>
+        </w:rPr>
+        <w:t xml:space="preserve"> | </w:t>
+      </w:r>
+      <w:r>
+        <w:rPr>
+          <w:rStyle w:val="FunctionTok"/>
+        </w:rPr>
+        <w:t xml:space="preserve">ForEach-Object</w:t>
+      </w:r>
+      <w:r>
+        <w:rPr>
+          <w:rStyle w:val="NormalTok"/>
+        </w:rPr>
+        <w:t xml:space="preserve"> { </w:t>
       </w:r>
       <w:r>
         <w:rPr>
           <w:rStyle w:val="VariableTok"/>
         </w:rPr>
-        <w:t xml:space="preserve">$true</w:t>
+        <w:t xml:space="preserve">$group</w:t>
       </w:r>
       <w:r>
         <w:rPr>
           <w:rStyle w:val="NormalTok"/>
         </w:rPr>
-        <w:t xml:space="preserve">} -SearchBase </w:t>
+        <w:t xml:space="preserve"> = </w:t>
+      </w:r>
+      <w:r>
+        <w:rPr>
+          <w:rStyle w:val="VariableTok"/>
+        </w:rPr>
+        <w:t xml:space="preserve">$_</w:t>
+      </w:r>
+      <w:r>
+        <w:rPr>
+          <w:rStyle w:val="NormalTok"/>
+        </w:rPr>
+        <w:t xml:space="preserve">.</w:t>
+      </w:r>
+      <w:r>
+        <w:rPr>
+          <w:rStyle w:val="FunctionTok"/>
+        </w:rPr>
+        <w:t xml:space="preserve">Name</w:t>
+      </w:r>
+      <w:r>
+        <w:rPr>
+          <w:rStyle w:val="NormalTok"/>
+        </w:rPr>
+        <w:t xml:space="preserve">; </w:t>
+      </w:r>
+      <w:r>
+        <w:rPr>
+          <w:rStyle w:val="FunctionTok"/>
+        </w:rPr>
+        <w:t xml:space="preserve">Get-ADGroupMember</w:t>
+      </w:r>
+      <w:r>
+        <w:rPr>
+          <w:rStyle w:val="NormalTok"/>
+        </w:rPr>
+        <w:t xml:space="preserve"> </w:t>
+      </w:r>
+      <w:r>
+        <w:rPr>
+          <w:rStyle w:val="VariableTok"/>
+        </w:rPr>
+        <w:t xml:space="preserve">$_</w:t>
+      </w:r>
+      <w:r>
+        <w:rPr>
+          <w:rStyle w:val="NormalTok"/>
+        </w:rPr>
+        <w:t xml:space="preserve"> -ErrorAction SilentlyContinue | </w:t>
+      </w:r>
+      <w:r>
+        <w:rPr>
+          <w:rStyle w:val="FunctionTok"/>
+        </w:rPr>
+        <w:t xml:space="preserve">Select-Object</w:t>
+      </w:r>
+      <w:r>
+        <w:rPr>
+          <w:rStyle w:val="NormalTok"/>
+        </w:rPr>
+        <w:t xml:space="preserve"> @{N='Group';E={</w:t>
+      </w:r>
+      <w:r>
+        <w:rPr>
+          <w:rStyle w:val="VariableTok"/>
+        </w:rPr>
+        <w:t xml:space="preserve">$group</w:t>
+      </w:r>
+      <w:r>
+        <w:rPr>
+          <w:rStyle w:val="NormalTok"/>
+        </w:rPr>
+        <w:t xml:space="preserve">}}, Name, SamAccountName } | </w:t>
+      </w:r>
+      <w:r>
+        <w:rPr>
+          <w:rStyle w:val="FunctionTok"/>
+        </w:rPr>
+        <w:t xml:space="preserve">Export-Csv</w:t>
+      </w:r>
+      <w:r>
+        <w:rPr>
+          <w:rStyle w:val="NormalTok"/>
+        </w:rPr>
+        <w:t xml:space="preserve"> </w:t>
       </w:r>
       <w:r>
         <w:rPr>
           <w:rStyle w:val="StringTok"/>
         </w:rPr>
-        <w:t xml:space="preserve">"OU=Pod03,OU=Students,DC=acs-p01,DC=local"</w:t>
+        <w:t xml:space="preserve">"C:\CyberLab\Pod03\Lab4-2\group_memberships.csv"</w:t>
       </w:r>
       <w:r>
         <w:rPr>
           <w:rStyle w:val="NormalTok"/>
         </w:rPr>
-        <w:t xml:space="preserve"> -Properties MemberOf | </w:t>
-      </w:r>
-      <w:r>
-        <w:rPr>
-          <w:rStyle w:val="FunctionTok"/>
-        </w:rPr>
-        <w:t xml:space="preserve">Select-Object</w:t>
-      </w:r>
-      <w:r>
-        <w:rPr>
-          <w:rStyle w:val="NormalTok"/>
-        </w:rPr>
-        <w:t xml:space="preserve"> Name, SamAccountName, Enabled | </w:t>
-      </w:r>
-      <w:r>
-        <w:rPr>
-          <w:rStyle w:val="FunctionTok"/>
-        </w:rPr>
-        <w:t xml:space="preserve">Export-Csv</w:t>
-      </w:r>
-      <w:r>
-        <w:rPr>
-          <w:rStyle w:val="NormalTok"/>
-        </w:rPr>
-        <w:t xml:space="preserve"> </w:t>
-      </w:r>
-      <w:r>
-        <w:rPr>
-          <w:rStyle w:val="StringTok"/>
-        </w:rPr>
-        <w:t xml:space="preserve">"C:\CyberLab\Pod03\Lab4-2\review.csv"</w:t>
-      </w:r>
-      <w:r>
-        <w:rPr>
-          <w:rStyle w:val="NormalTok"/>
-        </w:rPr>
         <w:t xml:space="preserve"> -NoTypeInformation</w:t>
       </w:r>
     </w:p>
@@ -6765,226 +7026,7 @@
       <w:pPr>
         <w:numPr>
           <w:ilvl w:val="0"/>
-          <w:numId w:val="1000"/>
-        </w:numPr>
-        <w:pStyle w:val="BlockText"/>
-      </w:pPr>
-      <w:r>
-        <w:rPr>
-          <w:b/>
-        </w:rPr>
-        <w:t xml:space="preserve">The file must be named</w:t>
-      </w:r>
-      <w:r>
-        <w:rPr>
-          <w:b/>
-        </w:rPr>
-        <w:t xml:space="preserve"> </w:t>
-      </w:r>
-      <w:r>
-        <w:rPr>
-          <w:rStyle w:val="VerbatimChar"/>
-          <w:b/>
-        </w:rPr>
-        <w:t xml:space="preserve">review.csv</w:t>
-      </w:r>
-      <w:r>
-        <w:t xml:space="preserve"> </w:t>
-      </w:r>
-      <w:r>
-        <w:t xml:space="preserve">and live in</w:t>
-      </w:r>
-      <w:r>
-        <w:t xml:space="preserve"> </w:t>
-      </w:r>
-      <w:r>
-        <w:rPr>
-          <w:rStyle w:val="VerbatimChar"/>
-        </w:rPr>
-        <w:t xml:space="preserve">C:\CyberLab\PodXX\Lab4-2\</w:t>
-      </w:r>
-      <w:r>
-        <w:t xml:space="preserve">. Verification looks for that exact name and requires it to be non-empty; any other file name will not pass.</w:t>
-      </w:r>
-    </w:p>
-    <w:p>
-      <w:pPr>
-        <w:numPr>
-          <w:ilvl w:val="0"/>
-          <w:numId w:val="1034"/>
-        </w:numPr>
-      </w:pPr>
-      <w:r>
-        <w:rPr>
-          <w:i/>
-        </w:rPr>
-        <w:t xml:space="preserve">(Optional supporting evidence)</w:t>
-      </w:r>
-      <w:r>
-        <w:t xml:space="preserve"> </w:t>
-      </w:r>
-      <w:r>
-        <w:t xml:space="preserve">export group memberships alongside it:</w:t>
-      </w:r>
-    </w:p>
-    <w:p>
-      <w:pPr>
-        <w:numPr>
-          <w:ilvl w:val="0"/>
-          <w:numId w:val="1000"/>
-        </w:numPr>
-        <w:pStyle w:val="SourceCode"/>
-      </w:pPr>
-      <w:r>
-        <w:rPr>
-          <w:rStyle w:val="FunctionTok"/>
-        </w:rPr>
-        <w:t xml:space="preserve">Get-ADGroup</w:t>
-      </w:r>
-      <w:r>
-        <w:rPr>
-          <w:rStyle w:val="NormalTok"/>
-        </w:rPr>
-        <w:t xml:space="preserve"> -Filter * -SearchBase </w:t>
-      </w:r>
-      <w:r>
-        <w:rPr>
-          <w:rStyle w:val="StringTok"/>
-        </w:rPr>
-        <w:t xml:space="preserve">"OU=Pod03,OU=Students,DC=acs-p01,DC=local"</w:t>
-      </w:r>
-      <w:r>
-        <w:rPr>
-          <w:rStyle w:val="NormalTok"/>
-        </w:rPr>
-        <w:t xml:space="preserve"> | </w:t>
-      </w:r>
-      <w:r>
-        <w:rPr>
-          <w:rStyle w:val="FunctionTok"/>
-        </w:rPr>
-        <w:t xml:space="preserve">ForEach-Object</w:t>
-      </w:r>
-      <w:r>
-        <w:rPr>
-          <w:rStyle w:val="NormalTok"/>
-        </w:rPr>
-        <w:t xml:space="preserve"> { </w:t>
-      </w:r>
-      <w:r>
-        <w:rPr>
-          <w:rStyle w:val="VariableTok"/>
-        </w:rPr>
-        <w:t xml:space="preserve">$group</w:t>
-      </w:r>
-      <w:r>
-        <w:rPr>
-          <w:rStyle w:val="NormalTok"/>
-        </w:rPr>
-        <w:t xml:space="preserve"> = </w:t>
-      </w:r>
-      <w:r>
-        <w:rPr>
-          <w:rStyle w:val="VariableTok"/>
-        </w:rPr>
-        <w:t xml:space="preserve">$_</w:t>
-      </w:r>
-      <w:r>
-        <w:rPr>
-          <w:rStyle w:val="NormalTok"/>
-        </w:rPr>
-        <w:t xml:space="preserve">.</w:t>
-      </w:r>
-      <w:r>
-        <w:rPr>
-          <w:rStyle w:val="FunctionTok"/>
-        </w:rPr>
-        <w:t xml:space="preserve">Name</w:t>
-      </w:r>
-      <w:r>
-        <w:rPr>
-          <w:rStyle w:val="NormalTok"/>
-        </w:rPr>
-        <w:t xml:space="preserve">; </w:t>
-      </w:r>
-      <w:r>
-        <w:rPr>
-          <w:rStyle w:val="FunctionTok"/>
-        </w:rPr>
-        <w:t xml:space="preserve">Get-ADGroupMember</w:t>
-      </w:r>
-      <w:r>
-        <w:rPr>
-          <w:rStyle w:val="NormalTok"/>
-        </w:rPr>
-        <w:t xml:space="preserve"> </w:t>
-      </w:r>
-      <w:r>
-        <w:rPr>
-          <w:rStyle w:val="VariableTok"/>
-        </w:rPr>
-        <w:t xml:space="preserve">$_</w:t>
-      </w:r>
-      <w:r>
-        <w:rPr>
-          <w:rStyle w:val="NormalTok"/>
-        </w:rPr>
-        <w:t xml:space="preserve"> -ErrorAction SilentlyContinue | </w:t>
-      </w:r>
-      <w:r>
-        <w:rPr>
-          <w:rStyle w:val="FunctionTok"/>
-        </w:rPr>
-        <w:t xml:space="preserve">Select-Object</w:t>
-      </w:r>
-      <w:r>
-        <w:rPr>
-          <w:rStyle w:val="NormalTok"/>
-        </w:rPr>
-        <w:t xml:space="preserve"> @{N='Group';E={</w:t>
-      </w:r>
-      <w:r>
-        <w:rPr>
-          <w:rStyle w:val="VariableTok"/>
-        </w:rPr>
-        <w:t xml:space="preserve">$group</w:t>
-      </w:r>
-      <w:r>
-        <w:rPr>
-          <w:rStyle w:val="NormalTok"/>
-        </w:rPr>
-        <w:t xml:space="preserve">}}, Name, SamAccountName } | </w:t>
-      </w:r>
-      <w:r>
-        <w:rPr>
-          <w:rStyle w:val="FunctionTok"/>
-        </w:rPr>
-        <w:t xml:space="preserve">Export-Csv</w:t>
-      </w:r>
-      <w:r>
-        <w:rPr>
-          <w:rStyle w:val="NormalTok"/>
-        </w:rPr>
-        <w:t xml:space="preserve"> </w:t>
-      </w:r>
-      <w:r>
-        <w:rPr>
-          <w:rStyle w:val="StringTok"/>
-        </w:rPr>
-        <w:t xml:space="preserve">"C:\CyberLab\Pod03\Lab4-2\group_memberships.csv"</w:t>
-      </w:r>
-      <w:r>
-        <w:rPr>
-          <w:rStyle w:val="NormalTok"/>
-        </w:rPr>
-        <w:t xml:space="preserve"> -NoTypeInformation</w:t>
-      </w:r>
-    </w:p>
-    <w:p>
-      <w:pPr>
-        <w:numPr>
-          <w:ilvl w:val="0"/>
-          <w:numId w:val="1034"/>
+          <w:numId w:val="1033"/>
         </w:numPr>
       </w:pPr>
       <w:r>
@@ -7142,7 +7184,7 @@
       <w:pPr>
         <w:numPr>
           <w:ilvl w:val="0"/>
-          <w:numId w:val="1036"/>
+          <w:numId w:val="1035"/>
         </w:numPr>
       </w:pPr>
       <w:r>
@@ -7212,7 +7254,7 @@
       <w:pPr>
         <w:numPr>
           <w:ilvl w:val="0"/>
-          <w:numId w:val="1036"/>
+          <w:numId w:val="1035"/>
         </w:numPr>
       </w:pPr>
       <w:r>
@@ -7304,7 +7346,7 @@
       <w:pPr>
         <w:numPr>
           <w:ilvl w:val="0"/>
-          <w:numId w:val="1036"/>
+          <w:numId w:val="1035"/>
         </w:numPr>
       </w:pPr>
       <w:r>
@@ -7468,7 +7510,7 @@
       <w:pPr>
         <w:numPr>
           <w:ilvl w:val="0"/>
-          <w:numId w:val="1036"/>
+          <w:numId w:val="1035"/>
         </w:numPr>
       </w:pPr>
       <w:r>
@@ -7674,7 +7716,7 @@
       <w:pPr>
         <w:numPr>
           <w:ilvl w:val="0"/>
-          <w:numId w:val="1036"/>
+          <w:numId w:val="1035"/>
         </w:numPr>
       </w:pPr>
       <w:r>
@@ -8104,6 +8146,121 @@
       <w:pPr>
         <w:numPr>
           <w:ilvl w:val="0"/>
+          <w:numId w:val="1036"/>
+        </w:numPr>
+        <w:pStyle w:val="Compact"/>
+      </w:pPr>
+      <w:r>
+        <w:rPr>
+          <w:b/>
+        </w:rPr>
+        <w:t xml:space="preserve">Always check the Description field</w:t>
+      </w:r>
+      <w:r>
+        <w:t xml:space="preserve"> </w:t>
+      </w:r>
+      <w:r>
+        <w:t xml:space="preserve">on user accounts — it contains hints about what the problem is</w:t>
+      </w:r>
+    </w:p>
+    <w:p>
+      <w:pPr>
+        <w:numPr>
+          <w:ilvl w:val="0"/>
+          <w:numId w:val="1036"/>
+        </w:numPr>
+        <w:pStyle w:val="Compact"/>
+      </w:pPr>
+      <w:r>
+        <w:rPr>
+          <w:b/>
+        </w:rPr>
+        <w:t xml:space="preserve">Double-check your pod number</w:t>
+      </w:r>
+      <w:r>
+        <w:t xml:space="preserve"> </w:t>
+      </w:r>
+      <w:r>
+        <w:t xml:space="preserve">before making changes — you don't want to modify another pod's accounts</w:t>
+      </w:r>
+    </w:p>
+    <w:p>
+      <w:pPr>
+        <w:numPr>
+          <w:ilvl w:val="0"/>
+          <w:numId w:val="1036"/>
+        </w:numPr>
+        <w:pStyle w:val="Compact"/>
+      </w:pPr>
+      <w:r>
+        <w:rPr>
+          <w:b/>
+        </w:rPr>
+        <w:t xml:space="preserve">Click Apply</w:t>
+      </w:r>
+      <w:r>
+        <w:t xml:space="preserve"> </w:t>
+      </w:r>
+      <w:r>
+        <w:t xml:space="preserve">before switching tabs in the user properties dialog to save changes as you go</w:t>
+      </w:r>
+    </w:p>
+    <w:p>
+      <w:pPr>
+        <w:numPr>
+          <w:ilvl w:val="0"/>
+          <w:numId w:val="1036"/>
+        </w:numPr>
+        <w:pStyle w:val="Compact"/>
+      </w:pPr>
+      <w:r>
+        <w:rPr>
+          <w:b/>
+        </w:rPr>
+        <w:t xml:space="preserve">Work through the labs in order</w:t>
+      </w:r>
+      <w:r>
+        <w:t xml:space="preserve"> </w:t>
+      </w:r>
+      <w:r>
+        <w:t xml:space="preserve">— some labs build on concepts from earlier ones</w:t>
+      </w:r>
+    </w:p>
+    <w:p>
+      <w:pPr>
+        <w:numPr>
+          <w:ilvl w:val="0"/>
+          <w:numId w:val="1036"/>
+        </w:numPr>
+        <w:pStyle w:val="Compact"/>
+      </w:pPr>
+      <w:r>
+        <w:rPr>
+          <w:b/>
+        </w:rPr>
+        <w:t xml:space="preserve">Take screenshots</w:t>
+      </w:r>
+      <w:r>
+        <w:t xml:space="preserve"> </w:t>
+      </w:r>
+      <w:r>
+        <w:t xml:space="preserve">of your changes if your instructor requires evidence of completion</w:t>
+      </w:r>
+    </w:p>
+    <w:p>
+      <w:pPr>
+        <w:pStyle w:val="Heading3"/>
+      </w:pPr>
+      <w:bookmarkStart w:id="54" w:name="donts"/>
+      <w:r>
+        <w:t xml:space="preserve">Don'ts</w:t>
+      </w:r>
+      <w:bookmarkEnd w:id="54"/>
+    </w:p>
+    <w:p>
+      <w:pPr>
+        <w:numPr>
+          <w:ilvl w:val="0"/>
           <w:numId w:val="1037"/>
         </w:numPr>
         <w:pStyle w:val="Compact"/>
@@ -8112,13 +8269,13 @@
         <w:rPr>
           <w:b/>
         </w:rPr>
-        <w:t xml:space="preserve">Always check the Description field</w:t>
-      </w:r>
-      <w:r>
-        <w:t xml:space="preserve"> </w:t>
-      </w:r>
-      <w:r>
-        <w:t xml:space="preserve">on user accounts — it contains hints about what the problem is</w:t>
+        <w:t xml:space="preserve">Don't delete user accounts</w:t>
+      </w:r>
+      <w:r>
+        <w:t xml:space="preserve"> </w:t>
+      </w:r>
+      <w:r>
+        <w:t xml:space="preserve">unless specifically instructed — disable them instead</w:t>
       </w:r>
     </w:p>
     <w:p>
@@ -8133,13 +8290,13 @@
         <w:rPr>
           <w:b/>
         </w:rPr>
-        <w:t xml:space="preserve">Double-check your pod number</w:t>
-      </w:r>
-      <w:r>
-        <w:t xml:space="preserve"> </w:t>
-      </w:r>
-      <w:r>
-        <w:t xml:space="preserve">before making changes — you don't want to modify another pod's accounts</w:t>
+        <w:t xml:space="preserve">Don't modify accounts outside your pod</w:t>
+      </w:r>
+      <w:r>
+        <w:t xml:space="preserve"> </w:t>
+      </w:r>
+      <w:r>
+        <w:t xml:space="preserve">— only touch accounts that start with your prefix (e.g., P03-)</w:t>
       </w:r>
     </w:p>
     <w:p>
@@ -8154,13 +8311,13 @@
         <w:rPr>
           <w:b/>
         </w:rPr>
-        <w:t xml:space="preserve">Click Apply</w:t>
-      </w:r>
-      <w:r>
-        <w:t xml:space="preserve"> </w:t>
-      </w:r>
-      <w:r>
-        <w:t xml:space="preserve">before switching tabs in the user properties dialog to save changes as you go</w:t>
+        <w:t xml:space="preserve">Don't change passwords</w:t>
+      </w:r>
+      <w:r>
+        <w:t xml:space="preserve"> </w:t>
+      </w:r>
+      <w:r>
+        <w:t xml:space="preserve">on existing accounts unless the lab specifically asks you to</w:t>
       </w:r>
     </w:p>
     <w:p>
@@ -8175,13 +8332,13 @@
         <w:rPr>
           <w:b/>
         </w:rPr>
-        <w:t xml:space="preserve">Work through the labs in order</w:t>
-      </w:r>
-      <w:r>
-        <w:t xml:space="preserve"> </w:t>
-      </w:r>
-      <w:r>
-        <w:t xml:space="preserve">— some labs build on concepts from earlier ones</w:t>
+        <w:t xml:space="preserve">Don't close ADUC between labs</w:t>
+      </w:r>
+      <w:r>
+        <w:t xml:space="preserve"> </w:t>
+      </w:r>
+      <w:r>
+        <w:t xml:space="preserve">— keep it open and use it for all 12 labs</w:t>
       </w:r>
     </w:p>
     <w:p>
@@ -8196,24 +8353,24 @@
         <w:rPr>
           <w:b/>
         </w:rPr>
-        <w:t xml:space="preserve">Take screenshots</w:t>
-      </w:r>
-      <w:r>
-        <w:t xml:space="preserve"> </w:t>
-      </w:r>
-      <w:r>
-        <w:t xml:space="preserve">of your changes if your instructor requires evidence of completion</w:t>
+        <w:t xml:space="preserve">Don't skip the verification step</w:t>
+      </w:r>
+      <w:r>
+        <w:t xml:space="preserve"> </w:t>
+      </w:r>
+      <w:r>
+        <w:t xml:space="preserve">— after making a change, always confirm it took effect</w:t>
       </w:r>
     </w:p>
     <w:p>
       <w:pPr>
         <w:pStyle w:val="Heading3"/>
       </w:pPr>
-      <w:bookmarkStart w:id="54" w:name="donts"/>
-      <w:r>
-        <w:t xml:space="preserve">Don'ts</w:t>
-      </w:r>
-      <w:bookmarkEnd w:id="54"/>
+      <w:bookmarkStart w:id="55" w:name="if-something-goes-wrong"/>
+      <w:r>
+        <w:t xml:space="preserve">If Something Goes Wrong</w:t>
+      </w:r>
+      <w:bookmarkEnd w:id="55"/>
     </w:p>
     <w:p>
       <w:pPr>
@@ -8224,16 +8381,7 @@
         <w:pStyle w:val="Compact"/>
       </w:pPr>
       <w:r>
-        <w:rPr>
-          <w:b/>
-        </w:rPr>
-        <w:t xml:space="preserve">Don't delete user accounts</w:t>
-      </w:r>
-      <w:r>
-        <w:t xml:space="preserve"> </w:t>
-      </w:r>
-      <w:r>
-        <w:t xml:space="preserve">unless specifically instructed — disable them instead</w:t>
+        <w:t xml:space="preserve">If you accidentally modify the wrong account, tell your instructor — they can reset your pod</w:t>
       </w:r>
     </w:p>
     <w:p>
@@ -8245,16 +8393,7 @@
         <w:pStyle w:val="Compact"/>
       </w:pPr>
       <w:r>
-        <w:rPr>
-          <w:b/>
-        </w:rPr>
-        <w:t xml:space="preserve">Don't modify accounts outside your pod</w:t>
-      </w:r>
-      <w:r>
-        <w:t xml:space="preserve"> </w:t>
-      </w:r>
-      <w:r>
-        <w:t xml:space="preserve">— only touch accounts that start with your prefix (e.g., P03-)</w:t>
+        <w:t xml:space="preserve">If you can't find a user account, make sure you are looking in the correct OU (Staff vs. Admins)</w:t>
       </w:r>
     </w:p>
     <w:p>
@@ -8266,16 +8405,37 @@
         <w:pStyle w:val="Compact"/>
       </w:pPr>
       <w:r>
-        <w:rPr>
-          <w:b/>
-        </w:rPr>
-        <w:t xml:space="preserve">Don't change passwords</w:t>
-      </w:r>
-      <w:r>
-        <w:t xml:space="preserve"> </w:t>
-      </w:r>
-      <w:r>
-        <w:t xml:space="preserve">on existing accounts unless the lab specifically asks you to</w:t>
+        <w:t xml:space="preserve">If a command in PowerShell gives an error, check that you replaced</w:t>
+      </w:r>
+      <w:r>
+        <w:t xml:space="preserve"> </w:t>
+      </w:r>
+      <w:r>
+        <w:rPr>
+          <w:rStyle w:val="VerbatimChar"/>
+        </w:rPr>
+        <w:t xml:space="preserve">PodXX</w:t>
+      </w:r>
+      <w:r>
+        <w:t xml:space="preserve"> </w:t>
+      </w:r>
+      <w:r>
+        <w:t xml:space="preserve">and</w:t>
+      </w:r>
+      <w:r>
+        <w:t xml:space="preserve"> </w:t>
+      </w:r>
+      <w:r>
+        <w:rPr>
+          <w:rStyle w:val="VerbatimChar"/>
+        </w:rPr>
+        <w:t xml:space="preserve">PXX</w:t>
+      </w:r>
+      <w:r>
+        <w:t xml:space="preserve"> </w:t>
+      </w:r>
+      <w:r>
+        <w:t xml:space="preserve">with your actual pod number</w:t>
       </w:r>
     </w:p>
     <w:p>
@@ -8287,83 +8447,22 @@
         <w:pStyle w:val="Compact"/>
       </w:pPr>
       <w:r>
-        <w:rPr>
-          <w:b/>
-        </w:rPr>
-        <w:t xml:space="preserve">Don't close ADUC between labs</w:t>
-      </w:r>
-      <w:r>
-        <w:t xml:space="preserve"> </w:t>
-      </w:r>
-      <w:r>
-        <w:t xml:space="preserve">— keep it open and use it for all 12 labs</w:t>
-      </w:r>
-    </w:p>
-    <w:p>
-      <w:pPr>
-        <w:numPr>
-          <w:ilvl w:val="0"/>
-          <w:numId w:val="1038"/>
-        </w:numPr>
-        <w:pStyle w:val="Compact"/>
-      </w:pPr>
-      <w:r>
-        <w:rPr>
-          <w:b/>
-        </w:rPr>
-        <w:t xml:space="preserve">Don't skip the verification step</w:t>
-      </w:r>
-      <w:r>
-        <w:t xml:space="preserve"> </w:t>
-      </w:r>
-      <w:r>
-        <w:t xml:space="preserve">— after making a change, always confirm it took effect</w:t>
-      </w:r>
-    </w:p>
-    <w:p>
-      <w:pPr>
-        <w:pStyle w:val="Heading3"/>
-      </w:pPr>
-      <w:bookmarkStart w:id="55" w:name="if-something-goes-wrong"/>
-      <w:r>
-        <w:t xml:space="preserve">If Something Goes Wrong</w:t>
-      </w:r>
-      <w:bookmarkEnd w:id="55"/>
-    </w:p>
-    <w:p>
-      <w:pPr>
-        <w:numPr>
-          <w:ilvl w:val="0"/>
-          <w:numId w:val="1039"/>
-        </w:numPr>
-        <w:pStyle w:val="Compact"/>
-      </w:pPr>
-      <w:r>
-        <w:t xml:space="preserve">If you accidentally modify the wrong account, tell your instructor — they can reset your pod</w:t>
-      </w:r>
-    </w:p>
-    <w:p>
-      <w:pPr>
-        <w:numPr>
-          <w:ilvl w:val="0"/>
-          <w:numId w:val="1039"/>
-        </w:numPr>
-        <w:pStyle w:val="Compact"/>
-      </w:pPr>
-      <w:r>
-        <w:t xml:space="preserve">If you can't find a user account, make sure you are looking in the correct OU (Staff vs. Admins)</w:t>
-      </w:r>
-    </w:p>
-    <w:p>
-      <w:pPr>
-        <w:numPr>
-          <w:ilvl w:val="0"/>
-          <w:numId w:val="1039"/>
-        </w:numPr>
-        <w:pStyle w:val="Compact"/>
-      </w:pPr>
-      <w:r>
-        <w:t xml:space="preserve">If a command in PowerShell gives an error, check that you replaced</w:t>
+        <w:t xml:space="preserve">If ADUC won't open, use the</w:t>
+      </w:r>
+      <w:r>
+        <w:t xml:space="preserve"> </w:t>
+      </w:r>
+      <w:r>
+        <w:rPr>
+          <w:b/>
+        </w:rPr>
+        <w:t xml:space="preserve">Active Directory Users and Computers</w:t>
+      </w:r>
+      <w:r>
+        <w:t xml:space="preserve"> </w:t>
+      </w:r>
+      <w:r>
+        <w:t xml:space="preserve">desktop shortcut — do not use</w:t>
       </w:r>
       <w:r>
         <w:t xml:space="preserve"> </w:t>
@@ -8372,49 +8471,13 @@
         <w:rPr>
           <w:rStyle w:val="VerbatimChar"/>
         </w:rPr>
-        <w:t xml:space="preserve">PodXX</w:t>
-      </w:r>
-      <w:r>
-        <w:t xml:space="preserve"> </w:t>
-      </w:r>
-      <w:r>
-        <w:t xml:space="preserve">and</w:t>
-      </w:r>
-      <w:r>
-        <w:t xml:space="preserve"> </w:t>
-      </w:r>
-      <w:r>
-        <w:rPr>
-          <w:rStyle w:val="VerbatimChar"/>
-        </w:rPr>
-        <w:t xml:space="preserve">PXX</w:t>
-      </w:r>
-      <w:r>
-        <w:t xml:space="preserve"> </w:t>
-      </w:r>
-      <w:r>
-        <w:t xml:space="preserve">with your actual pod number</w:t>
-      </w:r>
-    </w:p>
-    <w:p>
-      <w:pPr>
-        <w:numPr>
-          <w:ilvl w:val="0"/>
-          <w:numId w:val="1039"/>
-        </w:numPr>
-        <w:pStyle w:val="Compact"/>
-      </w:pPr>
-      <w:r>
-        <w:t xml:space="preserve">If ADUC won't open, try the Run dialog method:</w:t>
-      </w:r>
-      <w:r>
-        <w:t xml:space="preserve"> </w:t>
-      </w:r>
-      <w:r>
-        <w:rPr>
-          <w:b/>
-        </w:rPr>
-        <w:t xml:space="preserve">Windows + R → dsa.msc → Enter</w:t>
+        <w:t xml:space="preserve">dsa.msc</w:t>
+      </w:r>
+      <w:r>
+        <w:t xml:space="preserve"> </w:t>
+      </w:r>
+      <w:r>
+        <w:t xml:space="preserve">or Server Manager → Tools, which ask for administrator credentials your student account does not have</w:t>
       </w:r>
     </w:p>
     <w:p>
@@ -9437,6 +9500,9 @@
     </w:lvlOverride>
   </w:num>
   <w:num w:numId="1009">
+    <w:abstractNumId w:val="991"/>
+  </w:num>
+  <w:num w:numId="1010">
     <w:abstractNumId w:val="99211"/>
     <w:lvlOverride w:ilvl="0">
       <w:startOverride w:val="1"/>
@@ -9465,9 +9531,6 @@
     <w:lvlOverride w:ilvl="8">
       <w:startOverride w:val="1"/>
     </w:lvlOverride>
-  </w:num>
-  <w:num w:numId="1010">
-    <w:abstractNumId w:val="991"/>
   </w:num>
   <w:num w:numId="1011">
     <w:abstractNumId w:val="99211"/>
@@ -9530,6 +9593,9 @@
     </w:lvlOverride>
   </w:num>
   <w:num w:numId="1013">
+    <w:abstractNumId w:val="991"/>
+  </w:num>
+  <w:num w:numId="1014">
     <w:abstractNumId w:val="99211"/>
     <w:lvlOverride w:ilvl="0">
       <w:startOverride w:val="1"/>
@@ -9559,10 +9625,10 @@
       <w:startOverride w:val="1"/>
     </w:lvlOverride>
   </w:num>
-  <w:num w:numId="1014">
+  <w:num w:numId="1015">
     <w:abstractNumId w:val="991"/>
   </w:num>
-  <w:num w:numId="1015">
+  <w:num w:numId="1016">
     <w:abstractNumId w:val="99211"/>
     <w:lvlOverride w:ilvl="0">
       <w:startOverride w:val="1"/>
@@ -9592,46 +9658,46 @@
       <w:startOverride w:val="1"/>
     </w:lvlOverride>
   </w:num>
-  <w:num w:numId="1016">
+  <w:num w:numId="1017">
     <w:abstractNumId w:val="991"/>
-  </w:num>
-  <w:num w:numId="1017">
-    <w:abstractNumId w:val="99211"/>
-    <w:lvlOverride w:ilvl="0">
-      <w:startOverride w:val="1"/>
-    </w:lvlOverride>
-    <w:lvlOverride w:ilvl="1">
-      <w:startOverride w:val="1"/>
-    </w:lvlOverride>
-    <w:lvlOverride w:ilvl="2">
-      <w:startOverride w:val="1"/>
-    </w:lvlOverride>
-    <w:lvlOverride w:ilvl="3">
-      <w:startOverride w:val="1"/>
-    </w:lvlOverride>
-    <w:lvlOverride w:ilvl="4">
-      <w:startOverride w:val="1"/>
-    </w:lvlOverride>
-    <w:lvlOverride w:ilvl="5">
-      <w:startOverride w:val="1"/>
-    </w:lvlOverride>
-    <w:lvlOverride w:ilvl="6">
-      <w:startOverride w:val="1"/>
-    </w:lvlOverride>
-    <w:lvlOverride w:ilvl="7">
-      <w:startOverride w:val="1"/>
-    </w:lvlOverride>
-    <w:lvlOverride w:ilvl="8">
-      <w:startOverride w:val="1"/>
-    </w:lvlOverride>
   </w:num>
   <w:num w:numId="1018">
     <w:abstractNumId w:val="991"/>
   </w:num>
   <w:num w:numId="1019">
+    <w:abstractNumId w:val="99211"/>
+    <w:lvlOverride w:ilvl="0">
+      <w:startOverride w:val="1"/>
+    </w:lvlOverride>
+    <w:lvlOverride w:ilvl="1">
+      <w:startOverride w:val="1"/>
+    </w:lvlOverride>
+    <w:lvlOverride w:ilvl="2">
+      <w:startOverride w:val="1"/>
+    </w:lvlOverride>
+    <w:lvlOverride w:ilvl="3">
+      <w:startOverride w:val="1"/>
+    </w:lvlOverride>
+    <w:lvlOverride w:ilvl="4">
+      <w:startOverride w:val="1"/>
+    </w:lvlOverride>
+    <w:lvlOverride w:ilvl="5">
+      <w:startOverride w:val="1"/>
+    </w:lvlOverride>
+    <w:lvlOverride w:ilvl="6">
+      <w:startOverride w:val="1"/>
+    </w:lvlOverride>
+    <w:lvlOverride w:ilvl="7">
+      <w:startOverride w:val="1"/>
+    </w:lvlOverride>
+    <w:lvlOverride w:ilvl="8">
+      <w:startOverride w:val="1"/>
+    </w:lvlOverride>
+  </w:num>
+  <w:num w:numId="1020">
     <w:abstractNumId w:val="991"/>
   </w:num>
-  <w:num w:numId="1020">
+  <w:num w:numId="1021">
     <w:abstractNumId w:val="99211"/>
     <w:lvlOverride w:ilvl="0">
       <w:startOverride w:val="1"/>
@@ -9660,9 +9726,6 @@
     <w:lvlOverride w:ilvl="8">
       <w:startOverride w:val="1"/>
     </w:lvlOverride>
-  </w:num>
-  <w:num w:numId="1021">
-    <w:abstractNumId w:val="991"/>
   </w:num>
   <w:num w:numId="1022">
     <w:abstractNumId w:val="99211"/>
@@ -9725,6 +9788,9 @@
     </w:lvlOverride>
   </w:num>
   <w:num w:numId="1024">
+    <w:abstractNumId w:val="991"/>
+  </w:num>
+  <w:num w:numId="1025">
     <w:abstractNumId w:val="99211"/>
     <w:lvlOverride w:ilvl="0">
       <w:startOverride w:val="1"/>
@@ -9753,9 +9819,6 @@
     <w:lvlOverride w:ilvl="8">
       <w:startOverride w:val="1"/>
     </w:lvlOverride>
-  </w:num>
-  <w:num w:numId="1025">
-    <w:abstractNumId w:val="991"/>
   </w:num>
   <w:num w:numId="1026">
     <w:abstractNumId w:val="99211"/>
@@ -9818,6 +9881,9 @@
     </w:lvlOverride>
   </w:num>
   <w:num w:numId="1028">
+    <w:abstractNumId w:val="991"/>
+  </w:num>
+  <w:num w:numId="1029">
     <w:abstractNumId w:val="99211"/>
     <w:lvlOverride w:ilvl="0">
       <w:startOverride w:val="1"/>
@@ -9846,9 +9912,6 @@
     <w:lvlOverride w:ilvl="8">
       <w:startOverride w:val="1"/>
     </w:lvlOverride>
-  </w:num>
-  <w:num w:numId="1029">
-    <w:abstractNumId w:val="991"/>
   </w:num>
   <w:num w:numId="1030">
     <w:abstractNumId w:val="99211"/>
@@ -9971,6 +10034,9 @@
     </w:lvlOverride>
   </w:num>
   <w:num w:numId="1034">
+    <w:abstractNumId w:val="991"/>
+  </w:num>
+  <w:num w:numId="1035">
     <w:abstractNumId w:val="99211"/>
     <w:lvlOverride w:ilvl="0">
       <w:startOverride w:val="1"/>
@@ -10000,46 +10066,13 @@
       <w:startOverride w:val="1"/>
     </w:lvlOverride>
   </w:num>
-  <w:num w:numId="1035">
+  <w:num w:numId="1036">
     <w:abstractNumId w:val="991"/>
-  </w:num>
-  <w:num w:numId="1036">
-    <w:abstractNumId w:val="99211"/>
-    <w:lvlOverride w:ilvl="0">
-      <w:startOverride w:val="1"/>
-    </w:lvlOverride>
-    <w:lvlOverride w:ilvl="1">
-      <w:startOverride w:val="1"/>
-    </w:lvlOverride>
-    <w:lvlOverride w:ilvl="2">
-      <w:startOverride w:val="1"/>
-    </w:lvlOverride>
-    <w:lvlOverride w:ilvl="3">
-      <w:startOverride w:val="1"/>
-    </w:lvlOverride>
-    <w:lvlOverride w:ilvl="4">
-      <w:startOverride w:val="1"/>
-    </w:lvlOverride>
-    <w:lvlOverride w:ilvl="5">
-      <w:startOverride w:val="1"/>
-    </w:lvlOverride>
-    <w:lvlOverride w:ilvl="6">
-      <w:startOverride w:val="1"/>
-    </w:lvlOverride>
-    <w:lvlOverride w:ilvl="7">
-      <w:startOverride w:val="1"/>
-    </w:lvlOverride>
-    <w:lvlOverride w:ilvl="8">
-      <w:startOverride w:val="1"/>
-    </w:lvlOverride>
   </w:num>
   <w:num w:numId="1037">
     <w:abstractNumId w:val="991"/>
   </w:num>
   <w:num w:numId="1038">
-    <w:abstractNumId w:val="991"/>
-  </w:num>
-  <w:num w:numId="1039">
     <w:abstractNumId w:val="991"/>
   </w:num>
 </w:numbering>

--- a/docs/AC-Lab-Completion-Guide.docx
+++ b/docs/AC-Lab-Completion-Guide.docx
@@ -773,7 +773,7 @@
         <w:pStyle w:val="FirstParagraph"/>
       </w:pPr>
       <w:r>
-        <w:t xml:space="preserve">After logging in, you will see a list of available connections. Each student has two pre-configured connections:</w:t>
+        <w:t xml:space="preserve">After logging in you will see one connection for your pod:</w:t>
       </w:r>
     </w:p>
     <w:tbl>
@@ -844,43 +844,7 @@
               <w:jc w:val="left"/>
             </w:pPr>
             <w:r>
-              <w:t xml:space="preserve">Domain Controller —</w:t>
-            </w:r>
-            <w:r>
-              <w:t xml:space="preserve"> </w:t>
-            </w:r>
-            <w:r>
-              <w:rPr>
-                <w:b/>
-              </w:rPr>
-              <w:t xml:space="preserve">use this for all AC labs</w:t>
-            </w:r>
-          </w:p>
-        </w:tc>
-      </w:tr>
-      <w:tr>
-        <w:tc>
-          <w:p>
-            <w:pPr>
-              <w:pStyle w:val="Compact"/>
-              <w:jc w:val="left"/>
-            </w:pPr>
-            <w:r>
-              <w:rPr>
-                <w:b/>
-              </w:rPr>
-              <w:t xml:space="preserve">PODXX-WS01</w:t>
-            </w:r>
-          </w:p>
-        </w:tc>
-        <w:tc>
-          <w:p>
-            <w:pPr>
-              <w:pStyle w:val="Compact"/>
-              <w:jc w:val="left"/>
-            </w:pPr>
-            <w:r>
-              <w:t xml:space="preserve">Workstation (used for other lab families)</w:t>
+              <w:t xml:space="preserve">Domain Controller — your desktop for the AC labs and every other lab family</w:t>
             </w:r>
           </w:p>
         </w:tc>
@@ -888,6 +852,35 @@
     </w:tbl>
     <w:p>
       <w:pPr>
+        <w:pStyle w:val="BodyText"/>
+      </w:pPr>
+      <w:r>
+        <w:t xml:space="preserve">Your pod's pfSense firewall (used in the SC labs) is not a connection here: you</w:t>
+      </w:r>
+      <w:r>
+        <w:t xml:space="preserve"> </w:t>
+      </w:r>
+      <w:r>
+        <w:t xml:space="preserve">reach it by browsing to</w:t>
+      </w:r>
+      <w:r>
+        <w:t xml:space="preserve"> </w:t>
+      </w:r>
+      <w:r>
+        <w:rPr>
+          <w:rStyle w:val="VerbatimChar"/>
+        </w:rPr>
+        <w:t xml:space="preserve">http://10.51.XX.1</w:t>
+      </w:r>
+      <w:r>
+        <w:t xml:space="preserve"> </w:t>
+      </w:r>
+      <w:r>
+        <w:t xml:space="preserve">from inside this desktop.</w:t>
+      </w:r>
+    </w:p>
+    <w:p>
+      <w:pPr>
         <w:numPr>
           <w:ilvl w:val="0"/>
           <w:numId w:val="1007"/>
@@ -1027,61 +1020,7 @@
         <w:pStyle w:val="Compact"/>
       </w:pPr>
       <w:r>
-        <w:t xml:space="preserve">On the server desktop, look for the</w:t>
-      </w:r>
-      <w:r>
-        <w:t xml:space="preserve"> </w:t>
-      </w:r>
-      <w:r>
-        <w:rPr>
-          <w:b/>
-        </w:rPr>
-        <w:t xml:space="preserve">Server Manager</w:t>
-      </w:r>
-      <w:r>
-        <w:t xml:space="preserve"> </w:t>
-      </w:r>
-      <w:r>
-        <w:t xml:space="preserve">window (it usually opens automatically)</w:t>
-      </w:r>
-    </w:p>
-    <w:p>
-      <w:pPr>
-        <w:numPr>
-          <w:ilvl w:val="0"/>
-          <w:numId w:val="1008"/>
-        </w:numPr>
-        <w:pStyle w:val="Compact"/>
-      </w:pPr>
-      <w:r>
-        <w:t xml:space="preserve">Click</w:t>
-      </w:r>
-      <w:r>
-        <w:t xml:space="preserve"> </w:t>
-      </w:r>
-      <w:r>
-        <w:rPr>
-          <w:b/>
-        </w:rPr>
-        <w:t xml:space="preserve">Tools</w:t>
-      </w:r>
-      <w:r>
-        <w:t xml:space="preserve"> </w:t>
-      </w:r>
-      <w:r>
-        <w:t xml:space="preserve">in the top-right menu bar</w:t>
-      </w:r>
-    </w:p>
-    <w:p>
-      <w:pPr>
-        <w:numPr>
-          <w:ilvl w:val="0"/>
-          <w:numId w:val="1008"/>
-        </w:numPr>
-        <w:pStyle w:val="Compact"/>
-      </w:pPr>
-      <w:r>
-        <w:t xml:space="preserve">Select</w:t>
+        <w:t xml:space="preserve">On the server desktop, double-click the</w:t>
       </w:r>
       <w:r>
         <w:t xml:space="preserve"> </w:t>
@@ -1096,7 +1035,7 @@
         <w:t xml:space="preserve"> </w:t>
       </w:r>
       <w:r>
-        <w:t xml:space="preserve">from the dropdown menu</w:t>
+        <w:t xml:space="preserve">shortcut</w:t>
       </w:r>
     </w:p>
     <w:p>
@@ -1162,6 +1101,71 @@
       </w:r>
       <w:r>
         <w:t xml:space="preserve">and press Enter</w:t>
+      </w:r>
+    </w:p>
+    <w:p>
+      <w:pPr>
+        <w:pStyle w:val="BlockText"/>
+      </w:pPr>
+      <w:r>
+        <w:rPr>
+          <w:b/>
+        </w:rPr>
+        <w:t xml:space="preserve">Do not use Server Manager.</w:t>
+      </w:r>
+      <w:r>
+        <w:t xml:space="preserve"> </w:t>
+      </w:r>
+      <w:r>
+        <w:t xml:space="preserve">It requires administrator rights on the shared</w:t>
+      </w:r>
+      <w:r>
+        <w:t xml:space="preserve"> </w:t>
+      </w:r>
+      <w:r>
+        <w:t xml:space="preserve">server, which student accounts do not have. If you open it you will get a</w:t>
+      </w:r>
+      <w:r>
+        <w:t xml:space="preserve"> </w:t>
+      </w:r>
+      <w:r>
+        <w:t xml:space="preserve">credential prompt that ends in</w:t>
+      </w:r>
+      <w:r>
+        <w:t xml:space="preserve"> </w:t>
+      </w:r>
+      <w:r>
+        <w:rPr>
+          <w:i/>
+        </w:rPr>
+        <w:t xml:space="preserve">"Logon failure: the user has not been granted</w:t>
+      </w:r>
+      <w:r>
+        <w:rPr>
+          <w:i/>
+        </w:rPr>
+        <w:t xml:space="preserve"> </w:t>
+      </w:r>
+      <w:r>
+        <w:rPr>
+          <w:i/>
+        </w:rPr>
+        <w:t xml:space="preserve">the requested logon type at this computer"</w:t>
+      </w:r>
+      <w:r>
+        <w:t xml:space="preserve">. Close the prompt and use the</w:t>
+      </w:r>
+      <w:r>
+        <w:t xml:space="preserve"> </w:t>
+      </w:r>
+      <w:r>
+        <w:t xml:space="preserve">desktop shortcut above — your own account already has the rights you need for</w:t>
+      </w:r>
+      <w:r>
+        <w:t xml:space="preserve"> </w:t>
+      </w:r>
+      <w:r>
+        <w:t xml:space="preserve">every lab in this guide.</w:t>
       </w:r>
     </w:p>
     <w:p>
@@ -3621,7 +3625,79 @@
         <w:pStyle w:val="Compact"/>
       </w:pPr>
       <w:r>
-        <w:t xml:space="preserve">Enter a password (use the lab password your instructor provided)</w:t>
+        <w:t xml:space="preserve">Enter a password. The domain now enforces a strong policy, so it must be</w:t>
+      </w:r>
+      <w:r>
+        <w:t xml:space="preserve"> </w:t>
+      </w:r>
+      <w:r>
+        <w:rPr>
+          <w:b/>
+        </w:rPr>
+        <w:t xml:space="preserve">at</w:t>
+      </w:r>
+      <w:r>
+        <w:rPr>
+          <w:b/>
+        </w:rPr>
+        <w:t xml:space="preserve"> </w:t>
+      </w:r>
+      <w:r>
+        <w:rPr>
+          <w:b/>
+        </w:rPr>
+        <w:t xml:space="preserve">least 12 characters</w:t>
+      </w:r>
+      <w:r>
+        <w:t xml:space="preserve"> </w:t>
+      </w:r>
+      <w:r>
+        <w:t xml:space="preserve">and include an upper-case letter, a lower-case letter, a</w:t>
+      </w:r>
+      <w:r>
+        <w:t xml:space="preserve"> </w:t>
+      </w:r>
+      <w:r>
+        <w:t xml:space="preserve">number and a symbol (for example</w:t>
+      </w:r>
+      <w:r>
+        <w:t xml:space="preserve"> </w:t>
+      </w:r>
+      <w:r>
+        <w:rPr>
+          <w:rStyle w:val="VerbatimChar"/>
+        </w:rPr>
+        <w:t xml:space="preserve">LabUser!2026#ac</w:t>
+      </w:r>
+      <w:r>
+        <w:t xml:space="preserve">). A shorter or simpler</w:t>
+      </w:r>
+      <w:r>
+        <w:t xml:space="preserve"> </w:t>
+      </w:r>
+      <w:r>
+        <w:t xml:space="preserve">password is rejected with</w:t>
+      </w:r>
+      <w:r>
+        <w:t xml:space="preserve"> </w:t>
+      </w:r>
+      <w:r>
+        <w:rPr>
+          <w:i/>
+        </w:rPr>
+        <w:t xml:space="preserve">"Windows cannot set the password ... it does not</w:t>
+      </w:r>
+      <w:r>
+        <w:rPr>
+          <w:i/>
+        </w:rPr>
+        <w:t xml:space="preserve"> </w:t>
+      </w:r>
+      <w:r>
+        <w:rPr>
+          <w:i/>
+        </w:rPr>
+        <w:t xml:space="preserve">meet the length, complexity, or history requirement of the domain."</w:t>
       </w:r>
     </w:p>
     <w:p>
@@ -8415,6 +8491,78 @@
           <w:b/>
         </w:rPr>
         <w:t xml:space="preserve">Windows + R → dsa.msc → Enter</w:t>
+      </w:r>
+    </w:p>
+    <w:p>
+      <w:pPr>
+        <w:numPr>
+          <w:ilvl w:val="0"/>
+          <w:numId w:val="1039"/>
+        </w:numPr>
+        <w:pStyle w:val="Compact"/>
+      </w:pPr>
+      <w:r>
+        <w:t xml:space="preserve">If Windows refuses a password you typed, it is the domain password policy, not</w:t>
+      </w:r>
+      <w:r>
+        <w:t xml:space="preserve"> </w:t>
+      </w:r>
+      <w:r>
+        <w:t xml:space="preserve">your account: use 12+ characters with upper case, lower case, a number and a</w:t>
+      </w:r>
+      <w:r>
+        <w:t xml:space="preserve"> </w:t>
+      </w:r>
+      <w:r>
+        <w:t xml:space="preserve">symbol, and do not reuse a recent password</w:t>
+      </w:r>
+    </w:p>
+    <w:p>
+      <w:pPr>
+        <w:numPr>
+          <w:ilvl w:val="0"/>
+          <w:numId w:val="1039"/>
+        </w:numPr>
+        <w:pStyle w:val="Compact"/>
+      </w:pPr>
+      <w:r>
+        <w:t xml:space="preserve">If a</w:t>
+      </w:r>
+      <w:r>
+        <w:t xml:space="preserve"> </w:t>
+      </w:r>
+      <w:r>
+        <w:rPr>
+          <w:b/>
+        </w:rPr>
+        <w:t xml:space="preserve">Windows Security</w:t>
+      </w:r>
+      <w:r>
+        <w:t xml:space="preserve"> </w:t>
+      </w:r>
+      <w:r>
+        <w:t xml:space="preserve">credential prompt appears (usually from Server</w:t>
+      </w:r>
+      <w:r>
+        <w:t xml:space="preserve"> </w:t>
+      </w:r>
+      <w:r>
+        <w:t xml:space="preserve">Manager), click</w:t>
+      </w:r>
+      <w:r>
+        <w:t xml:space="preserve"> </w:t>
+      </w:r>
+      <w:r>
+        <w:rPr>
+          <w:b/>
+        </w:rPr>
+        <w:t xml:space="preserve">Cancel</w:t>
+      </w:r>
+      <w:r>
+        <w:t xml:space="preserve"> </w:t>
+      </w:r>
+      <w:r>
+        <w:t xml:space="preserve">— no lab in this guide needs an administrator tool</w:t>
       </w:r>
     </w:p>
     <w:p>

--- a/docs/AC-Lab-Completion-Guide.docx
+++ b/docs/AC-Lab-Completion-Guide.docx
@@ -234,6 +234,23 @@
       </w:hyperlink>
     </w:p>
     <w:p>
+      <w:pPr>
+        <w:numPr>
+          <w:ilvl w:val="0"/>
+          <w:numId w:val="1001"/>
+        </w:numPr>
+        <w:pStyle w:val="Compact"/>
+      </w:pPr>
+      <w:hyperlink w:anchor="lab-completion-checklist">
+        <w:r>
+          <w:rPr>
+            <w:rStyle w:val="Hyperlink"/>
+          </w:rPr>
+          <w:t xml:space="preserve">Lab Completion Checklist</w:t>
+        </w:r>
+      </w:hyperlink>
+    </w:p>
+    <w:p>
       <w:r>
         <w:pict>
           <v:rect style="width:0;height:1.5pt" o:hralign="center" o:hrstd="t" o:hr="t"/>
@@ -1154,19 +1171,13 @@
         <w:rPr>
           <w:b/>
         </w:rPr>
-        <w:t xml:space="preserve">Alternative method:</w:t>
-      </w:r>
-    </w:p>
-    <w:p>
-      <w:pPr>
-        <w:numPr>
-          <w:ilvl w:val="0"/>
-          <w:numId w:val="1008"/>
-        </w:numPr>
-        <w:pStyle w:val="Compact"/>
-      </w:pPr>
-      <w:r>
-        <w:t xml:space="preserve">Press</w:t>
+        <w:t xml:space="preserve">If the shortcut is missing:</w:t>
+      </w:r>
+      <w:r>
+        <w:t xml:space="preserve"> </w:t>
+      </w:r>
+      <w:r>
+        <w:t xml:space="preserve">press</w:t>
       </w:r>
       <w:r>
         <w:t xml:space="preserve"> </w:t>
@@ -1181,63 +1192,80 @@
         <w:t xml:space="preserve"> </w:t>
       </w:r>
       <w:r>
-        <w:t xml:space="preserve">to open the Run dialog</w:t>
-      </w:r>
-    </w:p>
-    <w:p>
-      <w:pPr>
-        <w:numPr>
-          <w:ilvl w:val="0"/>
-          <w:numId w:val="1008"/>
-        </w:numPr>
-        <w:pStyle w:val="Compact"/>
-      </w:pPr>
-      <w:r>
-        <w:t xml:space="preserve">Type</w:t>
-      </w:r>
-      <w:r>
-        <w:t xml:space="preserve"> </w:t>
-      </w:r>
+        <w:t xml:space="preserve">and paste this line</w:t>
+      </w:r>
+      <w:r>
+        <w:t xml:space="preserve"> </w:t>
+      </w:r>
+      <w:r>
+        <w:t xml:space="preserve">exactly, then press Enter:</w:t>
+      </w:r>
+    </w:p>
+    <w:p>
+      <w:pPr>
+        <w:pStyle w:val="SourceCode"/>
+      </w:pPr>
       <w:r>
         <w:rPr>
           <w:rStyle w:val="VerbatimChar"/>
         </w:rPr>
+        <w:t xml:space="preserve">cmd /c "set __COMPAT_LAYER=RunAsInvoker&amp;&amp; start "" mmc.exe dsa.msc"</w:t>
+      </w:r>
+    </w:p>
+    <w:p>
+      <w:pPr>
+        <w:pStyle w:val="BlockText"/>
+      </w:pPr>
+      <w:r>
+        <w:rPr>
+          <w:b/>
+        </w:rPr>
+        <w:t xml:space="preserve">Do not open ADUC any other way.</w:t>
+      </w:r>
+      <w:r>
+        <w:t xml:space="preserve"> </w:t>
+      </w:r>
+      <w:r>
+        <w:t xml:space="preserve">Plain</w:t>
+      </w:r>
+      <w:r>
+        <w:t xml:space="preserve"> </w:t>
+      </w:r>
+      <w:r>
+        <w:rPr>
+          <w:rStyle w:val="VerbatimChar"/>
+        </w:rPr>
         <w:t xml:space="preserve">dsa.msc</w:t>
       </w:r>
       <w:r>
-        <w:t xml:space="preserve"> </w:t>
-      </w:r>
-      <w:r>
-        <w:t xml:space="preserve">and press Enter</w:t>
-      </w:r>
-    </w:p>
-    <w:p>
-      <w:pPr>
-        <w:pStyle w:val="BlockText"/>
-      </w:pPr>
-      <w:r>
-        <w:rPr>
-          <w:b/>
-        </w:rPr>
-        <w:t xml:space="preserve">Do not use Server Manager.</w:t>
-      </w:r>
-      <w:r>
-        <w:t xml:space="preserve"> </w:t>
-      </w:r>
-      <w:r>
-        <w:t xml:space="preserve">It requires administrator rights on the shared</w:t>
-      </w:r>
-      <w:r>
-        <w:t xml:space="preserve"> </w:t>
-      </w:r>
-      <w:r>
-        <w:t xml:space="preserve">server, which student accounts do not have. If you open it you will get a</w:t>
-      </w:r>
-      <w:r>
-        <w:t xml:space="preserve"> </w:t>
-      </w:r>
-      <w:r>
-        <w:t xml:space="preserve">credential prompt that ends in</w:t>
+        <w:t xml:space="preserve">,</w:t>
+      </w:r>
+      <w:r>
+        <w:t xml:space="preserve"> </w:t>
+      </w:r>
+      <w:r>
+        <w:rPr>
+          <w:b/>
+        </w:rPr>
+        <w:t xml:space="preserve">Server Manager → Tools</w:t>
+      </w:r>
+      <w:r>
+        <w:t xml:space="preserve"> </w:t>
+      </w:r>
+      <w:r>
+        <w:t xml:space="preserve">and a blank MMC console all make Windows try to start ADUC elevated and prompt</w:t>
+      </w:r>
+      <w:r>
+        <w:t xml:space="preserve"> </w:t>
+      </w:r>
+      <w:r>
+        <w:t xml:space="preserve">for administrator credentials. Student accounts are deliberately not</w:t>
+      </w:r>
+      <w:r>
+        <w:t xml:space="preserve"> </w:t>
+      </w:r>
+      <w:r>
+        <w:t xml:space="preserve">administrators of the shared domain controller, so that prompt always ends in</w:t>
       </w:r>
       <w:r>
         <w:t xml:space="preserve"> </w:t>
@@ -1246,7 +1274,7 @@
         <w:rPr>
           <w:i/>
         </w:rPr>
-        <w:t xml:space="preserve">"Logon failure: the user has not been granted</w:t>
+        <w:t xml:space="preserve">"Logon failure: the user has not been granted the requested logon type at this</w:t>
       </w:r>
       <w:r>
         <w:rPr>
@@ -1258,22 +1286,37 @@
         <w:rPr>
           <w:i/>
         </w:rPr>
-        <w:t xml:space="preserve">the requested logon type at this computer"</w:t>
-      </w:r>
-      <w:r>
-        <w:t xml:space="preserve">. Close the prompt and use the</w:t>
-      </w:r>
-      <w:r>
-        <w:t xml:space="preserve"> </w:t>
-      </w:r>
-      <w:r>
-        <w:t xml:space="preserve">desktop shortcut above — your own account already has the rights you need for</w:t>
-      </w:r>
-      <w:r>
-        <w:t xml:space="preserve"> </w:t>
-      </w:r>
-      <w:r>
-        <w:t xml:space="preserve">every lab in this guide.</w:t>
+        <w:t xml:space="preserve">computer"</w:t>
+      </w:r>
+      <w:r>
+        <w:t xml:space="preserve"> </w:t>
+      </w:r>
+      <w:r>
+        <w:t xml:space="preserve">— nothing is broken. Click</w:t>
+      </w:r>
+      <w:r>
+        <w:t xml:space="preserve"> </w:t>
+      </w:r>
+      <w:r>
+        <w:rPr>
+          <w:b/>
+        </w:rPr>
+        <w:t xml:space="preserve">No</w:t>
+      </w:r>
+      <w:r>
+        <w:t xml:space="preserve">, then use the desktop shortcut or</w:t>
+      </w:r>
+      <w:r>
+        <w:t xml:space="preserve"> </w:t>
+      </w:r>
+      <w:r>
+        <w:t xml:space="preserve">the command above; it runs ADUC with your own delegated pod permissions, which</w:t>
+      </w:r>
+      <w:r>
+        <w:t xml:space="preserve"> </w:t>
+      </w:r>
+      <w:r>
+        <w:t xml:space="preserve">are all these labs need.</w:t>
       </w:r>
     </w:p>
     <w:p>
@@ -1345,7 +1388,7 @@
       <w:pPr>
         <w:numPr>
           <w:ilvl w:val="0"/>
-          <w:numId w:val="1009"/>
+          <w:numId w:val="1008"/>
         </w:numPr>
         <w:pStyle w:val="Compact"/>
       </w:pPr>
@@ -1390,7 +1433,7 @@
       <w:pPr>
         <w:numPr>
           <w:ilvl w:val="0"/>
-          <w:numId w:val="1009"/>
+          <w:numId w:val="1008"/>
         </w:numPr>
         <w:pStyle w:val="Compact"/>
       </w:pPr>
@@ -1423,7 +1466,7 @@
       <w:pPr>
         <w:numPr>
           <w:ilvl w:val="0"/>
-          <w:numId w:val="1009"/>
+          <w:numId w:val="1008"/>
         </w:numPr>
         <w:pStyle w:val="Compact"/>
       </w:pPr>
@@ -2289,21 +2332,268 @@
       <w:pPr>
         <w:numPr>
           <w:ilvl w:val="0"/>
+          <w:numId w:val="1009"/>
+        </w:numPr>
+        <w:pStyle w:val="Compact"/>
+      </w:pPr>
+      <w:r>
+        <w:t xml:space="preserve">In ADUC, navigate to:</w:t>
+      </w:r>
+      <w:r>
+        <w:t xml:space="preserve"> </w:t>
+      </w:r>
+      <w:r>
+        <w:rPr>
+          <w:b/>
+        </w:rPr>
+        <w:t xml:space="preserve">acs-p01.local → Students → PodXX → Users → Staff</w:t>
+      </w:r>
+    </w:p>
+    <w:p>
+      <w:pPr>
+        <w:numPr>
+          <w:ilvl w:val="0"/>
+          <w:numId w:val="1009"/>
+        </w:numPr>
+        <w:pStyle w:val="Compact"/>
+      </w:pPr>
+      <w:r>
+        <w:t xml:space="preserve">Look for the user account named</w:t>
+      </w:r>
+      <w:r>
+        <w:t xml:space="preserve"> </w:t>
+      </w:r>
+      <w:r>
+        <w:rPr>
+          <w:b/>
+        </w:rPr>
+        <w:t xml:space="preserve">PXX-ex.employee</w:t>
+      </w:r>
+      <w:r>
+        <w:t xml:space="preserve"> </w:t>
+      </w:r>
+      <w:r>
+        <w:t xml:space="preserve">(e.g.,</w:t>
+      </w:r>
+      <w:r>
+        <w:t xml:space="preserve"> </w:t>
+      </w:r>
+      <w:r>
+        <w:rPr>
+          <w:rStyle w:val="VerbatimChar"/>
+        </w:rPr>
+        <w:t xml:space="preserve">P03-ex.employee</w:t>
+      </w:r>
+      <w:r>
+        <w:t xml:space="preserve">)</w:t>
+      </w:r>
+    </w:p>
+    <w:p>
+      <w:pPr>
+        <w:numPr>
+          <w:ilvl w:val="0"/>
+          <w:numId w:val="1009"/>
+        </w:numPr>
+        <w:pStyle w:val="Compact"/>
+      </w:pPr>
+      <w:r>
+        <w:t xml:space="preserve">Double-click on the account to open its properties</w:t>
+      </w:r>
+    </w:p>
+    <w:p>
+      <w:pPr>
+        <w:numPr>
+          <w:ilvl w:val="0"/>
+          <w:numId w:val="1009"/>
+        </w:numPr>
+        <w:pStyle w:val="Compact"/>
+      </w:pPr>
+      <w:r>
+        <w:t xml:space="preserve">Notice that the</w:t>
+      </w:r>
+      <w:r>
+        <w:t xml:space="preserve"> </w:t>
+      </w:r>
+      <w:r>
+        <w:rPr>
+          <w:b/>
+        </w:rPr>
+        <w:t xml:space="preserve">Description</w:t>
+      </w:r>
+      <w:r>
+        <w:t xml:space="preserve"> </w:t>
+      </w:r>
+      <w:r>
+        <w:t xml:space="preserve">field says:</w:t>
+      </w:r>
+      <w:r>
+        <w:t xml:space="preserve"> </w:t>
+      </w:r>
+      <w:r>
+        <w:rPr>
+          <w:i/>
+        </w:rPr>
+        <w:t xml:space="preserve">"L1.1: Terminated user still enabled with Finance access"</w:t>
+      </w:r>
+    </w:p>
+    <w:p>
+      <w:pPr>
+        <w:numPr>
+          <w:ilvl w:val="0"/>
+          <w:numId w:val="1009"/>
+        </w:numPr>
+        <w:pStyle w:val="Compact"/>
+      </w:pPr>
+      <w:r>
+        <w:t xml:space="preserve">Look at the</w:t>
+      </w:r>
+      <w:r>
+        <w:t xml:space="preserve"> </w:t>
+      </w:r>
+      <w:r>
+        <w:rPr>
+          <w:b/>
+        </w:rPr>
+        <w:t xml:space="preserve">Account</w:t>
+      </w:r>
+      <w:r>
+        <w:t xml:space="preserve"> </w:t>
+      </w:r>
+      <w:r>
+        <w:t xml:space="preserve">tab — the account is currently</w:t>
+      </w:r>
+      <w:r>
+        <w:t xml:space="preserve"> </w:t>
+      </w:r>
+      <w:r>
+        <w:rPr>
+          <w:b/>
+        </w:rPr>
+        <w:t xml:space="preserve">enabled</w:t>
+      </w:r>
+      <w:r>
+        <w:t xml:space="preserve"> </w:t>
+      </w:r>
+      <w:r>
+        <w:t xml:space="preserve">(the checkbox "Account is disabled" is NOT checked)</w:t>
+      </w:r>
+    </w:p>
+    <w:p>
+      <w:pPr>
+        <w:numPr>
+          <w:ilvl w:val="0"/>
+          <w:numId w:val="1009"/>
+        </w:numPr>
+        <w:pStyle w:val="Compact"/>
+      </w:pPr>
+      <w:r>
+        <w:rPr>
+          <w:b/>
+        </w:rPr>
+        <w:t xml:space="preserve">To fix this:</w:t>
+      </w:r>
+      <w:r>
+        <w:t xml:space="preserve"> </w:t>
+      </w:r>
+      <w:r>
+        <w:t xml:space="preserve">Check the box that says</w:t>
+      </w:r>
+      <w:r>
+        <w:t xml:space="preserve"> </w:t>
+      </w:r>
+      <w:r>
+        <w:rPr>
+          <w:b/>
+        </w:rPr>
+        <w:t xml:space="preserve">"Account is disabled"</w:t>
+      </w:r>
+    </w:p>
+    <w:p>
+      <w:pPr>
+        <w:numPr>
+          <w:ilvl w:val="0"/>
+          <w:numId w:val="1009"/>
+        </w:numPr>
+        <w:pStyle w:val="Compact"/>
+      </w:pPr>
+      <w:r>
+        <w:t xml:space="preserve">Click</w:t>
+      </w:r>
+      <w:r>
+        <w:t xml:space="preserve"> </w:t>
+      </w:r>
+      <w:r>
+        <w:rPr>
+          <w:b/>
+        </w:rPr>
+        <w:t xml:space="preserve">OK</w:t>
+      </w:r>
+      <w:r>
+        <w:t xml:space="preserve"> </w:t>
+      </w:r>
+      <w:r>
+        <w:t xml:space="preserve">to save</w:t>
+      </w:r>
+    </w:p>
+    <w:p>
+      <w:pPr>
+        <w:pStyle w:val="FirstParagraph"/>
+      </w:pPr>
+      <w:r>
+        <w:rPr>
+          <w:b/>
+        </w:rPr>
+        <w:t xml:space="preserve">Why This Matters:</w:t>
+      </w:r>
+      <w:r>
+        <w:t xml:space="preserve"> </w:t>
+      </w:r>
+      <w:r>
+        <w:t xml:space="preserve">CMMC AC.L1-3.1.1 requires that system access is limited to authorized users. A terminated employee is no longer authorized.</w:t>
+      </w:r>
+    </w:p>
+    <w:p>
+      <w:pPr>
+        <w:pStyle w:val="BodyText"/>
+      </w:pPr>
+      <w:r>
+        <w:rPr>
+          <w:b/>
+        </w:rPr>
+        <w:t xml:space="preserve">Bonus (Optional):</w:t>
+      </w:r>
+      <w:r>
+        <w:t xml:space="preserve"> </w:t>
+      </w:r>
+      <w:r>
+        <w:t xml:space="preserve">You should also remove the user from the Finance and All-Staff groups:</w:t>
+      </w:r>
+    </w:p>
+    <w:p>
+      <w:pPr>
+        <w:numPr>
+          <w:ilvl w:val="0"/>
           <w:numId w:val="1010"/>
         </w:numPr>
         <w:pStyle w:val="Compact"/>
       </w:pPr>
       <w:r>
-        <w:t xml:space="preserve">In ADUC, navigate to:</w:t>
-      </w:r>
-      <w:r>
-        <w:t xml:space="preserve"> </w:t>
-      </w:r>
-      <w:r>
-        <w:rPr>
-          <w:b/>
-        </w:rPr>
-        <w:t xml:space="preserve">acs-p01.local → Students → PodXX → Users → Staff</w:t>
+        <w:t xml:space="preserve">Go to the</w:t>
+      </w:r>
+      <w:r>
+        <w:t xml:space="preserve"> </w:t>
+      </w:r>
+      <w:r>
+        <w:rPr>
+          <w:b/>
+        </w:rPr>
+        <w:t xml:space="preserve">Member Of</w:t>
+      </w:r>
+      <w:r>
+        <w:t xml:space="preserve"> </w:t>
+      </w:r>
+      <w:r>
+        <w:t xml:space="preserve">tab in the user's properties</w:t>
       </w:r>
     </w:p>
     <w:p>
@@ -2315,34 +2605,31 @@
         <w:pStyle w:val="Compact"/>
       </w:pPr>
       <w:r>
-        <w:t xml:space="preserve">Look for the user account named</w:t>
-      </w:r>
-      <w:r>
-        <w:t xml:space="preserve"> </w:t>
-      </w:r>
-      <w:r>
-        <w:rPr>
-          <w:b/>
-        </w:rPr>
-        <w:t xml:space="preserve">PXX-ex.employee</w:t>
-      </w:r>
-      <w:r>
-        <w:t xml:space="preserve"> </w:t>
-      </w:r>
-      <w:r>
-        <w:t xml:space="preserve">(e.g.,</w:t>
-      </w:r>
-      <w:r>
-        <w:t xml:space="preserve"> </w:t>
-      </w:r>
-      <w:r>
-        <w:rPr>
-          <w:rStyle w:val="VerbatimChar"/>
-        </w:rPr>
-        <w:t xml:space="preserve">P03-ex.employee</w:t>
-      </w:r>
-      <w:r>
-        <w:t xml:space="preserve">)</w:t>
+        <w:t xml:space="preserve">Select</w:t>
+      </w:r>
+      <w:r>
+        <w:t xml:space="preserve"> </w:t>
+      </w:r>
+      <w:r>
+        <w:rPr>
+          <w:b/>
+        </w:rPr>
+        <w:t xml:space="preserve">PXX-SG-ACS-Finance</w:t>
+      </w:r>
+      <w:r>
+        <w:t xml:space="preserve"> </w:t>
+      </w:r>
+      <w:r>
+        <w:t xml:space="preserve">and click</w:t>
+      </w:r>
+      <w:r>
+        <w:t xml:space="preserve"> </w:t>
+      </w:r>
+      <w:r>
+        <w:rPr>
+          <w:b/>
+        </w:rPr>
+        <w:t xml:space="preserve">Remove</w:t>
       </w:r>
     </w:p>
     <w:p>
@@ -2354,7 +2641,31 @@
         <w:pStyle w:val="Compact"/>
       </w:pPr>
       <w:r>
-        <w:t xml:space="preserve">Double-click on the account to open its properties</w:t>
+        <w:t xml:space="preserve">Select</w:t>
+      </w:r>
+      <w:r>
+        <w:t xml:space="preserve"> </w:t>
+      </w:r>
+      <w:r>
+        <w:rPr>
+          <w:b/>
+        </w:rPr>
+        <w:t xml:space="preserve">PXX-SG-ACS-All-Staff</w:t>
+      </w:r>
+      <w:r>
+        <w:t xml:space="preserve"> </w:t>
+      </w:r>
+      <w:r>
+        <w:t xml:space="preserve">and click</w:t>
+      </w:r>
+      <w:r>
+        <w:t xml:space="preserve"> </w:t>
+      </w:r>
+      <w:r>
+        <w:rPr>
+          <w:b/>
+        </w:rPr>
+        <w:t xml:space="preserve">Remove</w:t>
       </w:r>
     </w:p>
     <w:p>
@@ -2362,274 +2673,6 @@
         <w:numPr>
           <w:ilvl w:val="0"/>
           <w:numId w:val="1010"/>
-        </w:numPr>
-        <w:pStyle w:val="Compact"/>
-      </w:pPr>
-      <w:r>
-        <w:t xml:space="preserve">Notice that the</w:t>
-      </w:r>
-      <w:r>
-        <w:t xml:space="preserve"> </w:t>
-      </w:r>
-      <w:r>
-        <w:rPr>
-          <w:b/>
-        </w:rPr>
-        <w:t xml:space="preserve">Description</w:t>
-      </w:r>
-      <w:r>
-        <w:t xml:space="preserve"> </w:t>
-      </w:r>
-      <w:r>
-        <w:t xml:space="preserve">field says:</w:t>
-      </w:r>
-      <w:r>
-        <w:t xml:space="preserve"> </w:t>
-      </w:r>
-      <w:r>
-        <w:rPr>
-          <w:i/>
-        </w:rPr>
-        <w:t xml:space="preserve">"L1.1: Terminated user still enabled with Finance access"</w:t>
-      </w:r>
-    </w:p>
-    <w:p>
-      <w:pPr>
-        <w:numPr>
-          <w:ilvl w:val="0"/>
-          <w:numId w:val="1010"/>
-        </w:numPr>
-        <w:pStyle w:val="Compact"/>
-      </w:pPr>
-      <w:r>
-        <w:t xml:space="preserve">Look at the</w:t>
-      </w:r>
-      <w:r>
-        <w:t xml:space="preserve"> </w:t>
-      </w:r>
-      <w:r>
-        <w:rPr>
-          <w:b/>
-        </w:rPr>
-        <w:t xml:space="preserve">Account</w:t>
-      </w:r>
-      <w:r>
-        <w:t xml:space="preserve"> </w:t>
-      </w:r>
-      <w:r>
-        <w:t xml:space="preserve">tab — the account is currently</w:t>
-      </w:r>
-      <w:r>
-        <w:t xml:space="preserve"> </w:t>
-      </w:r>
-      <w:r>
-        <w:rPr>
-          <w:b/>
-        </w:rPr>
-        <w:t xml:space="preserve">enabled</w:t>
-      </w:r>
-      <w:r>
-        <w:t xml:space="preserve"> </w:t>
-      </w:r>
-      <w:r>
-        <w:t xml:space="preserve">(the checkbox "Account is disabled" is NOT checked)</w:t>
-      </w:r>
-    </w:p>
-    <w:p>
-      <w:pPr>
-        <w:numPr>
-          <w:ilvl w:val="0"/>
-          <w:numId w:val="1010"/>
-        </w:numPr>
-        <w:pStyle w:val="Compact"/>
-      </w:pPr>
-      <w:r>
-        <w:rPr>
-          <w:b/>
-        </w:rPr>
-        <w:t xml:space="preserve">To fix this:</w:t>
-      </w:r>
-      <w:r>
-        <w:t xml:space="preserve"> </w:t>
-      </w:r>
-      <w:r>
-        <w:t xml:space="preserve">Check the box that says</w:t>
-      </w:r>
-      <w:r>
-        <w:t xml:space="preserve"> </w:t>
-      </w:r>
-      <w:r>
-        <w:rPr>
-          <w:b/>
-        </w:rPr>
-        <w:t xml:space="preserve">"Account is disabled"</w:t>
-      </w:r>
-    </w:p>
-    <w:p>
-      <w:pPr>
-        <w:numPr>
-          <w:ilvl w:val="0"/>
-          <w:numId w:val="1010"/>
-        </w:numPr>
-        <w:pStyle w:val="Compact"/>
-      </w:pPr>
-      <w:r>
-        <w:t xml:space="preserve">Click</w:t>
-      </w:r>
-      <w:r>
-        <w:t xml:space="preserve"> </w:t>
-      </w:r>
-      <w:r>
-        <w:rPr>
-          <w:b/>
-        </w:rPr>
-        <w:t xml:space="preserve">OK</w:t>
-      </w:r>
-      <w:r>
-        <w:t xml:space="preserve"> </w:t>
-      </w:r>
-      <w:r>
-        <w:t xml:space="preserve">to save</w:t>
-      </w:r>
-    </w:p>
-    <w:p>
-      <w:pPr>
-        <w:pStyle w:val="FirstParagraph"/>
-      </w:pPr>
-      <w:r>
-        <w:rPr>
-          <w:b/>
-        </w:rPr>
-        <w:t xml:space="preserve">Why This Matters:</w:t>
-      </w:r>
-      <w:r>
-        <w:t xml:space="preserve"> </w:t>
-      </w:r>
-      <w:r>
-        <w:t xml:space="preserve">CMMC AC.L1-3.1.1 requires that system access is limited to authorized users. A terminated employee is no longer authorized.</w:t>
-      </w:r>
-    </w:p>
-    <w:p>
-      <w:pPr>
-        <w:pStyle w:val="BodyText"/>
-      </w:pPr>
-      <w:r>
-        <w:rPr>
-          <w:b/>
-        </w:rPr>
-        <w:t xml:space="preserve">Bonus (Optional):</w:t>
-      </w:r>
-      <w:r>
-        <w:t xml:space="preserve"> </w:t>
-      </w:r>
-      <w:r>
-        <w:t xml:space="preserve">You should also remove the user from the Finance and All-Staff groups:</w:t>
-      </w:r>
-    </w:p>
-    <w:p>
-      <w:pPr>
-        <w:numPr>
-          <w:ilvl w:val="0"/>
-          <w:numId w:val="1011"/>
-        </w:numPr>
-        <w:pStyle w:val="Compact"/>
-      </w:pPr>
-      <w:r>
-        <w:t xml:space="preserve">Go to the</w:t>
-      </w:r>
-      <w:r>
-        <w:t xml:space="preserve"> </w:t>
-      </w:r>
-      <w:r>
-        <w:rPr>
-          <w:b/>
-        </w:rPr>
-        <w:t xml:space="preserve">Member Of</w:t>
-      </w:r>
-      <w:r>
-        <w:t xml:space="preserve"> </w:t>
-      </w:r>
-      <w:r>
-        <w:t xml:space="preserve">tab in the user's properties</w:t>
-      </w:r>
-    </w:p>
-    <w:p>
-      <w:pPr>
-        <w:numPr>
-          <w:ilvl w:val="0"/>
-          <w:numId w:val="1011"/>
-        </w:numPr>
-        <w:pStyle w:val="Compact"/>
-      </w:pPr>
-      <w:r>
-        <w:t xml:space="preserve">Select</w:t>
-      </w:r>
-      <w:r>
-        <w:t xml:space="preserve"> </w:t>
-      </w:r>
-      <w:r>
-        <w:rPr>
-          <w:b/>
-        </w:rPr>
-        <w:t xml:space="preserve">PXX-SG-ACS-Finance</w:t>
-      </w:r>
-      <w:r>
-        <w:t xml:space="preserve"> </w:t>
-      </w:r>
-      <w:r>
-        <w:t xml:space="preserve">and click</w:t>
-      </w:r>
-      <w:r>
-        <w:t xml:space="preserve"> </w:t>
-      </w:r>
-      <w:r>
-        <w:rPr>
-          <w:b/>
-        </w:rPr>
-        <w:t xml:space="preserve">Remove</w:t>
-      </w:r>
-    </w:p>
-    <w:p>
-      <w:pPr>
-        <w:numPr>
-          <w:ilvl w:val="0"/>
-          <w:numId w:val="1011"/>
-        </w:numPr>
-        <w:pStyle w:val="Compact"/>
-      </w:pPr>
-      <w:r>
-        <w:t xml:space="preserve">Select</w:t>
-      </w:r>
-      <w:r>
-        <w:t xml:space="preserve"> </w:t>
-      </w:r>
-      <w:r>
-        <w:rPr>
-          <w:b/>
-        </w:rPr>
-        <w:t xml:space="preserve">PXX-SG-ACS-All-Staff</w:t>
-      </w:r>
-      <w:r>
-        <w:t xml:space="preserve"> </w:t>
-      </w:r>
-      <w:r>
-        <w:t xml:space="preserve">and click</w:t>
-      </w:r>
-      <w:r>
-        <w:t xml:space="preserve"> </w:t>
-      </w:r>
-      <w:r>
-        <w:rPr>
-          <w:b/>
-        </w:rPr>
-        <w:t xml:space="preserve">Remove</w:t>
-      </w:r>
-    </w:p>
-    <w:p>
-      <w:pPr>
-        <w:numPr>
-          <w:ilvl w:val="0"/>
-          <w:numId w:val="1011"/>
         </w:numPr>
         <w:pStyle w:val="Compact"/>
       </w:pPr>
@@ -2721,91 +2764,202 @@
       <w:pPr>
         <w:numPr>
           <w:ilvl w:val="0"/>
+          <w:numId w:val="1011"/>
+        </w:numPr>
+        <w:pStyle w:val="Compact"/>
+      </w:pPr>
+      <w:r>
+        <w:t xml:space="preserve">In ADUC, navigate to:</w:t>
+      </w:r>
+      <w:r>
+        <w:t xml:space="preserve"> </w:t>
+      </w:r>
+      <w:r>
+        <w:rPr>
+          <w:b/>
+        </w:rPr>
+        <w:t xml:space="preserve">acs-p01.local → Students → PodXX → Users → Staff</w:t>
+      </w:r>
+    </w:p>
+    <w:p>
+      <w:pPr>
+        <w:numPr>
+          <w:ilvl w:val="0"/>
+          <w:numId w:val="1011"/>
+        </w:numPr>
+        <w:pStyle w:val="Compact"/>
+      </w:pPr>
+      <w:r>
+        <w:t xml:space="preserve">Find the user</w:t>
+      </w:r>
+      <w:r>
+        <w:t xml:space="preserve"> </w:t>
+      </w:r>
+      <w:r>
+        <w:rPr>
+          <w:b/>
+        </w:rPr>
+        <w:t xml:space="preserve">PXX-hr.user1</w:t>
+      </w:r>
+      <w:r>
+        <w:t xml:space="preserve"> </w:t>
+      </w:r>
+      <w:r>
+        <w:t xml:space="preserve">and double-click to open properties</w:t>
+      </w:r>
+    </w:p>
+    <w:p>
+      <w:pPr>
+        <w:numPr>
+          <w:ilvl w:val="0"/>
+          <w:numId w:val="1011"/>
+        </w:numPr>
+        <w:pStyle w:val="Compact"/>
+      </w:pPr>
+      <w:r>
+        <w:t xml:space="preserve">Notice the</w:t>
+      </w:r>
+      <w:r>
+        <w:t xml:space="preserve"> </w:t>
+      </w:r>
+      <w:r>
+        <w:rPr>
+          <w:b/>
+        </w:rPr>
+        <w:t xml:space="preserve">Description</w:t>
+      </w:r>
+      <w:r>
+        <w:t xml:space="preserve"> </w:t>
+      </w:r>
+      <w:r>
+        <w:t xml:space="preserve">says:</w:t>
+      </w:r>
+      <w:r>
+        <w:t xml:space="preserve"> </w:t>
+      </w:r>
+      <w:r>
+        <w:rPr>
+          <w:i/>
+        </w:rPr>
+        <w:t xml:space="preserve">"L1.2: HR user mistakenly in Finance group"</w:t>
+      </w:r>
+    </w:p>
+    <w:p>
+      <w:pPr>
+        <w:numPr>
+          <w:ilvl w:val="0"/>
+          <w:numId w:val="1011"/>
+        </w:numPr>
+        <w:pStyle w:val="Compact"/>
+      </w:pPr>
+      <w:r>
+        <w:t xml:space="preserve">Click the</w:t>
+      </w:r>
+      <w:r>
+        <w:t xml:space="preserve"> </w:t>
+      </w:r>
+      <w:r>
+        <w:rPr>
+          <w:b/>
+        </w:rPr>
+        <w:t xml:space="preserve">Member Of</w:t>
+      </w:r>
+      <w:r>
+        <w:t xml:space="preserve"> </w:t>
+      </w:r>
+      <w:r>
+        <w:t xml:space="preserve">tab</w:t>
+      </w:r>
+    </w:p>
+    <w:p>
+      <w:pPr>
+        <w:numPr>
+          <w:ilvl w:val="0"/>
+          <w:numId w:val="1011"/>
+        </w:numPr>
+        <w:pStyle w:val="Compact"/>
+      </w:pPr>
+      <w:r>
+        <w:t xml:space="preserve">You should see the user is a member of:</w:t>
+      </w:r>
+    </w:p>
+    <w:p>
+      <w:pPr>
+        <w:numPr>
+          <w:ilvl w:val="1"/>
           <w:numId w:val="1012"/>
         </w:numPr>
         <w:pStyle w:val="Compact"/>
       </w:pPr>
       <w:r>
-        <w:t xml:space="preserve">In ADUC, navigate to:</w:t>
-      </w:r>
-      <w:r>
-        <w:t xml:space="preserve"> </w:t>
-      </w:r>
-      <w:r>
-        <w:rPr>
-          <w:b/>
-        </w:rPr>
-        <w:t xml:space="preserve">acs-p01.local → Students → PodXX → Users → Staff</w:t>
-      </w:r>
-    </w:p>
-    <w:p>
-      <w:pPr>
-        <w:numPr>
-          <w:ilvl w:val="0"/>
+        <w:t xml:space="preserve">PXX-SG-ACS-HR (correct — they work in HR)</w:t>
+      </w:r>
+    </w:p>
+    <w:p>
+      <w:pPr>
+        <w:numPr>
+          <w:ilvl w:val="1"/>
           <w:numId w:val="1012"/>
         </w:numPr>
         <w:pStyle w:val="Compact"/>
       </w:pPr>
       <w:r>
-        <w:t xml:space="preserve">Find the user</w:t>
-      </w:r>
-      <w:r>
-        <w:t xml:space="preserve"> </w:t>
-      </w:r>
-      <w:r>
-        <w:rPr>
-          <w:b/>
-        </w:rPr>
-        <w:t xml:space="preserve">PXX-hr.user1</w:t>
-      </w:r>
-      <w:r>
-        <w:t xml:space="preserve"> </w:t>
-      </w:r>
-      <w:r>
-        <w:t xml:space="preserve">and double-click to open properties</w:t>
-      </w:r>
-    </w:p>
-    <w:p>
-      <w:pPr>
-        <w:numPr>
-          <w:ilvl w:val="0"/>
+        <w:t xml:space="preserve">PXX-SG-ACS-All-Staff (correct — all employees are in this group)</w:t>
+      </w:r>
+    </w:p>
+    <w:p>
+      <w:pPr>
+        <w:numPr>
+          <w:ilvl w:val="1"/>
           <w:numId w:val="1012"/>
         </w:numPr>
         <w:pStyle w:val="Compact"/>
       </w:pPr>
       <w:r>
-        <w:t xml:space="preserve">Notice the</w:t>
-      </w:r>
-      <w:r>
-        <w:t xml:space="preserve"> </w:t>
-      </w:r>
-      <w:r>
-        <w:rPr>
-          <w:b/>
-        </w:rPr>
-        <w:t xml:space="preserve">Description</w:t>
-      </w:r>
-      <w:r>
-        <w:t xml:space="preserve"> </w:t>
-      </w:r>
-      <w:r>
-        <w:t xml:space="preserve">says:</w:t>
-      </w:r>
-      <w:r>
-        <w:t xml:space="preserve"> </w:t>
-      </w:r>
-      <w:r>
-        <w:rPr>
-          <w:i/>
-        </w:rPr>
-        <w:t xml:space="preserve">"L1.2: HR user mistakenly in Finance group"</w:t>
-      </w:r>
-    </w:p>
-    <w:p>
-      <w:pPr>
-        <w:numPr>
-          <w:ilvl w:val="0"/>
-          <w:numId w:val="1012"/>
+        <w:rPr>
+          <w:b/>
+        </w:rPr>
+        <w:t xml:space="preserve">PXX-SG-ACS-Finance</w:t>
+      </w:r>
+      <w:r>
+        <w:t xml:space="preserve"> </w:t>
+      </w:r>
+      <w:r>
+        <w:t xml:space="preserve">(INCORRECT — this is the problem)</w:t>
+      </w:r>
+    </w:p>
+    <w:p>
+      <w:pPr>
+        <w:numPr>
+          <w:ilvl w:val="0"/>
+          <w:numId w:val="1011"/>
+        </w:numPr>
+        <w:pStyle w:val="Compact"/>
+      </w:pPr>
+      <w:r>
+        <w:t xml:space="preserve">Select</w:t>
+      </w:r>
+      <w:r>
+        <w:t xml:space="preserve"> </w:t>
+      </w:r>
+      <w:r>
+        <w:rPr>
+          <w:b/>
+        </w:rPr>
+        <w:t xml:space="preserve">PXX-SG-ACS-Finance</w:t>
+      </w:r>
+      <w:r>
+        <w:t xml:space="preserve"> </w:t>
+      </w:r>
+      <w:r>
+        <w:t xml:space="preserve">in the list</w:t>
+      </w:r>
+    </w:p>
+    <w:p>
+      <w:pPr>
+        <w:numPr>
+          <w:ilvl w:val="0"/>
+          <w:numId w:val="1011"/>
         </w:numPr>
         <w:pStyle w:val="Compact"/>
       </w:pPr>
@@ -2819,117 +2973,6 @@
         <w:rPr>
           <w:b/>
         </w:rPr>
-        <w:t xml:space="preserve">Member Of</w:t>
-      </w:r>
-      <w:r>
-        <w:t xml:space="preserve"> </w:t>
-      </w:r>
-      <w:r>
-        <w:t xml:space="preserve">tab</w:t>
-      </w:r>
-    </w:p>
-    <w:p>
-      <w:pPr>
-        <w:numPr>
-          <w:ilvl w:val="0"/>
-          <w:numId w:val="1012"/>
-        </w:numPr>
-        <w:pStyle w:val="Compact"/>
-      </w:pPr>
-      <w:r>
-        <w:t xml:space="preserve">You should see the user is a member of:</w:t>
-      </w:r>
-    </w:p>
-    <w:p>
-      <w:pPr>
-        <w:numPr>
-          <w:ilvl w:val="1"/>
-          <w:numId w:val="1013"/>
-        </w:numPr>
-        <w:pStyle w:val="Compact"/>
-      </w:pPr>
-      <w:r>
-        <w:t xml:space="preserve">PXX-SG-ACS-HR (correct — they work in HR)</w:t>
-      </w:r>
-    </w:p>
-    <w:p>
-      <w:pPr>
-        <w:numPr>
-          <w:ilvl w:val="1"/>
-          <w:numId w:val="1013"/>
-        </w:numPr>
-        <w:pStyle w:val="Compact"/>
-      </w:pPr>
-      <w:r>
-        <w:t xml:space="preserve">PXX-SG-ACS-All-Staff (correct — all employees are in this group)</w:t>
-      </w:r>
-    </w:p>
-    <w:p>
-      <w:pPr>
-        <w:numPr>
-          <w:ilvl w:val="1"/>
-          <w:numId w:val="1013"/>
-        </w:numPr>
-        <w:pStyle w:val="Compact"/>
-      </w:pPr>
-      <w:r>
-        <w:rPr>
-          <w:b/>
-        </w:rPr>
-        <w:t xml:space="preserve">PXX-SG-ACS-Finance</w:t>
-      </w:r>
-      <w:r>
-        <w:t xml:space="preserve"> </w:t>
-      </w:r>
-      <w:r>
-        <w:t xml:space="preserve">(INCORRECT — this is the problem)</w:t>
-      </w:r>
-    </w:p>
-    <w:p>
-      <w:pPr>
-        <w:numPr>
-          <w:ilvl w:val="0"/>
-          <w:numId w:val="1012"/>
-        </w:numPr>
-        <w:pStyle w:val="Compact"/>
-      </w:pPr>
-      <w:r>
-        <w:t xml:space="preserve">Select</w:t>
-      </w:r>
-      <w:r>
-        <w:t xml:space="preserve"> </w:t>
-      </w:r>
-      <w:r>
-        <w:rPr>
-          <w:b/>
-        </w:rPr>
-        <w:t xml:space="preserve">PXX-SG-ACS-Finance</w:t>
-      </w:r>
-      <w:r>
-        <w:t xml:space="preserve"> </w:t>
-      </w:r>
-      <w:r>
-        <w:t xml:space="preserve">in the list</w:t>
-      </w:r>
-    </w:p>
-    <w:p>
-      <w:pPr>
-        <w:numPr>
-          <w:ilvl w:val="0"/>
-          <w:numId w:val="1012"/>
-        </w:numPr>
-        <w:pStyle w:val="Compact"/>
-      </w:pPr>
-      <w:r>
-        <w:t xml:space="preserve">Click the</w:t>
-      </w:r>
-      <w:r>
-        <w:t xml:space="preserve"> </w:t>
-      </w:r>
-      <w:r>
-        <w:rPr>
-          <w:b/>
-        </w:rPr>
         <w:t xml:space="preserve">Remove</w:t>
       </w:r>
       <w:r>
@@ -2943,7 +2986,7 @@
       <w:pPr>
         <w:numPr>
           <w:ilvl w:val="0"/>
-          <w:numId w:val="1012"/>
+          <w:numId w:val="1011"/>
         </w:numPr>
         <w:pStyle w:val="Compact"/>
       </w:pPr>
@@ -2970,7 +3013,7 @@
       <w:pPr>
         <w:numPr>
           <w:ilvl w:val="0"/>
-          <w:numId w:val="1012"/>
+          <w:numId w:val="1011"/>
         </w:numPr>
         <w:pStyle w:val="Compact"/>
       </w:pPr>
@@ -3085,158 +3128,158 @@
       <w:pPr>
         <w:numPr>
           <w:ilvl w:val="0"/>
+          <w:numId w:val="1013"/>
+        </w:numPr>
+        <w:pStyle w:val="Compact"/>
+      </w:pPr>
+      <w:r>
+        <w:t xml:space="preserve">In ADUC, navigate to:</w:t>
+      </w:r>
+      <w:r>
+        <w:t xml:space="preserve"> </w:t>
+      </w:r>
+      <w:r>
+        <w:rPr>
+          <w:b/>
+        </w:rPr>
+        <w:t xml:space="preserve">acs-p01.local → Students → PodXX → Users → Admins</w:t>
+      </w:r>
+    </w:p>
+    <w:p>
+      <w:pPr>
+        <w:numPr>
+          <w:ilvl w:val="0"/>
+          <w:numId w:val="1013"/>
+        </w:numPr>
+        <w:pStyle w:val="Compact"/>
+      </w:pPr>
+      <w:r>
+        <w:t xml:space="preserve">Find the user</w:t>
+      </w:r>
+      <w:r>
+        <w:t xml:space="preserve"> </w:t>
+      </w:r>
+      <w:r>
+        <w:rPr>
+          <w:b/>
+        </w:rPr>
+        <w:t xml:space="preserve">PXX-it.helpdesk</w:t>
+      </w:r>
+      <w:r>
+        <w:t xml:space="preserve"> </w:t>
+      </w:r>
+      <w:r>
+        <w:t xml:space="preserve">and double-click to open properties</w:t>
+      </w:r>
+    </w:p>
+    <w:p>
+      <w:pPr>
+        <w:numPr>
+          <w:ilvl w:val="0"/>
+          <w:numId w:val="1013"/>
+        </w:numPr>
+        <w:pStyle w:val="Compact"/>
+      </w:pPr>
+      <w:r>
+        <w:t xml:space="preserve">Notice the</w:t>
+      </w:r>
+      <w:r>
+        <w:t xml:space="preserve"> </w:t>
+      </w:r>
+      <w:r>
+        <w:rPr>
+          <w:b/>
+        </w:rPr>
+        <w:t xml:space="preserve">Description</w:t>
+      </w:r>
+      <w:r>
+        <w:t xml:space="preserve"> </w:t>
+      </w:r>
+      <w:r>
+        <w:t xml:space="preserve">says:</w:t>
+      </w:r>
+      <w:r>
+        <w:t xml:space="preserve"> </w:t>
+      </w:r>
+      <w:r>
+        <w:rPr>
+          <w:i/>
+        </w:rPr>
+        <w:t xml:space="preserve">"L1.3: Helpdesk incorrectly given IT-Admins privileges"</w:t>
+      </w:r>
+    </w:p>
+    <w:p>
+      <w:pPr>
+        <w:numPr>
+          <w:ilvl w:val="0"/>
+          <w:numId w:val="1013"/>
+        </w:numPr>
+        <w:pStyle w:val="Compact"/>
+      </w:pPr>
+      <w:r>
+        <w:t xml:space="preserve">Click the</w:t>
+      </w:r>
+      <w:r>
+        <w:t xml:space="preserve"> </w:t>
+      </w:r>
+      <w:r>
+        <w:rPr>
+          <w:b/>
+        </w:rPr>
+        <w:t xml:space="preserve">Member Of</w:t>
+      </w:r>
+      <w:r>
+        <w:t xml:space="preserve"> </w:t>
+      </w:r>
+      <w:r>
+        <w:t xml:space="preserve">tab</w:t>
+      </w:r>
+    </w:p>
+    <w:p>
+      <w:pPr>
+        <w:numPr>
+          <w:ilvl w:val="0"/>
+          <w:numId w:val="1013"/>
+        </w:numPr>
+        <w:pStyle w:val="Compact"/>
+      </w:pPr>
+      <w:r>
+        <w:t xml:space="preserve">You should see the user is a member of:</w:t>
+      </w:r>
+    </w:p>
+    <w:p>
+      <w:pPr>
+        <w:numPr>
+          <w:ilvl w:val="1"/>
           <w:numId w:val="1014"/>
         </w:numPr>
         <w:pStyle w:val="Compact"/>
       </w:pPr>
       <w:r>
-        <w:t xml:space="preserve">In ADUC, navigate to:</w:t>
-      </w:r>
-      <w:r>
-        <w:t xml:space="preserve"> </w:t>
-      </w:r>
-      <w:r>
-        <w:rPr>
-          <w:b/>
-        </w:rPr>
-        <w:t xml:space="preserve">acs-p01.local → Students → PodXX → Users → Admins</w:t>
-      </w:r>
-    </w:p>
-    <w:p>
-      <w:pPr>
-        <w:numPr>
-          <w:ilvl w:val="0"/>
+        <w:t xml:space="preserve">PXX-SG-ACS-IT (correct — they are IT staff)</w:t>
+      </w:r>
+    </w:p>
+    <w:p>
+      <w:pPr>
+        <w:numPr>
+          <w:ilvl w:val="1"/>
           <w:numId w:val="1014"/>
         </w:numPr>
         <w:pStyle w:val="Compact"/>
       </w:pPr>
       <w:r>
-        <w:t xml:space="preserve">Find the user</w:t>
-      </w:r>
-      <w:r>
-        <w:t xml:space="preserve"> </w:t>
-      </w:r>
-      <w:r>
-        <w:rPr>
-          <w:b/>
-        </w:rPr>
-        <w:t xml:space="preserve">PXX-it.helpdesk</w:t>
-      </w:r>
-      <w:r>
-        <w:t xml:space="preserve"> </w:t>
-      </w:r>
-      <w:r>
-        <w:t xml:space="preserve">and double-click to open properties</w:t>
-      </w:r>
-    </w:p>
-    <w:p>
-      <w:pPr>
-        <w:numPr>
-          <w:ilvl w:val="0"/>
+        <w:t xml:space="preserve">PXX-SG-ACS-Helpdesk (correct — they are helpdesk)</w:t>
+      </w:r>
+    </w:p>
+    <w:p>
+      <w:pPr>
+        <w:numPr>
+          <w:ilvl w:val="1"/>
           <w:numId w:val="1014"/>
         </w:numPr>
         <w:pStyle w:val="Compact"/>
       </w:pPr>
       <w:r>
-        <w:t xml:space="preserve">Notice the</w:t>
-      </w:r>
-      <w:r>
-        <w:t xml:space="preserve"> </w:t>
-      </w:r>
-      <w:r>
-        <w:rPr>
-          <w:b/>
-        </w:rPr>
-        <w:t xml:space="preserve">Description</w:t>
-      </w:r>
-      <w:r>
-        <w:t xml:space="preserve"> </w:t>
-      </w:r>
-      <w:r>
-        <w:t xml:space="preserve">says:</w:t>
-      </w:r>
-      <w:r>
-        <w:t xml:space="preserve"> </w:t>
-      </w:r>
-      <w:r>
-        <w:rPr>
-          <w:i/>
-        </w:rPr>
-        <w:t xml:space="preserve">"L1.3: Helpdesk incorrectly given IT-Admins privileges"</w:t>
-      </w:r>
-    </w:p>
-    <w:p>
-      <w:pPr>
-        <w:numPr>
-          <w:ilvl w:val="0"/>
-          <w:numId w:val="1014"/>
-        </w:numPr>
-        <w:pStyle w:val="Compact"/>
-      </w:pPr>
-      <w:r>
-        <w:t xml:space="preserve">Click the</w:t>
-      </w:r>
-      <w:r>
-        <w:t xml:space="preserve"> </w:t>
-      </w:r>
-      <w:r>
-        <w:rPr>
-          <w:b/>
-        </w:rPr>
-        <w:t xml:space="preserve">Member Of</w:t>
-      </w:r>
-      <w:r>
-        <w:t xml:space="preserve"> </w:t>
-      </w:r>
-      <w:r>
-        <w:t xml:space="preserve">tab</w:t>
-      </w:r>
-    </w:p>
-    <w:p>
-      <w:pPr>
-        <w:numPr>
-          <w:ilvl w:val="0"/>
-          <w:numId w:val="1014"/>
-        </w:numPr>
-        <w:pStyle w:val="Compact"/>
-      </w:pPr>
-      <w:r>
-        <w:t xml:space="preserve">You should see the user is a member of:</w:t>
-      </w:r>
-    </w:p>
-    <w:p>
-      <w:pPr>
-        <w:numPr>
-          <w:ilvl w:val="1"/>
-          <w:numId w:val="1015"/>
-        </w:numPr>
-        <w:pStyle w:val="Compact"/>
-      </w:pPr>
-      <w:r>
-        <w:t xml:space="preserve">PXX-SG-ACS-IT (correct — they are IT staff)</w:t>
-      </w:r>
-    </w:p>
-    <w:p>
-      <w:pPr>
-        <w:numPr>
-          <w:ilvl w:val="1"/>
-          <w:numId w:val="1015"/>
-        </w:numPr>
-        <w:pStyle w:val="Compact"/>
-      </w:pPr>
-      <w:r>
-        <w:t xml:space="preserve">PXX-SG-ACS-Helpdesk (correct — they are helpdesk)</w:t>
-      </w:r>
-    </w:p>
-    <w:p>
-      <w:pPr>
-        <w:numPr>
-          <w:ilvl w:val="1"/>
-          <w:numId w:val="1015"/>
-        </w:numPr>
-        <w:pStyle w:val="Compact"/>
-      </w:pPr>
-      <w:r>
         <w:rPr>
           <w:b/>
         </w:rPr>
@@ -3253,7 +3296,7 @@
       <w:pPr>
         <w:numPr>
           <w:ilvl w:val="0"/>
-          <w:numId w:val="1014"/>
+          <w:numId w:val="1013"/>
         </w:numPr>
         <w:pStyle w:val="Compact"/>
       </w:pPr>
@@ -3274,7 +3317,7 @@
       <w:pPr>
         <w:numPr>
           <w:ilvl w:val="0"/>
-          <w:numId w:val="1014"/>
+          <w:numId w:val="1013"/>
         </w:numPr>
         <w:pStyle w:val="Compact"/>
       </w:pPr>
@@ -3295,7 +3338,7 @@
       <w:pPr>
         <w:numPr>
           <w:ilvl w:val="0"/>
-          <w:numId w:val="1014"/>
+          <w:numId w:val="1013"/>
         </w:numPr>
         <w:pStyle w:val="Compact"/>
       </w:pPr>
@@ -3322,7 +3365,7 @@
       <w:pPr>
         <w:numPr>
           <w:ilvl w:val="0"/>
-          <w:numId w:val="1014"/>
+          <w:numId w:val="1013"/>
         </w:numPr>
         <w:pStyle w:val="Compact"/>
       </w:pPr>
@@ -3480,63 +3523,312 @@
       <w:pPr>
         <w:numPr>
           <w:ilvl w:val="0"/>
+          <w:numId w:val="1015"/>
+        </w:numPr>
+        <w:pStyle w:val="Compact"/>
+      </w:pPr>
+      <w:r>
+        <w:t xml:space="preserve">First, verify the approval: Navigate to</w:t>
+      </w:r>
+      <w:r>
+        <w:t xml:space="preserve"> </w:t>
+      </w:r>
+      <w:r>
+        <w:rPr>
+          <w:b/>
+        </w:rPr>
+        <w:t xml:space="preserve">Users → Staff</w:t>
+      </w:r>
+      <w:r>
+        <w:t xml:space="preserve"> </w:t>
+      </w:r>
+      <w:r>
+        <w:t xml:space="preserve">and double-click</w:t>
+      </w:r>
+      <w:r>
+        <w:t xml:space="preserve"> </w:t>
+      </w:r>
+      <w:r>
+        <w:rPr>
+          <w:b/>
+        </w:rPr>
+        <w:t xml:space="preserve">PXX-ceo.acs</w:t>
+      </w:r>
+    </w:p>
+    <w:p>
+      <w:pPr>
+        <w:numPr>
+          <w:ilvl w:val="0"/>
+          <w:numId w:val="1015"/>
+        </w:numPr>
+        <w:pStyle w:val="Compact"/>
+      </w:pPr>
+      <w:r>
+        <w:t xml:space="preserve">Check the</w:t>
+      </w:r>
+      <w:r>
+        <w:t xml:space="preserve"> </w:t>
+      </w:r>
+      <w:r>
+        <w:rPr>
+          <w:b/>
+        </w:rPr>
+        <w:t xml:space="preserve">Description</w:t>
+      </w:r>
+      <w:r>
+        <w:t xml:space="preserve"> </w:t>
+      </w:r>
+      <w:r>
+        <w:t xml:space="preserve">field — it says:</w:t>
+      </w:r>
+      <w:r>
+        <w:t xml:space="preserve"> </w:t>
+      </w:r>
+      <w:r>
+        <w:rPr>
+          <w:i/>
+        </w:rPr>
+        <w:t xml:space="preserve">"L2.1: HR approved new.user1 - account not yet created"</w:t>
+      </w:r>
+    </w:p>
+    <w:p>
+      <w:pPr>
+        <w:numPr>
+          <w:ilvl w:val="0"/>
+          <w:numId w:val="1015"/>
+        </w:numPr>
+        <w:pStyle w:val="Compact"/>
+      </w:pPr>
+      <w:r>
+        <w:t xml:space="preserve">Close the CEO's properties</w:t>
+      </w:r>
+    </w:p>
+    <w:p>
+      <w:pPr>
+        <w:numPr>
+          <w:ilvl w:val="0"/>
+          <w:numId w:val="1015"/>
+        </w:numPr>
+        <w:pStyle w:val="Compact"/>
+      </w:pPr>
+      <w:r>
+        <w:t xml:space="preserve">Now create the new account: Right-click on the</w:t>
+      </w:r>
+      <w:r>
+        <w:t xml:space="preserve"> </w:t>
+      </w:r>
+      <w:r>
+        <w:rPr>
+          <w:b/>
+        </w:rPr>
+        <w:t xml:space="preserve">Staff</w:t>
+      </w:r>
+      <w:r>
+        <w:t xml:space="preserve"> </w:t>
+      </w:r>
+      <w:r>
+        <w:t xml:space="preserve">OU (under Users)</w:t>
+      </w:r>
+    </w:p>
+    <w:p>
+      <w:pPr>
+        <w:numPr>
+          <w:ilvl w:val="0"/>
+          <w:numId w:val="1015"/>
+        </w:numPr>
+        <w:pStyle w:val="Compact"/>
+      </w:pPr>
+      <w:r>
+        <w:t xml:space="preserve">Select</w:t>
+      </w:r>
+      <w:r>
+        <w:t xml:space="preserve"> </w:t>
+      </w:r>
+      <w:r>
+        <w:rPr>
+          <w:b/>
+        </w:rPr>
+        <w:t xml:space="preserve">New → User</w:t>
+      </w:r>
+    </w:p>
+    <w:p>
+      <w:pPr>
+        <w:numPr>
+          <w:ilvl w:val="0"/>
+          <w:numId w:val="1015"/>
+        </w:numPr>
+        <w:pStyle w:val="Compact"/>
+      </w:pPr>
+      <w:r>
+        <w:t xml:space="preserve">Fill in the fields:</w:t>
+      </w:r>
+    </w:p>
+    <w:p>
+      <w:pPr>
+        <w:numPr>
+          <w:ilvl w:val="1"/>
           <w:numId w:val="1016"/>
         </w:numPr>
         <w:pStyle w:val="Compact"/>
       </w:pPr>
       <w:r>
-        <w:t xml:space="preserve">First, verify the approval: Navigate to</w:t>
-      </w:r>
-      <w:r>
-        <w:t xml:space="preserve"> </w:t>
-      </w:r>
-      <w:r>
-        <w:rPr>
-          <w:b/>
-        </w:rPr>
-        <w:t xml:space="preserve">Users → Staff</w:t>
-      </w:r>
-      <w:r>
-        <w:t xml:space="preserve"> </w:t>
-      </w:r>
-      <w:r>
-        <w:t xml:space="preserve">and double-click</w:t>
-      </w:r>
-      <w:r>
-        <w:t xml:space="preserve"> </w:t>
-      </w:r>
-      <w:r>
-        <w:rPr>
-          <w:b/>
-        </w:rPr>
-        <w:t xml:space="preserve">PXX-ceo.acs</w:t>
-      </w:r>
-    </w:p>
-    <w:p>
-      <w:pPr>
-        <w:numPr>
-          <w:ilvl w:val="0"/>
+        <w:rPr>
+          <w:b/>
+        </w:rPr>
+        <w:t xml:space="preserve">First name:</w:t>
+      </w:r>
+      <w:r>
+        <w:t xml:space="preserve"> </w:t>
+      </w:r>
+      <w:r>
+        <w:t xml:space="preserve">New</w:t>
+      </w:r>
+    </w:p>
+    <w:p>
+      <w:pPr>
+        <w:numPr>
+          <w:ilvl w:val="1"/>
           <w:numId w:val="1016"/>
         </w:numPr>
         <w:pStyle w:val="Compact"/>
       </w:pPr>
       <w:r>
-        <w:t xml:space="preserve">Check the</w:t>
-      </w:r>
-      <w:r>
-        <w:t xml:space="preserve"> </w:t>
-      </w:r>
-      <w:r>
-        <w:rPr>
-          <w:b/>
-        </w:rPr>
-        <w:t xml:space="preserve">Description</w:t>
-      </w:r>
-      <w:r>
-        <w:t xml:space="preserve"> </w:t>
-      </w:r>
-      <w:r>
-        <w:t xml:space="preserve">field — it says:</w:t>
+        <w:rPr>
+          <w:b/>
+        </w:rPr>
+        <w:t xml:space="preserve">Last name:</w:t>
+      </w:r>
+      <w:r>
+        <w:t xml:space="preserve"> </w:t>
+      </w:r>
+      <w:r>
+        <w:t xml:space="preserve">User1</w:t>
+      </w:r>
+    </w:p>
+    <w:p>
+      <w:pPr>
+        <w:numPr>
+          <w:ilvl w:val="1"/>
+          <w:numId w:val="1016"/>
+        </w:numPr>
+        <w:pStyle w:val="Compact"/>
+      </w:pPr>
+      <w:r>
+        <w:rPr>
+          <w:b/>
+        </w:rPr>
+        <w:t xml:space="preserve">User logon name:</w:t>
+      </w:r>
+      <w:r>
+        <w:t xml:space="preserve"> </w:t>
+      </w:r>
+      <w:r>
+        <w:rPr>
+          <w:rStyle w:val="VerbatimChar"/>
+        </w:rPr>
+        <w:t xml:space="preserve">PXX-new.user1</w:t>
+      </w:r>
+      <w:r>
+        <w:t xml:space="preserve"> </w:t>
+      </w:r>
+      <w:r>
+        <w:t xml:space="preserve">(replace PXX with your pod prefix, e.g.,</w:t>
+      </w:r>
+      <w:r>
+        <w:t xml:space="preserve"> </w:t>
+      </w:r>
+      <w:r>
+        <w:rPr>
+          <w:rStyle w:val="VerbatimChar"/>
+        </w:rPr>
+        <w:t xml:space="preserve">P03-new.user1</w:t>
+      </w:r>
+      <w:r>
+        <w:t xml:space="preserve">)</w:t>
+      </w:r>
+    </w:p>
+    <w:p>
+      <w:pPr>
+        <w:numPr>
+          <w:ilvl w:val="0"/>
+          <w:numId w:val="1015"/>
+        </w:numPr>
+        <w:pStyle w:val="Compact"/>
+      </w:pPr>
+      <w:r>
+        <w:t xml:space="preserve">Click</w:t>
+      </w:r>
+      <w:r>
+        <w:t xml:space="preserve"> </w:t>
+      </w:r>
+      <w:r>
+        <w:rPr>
+          <w:b/>
+        </w:rPr>
+        <w:t xml:space="preserve">Next</w:t>
+      </w:r>
+    </w:p>
+    <w:p>
+      <w:pPr>
+        <w:numPr>
+          <w:ilvl w:val="0"/>
+          <w:numId w:val="1015"/>
+        </w:numPr>
+        <w:pStyle w:val="Compact"/>
+      </w:pPr>
+      <w:r>
+        <w:t xml:space="preserve">Enter a password. The domain now enforces a strong policy, so it must be</w:t>
+      </w:r>
+      <w:r>
+        <w:t xml:space="preserve"> </w:t>
+      </w:r>
+      <w:r>
+        <w:rPr>
+          <w:b/>
+        </w:rPr>
+        <w:t xml:space="preserve">at</w:t>
+      </w:r>
+      <w:r>
+        <w:rPr>
+          <w:b/>
+        </w:rPr>
+        <w:t xml:space="preserve"> </w:t>
+      </w:r>
+      <w:r>
+        <w:rPr>
+          <w:b/>
+        </w:rPr>
+        <w:t xml:space="preserve">least 12 characters</w:t>
+      </w:r>
+      <w:r>
+        <w:t xml:space="preserve"> </w:t>
+      </w:r>
+      <w:r>
+        <w:t xml:space="preserve">and include an upper-case letter, a lower-case letter, a</w:t>
+      </w:r>
+      <w:r>
+        <w:t xml:space="preserve"> </w:t>
+      </w:r>
+      <w:r>
+        <w:t xml:space="preserve">number and a symbol (for example</w:t>
+      </w:r>
+      <w:r>
+        <w:t xml:space="preserve"> </w:t>
+      </w:r>
+      <w:r>
+        <w:rPr>
+          <w:rStyle w:val="VerbatimChar"/>
+        </w:rPr>
+        <w:t xml:space="preserve">LabUser!2026#ac</w:t>
+      </w:r>
+      <w:r>
+        <w:t xml:space="preserve">). A shorter or simpler</w:t>
+      </w:r>
+      <w:r>
+        <w:t xml:space="preserve"> </w:t>
+      </w:r>
+      <w:r>
+        <w:t xml:space="preserve">password is rejected with</w:t>
       </w:r>
       <w:r>
         <w:t xml:space="preserve"> </w:t>
@@ -3545,79 +3837,91 @@
         <w:rPr>
           <w:i/>
         </w:rPr>
-        <w:t xml:space="preserve">"L2.1: HR approved new.user1 - account not yet created"</w:t>
-      </w:r>
-    </w:p>
-    <w:p>
-      <w:pPr>
-        <w:numPr>
-          <w:ilvl w:val="0"/>
-          <w:numId w:val="1016"/>
-        </w:numPr>
-        <w:pStyle w:val="Compact"/>
-      </w:pPr>
-      <w:r>
-        <w:t xml:space="preserve">Close the CEO's properties</w:t>
-      </w:r>
-    </w:p>
-    <w:p>
-      <w:pPr>
-        <w:numPr>
-          <w:ilvl w:val="0"/>
-          <w:numId w:val="1016"/>
-        </w:numPr>
-        <w:pStyle w:val="Compact"/>
-      </w:pPr>
-      <w:r>
-        <w:t xml:space="preserve">Now create the new account: Right-click on the</w:t>
-      </w:r>
-      <w:r>
-        <w:t xml:space="preserve"> </w:t>
-      </w:r>
-      <w:r>
-        <w:rPr>
-          <w:b/>
-        </w:rPr>
-        <w:t xml:space="preserve">Staff</w:t>
-      </w:r>
-      <w:r>
-        <w:t xml:space="preserve"> </w:t>
-      </w:r>
-      <w:r>
-        <w:t xml:space="preserve">OU (under Users)</w:t>
-      </w:r>
-    </w:p>
-    <w:p>
-      <w:pPr>
-        <w:numPr>
-          <w:ilvl w:val="0"/>
-          <w:numId w:val="1016"/>
-        </w:numPr>
-        <w:pStyle w:val="Compact"/>
-      </w:pPr>
-      <w:r>
-        <w:t xml:space="preserve">Select</w:t>
-      </w:r>
-      <w:r>
-        <w:t xml:space="preserve"> </w:t>
-      </w:r>
-      <w:r>
-        <w:rPr>
-          <w:b/>
-        </w:rPr>
-        <w:t xml:space="preserve">New → User</w:t>
-      </w:r>
-    </w:p>
-    <w:p>
-      <w:pPr>
-        <w:numPr>
-          <w:ilvl w:val="0"/>
-          <w:numId w:val="1016"/>
-        </w:numPr>
-        <w:pStyle w:val="Compact"/>
-      </w:pPr>
-      <w:r>
-        <w:t xml:space="preserve">Fill in the fields:</w:t>
+        <w:t xml:space="preserve">"Windows cannot set the password ... it does not</w:t>
+      </w:r>
+      <w:r>
+        <w:rPr>
+          <w:i/>
+        </w:rPr>
+        <w:t xml:space="preserve"> </w:t>
+      </w:r>
+      <w:r>
+        <w:rPr>
+          <w:i/>
+        </w:rPr>
+        <w:t xml:space="preserve">meet the length, complexity, or history requirement of the domain."</w:t>
+      </w:r>
+    </w:p>
+    <w:p>
+      <w:pPr>
+        <w:numPr>
+          <w:ilvl w:val="0"/>
+          <w:numId w:val="1015"/>
+        </w:numPr>
+        <w:pStyle w:val="Compact"/>
+      </w:pPr>
+      <w:r>
+        <w:t xml:space="preserve">Uncheck</w:t>
+      </w:r>
+      <w:r>
+        <w:t xml:space="preserve"> </w:t>
+      </w:r>
+      <w:r>
+        <w:rPr>
+          <w:b/>
+        </w:rPr>
+        <w:t xml:space="preserve">"User must change password at next logon"</w:t>
+      </w:r>
+      <w:r>
+        <w:t xml:space="preserve"> </w:t>
+      </w:r>
+      <w:r>
+        <w:t xml:space="preserve">(for lab purposes)</w:t>
+      </w:r>
+    </w:p>
+    <w:p>
+      <w:pPr>
+        <w:numPr>
+          <w:ilvl w:val="0"/>
+          <w:numId w:val="1015"/>
+        </w:numPr>
+        <w:pStyle w:val="Compact"/>
+      </w:pPr>
+      <w:r>
+        <w:t xml:space="preserve">Click</w:t>
+      </w:r>
+      <w:r>
+        <w:t xml:space="preserve"> </w:t>
+      </w:r>
+      <w:r>
+        <w:rPr>
+          <w:b/>
+        </w:rPr>
+        <w:t xml:space="preserve">Next</w:t>
+      </w:r>
+      <w:r>
+        <w:t xml:space="preserve">, then</w:t>
+      </w:r>
+      <w:r>
+        <w:t xml:space="preserve"> </w:t>
+      </w:r>
+      <w:r>
+        <w:rPr>
+          <w:b/>
+        </w:rPr>
+        <w:t xml:space="preserve">Finish</w:t>
+      </w:r>
+    </w:p>
+    <w:p>
+      <w:pPr>
+        <w:numPr>
+          <w:ilvl w:val="0"/>
+          <w:numId w:val="1015"/>
+        </w:numPr>
+        <w:pStyle w:val="Compact"/>
+      </w:pPr>
+      <w:r>
+        <w:t xml:space="preserve">Now add the user to the appropriate group:</w:t>
       </w:r>
     </w:p>
     <w:p>
@@ -3629,16 +3933,7 @@
         <w:pStyle w:val="Compact"/>
       </w:pPr>
       <w:r>
-        <w:rPr>
-          <w:b/>
-        </w:rPr>
-        <w:t xml:space="preserve">First name:</w:t>
-      </w:r>
-      <w:r>
-        <w:t xml:space="preserve"> </w:t>
-      </w:r>
-      <w:r>
-        <w:t xml:space="preserve">New</w:t>
+        <w:t xml:space="preserve">Double-click the new user you just created</w:t>
       </w:r>
     </w:p>
     <w:p>
@@ -3650,16 +3945,22 @@
         <w:pStyle w:val="Compact"/>
       </w:pPr>
       <w:r>
-        <w:rPr>
-          <w:b/>
-        </w:rPr>
-        <w:t xml:space="preserve">Last name:</w:t>
-      </w:r>
-      <w:r>
-        <w:t xml:space="preserve"> </w:t>
-      </w:r>
-      <w:r>
-        <w:t xml:space="preserve">User1</w:t>
+        <w:t xml:space="preserve">Go to the</w:t>
+      </w:r>
+      <w:r>
+        <w:t xml:space="preserve"> </w:t>
+      </w:r>
+      <w:r>
+        <w:rPr>
+          <w:b/>
+        </w:rPr>
+        <w:t xml:space="preserve">Member Of</w:t>
+      </w:r>
+      <w:r>
+        <w:t xml:space="preserve"> </w:t>
+      </w:r>
+      <w:r>
+        <w:t xml:space="preserve">tab</w:t>
       </w:r>
     </w:p>
     <w:p>
@@ -3671,10 +3972,28 @@
         <w:pStyle w:val="Compact"/>
       </w:pPr>
       <w:r>
-        <w:rPr>
-          <w:b/>
-        </w:rPr>
-        <w:t xml:space="preserve">User logon name:</w:t>
+        <w:t xml:space="preserve">Click</w:t>
+      </w:r>
+      <w:r>
+        <w:t xml:space="preserve"> </w:t>
+      </w:r>
+      <w:r>
+        <w:rPr>
+          <w:b/>
+        </w:rPr>
+        <w:t xml:space="preserve">Add</w:t>
+      </w:r>
+    </w:p>
+    <w:p>
+      <w:pPr>
+        <w:numPr>
+          <w:ilvl w:val="1"/>
+          <w:numId w:val="1017"/>
+        </w:numPr>
+        <w:pStyle w:val="Compact"/>
+      </w:pPr>
+      <w:r>
+        <w:t xml:space="preserve">Type</w:t>
       </w:r>
       <w:r>
         <w:t xml:space="preserve"> </w:t>
@@ -3683,178 +4002,22 @@
         <w:rPr>
           <w:rStyle w:val="VerbatimChar"/>
         </w:rPr>
-        <w:t xml:space="preserve">PXX-new.user1</w:t>
-      </w:r>
-      <w:r>
-        <w:t xml:space="preserve"> </w:t>
-      </w:r>
-      <w:r>
-        <w:t xml:space="preserve">(replace PXX with your pod prefix, e.g.,</w:t>
-      </w:r>
-      <w:r>
-        <w:t xml:space="preserve"> </w:t>
-      </w:r>
-      <w:r>
-        <w:rPr>
-          <w:rStyle w:val="VerbatimChar"/>
-        </w:rPr>
-        <w:t xml:space="preserve">P03-new.user1</w:t>
-      </w:r>
-      <w:r>
-        <w:t xml:space="preserve">)</w:t>
-      </w:r>
-    </w:p>
-    <w:p>
-      <w:pPr>
-        <w:numPr>
-          <w:ilvl w:val="0"/>
-          <w:numId w:val="1016"/>
-        </w:numPr>
-        <w:pStyle w:val="Compact"/>
-      </w:pPr>
-      <w:r>
-        <w:t xml:space="preserve">Click</w:t>
-      </w:r>
-      <w:r>
-        <w:t xml:space="preserve"> </w:t>
-      </w:r>
-      <w:r>
-        <w:rPr>
-          <w:b/>
-        </w:rPr>
-        <w:t xml:space="preserve">Next</w:t>
-      </w:r>
-    </w:p>
-    <w:p>
-      <w:pPr>
-        <w:numPr>
-          <w:ilvl w:val="0"/>
-          <w:numId w:val="1016"/>
-        </w:numPr>
-        <w:pStyle w:val="Compact"/>
-      </w:pPr>
-      <w:r>
-        <w:t xml:space="preserve">Enter a password. The domain now enforces a strong policy, so it must be</w:t>
-      </w:r>
-      <w:r>
-        <w:t xml:space="preserve"> </w:t>
-      </w:r>
-      <w:r>
-        <w:rPr>
-          <w:b/>
-        </w:rPr>
-        <w:t xml:space="preserve">at</w:t>
-      </w:r>
-      <w:r>
-        <w:rPr>
-          <w:b/>
-        </w:rPr>
-        <w:t xml:space="preserve"> </w:t>
-      </w:r>
-      <w:r>
-        <w:rPr>
-          <w:b/>
-        </w:rPr>
-        <w:t xml:space="preserve">least 12 characters</w:t>
-      </w:r>
-      <w:r>
-        <w:t xml:space="preserve"> </w:t>
-      </w:r>
-      <w:r>
-        <w:t xml:space="preserve">and include an upper-case letter, a lower-case letter, a</w:t>
-      </w:r>
-      <w:r>
-        <w:t xml:space="preserve"> </w:t>
-      </w:r>
-      <w:r>
-        <w:t xml:space="preserve">number and a symbol (for example</w:t>
-      </w:r>
-      <w:r>
-        <w:t xml:space="preserve"> </w:t>
-      </w:r>
-      <w:r>
-        <w:rPr>
-          <w:rStyle w:val="VerbatimChar"/>
-        </w:rPr>
-        <w:t xml:space="preserve">LabUser!2026#ac</w:t>
-      </w:r>
-      <w:r>
-        <w:t xml:space="preserve">). A shorter or simpler</w:t>
-      </w:r>
-      <w:r>
-        <w:t xml:space="preserve"> </w:t>
-      </w:r>
-      <w:r>
-        <w:t xml:space="preserve">password is rejected with</w:t>
-      </w:r>
-      <w:r>
-        <w:t xml:space="preserve"> </w:t>
-      </w:r>
-      <w:r>
-        <w:rPr>
-          <w:i/>
-        </w:rPr>
-        <w:t xml:space="preserve">"Windows cannot set the password ... it does not</w:t>
-      </w:r>
-      <w:r>
-        <w:rPr>
-          <w:i/>
-        </w:rPr>
-        <w:t xml:space="preserve"> </w:t>
-      </w:r>
-      <w:r>
-        <w:rPr>
-          <w:i/>
-        </w:rPr>
-        <w:t xml:space="preserve">meet the length, complexity, or history requirement of the domain."</w:t>
-      </w:r>
-    </w:p>
-    <w:p>
-      <w:pPr>
-        <w:numPr>
-          <w:ilvl w:val="0"/>
-          <w:numId w:val="1016"/>
-        </w:numPr>
-        <w:pStyle w:val="Compact"/>
-      </w:pPr>
-      <w:r>
-        <w:t xml:space="preserve">Uncheck</w:t>
-      </w:r>
-      <w:r>
-        <w:t xml:space="preserve"> </w:t>
-      </w:r>
-      <w:r>
-        <w:rPr>
-          <w:b/>
-        </w:rPr>
-        <w:t xml:space="preserve">"User must change password at next logon"</w:t>
-      </w:r>
-      <w:r>
-        <w:t xml:space="preserve"> </w:t>
-      </w:r>
-      <w:r>
-        <w:t xml:space="preserve">(for lab purposes)</w:t>
-      </w:r>
-    </w:p>
-    <w:p>
-      <w:pPr>
-        <w:numPr>
-          <w:ilvl w:val="0"/>
-          <w:numId w:val="1016"/>
-        </w:numPr>
-        <w:pStyle w:val="Compact"/>
-      </w:pPr>
-      <w:r>
-        <w:t xml:space="preserve">Click</w:t>
-      </w:r>
-      <w:r>
-        <w:t xml:space="preserve"> </w:t>
-      </w:r>
-      <w:r>
-        <w:rPr>
-          <w:b/>
-        </w:rPr>
-        <w:t xml:space="preserve">Next</w:t>
+        <w:t xml:space="preserve">PXX-SG-ACS-All-Staff</w:t>
+      </w:r>
+      <w:r>
+        <w:t xml:space="preserve"> </w:t>
+      </w:r>
+      <w:r>
+        <w:t xml:space="preserve">and click</w:t>
+      </w:r>
+      <w:r>
+        <w:t xml:space="preserve"> </w:t>
+      </w:r>
+      <w:r>
+        <w:rPr>
+          <w:b/>
+        </w:rPr>
+        <w:t xml:space="preserve">Check Names</w:t>
       </w:r>
       <w:r>
         <w:t xml:space="preserve">, then</w:t>
@@ -3866,134 +4029,14 @@
         <w:rPr>
           <w:b/>
         </w:rPr>
-        <w:t xml:space="preserve">Finish</w:t>
-      </w:r>
-    </w:p>
-    <w:p>
-      <w:pPr>
-        <w:numPr>
-          <w:ilvl w:val="0"/>
-          <w:numId w:val="1016"/>
-        </w:numPr>
-        <w:pStyle w:val="Compact"/>
-      </w:pPr>
-      <w:r>
-        <w:t xml:space="preserve">Now add the user to the appropriate group:</w:t>
+        <w:t xml:space="preserve">OK</w:t>
       </w:r>
     </w:p>
     <w:p>
       <w:pPr>
         <w:numPr>
           <w:ilvl w:val="1"/>
-          <w:numId w:val="1018"/>
-        </w:numPr>
-        <w:pStyle w:val="Compact"/>
-      </w:pPr>
-      <w:r>
-        <w:t xml:space="preserve">Double-click the new user you just created</w:t>
-      </w:r>
-    </w:p>
-    <w:p>
-      <w:pPr>
-        <w:numPr>
-          <w:ilvl w:val="1"/>
-          <w:numId w:val="1018"/>
-        </w:numPr>
-        <w:pStyle w:val="Compact"/>
-      </w:pPr>
-      <w:r>
-        <w:t xml:space="preserve">Go to the</w:t>
-      </w:r>
-      <w:r>
-        <w:t xml:space="preserve"> </w:t>
-      </w:r>
-      <w:r>
-        <w:rPr>
-          <w:b/>
-        </w:rPr>
-        <w:t xml:space="preserve">Member Of</w:t>
-      </w:r>
-      <w:r>
-        <w:t xml:space="preserve"> </w:t>
-      </w:r>
-      <w:r>
-        <w:t xml:space="preserve">tab</w:t>
-      </w:r>
-    </w:p>
-    <w:p>
-      <w:pPr>
-        <w:numPr>
-          <w:ilvl w:val="1"/>
-          <w:numId w:val="1018"/>
-        </w:numPr>
-        <w:pStyle w:val="Compact"/>
-      </w:pPr>
-      <w:r>
-        <w:t xml:space="preserve">Click</w:t>
-      </w:r>
-      <w:r>
-        <w:t xml:space="preserve"> </w:t>
-      </w:r>
-      <w:r>
-        <w:rPr>
-          <w:b/>
-        </w:rPr>
-        <w:t xml:space="preserve">Add</w:t>
-      </w:r>
-    </w:p>
-    <w:p>
-      <w:pPr>
-        <w:numPr>
-          <w:ilvl w:val="1"/>
-          <w:numId w:val="1018"/>
-        </w:numPr>
-        <w:pStyle w:val="Compact"/>
-      </w:pPr>
-      <w:r>
-        <w:t xml:space="preserve">Type</w:t>
-      </w:r>
-      <w:r>
-        <w:t xml:space="preserve"> </w:t>
-      </w:r>
-      <w:r>
-        <w:rPr>
-          <w:rStyle w:val="VerbatimChar"/>
-        </w:rPr>
-        <w:t xml:space="preserve">PXX-SG-ACS-All-Staff</w:t>
-      </w:r>
-      <w:r>
-        <w:t xml:space="preserve"> </w:t>
-      </w:r>
-      <w:r>
-        <w:t xml:space="preserve">and click</w:t>
-      </w:r>
-      <w:r>
-        <w:t xml:space="preserve"> </w:t>
-      </w:r>
-      <w:r>
-        <w:rPr>
-          <w:b/>
-        </w:rPr>
-        <w:t xml:space="preserve">Check Names</w:t>
-      </w:r>
-      <w:r>
-        <w:t xml:space="preserve">, then</w:t>
-      </w:r>
-      <w:r>
-        <w:t xml:space="preserve"> </w:t>
-      </w:r>
-      <w:r>
-        <w:rPr>
-          <w:b/>
-        </w:rPr>
-        <w:t xml:space="preserve">OK</w:t>
-      </w:r>
-    </w:p>
-    <w:p>
-      <w:pPr>
-        <w:numPr>
-          <w:ilvl w:val="1"/>
-          <w:numId w:val="1018"/>
+          <w:numId w:val="1017"/>
         </w:numPr>
         <w:pStyle w:val="Compact"/>
       </w:pPr>
@@ -4108,193 +4151,193 @@
       <w:pPr>
         <w:numPr>
           <w:ilvl w:val="0"/>
+          <w:numId w:val="1018"/>
+        </w:numPr>
+        <w:pStyle w:val="Compact"/>
+      </w:pPr>
+      <w:r>
+        <w:t xml:space="preserve">In ADUC, navigate to:</w:t>
+      </w:r>
+      <w:r>
+        <w:t xml:space="preserve"> </w:t>
+      </w:r>
+      <w:r>
+        <w:rPr>
+          <w:b/>
+        </w:rPr>
+        <w:t xml:space="preserve">Users → Staff</w:t>
+      </w:r>
+    </w:p>
+    <w:p>
+      <w:pPr>
+        <w:numPr>
+          <w:ilvl w:val="0"/>
+          <w:numId w:val="1018"/>
+        </w:numPr>
+        <w:pStyle w:val="Compact"/>
+      </w:pPr>
+      <w:r>
+        <w:t xml:space="preserve">Find</w:t>
+      </w:r>
+      <w:r>
+        <w:t xml:space="preserve"> </w:t>
+      </w:r>
+      <w:r>
+        <w:rPr>
+          <w:b/>
+        </w:rPr>
+        <w:t xml:space="preserve">PXX-consult.user1</w:t>
+      </w:r>
+      <w:r>
+        <w:t xml:space="preserve"> </w:t>
+      </w:r>
+      <w:r>
+        <w:t xml:space="preserve">and double-click to open properties</w:t>
+      </w:r>
+    </w:p>
+    <w:p>
+      <w:pPr>
+        <w:numPr>
+          <w:ilvl w:val="0"/>
+          <w:numId w:val="1018"/>
+        </w:numPr>
+        <w:pStyle w:val="Compact"/>
+      </w:pPr>
+      <w:r>
+        <w:t xml:space="preserve">Check the</w:t>
+      </w:r>
+      <w:r>
+        <w:t xml:space="preserve"> </w:t>
+      </w:r>
+      <w:r>
+        <w:rPr>
+          <w:b/>
+        </w:rPr>
+        <w:t xml:space="preserve">Description</w:t>
+      </w:r>
+      <w:r>
+        <w:t xml:space="preserve">:</w:t>
+      </w:r>
+      <w:r>
+        <w:t xml:space="preserve"> </w:t>
+      </w:r>
+      <w:r>
+        <w:rPr>
+          <w:i/>
+        </w:rPr>
+        <w:t xml:space="preserve">"L2.2: Mover - old Consulting access not removed after role change"</w:t>
+      </w:r>
+    </w:p>
+    <w:p>
+      <w:pPr>
+        <w:numPr>
+          <w:ilvl w:val="0"/>
+          <w:numId w:val="1018"/>
+        </w:numPr>
+        <w:pStyle w:val="Compact"/>
+      </w:pPr>
+      <w:r>
+        <w:t xml:space="preserve">Click the</w:t>
+      </w:r>
+      <w:r>
+        <w:t xml:space="preserve"> </w:t>
+      </w:r>
+      <w:r>
+        <w:rPr>
+          <w:b/>
+        </w:rPr>
+        <w:t xml:space="preserve">Member Of</w:t>
+      </w:r>
+      <w:r>
+        <w:t xml:space="preserve"> </w:t>
+      </w:r>
+      <w:r>
+        <w:t xml:space="preserve">tab</w:t>
+      </w:r>
+    </w:p>
+    <w:p>
+      <w:pPr>
+        <w:numPr>
+          <w:ilvl w:val="0"/>
+          <w:numId w:val="1018"/>
+        </w:numPr>
+        <w:pStyle w:val="Compact"/>
+      </w:pPr>
+      <w:r>
+        <w:t xml:space="preserve">You should see:</w:t>
+      </w:r>
+    </w:p>
+    <w:p>
+      <w:pPr>
+        <w:numPr>
+          <w:ilvl w:val="1"/>
           <w:numId w:val="1019"/>
         </w:numPr>
         <w:pStyle w:val="Compact"/>
       </w:pPr>
       <w:r>
-        <w:t xml:space="preserve">In ADUC, navigate to:</w:t>
-      </w:r>
-      <w:r>
-        <w:t xml:space="preserve"> </w:t>
-      </w:r>
-      <w:r>
-        <w:rPr>
-          <w:b/>
-        </w:rPr>
-        <w:t xml:space="preserve">Users → Staff</w:t>
-      </w:r>
-    </w:p>
-    <w:p>
-      <w:pPr>
-        <w:numPr>
-          <w:ilvl w:val="0"/>
+        <w:t xml:space="preserve">PXX-SG-ACS-Sales (correct — their new role)</w:t>
+      </w:r>
+    </w:p>
+    <w:p>
+      <w:pPr>
+        <w:numPr>
+          <w:ilvl w:val="1"/>
           <w:numId w:val="1019"/>
         </w:numPr>
         <w:pStyle w:val="Compact"/>
       </w:pPr>
       <w:r>
-        <w:t xml:space="preserve">Find</w:t>
-      </w:r>
-      <w:r>
-        <w:t xml:space="preserve"> </w:t>
-      </w:r>
-      <w:r>
-        <w:rPr>
-          <w:b/>
-        </w:rPr>
-        <w:t xml:space="preserve">PXX-consult.user1</w:t>
-      </w:r>
-      <w:r>
-        <w:t xml:space="preserve"> </w:t>
-      </w:r>
-      <w:r>
-        <w:t xml:space="preserve">and double-click to open properties</w:t>
-      </w:r>
-    </w:p>
-    <w:p>
-      <w:pPr>
-        <w:numPr>
-          <w:ilvl w:val="0"/>
+        <w:rPr>
+          <w:b/>
+        </w:rPr>
+        <w:t xml:space="preserve">PXX-SG-ACS-Consulting</w:t>
+      </w:r>
+      <w:r>
+        <w:t xml:space="preserve"> </w:t>
+      </w:r>
+      <w:r>
+        <w:t xml:space="preserve">(INCORRECT — old role, should be removed)</w:t>
+      </w:r>
+    </w:p>
+    <w:p>
+      <w:pPr>
+        <w:numPr>
+          <w:ilvl w:val="1"/>
           <w:numId w:val="1019"/>
         </w:numPr>
         <w:pStyle w:val="Compact"/>
       </w:pPr>
       <w:r>
-        <w:t xml:space="preserve">Check the</w:t>
-      </w:r>
-      <w:r>
-        <w:t xml:space="preserve"> </w:t>
-      </w:r>
-      <w:r>
-        <w:rPr>
-          <w:b/>
-        </w:rPr>
-        <w:t xml:space="preserve">Description</w:t>
-      </w:r>
-      <w:r>
-        <w:t xml:space="preserve">:</w:t>
-      </w:r>
-      <w:r>
-        <w:t xml:space="preserve"> </w:t>
-      </w:r>
-      <w:r>
-        <w:rPr>
-          <w:i/>
-        </w:rPr>
-        <w:t xml:space="preserve">"L2.2: Mover - old Consulting access not removed after role change"</w:t>
-      </w:r>
-    </w:p>
-    <w:p>
-      <w:pPr>
-        <w:numPr>
-          <w:ilvl w:val="0"/>
-          <w:numId w:val="1019"/>
-        </w:numPr>
-        <w:pStyle w:val="Compact"/>
-      </w:pPr>
-      <w:r>
-        <w:t xml:space="preserve">Click the</w:t>
-      </w:r>
-      <w:r>
-        <w:t xml:space="preserve"> </w:t>
-      </w:r>
-      <w:r>
-        <w:rPr>
-          <w:b/>
-        </w:rPr>
-        <w:t xml:space="preserve">Member Of</w:t>
-      </w:r>
-      <w:r>
-        <w:t xml:space="preserve"> </w:t>
-      </w:r>
-      <w:r>
-        <w:t xml:space="preserve">tab</w:t>
-      </w:r>
-    </w:p>
-    <w:p>
-      <w:pPr>
-        <w:numPr>
-          <w:ilvl w:val="0"/>
-          <w:numId w:val="1019"/>
-        </w:numPr>
-        <w:pStyle w:val="Compact"/>
-      </w:pPr>
-      <w:r>
-        <w:t xml:space="preserve">You should see:</w:t>
-      </w:r>
-    </w:p>
-    <w:p>
-      <w:pPr>
-        <w:numPr>
-          <w:ilvl w:val="1"/>
-          <w:numId w:val="1020"/>
-        </w:numPr>
-        <w:pStyle w:val="Compact"/>
-      </w:pPr>
-      <w:r>
-        <w:t xml:space="preserve">PXX-SG-ACS-Sales (correct — their new role)</w:t>
-      </w:r>
-    </w:p>
-    <w:p>
-      <w:pPr>
-        <w:numPr>
-          <w:ilvl w:val="1"/>
-          <w:numId w:val="1020"/>
-        </w:numPr>
-        <w:pStyle w:val="Compact"/>
-      </w:pPr>
+        <w:t xml:space="preserve">PXX-SG-ACS-All-Staff (correct)</w:t>
+      </w:r>
+    </w:p>
+    <w:p>
+      <w:pPr>
+        <w:numPr>
+          <w:ilvl w:val="0"/>
+          <w:numId w:val="1018"/>
+        </w:numPr>
+        <w:pStyle w:val="Compact"/>
+      </w:pPr>
+      <w:r>
+        <w:t xml:space="preserve">Select</w:t>
+      </w:r>
+      <w:r>
+        <w:t xml:space="preserve"> </w:t>
+      </w:r>
       <w:r>
         <w:rPr>
           <w:b/>
         </w:rPr>
         <w:t xml:space="preserve">PXX-SG-ACS-Consulting</w:t>
       </w:r>
-      <w:r>
-        <w:t xml:space="preserve"> </w:t>
-      </w:r>
-      <w:r>
-        <w:t xml:space="preserve">(INCORRECT — old role, should be removed)</w:t>
-      </w:r>
-    </w:p>
-    <w:p>
-      <w:pPr>
-        <w:numPr>
-          <w:ilvl w:val="1"/>
-          <w:numId w:val="1020"/>
-        </w:numPr>
-        <w:pStyle w:val="Compact"/>
-      </w:pPr>
-      <w:r>
-        <w:t xml:space="preserve">PXX-SG-ACS-All-Staff (correct)</w:t>
-      </w:r>
-    </w:p>
-    <w:p>
-      <w:pPr>
-        <w:numPr>
-          <w:ilvl w:val="0"/>
-          <w:numId w:val="1019"/>
-        </w:numPr>
-        <w:pStyle w:val="Compact"/>
-      </w:pPr>
-      <w:r>
-        <w:t xml:space="preserve">Select</w:t>
-      </w:r>
-      <w:r>
-        <w:t xml:space="preserve"> </w:t>
-      </w:r>
-      <w:r>
-        <w:rPr>
-          <w:b/>
-        </w:rPr>
-        <w:t xml:space="preserve">PXX-SG-ACS-Consulting</w:t>
-      </w:r>
-    </w:p>
-    <w:p>
-      <w:pPr>
-        <w:numPr>
-          <w:ilvl w:val="0"/>
-          <w:numId w:val="1019"/>
+    </w:p>
+    <w:p>
+      <w:pPr>
+        <w:numPr>
+          <w:ilvl w:val="0"/>
+          <w:numId w:val="1018"/>
         </w:numPr>
         <w:pStyle w:val="Compact"/>
       </w:pPr>
@@ -4315,7 +4358,7 @@
       <w:pPr>
         <w:numPr>
           <w:ilvl w:val="0"/>
-          <w:numId w:val="1019"/>
+          <w:numId w:val="1018"/>
         </w:numPr>
         <w:pStyle w:val="Compact"/>
       </w:pPr>
@@ -4342,7 +4385,7 @@
       <w:pPr>
         <w:numPr>
           <w:ilvl w:val="0"/>
-          <w:numId w:val="1019"/>
+          <w:numId w:val="1018"/>
         </w:numPr>
         <w:pStyle w:val="Compact"/>
       </w:pPr>
@@ -4468,21 +4511,194 @@
       <w:pPr>
         <w:numPr>
           <w:ilvl w:val="0"/>
+          <w:numId w:val="1020"/>
+        </w:numPr>
+        <w:pStyle w:val="Compact"/>
+      </w:pPr>
+      <w:r>
+        <w:t xml:space="preserve">Navigate to:</w:t>
+      </w:r>
+      <w:r>
+        <w:t xml:space="preserve"> </w:t>
+      </w:r>
+      <w:r>
+        <w:rPr>
+          <w:b/>
+        </w:rPr>
+        <w:t xml:space="preserve">Users → Staff</w:t>
+      </w:r>
+    </w:p>
+    <w:p>
+      <w:pPr>
+        <w:numPr>
+          <w:ilvl w:val="0"/>
+          <w:numId w:val="1020"/>
+        </w:numPr>
+        <w:pStyle w:val="Compact"/>
+      </w:pPr>
+      <w:r>
+        <w:t xml:space="preserve">Find</w:t>
+      </w:r>
+      <w:r>
+        <w:t xml:space="preserve"> </w:t>
+      </w:r>
+      <w:r>
+        <w:rPr>
+          <w:b/>
+        </w:rPr>
+        <w:t xml:space="preserve">PXX-fin.user1</w:t>
+      </w:r>
+      <w:r>
+        <w:t xml:space="preserve"> </w:t>
+      </w:r>
+      <w:r>
+        <w:t xml:space="preserve">and double-click to open properties</w:t>
+      </w:r>
+    </w:p>
+    <w:p>
+      <w:pPr>
+        <w:numPr>
+          <w:ilvl w:val="0"/>
+          <w:numId w:val="1020"/>
+        </w:numPr>
+        <w:pStyle w:val="Compact"/>
+      </w:pPr>
+      <w:r>
+        <w:t xml:space="preserve">Check the</w:t>
+      </w:r>
+      <w:r>
+        <w:t xml:space="preserve"> </w:t>
+      </w:r>
+      <w:r>
+        <w:rPr>
+          <w:b/>
+        </w:rPr>
+        <w:t xml:space="preserve">Description</w:t>
+      </w:r>
+      <w:r>
+        <w:t xml:space="preserve">:</w:t>
+      </w:r>
+      <w:r>
+        <w:t xml:space="preserve"> </w:t>
+      </w:r>
+      <w:r>
+        <w:rPr>
+          <w:i/>
+        </w:rPr>
+        <w:t xml:space="preserve">"L2.3: Leaver - should be disabled, de-grouped, moved to Terminated OU"</w:t>
+      </w:r>
+    </w:p>
+    <w:p>
+      <w:pPr>
+        <w:numPr>
+          <w:ilvl w:val="0"/>
+          <w:numId w:val="1020"/>
+        </w:numPr>
+        <w:pStyle w:val="Compact"/>
+      </w:pPr>
+      <w:r>
+        <w:t xml:space="preserve">Go to the</w:t>
+      </w:r>
+      <w:r>
+        <w:t xml:space="preserve"> </w:t>
+      </w:r>
+      <w:r>
+        <w:rPr>
+          <w:b/>
+        </w:rPr>
+        <w:t xml:space="preserve">Account</w:t>
+      </w:r>
+      <w:r>
+        <w:t xml:space="preserve"> </w:t>
+      </w:r>
+      <w:r>
+        <w:t xml:space="preserve">tab</w:t>
+      </w:r>
+    </w:p>
+    <w:p>
+      <w:pPr>
+        <w:numPr>
+          <w:ilvl w:val="0"/>
+          <w:numId w:val="1020"/>
+        </w:numPr>
+        <w:pStyle w:val="Compact"/>
+      </w:pPr>
+      <w:r>
+        <w:t xml:space="preserve">Check the box</w:t>
+      </w:r>
+      <w:r>
+        <w:t xml:space="preserve"> </w:t>
+      </w:r>
+      <w:r>
+        <w:rPr>
+          <w:b/>
+        </w:rPr>
+        <w:t xml:space="preserve">"Account is disabled"</w:t>
+      </w:r>
+    </w:p>
+    <w:p>
+      <w:pPr>
+        <w:numPr>
+          <w:ilvl w:val="0"/>
+          <w:numId w:val="1020"/>
+        </w:numPr>
+        <w:pStyle w:val="Compact"/>
+      </w:pPr>
+      <w:r>
+        <w:t xml:space="preserve">Click</w:t>
+      </w:r>
+      <w:r>
+        <w:t xml:space="preserve"> </w:t>
+      </w:r>
+      <w:r>
+        <w:rPr>
+          <w:b/>
+        </w:rPr>
+        <w:t xml:space="preserve">Apply</w:t>
+      </w:r>
+      <w:r>
+        <w:t xml:space="preserve"> </w:t>
+      </w:r>
+      <w:r>
+        <w:t xml:space="preserve">(don't close yet)</w:t>
+      </w:r>
+    </w:p>
+    <w:p>
+      <w:pPr>
+        <w:pStyle w:val="FirstParagraph"/>
+      </w:pPr>
+      <w:r>
+        <w:rPr>
+          <w:b/>
+        </w:rPr>
+        <w:t xml:space="preserve">Step B — Remove all group memberships:</w:t>
+      </w:r>
+    </w:p>
+    <w:p>
+      <w:pPr>
+        <w:numPr>
+          <w:ilvl w:val="0"/>
           <w:numId w:val="1021"/>
         </w:numPr>
         <w:pStyle w:val="Compact"/>
       </w:pPr>
       <w:r>
-        <w:t xml:space="preserve">Navigate to:</w:t>
-      </w:r>
-      <w:r>
-        <w:t xml:space="preserve"> </w:t>
-      </w:r>
-      <w:r>
-        <w:rPr>
-          <w:b/>
-        </w:rPr>
-        <w:t xml:space="preserve">Users → Staff</w:t>
+        <w:t xml:space="preserve">Click the</w:t>
+      </w:r>
+      <w:r>
+        <w:t xml:space="preserve"> </w:t>
+      </w:r>
+      <w:r>
+        <w:rPr>
+          <w:b/>
+        </w:rPr>
+        <w:t xml:space="preserve">Member Of</w:t>
+      </w:r>
+      <w:r>
+        <w:t xml:space="preserve"> </w:t>
+      </w:r>
+      <w:r>
+        <w:t xml:space="preserve">tab</w:t>
       </w:r>
     </w:p>
     <w:p>
@@ -4494,7 +4710,168 @@
         <w:pStyle w:val="Compact"/>
       </w:pPr>
       <w:r>
-        <w:t xml:space="preserve">Find</w:t>
+        <w:t xml:space="preserve">Select</w:t>
+      </w:r>
+      <w:r>
+        <w:t xml:space="preserve"> </w:t>
+      </w:r>
+      <w:r>
+        <w:rPr>
+          <w:b/>
+        </w:rPr>
+        <w:t xml:space="preserve">PXX-SG-ACS-Finance</w:t>
+      </w:r>
+      <w:r>
+        <w:t xml:space="preserve"> </w:t>
+      </w:r>
+      <w:r>
+        <w:t xml:space="preserve">and click</w:t>
+      </w:r>
+      <w:r>
+        <w:t xml:space="preserve"> </w:t>
+      </w:r>
+      <w:r>
+        <w:rPr>
+          <w:b/>
+        </w:rPr>
+        <w:t xml:space="preserve">Remove</w:t>
+      </w:r>
+      <w:r>
+        <w:t xml:space="preserve"> </w:t>
+      </w:r>
+      <w:r>
+        <w:t xml:space="preserve">→</w:t>
+      </w:r>
+      <w:r>
+        <w:t xml:space="preserve"> </w:t>
+      </w:r>
+      <w:r>
+        <w:rPr>
+          <w:b/>
+        </w:rPr>
+        <w:t xml:space="preserve">Yes</w:t>
+      </w:r>
+    </w:p>
+    <w:p>
+      <w:pPr>
+        <w:numPr>
+          <w:ilvl w:val="0"/>
+          <w:numId w:val="1021"/>
+        </w:numPr>
+        <w:pStyle w:val="Compact"/>
+      </w:pPr>
+      <w:r>
+        <w:t xml:space="preserve">Select</w:t>
+      </w:r>
+      <w:r>
+        <w:t xml:space="preserve"> </w:t>
+      </w:r>
+      <w:r>
+        <w:rPr>
+          <w:b/>
+        </w:rPr>
+        <w:t xml:space="preserve">PXX-SG-ACS-All-Staff</w:t>
+      </w:r>
+      <w:r>
+        <w:t xml:space="preserve"> </w:t>
+      </w:r>
+      <w:r>
+        <w:t xml:space="preserve">and click</w:t>
+      </w:r>
+      <w:r>
+        <w:t xml:space="preserve"> </w:t>
+      </w:r>
+      <w:r>
+        <w:rPr>
+          <w:b/>
+        </w:rPr>
+        <w:t xml:space="preserve">Remove</w:t>
+      </w:r>
+      <w:r>
+        <w:t xml:space="preserve"> </w:t>
+      </w:r>
+      <w:r>
+        <w:t xml:space="preserve">→</w:t>
+      </w:r>
+      <w:r>
+        <w:t xml:space="preserve"> </w:t>
+      </w:r>
+      <w:r>
+        <w:rPr>
+          <w:b/>
+        </w:rPr>
+        <w:t xml:space="preserve">Yes</w:t>
+      </w:r>
+    </w:p>
+    <w:p>
+      <w:pPr>
+        <w:numPr>
+          <w:ilvl w:val="0"/>
+          <w:numId w:val="1021"/>
+        </w:numPr>
+        <w:pStyle w:val="Compact"/>
+      </w:pPr>
+      <w:r>
+        <w:t xml:space="preserve">Click</w:t>
+      </w:r>
+      <w:r>
+        <w:t xml:space="preserve"> </w:t>
+      </w:r>
+      <w:r>
+        <w:rPr>
+          <w:b/>
+        </w:rPr>
+        <w:t xml:space="preserve">Apply</w:t>
+      </w:r>
+    </w:p>
+    <w:p>
+      <w:pPr>
+        <w:pStyle w:val="FirstParagraph"/>
+      </w:pPr>
+      <w:r>
+        <w:rPr>
+          <w:b/>
+        </w:rPr>
+        <w:t xml:space="preserve">Step C — Move the account to the Terminated OU:</w:t>
+      </w:r>
+    </w:p>
+    <w:p>
+      <w:pPr>
+        <w:numPr>
+          <w:ilvl w:val="0"/>
+          <w:numId w:val="1022"/>
+        </w:numPr>
+        <w:pStyle w:val="Compact"/>
+      </w:pPr>
+      <w:r>
+        <w:t xml:space="preserve">Click</w:t>
+      </w:r>
+      <w:r>
+        <w:t xml:space="preserve"> </w:t>
+      </w:r>
+      <w:r>
+        <w:rPr>
+          <w:b/>
+        </w:rPr>
+        <w:t xml:space="preserve">OK</w:t>
+      </w:r>
+      <w:r>
+        <w:t xml:space="preserve"> </w:t>
+      </w:r>
+      <w:r>
+        <w:t xml:space="preserve">to close the properties window</w:t>
+      </w:r>
+    </w:p>
+    <w:p>
+      <w:pPr>
+        <w:numPr>
+          <w:ilvl w:val="0"/>
+          <w:numId w:val="1022"/>
+        </w:numPr>
+        <w:pStyle w:val="Compact"/>
+      </w:pPr>
+      <w:r>
+        <w:t xml:space="preserve">Right-click on</w:t>
       </w:r>
       <w:r>
         <w:t xml:space="preserve"> </w:t>
@@ -4509,95 +4886,164 @@
         <w:t xml:space="preserve"> </w:t>
       </w:r>
       <w:r>
-        <w:t xml:space="preserve">and double-click to open properties</w:t>
-      </w:r>
-    </w:p>
-    <w:p>
-      <w:pPr>
-        <w:numPr>
-          <w:ilvl w:val="0"/>
-          <w:numId w:val="1021"/>
-        </w:numPr>
-        <w:pStyle w:val="Compact"/>
-      </w:pPr>
-      <w:r>
-        <w:t xml:space="preserve">Check the</w:t>
-      </w:r>
-      <w:r>
-        <w:t xml:space="preserve"> </w:t>
-      </w:r>
-      <w:r>
-        <w:rPr>
-          <w:b/>
-        </w:rPr>
-        <w:t xml:space="preserve">Description</w:t>
-      </w:r>
-      <w:r>
-        <w:t xml:space="preserve">:</w:t>
-      </w:r>
-      <w:r>
-        <w:t xml:space="preserve"> </w:t>
-      </w:r>
-      <w:r>
-        <w:rPr>
-          <w:i/>
-        </w:rPr>
-        <w:t xml:space="preserve">"L2.3: Leaver - should be disabled, de-grouped, moved to Terminated OU"</w:t>
-      </w:r>
-    </w:p>
-    <w:p>
-      <w:pPr>
-        <w:numPr>
-          <w:ilvl w:val="0"/>
-          <w:numId w:val="1021"/>
-        </w:numPr>
-        <w:pStyle w:val="Compact"/>
-      </w:pPr>
-      <w:r>
-        <w:t xml:space="preserve">Go to the</w:t>
-      </w:r>
-      <w:r>
-        <w:t xml:space="preserve"> </w:t>
-      </w:r>
-      <w:r>
-        <w:rPr>
-          <w:b/>
-        </w:rPr>
-        <w:t xml:space="preserve">Account</w:t>
-      </w:r>
-      <w:r>
-        <w:t xml:space="preserve"> </w:t>
-      </w:r>
-      <w:r>
-        <w:t xml:space="preserve">tab</w:t>
-      </w:r>
-    </w:p>
-    <w:p>
-      <w:pPr>
-        <w:numPr>
-          <w:ilvl w:val="0"/>
-          <w:numId w:val="1021"/>
-        </w:numPr>
-        <w:pStyle w:val="Compact"/>
-      </w:pPr>
-      <w:r>
-        <w:t xml:space="preserve">Check the box</w:t>
-      </w:r>
-      <w:r>
-        <w:t xml:space="preserve"> </w:t>
-      </w:r>
-      <w:r>
-        <w:rPr>
-          <w:b/>
-        </w:rPr>
-        <w:t xml:space="preserve">"Account is disabled"</w:t>
-      </w:r>
-    </w:p>
-    <w:p>
-      <w:pPr>
-        <w:numPr>
-          <w:ilvl w:val="0"/>
-          <w:numId w:val="1021"/>
+        <w:t xml:space="preserve">in the list</w:t>
+      </w:r>
+    </w:p>
+    <w:p>
+      <w:pPr>
+        <w:numPr>
+          <w:ilvl w:val="0"/>
+          <w:numId w:val="1022"/>
+        </w:numPr>
+        <w:pStyle w:val="Compact"/>
+      </w:pPr>
+      <w:r>
+        <w:t xml:space="preserve">Select</w:t>
+      </w:r>
+      <w:r>
+        <w:t xml:space="preserve"> </w:t>
+      </w:r>
+      <w:r>
+        <w:rPr>
+          <w:b/>
+        </w:rPr>
+        <w:t xml:space="preserve">Move...</w:t>
+      </w:r>
+    </w:p>
+    <w:p>
+      <w:pPr>
+        <w:numPr>
+          <w:ilvl w:val="0"/>
+          <w:numId w:val="1022"/>
+        </w:numPr>
+        <w:pStyle w:val="Compact"/>
+      </w:pPr>
+      <w:r>
+        <w:t xml:space="preserve">In the Move dialog, navigate to:</w:t>
+      </w:r>
+      <w:r>
+        <w:t xml:space="preserve"> </w:t>
+      </w:r>
+      <w:r>
+        <w:rPr>
+          <w:b/>
+        </w:rPr>
+        <w:t xml:space="preserve">acs-p01.local → Students → PodXX → Users → Terminated</w:t>
+      </w:r>
+    </w:p>
+    <w:p>
+      <w:pPr>
+        <w:numPr>
+          <w:ilvl w:val="1"/>
+          <w:numId w:val="1023"/>
+        </w:numPr>
+        <w:pStyle w:val="Compact"/>
+      </w:pPr>
+      <w:r>
+        <w:t xml:space="preserve">If the</w:t>
+      </w:r>
+      <w:r>
+        <w:t xml:space="preserve"> </w:t>
+      </w:r>
+      <w:r>
+        <w:rPr>
+          <w:b/>
+        </w:rPr>
+        <w:t xml:space="preserve">Terminated</w:t>
+      </w:r>
+      <w:r>
+        <w:t xml:space="preserve"> </w:t>
+      </w:r>
+      <w:r>
+        <w:t xml:space="preserve">OU already exists, select it</w:t>
+      </w:r>
+    </w:p>
+    <w:p>
+      <w:pPr>
+        <w:numPr>
+          <w:ilvl w:val="1"/>
+          <w:numId w:val="1023"/>
+        </w:numPr>
+        <w:pStyle w:val="Compact"/>
+      </w:pPr>
+      <w:r>
+        <w:t xml:space="preserve">If it does NOT exist, you need to create it first:</w:t>
+      </w:r>
+    </w:p>
+    <w:p>
+      <w:pPr>
+        <w:numPr>
+          <w:ilvl w:val="2"/>
+          <w:numId w:val="1024"/>
+        </w:numPr>
+        <w:pStyle w:val="Compact"/>
+      </w:pPr>
+      <w:r>
+        <w:t xml:space="preserve">Right-click on the</w:t>
+      </w:r>
+      <w:r>
+        <w:t xml:space="preserve"> </w:t>
+      </w:r>
+      <w:r>
+        <w:rPr>
+          <w:b/>
+        </w:rPr>
+        <w:t xml:space="preserve">Users</w:t>
+      </w:r>
+      <w:r>
+        <w:t xml:space="preserve"> </w:t>
+      </w:r>
+      <w:r>
+        <w:t xml:space="preserve">OU (under your PodXX)</w:t>
+      </w:r>
+    </w:p>
+    <w:p>
+      <w:pPr>
+        <w:numPr>
+          <w:ilvl w:val="2"/>
+          <w:numId w:val="1024"/>
+        </w:numPr>
+        <w:pStyle w:val="Compact"/>
+      </w:pPr>
+      <w:r>
+        <w:t xml:space="preserve">Select</w:t>
+      </w:r>
+      <w:r>
+        <w:t xml:space="preserve"> </w:t>
+      </w:r>
+      <w:r>
+        <w:rPr>
+          <w:b/>
+        </w:rPr>
+        <w:t xml:space="preserve">New → Organizational Unit</w:t>
+      </w:r>
+    </w:p>
+    <w:p>
+      <w:pPr>
+        <w:numPr>
+          <w:ilvl w:val="2"/>
+          <w:numId w:val="1024"/>
+        </w:numPr>
+        <w:pStyle w:val="Compact"/>
+      </w:pPr>
+      <w:r>
+        <w:t xml:space="preserve">Name it</w:t>
+      </w:r>
+      <w:r>
+        <w:t xml:space="preserve"> </w:t>
+      </w:r>
+      <w:r>
+        <w:rPr>
+          <w:rStyle w:val="VerbatimChar"/>
+        </w:rPr>
+        <w:t xml:space="preserve">Terminated</w:t>
+      </w:r>
+    </w:p>
+    <w:p>
+      <w:pPr>
+        <w:numPr>
+          <w:ilvl w:val="2"/>
+          <w:numId w:val="1024"/>
         </w:numPr>
         <w:pStyle w:val="Compact"/>
       </w:pPr>
@@ -4611,24 +5057,19 @@
         <w:rPr>
           <w:b/>
         </w:rPr>
-        <w:t xml:space="preserve">Apply</w:t>
-      </w:r>
-      <w:r>
-        <w:t xml:space="preserve"> </w:t>
-      </w:r>
-      <w:r>
-        <w:t xml:space="preserve">(don't close yet)</w:t>
-      </w:r>
-    </w:p>
-    <w:p>
-      <w:pPr>
-        <w:pStyle w:val="FirstParagraph"/>
-      </w:pPr>
-      <w:r>
-        <w:rPr>
-          <w:b/>
-        </w:rPr>
-        <w:t xml:space="preserve">Step B — Remove all group memberships:</w:t>
+        <w:t xml:space="preserve">OK</w:t>
+      </w:r>
+    </w:p>
+    <w:p>
+      <w:pPr>
+        <w:numPr>
+          <w:ilvl w:val="2"/>
+          <w:numId w:val="1024"/>
+        </w:numPr>
+        <w:pStyle w:val="Compact"/>
+      </w:pPr>
+      <w:r>
+        <w:t xml:space="preserve">Then try the Move operation again</w:t>
       </w:r>
     </w:p>
     <w:p>
@@ -4636,404 +5077,6 @@
         <w:numPr>
           <w:ilvl w:val="0"/>
           <w:numId w:val="1022"/>
-        </w:numPr>
-        <w:pStyle w:val="Compact"/>
-      </w:pPr>
-      <w:r>
-        <w:t xml:space="preserve">Click the</w:t>
-      </w:r>
-      <w:r>
-        <w:t xml:space="preserve"> </w:t>
-      </w:r>
-      <w:r>
-        <w:rPr>
-          <w:b/>
-        </w:rPr>
-        <w:t xml:space="preserve">Member Of</w:t>
-      </w:r>
-      <w:r>
-        <w:t xml:space="preserve"> </w:t>
-      </w:r>
-      <w:r>
-        <w:t xml:space="preserve">tab</w:t>
-      </w:r>
-    </w:p>
-    <w:p>
-      <w:pPr>
-        <w:numPr>
-          <w:ilvl w:val="0"/>
-          <w:numId w:val="1022"/>
-        </w:numPr>
-        <w:pStyle w:val="Compact"/>
-      </w:pPr>
-      <w:r>
-        <w:t xml:space="preserve">Select</w:t>
-      </w:r>
-      <w:r>
-        <w:t xml:space="preserve"> </w:t>
-      </w:r>
-      <w:r>
-        <w:rPr>
-          <w:b/>
-        </w:rPr>
-        <w:t xml:space="preserve">PXX-SG-ACS-Finance</w:t>
-      </w:r>
-      <w:r>
-        <w:t xml:space="preserve"> </w:t>
-      </w:r>
-      <w:r>
-        <w:t xml:space="preserve">and click</w:t>
-      </w:r>
-      <w:r>
-        <w:t xml:space="preserve"> </w:t>
-      </w:r>
-      <w:r>
-        <w:rPr>
-          <w:b/>
-        </w:rPr>
-        <w:t xml:space="preserve">Remove</w:t>
-      </w:r>
-      <w:r>
-        <w:t xml:space="preserve"> </w:t>
-      </w:r>
-      <w:r>
-        <w:t xml:space="preserve">→</w:t>
-      </w:r>
-      <w:r>
-        <w:t xml:space="preserve"> </w:t>
-      </w:r>
-      <w:r>
-        <w:rPr>
-          <w:b/>
-        </w:rPr>
-        <w:t xml:space="preserve">Yes</w:t>
-      </w:r>
-    </w:p>
-    <w:p>
-      <w:pPr>
-        <w:numPr>
-          <w:ilvl w:val="0"/>
-          <w:numId w:val="1022"/>
-        </w:numPr>
-        <w:pStyle w:val="Compact"/>
-      </w:pPr>
-      <w:r>
-        <w:t xml:space="preserve">Select</w:t>
-      </w:r>
-      <w:r>
-        <w:t xml:space="preserve"> </w:t>
-      </w:r>
-      <w:r>
-        <w:rPr>
-          <w:b/>
-        </w:rPr>
-        <w:t xml:space="preserve">PXX-SG-ACS-All-Staff</w:t>
-      </w:r>
-      <w:r>
-        <w:t xml:space="preserve"> </w:t>
-      </w:r>
-      <w:r>
-        <w:t xml:space="preserve">and click</w:t>
-      </w:r>
-      <w:r>
-        <w:t xml:space="preserve"> </w:t>
-      </w:r>
-      <w:r>
-        <w:rPr>
-          <w:b/>
-        </w:rPr>
-        <w:t xml:space="preserve">Remove</w:t>
-      </w:r>
-      <w:r>
-        <w:t xml:space="preserve"> </w:t>
-      </w:r>
-      <w:r>
-        <w:t xml:space="preserve">→</w:t>
-      </w:r>
-      <w:r>
-        <w:t xml:space="preserve"> </w:t>
-      </w:r>
-      <w:r>
-        <w:rPr>
-          <w:b/>
-        </w:rPr>
-        <w:t xml:space="preserve">Yes</w:t>
-      </w:r>
-    </w:p>
-    <w:p>
-      <w:pPr>
-        <w:numPr>
-          <w:ilvl w:val="0"/>
-          <w:numId w:val="1022"/>
-        </w:numPr>
-        <w:pStyle w:val="Compact"/>
-      </w:pPr>
-      <w:r>
-        <w:t xml:space="preserve">Click</w:t>
-      </w:r>
-      <w:r>
-        <w:t xml:space="preserve"> </w:t>
-      </w:r>
-      <w:r>
-        <w:rPr>
-          <w:b/>
-        </w:rPr>
-        <w:t xml:space="preserve">Apply</w:t>
-      </w:r>
-    </w:p>
-    <w:p>
-      <w:pPr>
-        <w:pStyle w:val="FirstParagraph"/>
-      </w:pPr>
-      <w:r>
-        <w:rPr>
-          <w:b/>
-        </w:rPr>
-        <w:t xml:space="preserve">Step C — Move the account to the Terminated OU:</w:t>
-      </w:r>
-    </w:p>
-    <w:p>
-      <w:pPr>
-        <w:numPr>
-          <w:ilvl w:val="0"/>
-          <w:numId w:val="1023"/>
-        </w:numPr>
-        <w:pStyle w:val="Compact"/>
-      </w:pPr>
-      <w:r>
-        <w:t xml:space="preserve">Click</w:t>
-      </w:r>
-      <w:r>
-        <w:t xml:space="preserve"> </w:t>
-      </w:r>
-      <w:r>
-        <w:rPr>
-          <w:b/>
-        </w:rPr>
-        <w:t xml:space="preserve">OK</w:t>
-      </w:r>
-      <w:r>
-        <w:t xml:space="preserve"> </w:t>
-      </w:r>
-      <w:r>
-        <w:t xml:space="preserve">to close the properties window</w:t>
-      </w:r>
-    </w:p>
-    <w:p>
-      <w:pPr>
-        <w:numPr>
-          <w:ilvl w:val="0"/>
-          <w:numId w:val="1023"/>
-        </w:numPr>
-        <w:pStyle w:val="Compact"/>
-      </w:pPr>
-      <w:r>
-        <w:t xml:space="preserve">Right-click on</w:t>
-      </w:r>
-      <w:r>
-        <w:t xml:space="preserve"> </w:t>
-      </w:r>
-      <w:r>
-        <w:rPr>
-          <w:b/>
-        </w:rPr>
-        <w:t xml:space="preserve">PXX-fin.user1</w:t>
-      </w:r>
-      <w:r>
-        <w:t xml:space="preserve"> </w:t>
-      </w:r>
-      <w:r>
-        <w:t xml:space="preserve">in the list</w:t>
-      </w:r>
-    </w:p>
-    <w:p>
-      <w:pPr>
-        <w:numPr>
-          <w:ilvl w:val="0"/>
-          <w:numId w:val="1023"/>
-        </w:numPr>
-        <w:pStyle w:val="Compact"/>
-      </w:pPr>
-      <w:r>
-        <w:t xml:space="preserve">Select</w:t>
-      </w:r>
-      <w:r>
-        <w:t xml:space="preserve"> </w:t>
-      </w:r>
-      <w:r>
-        <w:rPr>
-          <w:b/>
-        </w:rPr>
-        <w:t xml:space="preserve">Move...</w:t>
-      </w:r>
-    </w:p>
-    <w:p>
-      <w:pPr>
-        <w:numPr>
-          <w:ilvl w:val="0"/>
-          <w:numId w:val="1023"/>
-        </w:numPr>
-        <w:pStyle w:val="Compact"/>
-      </w:pPr>
-      <w:r>
-        <w:t xml:space="preserve">In the Move dialog, navigate to:</w:t>
-      </w:r>
-      <w:r>
-        <w:t xml:space="preserve"> </w:t>
-      </w:r>
-      <w:r>
-        <w:rPr>
-          <w:b/>
-        </w:rPr>
-        <w:t xml:space="preserve">acs-p01.local → Students → PodXX → Users → Terminated</w:t>
-      </w:r>
-    </w:p>
-    <w:p>
-      <w:pPr>
-        <w:numPr>
-          <w:ilvl w:val="1"/>
-          <w:numId w:val="1024"/>
-        </w:numPr>
-        <w:pStyle w:val="Compact"/>
-      </w:pPr>
-      <w:r>
-        <w:t xml:space="preserve">If the</w:t>
-      </w:r>
-      <w:r>
-        <w:t xml:space="preserve"> </w:t>
-      </w:r>
-      <w:r>
-        <w:rPr>
-          <w:b/>
-        </w:rPr>
-        <w:t xml:space="preserve">Terminated</w:t>
-      </w:r>
-      <w:r>
-        <w:t xml:space="preserve"> </w:t>
-      </w:r>
-      <w:r>
-        <w:t xml:space="preserve">OU already exists, select it</w:t>
-      </w:r>
-    </w:p>
-    <w:p>
-      <w:pPr>
-        <w:numPr>
-          <w:ilvl w:val="1"/>
-          <w:numId w:val="1024"/>
-        </w:numPr>
-        <w:pStyle w:val="Compact"/>
-      </w:pPr>
-      <w:r>
-        <w:t xml:space="preserve">If it does NOT exist, you need to create it first:</w:t>
-      </w:r>
-    </w:p>
-    <w:p>
-      <w:pPr>
-        <w:numPr>
-          <w:ilvl w:val="2"/>
-          <w:numId w:val="1025"/>
-        </w:numPr>
-        <w:pStyle w:val="Compact"/>
-      </w:pPr>
-      <w:r>
-        <w:t xml:space="preserve">Right-click on the</w:t>
-      </w:r>
-      <w:r>
-        <w:t xml:space="preserve"> </w:t>
-      </w:r>
-      <w:r>
-        <w:rPr>
-          <w:b/>
-        </w:rPr>
-        <w:t xml:space="preserve">Users</w:t>
-      </w:r>
-      <w:r>
-        <w:t xml:space="preserve"> </w:t>
-      </w:r>
-      <w:r>
-        <w:t xml:space="preserve">OU (under your PodXX)</w:t>
-      </w:r>
-    </w:p>
-    <w:p>
-      <w:pPr>
-        <w:numPr>
-          <w:ilvl w:val="2"/>
-          <w:numId w:val="1025"/>
-        </w:numPr>
-        <w:pStyle w:val="Compact"/>
-      </w:pPr>
-      <w:r>
-        <w:t xml:space="preserve">Select</w:t>
-      </w:r>
-      <w:r>
-        <w:t xml:space="preserve"> </w:t>
-      </w:r>
-      <w:r>
-        <w:rPr>
-          <w:b/>
-        </w:rPr>
-        <w:t xml:space="preserve">New → Organizational Unit</w:t>
-      </w:r>
-    </w:p>
-    <w:p>
-      <w:pPr>
-        <w:numPr>
-          <w:ilvl w:val="2"/>
-          <w:numId w:val="1025"/>
-        </w:numPr>
-        <w:pStyle w:val="Compact"/>
-      </w:pPr>
-      <w:r>
-        <w:t xml:space="preserve">Name it</w:t>
-      </w:r>
-      <w:r>
-        <w:t xml:space="preserve"> </w:t>
-      </w:r>
-      <w:r>
-        <w:rPr>
-          <w:rStyle w:val="VerbatimChar"/>
-        </w:rPr>
-        <w:t xml:space="preserve">Terminated</w:t>
-      </w:r>
-    </w:p>
-    <w:p>
-      <w:pPr>
-        <w:numPr>
-          <w:ilvl w:val="2"/>
-          <w:numId w:val="1025"/>
-        </w:numPr>
-        <w:pStyle w:val="Compact"/>
-      </w:pPr>
-      <w:r>
-        <w:t xml:space="preserve">Click</w:t>
-      </w:r>
-      <w:r>
-        <w:t xml:space="preserve"> </w:t>
-      </w:r>
-      <w:r>
-        <w:rPr>
-          <w:b/>
-        </w:rPr>
-        <w:t xml:space="preserve">OK</w:t>
-      </w:r>
-    </w:p>
-    <w:p>
-      <w:pPr>
-        <w:numPr>
-          <w:ilvl w:val="2"/>
-          <w:numId w:val="1025"/>
-        </w:numPr>
-        <w:pStyle w:val="Compact"/>
-      </w:pPr>
-      <w:r>
-        <w:t xml:space="preserve">Then try the Move operation again</w:t>
-      </w:r>
-    </w:p>
-    <w:p>
-      <w:pPr>
-        <w:numPr>
-          <w:ilvl w:val="0"/>
-          <w:numId w:val="1023"/>
         </w:numPr>
         <w:pStyle w:val="Compact"/>
       </w:pPr>
@@ -5203,7 +5246,7 @@
       <w:pPr>
         <w:numPr>
           <w:ilvl w:val="0"/>
-          <w:numId w:val="1026"/>
+          <w:numId w:val="1025"/>
         </w:numPr>
         <w:pStyle w:val="Compact"/>
       </w:pPr>
@@ -5224,7 +5267,7 @@
       <w:pPr>
         <w:numPr>
           <w:ilvl w:val="0"/>
-          <w:numId w:val="1026"/>
+          <w:numId w:val="1025"/>
         </w:numPr>
         <w:pStyle w:val="Compact"/>
       </w:pPr>
@@ -5251,7 +5294,7 @@
       <w:pPr>
         <w:numPr>
           <w:ilvl w:val="0"/>
-          <w:numId w:val="1026"/>
+          <w:numId w:val="1025"/>
         </w:numPr>
         <w:pStyle w:val="Compact"/>
       </w:pPr>
@@ -5272,7 +5315,7 @@
       <w:pPr>
         <w:numPr>
           <w:ilvl w:val="0"/>
-          <w:numId w:val="1026"/>
+          <w:numId w:val="1025"/>
         </w:numPr>
         <w:pStyle w:val="Compact"/>
       </w:pPr>
@@ -5293,7 +5336,7 @@
       <w:pPr>
         <w:numPr>
           <w:ilvl w:val="0"/>
-          <w:numId w:val="1026"/>
+          <w:numId w:val="1025"/>
         </w:numPr>
         <w:pStyle w:val="Compact"/>
       </w:pPr>
@@ -5314,7 +5357,7 @@
       <w:pPr>
         <w:numPr>
           <w:ilvl w:val="0"/>
-          <w:numId w:val="1026"/>
+          <w:numId w:val="1025"/>
         </w:numPr>
         <w:pStyle w:val="Compact"/>
       </w:pPr>
@@ -5335,7 +5378,7 @@
       <w:pPr>
         <w:numPr>
           <w:ilvl w:val="0"/>
-          <w:numId w:val="1026"/>
+          <w:numId w:val="1025"/>
         </w:numPr>
         <w:pStyle w:val="Compact"/>
       </w:pPr>
@@ -5533,110 +5576,110 @@
       <w:pPr>
         <w:numPr>
           <w:ilvl w:val="0"/>
+          <w:numId w:val="1026"/>
+        </w:numPr>
+        <w:pStyle w:val="Compact"/>
+      </w:pPr>
+      <w:r>
+        <w:t xml:space="preserve">In ADUC, navigate to:</w:t>
+      </w:r>
+      <w:r>
+        <w:t xml:space="preserve"> </w:t>
+      </w:r>
+      <w:r>
+        <w:rPr>
+          <w:b/>
+        </w:rPr>
+        <w:t xml:space="preserve">acs-p01.local → Students → PodXX → Groups → Security</w:t>
+      </w:r>
+    </w:p>
+    <w:p>
+      <w:pPr>
+        <w:numPr>
+          <w:ilvl w:val="0"/>
+          <w:numId w:val="1026"/>
+        </w:numPr>
+        <w:pStyle w:val="Compact"/>
+      </w:pPr>
+      <w:r>
+        <w:t xml:space="preserve">Find</w:t>
+      </w:r>
+      <w:r>
+        <w:t xml:space="preserve"> </w:t>
+      </w:r>
+      <w:r>
+        <w:rPr>
+          <w:b/>
+        </w:rPr>
+        <w:t xml:space="preserve">PXX-SG-ACS-IT-Admins</w:t>
+      </w:r>
+      <w:r>
+        <w:t xml:space="preserve"> </w:t>
+      </w:r>
+      <w:r>
+        <w:t xml:space="preserve">and double-click to open properties</w:t>
+      </w:r>
+    </w:p>
+    <w:p>
+      <w:pPr>
+        <w:numPr>
+          <w:ilvl w:val="0"/>
+          <w:numId w:val="1026"/>
+        </w:numPr>
+        <w:pStyle w:val="Compact"/>
+      </w:pPr>
+      <w:r>
+        <w:t xml:space="preserve">Click the</w:t>
+      </w:r>
+      <w:r>
+        <w:t xml:space="preserve"> </w:t>
+      </w:r>
+      <w:r>
+        <w:rPr>
+          <w:b/>
+        </w:rPr>
+        <w:t xml:space="preserve">Members</w:t>
+      </w:r>
+      <w:r>
+        <w:t xml:space="preserve"> </w:t>
+      </w:r>
+      <w:r>
+        <w:t xml:space="preserve">tab</w:t>
+      </w:r>
+    </w:p>
+    <w:p>
+      <w:pPr>
+        <w:numPr>
+          <w:ilvl w:val="0"/>
+          <w:numId w:val="1026"/>
+        </w:numPr>
+        <w:pStyle w:val="Compact"/>
+      </w:pPr>
+      <w:r>
+        <w:t xml:space="preserve">You should see:</w:t>
+      </w:r>
+    </w:p>
+    <w:p>
+      <w:pPr>
+        <w:numPr>
+          <w:ilvl w:val="1"/>
           <w:numId w:val="1027"/>
         </w:numPr>
         <w:pStyle w:val="Compact"/>
       </w:pPr>
       <w:r>
-        <w:t xml:space="preserve">In ADUC, navigate to:</w:t>
-      </w:r>
-      <w:r>
-        <w:t xml:space="preserve"> </w:t>
-      </w:r>
-      <w:r>
-        <w:rPr>
-          <w:b/>
-        </w:rPr>
-        <w:t xml:space="preserve">acs-p01.local → Students → PodXX → Groups → Security</w:t>
-      </w:r>
-    </w:p>
-    <w:p>
-      <w:pPr>
-        <w:numPr>
-          <w:ilvl w:val="0"/>
+        <w:t xml:space="preserve">PXX-it.admin (correct — IT admin should be here)</w:t>
+      </w:r>
+    </w:p>
+    <w:p>
+      <w:pPr>
+        <w:numPr>
+          <w:ilvl w:val="1"/>
           <w:numId w:val="1027"/>
         </w:numPr>
         <w:pStyle w:val="Compact"/>
       </w:pPr>
       <w:r>
-        <w:t xml:space="preserve">Find</w:t>
-      </w:r>
-      <w:r>
-        <w:t xml:space="preserve"> </w:t>
-      </w:r>
-      <w:r>
-        <w:rPr>
-          <w:b/>
-        </w:rPr>
-        <w:t xml:space="preserve">PXX-SG-ACS-IT-Admins</w:t>
-      </w:r>
-      <w:r>
-        <w:t xml:space="preserve"> </w:t>
-      </w:r>
-      <w:r>
-        <w:t xml:space="preserve">and double-click to open properties</w:t>
-      </w:r>
-    </w:p>
-    <w:p>
-      <w:pPr>
-        <w:numPr>
-          <w:ilvl w:val="0"/>
-          <w:numId w:val="1027"/>
-        </w:numPr>
-        <w:pStyle w:val="Compact"/>
-      </w:pPr>
-      <w:r>
-        <w:t xml:space="preserve">Click the</w:t>
-      </w:r>
-      <w:r>
-        <w:t xml:space="preserve"> </w:t>
-      </w:r>
-      <w:r>
-        <w:rPr>
-          <w:b/>
-        </w:rPr>
-        <w:t xml:space="preserve">Members</w:t>
-      </w:r>
-      <w:r>
-        <w:t xml:space="preserve"> </w:t>
-      </w:r>
-      <w:r>
-        <w:t xml:space="preserve">tab</w:t>
-      </w:r>
-    </w:p>
-    <w:p>
-      <w:pPr>
-        <w:numPr>
-          <w:ilvl w:val="0"/>
-          <w:numId w:val="1027"/>
-        </w:numPr>
-        <w:pStyle w:val="Compact"/>
-      </w:pPr>
-      <w:r>
-        <w:t xml:space="preserve">You should see:</w:t>
-      </w:r>
-    </w:p>
-    <w:p>
-      <w:pPr>
-        <w:numPr>
-          <w:ilvl w:val="1"/>
-          <w:numId w:val="1028"/>
-        </w:numPr>
-        <w:pStyle w:val="Compact"/>
-      </w:pPr>
-      <w:r>
-        <w:t xml:space="preserve">PXX-it.admin (correct — IT admin should be here)</w:t>
-      </w:r>
-    </w:p>
-    <w:p>
-      <w:pPr>
-        <w:numPr>
-          <w:ilvl w:val="1"/>
-          <w:numId w:val="1028"/>
-        </w:numPr>
-        <w:pStyle w:val="Compact"/>
-      </w:pPr>
-      <w:r>
         <w:rPr>
           <w:b/>
         </w:rPr>
@@ -5653,7 +5696,7 @@
       <w:pPr>
         <w:numPr>
           <w:ilvl w:val="0"/>
-          <w:numId w:val="1027"/>
+          <w:numId w:val="1026"/>
         </w:numPr>
         <w:pStyle w:val="Compact"/>
       </w:pPr>
@@ -5674,7 +5717,7 @@
       <w:pPr>
         <w:numPr>
           <w:ilvl w:val="0"/>
-          <w:numId w:val="1027"/>
+          <w:numId w:val="1026"/>
         </w:numPr>
         <w:pStyle w:val="Compact"/>
       </w:pPr>
@@ -5695,7 +5738,7 @@
       <w:pPr>
         <w:numPr>
           <w:ilvl w:val="0"/>
-          <w:numId w:val="1027"/>
+          <w:numId w:val="1026"/>
         </w:numPr>
         <w:pStyle w:val="Compact"/>
       </w:pPr>
@@ -5722,7 +5765,7 @@
       <w:pPr>
         <w:numPr>
           <w:ilvl w:val="0"/>
-          <w:numId w:val="1027"/>
+          <w:numId w:val="1026"/>
         </w:numPr>
         <w:pStyle w:val="Compact"/>
       </w:pPr>
@@ -5837,21 +5880,296 @@
       <w:pPr>
         <w:numPr>
           <w:ilvl w:val="0"/>
+          <w:numId w:val="1028"/>
+        </w:numPr>
+        <w:pStyle w:val="Compact"/>
+      </w:pPr>
+      <w:r>
+        <w:t xml:space="preserve">In ADUC, navigate to:</w:t>
+      </w:r>
+      <w:r>
+        <w:t xml:space="preserve"> </w:t>
+      </w:r>
+      <w:r>
+        <w:rPr>
+          <w:b/>
+        </w:rPr>
+        <w:t xml:space="preserve">acs-p01.local → Students → PodXX → Users → Staff</w:t>
+      </w:r>
+    </w:p>
+    <w:p>
+      <w:pPr>
+        <w:numPr>
+          <w:ilvl w:val="0"/>
+          <w:numId w:val="1028"/>
+        </w:numPr>
+        <w:pStyle w:val="Compact"/>
+      </w:pPr>
+      <w:r>
+        <w:t xml:space="preserve">Right-click on the</w:t>
+      </w:r>
+      <w:r>
+        <w:t xml:space="preserve"> </w:t>
+      </w:r>
+      <w:r>
+        <w:rPr>
+          <w:b/>
+        </w:rPr>
+        <w:t xml:space="preserve">Staff</w:t>
+      </w:r>
+      <w:r>
+        <w:t xml:space="preserve"> </w:t>
+      </w:r>
+      <w:r>
+        <w:t xml:space="preserve">OU</w:t>
+      </w:r>
+    </w:p>
+    <w:p>
+      <w:pPr>
+        <w:numPr>
+          <w:ilvl w:val="0"/>
+          <w:numId w:val="1028"/>
+        </w:numPr>
+        <w:pStyle w:val="Compact"/>
+      </w:pPr>
+      <w:r>
+        <w:t xml:space="preserve">Select</w:t>
+      </w:r>
+      <w:r>
+        <w:t xml:space="preserve"> </w:t>
+      </w:r>
+      <w:r>
+        <w:rPr>
+          <w:b/>
+        </w:rPr>
+        <w:t xml:space="preserve">Delegate Control...</w:t>
+      </w:r>
+    </w:p>
+    <w:p>
+      <w:pPr>
+        <w:numPr>
+          <w:ilvl w:val="0"/>
+          <w:numId w:val="1028"/>
+        </w:numPr>
+        <w:pStyle w:val="Compact"/>
+      </w:pPr>
+      <w:r>
+        <w:t xml:space="preserve">The Delegation of Control Wizard will open — click</w:t>
+      </w:r>
+      <w:r>
+        <w:t xml:space="preserve"> </w:t>
+      </w:r>
+      <w:r>
+        <w:rPr>
+          <w:b/>
+        </w:rPr>
+        <w:t xml:space="preserve">Next</w:t>
+      </w:r>
+    </w:p>
+    <w:p>
+      <w:pPr>
+        <w:numPr>
+          <w:ilvl w:val="0"/>
+          <w:numId w:val="1028"/>
+        </w:numPr>
+        <w:pStyle w:val="Compact"/>
+      </w:pPr>
+      <w:r>
+        <w:t xml:space="preserve">Click</w:t>
+      </w:r>
+      <w:r>
+        <w:t xml:space="preserve"> </w:t>
+      </w:r>
+      <w:r>
+        <w:rPr>
+          <w:b/>
+        </w:rPr>
+        <w:t xml:space="preserve">Add</w:t>
+      </w:r>
+      <w:r>
+        <w:t xml:space="preserve"> </w:t>
+      </w:r>
+      <w:r>
+        <w:t xml:space="preserve">to select who to delegate to</w:t>
+      </w:r>
+    </w:p>
+    <w:p>
+      <w:pPr>
+        <w:numPr>
+          <w:ilvl w:val="0"/>
+          <w:numId w:val="1028"/>
+        </w:numPr>
+        <w:pStyle w:val="Compact"/>
+      </w:pPr>
+      <w:r>
+        <w:t xml:space="preserve">Type</w:t>
+      </w:r>
+      <w:r>
+        <w:t xml:space="preserve"> </w:t>
+      </w:r>
+      <w:r>
+        <w:rPr>
+          <w:rStyle w:val="VerbatimChar"/>
+        </w:rPr>
+        <w:t xml:space="preserve">PXX-it.helpdesk</w:t>
+      </w:r>
+      <w:r>
+        <w:t xml:space="preserve"> </w:t>
+      </w:r>
+      <w:r>
+        <w:t xml:space="preserve">(e.g.,</w:t>
+      </w:r>
+      <w:r>
+        <w:t xml:space="preserve"> </w:t>
+      </w:r>
+      <w:r>
+        <w:rPr>
+          <w:rStyle w:val="VerbatimChar"/>
+        </w:rPr>
+        <w:t xml:space="preserve">P03-it.helpdesk</w:t>
+      </w:r>
+      <w:r>
+        <w:t xml:space="preserve">) and click</w:t>
+      </w:r>
+      <w:r>
+        <w:t xml:space="preserve"> </w:t>
+      </w:r>
+      <w:r>
+        <w:rPr>
+          <w:b/>
+        </w:rPr>
+        <w:t xml:space="preserve">Check Names</w:t>
+      </w:r>
+    </w:p>
+    <w:p>
+      <w:pPr>
+        <w:numPr>
+          <w:ilvl w:val="0"/>
+          <w:numId w:val="1028"/>
+        </w:numPr>
+        <w:pStyle w:val="Compact"/>
+      </w:pPr>
+      <w:r>
+        <w:t xml:space="preserve">Click</w:t>
+      </w:r>
+      <w:r>
+        <w:t xml:space="preserve"> </w:t>
+      </w:r>
+      <w:r>
+        <w:rPr>
+          <w:b/>
+        </w:rPr>
+        <w:t xml:space="preserve">OK</w:t>
+      </w:r>
+      <w:r>
+        <w:t xml:space="preserve">, then</w:t>
+      </w:r>
+      <w:r>
+        <w:t xml:space="preserve"> </w:t>
+      </w:r>
+      <w:r>
+        <w:rPr>
+          <w:b/>
+        </w:rPr>
+        <w:t xml:space="preserve">Next</w:t>
+      </w:r>
+    </w:p>
+    <w:p>
+      <w:pPr>
+        <w:numPr>
+          <w:ilvl w:val="0"/>
+          <w:numId w:val="1028"/>
+        </w:numPr>
+        <w:pStyle w:val="Compact"/>
+      </w:pPr>
+      <w:r>
+        <w:t xml:space="preserve">In the tasks list, check the box for</w:t>
+      </w:r>
+      <w:r>
+        <w:t xml:space="preserve"> </w:t>
+      </w:r>
+      <w:r>
+        <w:rPr>
+          <w:b/>
+        </w:rPr>
+        <w:t xml:space="preserve">"Reset user passwords and force password change at next logon"</w:t>
+      </w:r>
+    </w:p>
+    <w:p>
+      <w:pPr>
+        <w:numPr>
+          <w:ilvl w:val="0"/>
+          <w:numId w:val="1028"/>
+        </w:numPr>
+        <w:pStyle w:val="Compact"/>
+      </w:pPr>
+      <w:r>
+        <w:t xml:space="preserve">Click</w:t>
+      </w:r>
+      <w:r>
+        <w:t xml:space="preserve"> </w:t>
+      </w:r>
+      <w:r>
+        <w:rPr>
+          <w:b/>
+        </w:rPr>
+        <w:t xml:space="preserve">Next</w:t>
+      </w:r>
+      <w:r>
+        <w:t xml:space="preserve">, then</w:t>
+      </w:r>
+      <w:r>
+        <w:t xml:space="preserve"> </w:t>
+      </w:r>
+      <w:r>
+        <w:rPr>
+          <w:b/>
+        </w:rPr>
+        <w:t xml:space="preserve">Finish</w:t>
+      </w:r>
+    </w:p>
+    <w:p>
+      <w:pPr>
+        <w:pStyle w:val="FirstParagraph"/>
+      </w:pPr>
+      <w:r>
+        <w:rPr>
+          <w:b/>
+        </w:rPr>
+        <w:t xml:space="preserve">Verification:</w:t>
+      </w:r>
+      <w:r>
+        <w:t xml:space="preserve"> </w:t>
+      </w:r>
+      <w:r>
+        <w:t xml:space="preserve">To verify the delegation was applied:</w:t>
+      </w:r>
+    </w:p>
+    <w:p>
+      <w:pPr>
+        <w:numPr>
+          <w:ilvl w:val="0"/>
           <w:numId w:val="1029"/>
         </w:numPr>
         <w:pStyle w:val="Compact"/>
       </w:pPr>
       <w:r>
-        <w:t xml:space="preserve">In ADUC, navigate to:</w:t>
-      </w:r>
-      <w:r>
-        <w:t xml:space="preserve"> </w:t>
-      </w:r>
-      <w:r>
-        <w:rPr>
-          <w:b/>
-        </w:rPr>
-        <w:t xml:space="preserve">acs-p01.local → Students → PodXX → Users → Staff</w:t>
+        <w:t xml:space="preserve">Click</w:t>
+      </w:r>
+      <w:r>
+        <w:t xml:space="preserve"> </w:t>
+      </w:r>
+      <w:r>
+        <w:rPr>
+          <w:b/>
+        </w:rPr>
+        <w:t xml:space="preserve">View</w:t>
+      </w:r>
+      <w:r>
+        <w:t xml:space="preserve"> </w:t>
+      </w:r>
+      <w:r>
+        <w:t xml:space="preserve">in the ADUC menu bar</w:t>
       </w:r>
     </w:p>
     <w:p>
@@ -5863,7 +6181,34 @@
         <w:pStyle w:val="Compact"/>
       </w:pPr>
       <w:r>
-        <w:t xml:space="preserve">Right-click on the</w:t>
+        <w:t xml:space="preserve">Select</w:t>
+      </w:r>
+      <w:r>
+        <w:t xml:space="preserve"> </w:t>
+      </w:r>
+      <w:r>
+        <w:rPr>
+          <w:b/>
+        </w:rPr>
+        <w:t xml:space="preserve">Advanced Features</w:t>
+      </w:r>
+      <w:r>
+        <w:t xml:space="preserve"> </w:t>
+      </w:r>
+      <w:r>
+        <w:t xml:space="preserve">(if not already checked)</w:t>
+      </w:r>
+    </w:p>
+    <w:p>
+      <w:pPr>
+        <w:numPr>
+          <w:ilvl w:val="0"/>
+          <w:numId w:val="1029"/>
+        </w:numPr>
+        <w:pStyle w:val="Compact"/>
+      </w:pPr>
+      <w:r>
+        <w:t xml:space="preserve">Right-click the</w:t>
       </w:r>
       <w:r>
         <w:t xml:space="preserve"> </w:t>
@@ -5878,7 +6223,16 @@
         <w:t xml:space="preserve"> </w:t>
       </w:r>
       <w:r>
-        <w:t xml:space="preserve">OU</w:t>
+        <w:t xml:space="preserve">OU →</w:t>
+      </w:r>
+      <w:r>
+        <w:t xml:space="preserve"> </w:t>
+      </w:r>
+      <w:r>
+        <w:rPr>
+          <w:b/>
+        </w:rPr>
+        <w:t xml:space="preserve">Properties</w:t>
       </w:r>
     </w:p>
     <w:p>
@@ -5890,16 +6244,22 @@
         <w:pStyle w:val="Compact"/>
       </w:pPr>
       <w:r>
-        <w:t xml:space="preserve">Select</w:t>
-      </w:r>
-      <w:r>
-        <w:t xml:space="preserve"> </w:t>
-      </w:r>
-      <w:r>
-        <w:rPr>
-          <w:b/>
-        </w:rPr>
-        <w:t xml:space="preserve">Delegate Control...</w:t>
+        <w:t xml:space="preserve">Click the</w:t>
+      </w:r>
+      <w:r>
+        <w:t xml:space="preserve"> </w:t>
+      </w:r>
+      <w:r>
+        <w:rPr>
+          <w:b/>
+        </w:rPr>
+        <w:t xml:space="preserve">Security</w:t>
+      </w:r>
+      <w:r>
+        <w:t xml:space="preserve"> </w:t>
+      </w:r>
+      <w:r>
+        <w:t xml:space="preserve">tab</w:t>
       </w:r>
     </w:p>
     <w:p>
@@ -5907,323 +6267,6 @@
         <w:numPr>
           <w:ilvl w:val="0"/>
           <w:numId w:val="1029"/>
-        </w:numPr>
-        <w:pStyle w:val="Compact"/>
-      </w:pPr>
-      <w:r>
-        <w:t xml:space="preserve">The Delegation of Control Wizard will open — click</w:t>
-      </w:r>
-      <w:r>
-        <w:t xml:space="preserve"> </w:t>
-      </w:r>
-      <w:r>
-        <w:rPr>
-          <w:b/>
-        </w:rPr>
-        <w:t xml:space="preserve">Next</w:t>
-      </w:r>
-    </w:p>
-    <w:p>
-      <w:pPr>
-        <w:numPr>
-          <w:ilvl w:val="0"/>
-          <w:numId w:val="1029"/>
-        </w:numPr>
-        <w:pStyle w:val="Compact"/>
-      </w:pPr>
-      <w:r>
-        <w:t xml:space="preserve">Click</w:t>
-      </w:r>
-      <w:r>
-        <w:t xml:space="preserve"> </w:t>
-      </w:r>
-      <w:r>
-        <w:rPr>
-          <w:b/>
-        </w:rPr>
-        <w:t xml:space="preserve">Add</w:t>
-      </w:r>
-      <w:r>
-        <w:t xml:space="preserve"> </w:t>
-      </w:r>
-      <w:r>
-        <w:t xml:space="preserve">to select who to delegate to</w:t>
-      </w:r>
-    </w:p>
-    <w:p>
-      <w:pPr>
-        <w:numPr>
-          <w:ilvl w:val="0"/>
-          <w:numId w:val="1029"/>
-        </w:numPr>
-        <w:pStyle w:val="Compact"/>
-      </w:pPr>
-      <w:r>
-        <w:t xml:space="preserve">Type</w:t>
-      </w:r>
-      <w:r>
-        <w:t xml:space="preserve"> </w:t>
-      </w:r>
-      <w:r>
-        <w:rPr>
-          <w:rStyle w:val="VerbatimChar"/>
-        </w:rPr>
-        <w:t xml:space="preserve">PXX-it.helpdesk</w:t>
-      </w:r>
-      <w:r>
-        <w:t xml:space="preserve"> </w:t>
-      </w:r>
-      <w:r>
-        <w:t xml:space="preserve">(e.g.,</w:t>
-      </w:r>
-      <w:r>
-        <w:t xml:space="preserve"> </w:t>
-      </w:r>
-      <w:r>
-        <w:rPr>
-          <w:rStyle w:val="VerbatimChar"/>
-        </w:rPr>
-        <w:t xml:space="preserve">P03-it.helpdesk</w:t>
-      </w:r>
-      <w:r>
-        <w:t xml:space="preserve">) and click</w:t>
-      </w:r>
-      <w:r>
-        <w:t xml:space="preserve"> </w:t>
-      </w:r>
-      <w:r>
-        <w:rPr>
-          <w:b/>
-        </w:rPr>
-        <w:t xml:space="preserve">Check Names</w:t>
-      </w:r>
-    </w:p>
-    <w:p>
-      <w:pPr>
-        <w:numPr>
-          <w:ilvl w:val="0"/>
-          <w:numId w:val="1029"/>
-        </w:numPr>
-        <w:pStyle w:val="Compact"/>
-      </w:pPr>
-      <w:r>
-        <w:t xml:space="preserve">Click</w:t>
-      </w:r>
-      <w:r>
-        <w:t xml:space="preserve"> </w:t>
-      </w:r>
-      <w:r>
-        <w:rPr>
-          <w:b/>
-        </w:rPr>
-        <w:t xml:space="preserve">OK</w:t>
-      </w:r>
-      <w:r>
-        <w:t xml:space="preserve">, then</w:t>
-      </w:r>
-      <w:r>
-        <w:t xml:space="preserve"> </w:t>
-      </w:r>
-      <w:r>
-        <w:rPr>
-          <w:b/>
-        </w:rPr>
-        <w:t xml:space="preserve">Next</w:t>
-      </w:r>
-    </w:p>
-    <w:p>
-      <w:pPr>
-        <w:numPr>
-          <w:ilvl w:val="0"/>
-          <w:numId w:val="1029"/>
-        </w:numPr>
-        <w:pStyle w:val="Compact"/>
-      </w:pPr>
-      <w:r>
-        <w:t xml:space="preserve">In the tasks list, check the box for</w:t>
-      </w:r>
-      <w:r>
-        <w:t xml:space="preserve"> </w:t>
-      </w:r>
-      <w:r>
-        <w:rPr>
-          <w:b/>
-        </w:rPr>
-        <w:t xml:space="preserve">"Reset user passwords and force password change at next logon"</w:t>
-      </w:r>
-    </w:p>
-    <w:p>
-      <w:pPr>
-        <w:numPr>
-          <w:ilvl w:val="0"/>
-          <w:numId w:val="1029"/>
-        </w:numPr>
-        <w:pStyle w:val="Compact"/>
-      </w:pPr>
-      <w:r>
-        <w:t xml:space="preserve">Click</w:t>
-      </w:r>
-      <w:r>
-        <w:t xml:space="preserve"> </w:t>
-      </w:r>
-      <w:r>
-        <w:rPr>
-          <w:b/>
-        </w:rPr>
-        <w:t xml:space="preserve">Next</w:t>
-      </w:r>
-      <w:r>
-        <w:t xml:space="preserve">, then</w:t>
-      </w:r>
-      <w:r>
-        <w:t xml:space="preserve"> </w:t>
-      </w:r>
-      <w:r>
-        <w:rPr>
-          <w:b/>
-        </w:rPr>
-        <w:t xml:space="preserve">Finish</w:t>
-      </w:r>
-    </w:p>
-    <w:p>
-      <w:pPr>
-        <w:pStyle w:val="FirstParagraph"/>
-      </w:pPr>
-      <w:r>
-        <w:rPr>
-          <w:b/>
-        </w:rPr>
-        <w:t xml:space="preserve">Verification:</w:t>
-      </w:r>
-      <w:r>
-        <w:t xml:space="preserve"> </w:t>
-      </w:r>
-      <w:r>
-        <w:t xml:space="preserve">To verify the delegation was applied:</w:t>
-      </w:r>
-    </w:p>
-    <w:p>
-      <w:pPr>
-        <w:numPr>
-          <w:ilvl w:val="0"/>
-          <w:numId w:val="1030"/>
-        </w:numPr>
-        <w:pStyle w:val="Compact"/>
-      </w:pPr>
-      <w:r>
-        <w:t xml:space="preserve">Click</w:t>
-      </w:r>
-      <w:r>
-        <w:t xml:space="preserve"> </w:t>
-      </w:r>
-      <w:r>
-        <w:rPr>
-          <w:b/>
-        </w:rPr>
-        <w:t xml:space="preserve">View</w:t>
-      </w:r>
-      <w:r>
-        <w:t xml:space="preserve"> </w:t>
-      </w:r>
-      <w:r>
-        <w:t xml:space="preserve">in the ADUC menu bar</w:t>
-      </w:r>
-    </w:p>
-    <w:p>
-      <w:pPr>
-        <w:numPr>
-          <w:ilvl w:val="0"/>
-          <w:numId w:val="1030"/>
-        </w:numPr>
-        <w:pStyle w:val="Compact"/>
-      </w:pPr>
-      <w:r>
-        <w:t xml:space="preserve">Select</w:t>
-      </w:r>
-      <w:r>
-        <w:t xml:space="preserve"> </w:t>
-      </w:r>
-      <w:r>
-        <w:rPr>
-          <w:b/>
-        </w:rPr>
-        <w:t xml:space="preserve">Advanced Features</w:t>
-      </w:r>
-      <w:r>
-        <w:t xml:space="preserve"> </w:t>
-      </w:r>
-      <w:r>
-        <w:t xml:space="preserve">(if not already checked)</w:t>
-      </w:r>
-    </w:p>
-    <w:p>
-      <w:pPr>
-        <w:numPr>
-          <w:ilvl w:val="0"/>
-          <w:numId w:val="1030"/>
-        </w:numPr>
-        <w:pStyle w:val="Compact"/>
-      </w:pPr>
-      <w:r>
-        <w:t xml:space="preserve">Right-click the</w:t>
-      </w:r>
-      <w:r>
-        <w:t xml:space="preserve"> </w:t>
-      </w:r>
-      <w:r>
-        <w:rPr>
-          <w:b/>
-        </w:rPr>
-        <w:t xml:space="preserve">Staff</w:t>
-      </w:r>
-      <w:r>
-        <w:t xml:space="preserve"> </w:t>
-      </w:r>
-      <w:r>
-        <w:t xml:space="preserve">OU →</w:t>
-      </w:r>
-      <w:r>
-        <w:t xml:space="preserve"> </w:t>
-      </w:r>
-      <w:r>
-        <w:rPr>
-          <w:b/>
-        </w:rPr>
-        <w:t xml:space="preserve">Properties</w:t>
-      </w:r>
-    </w:p>
-    <w:p>
-      <w:pPr>
-        <w:numPr>
-          <w:ilvl w:val="0"/>
-          <w:numId w:val="1030"/>
-        </w:numPr>
-        <w:pStyle w:val="Compact"/>
-      </w:pPr>
-      <w:r>
-        <w:t xml:space="preserve">Click the</w:t>
-      </w:r>
-      <w:r>
-        <w:t xml:space="preserve"> </w:t>
-      </w:r>
-      <w:r>
-        <w:rPr>
-          <w:b/>
-        </w:rPr>
-        <w:t xml:space="preserve">Security</w:t>
-      </w:r>
-      <w:r>
-        <w:t xml:space="preserve"> </w:t>
-      </w:r>
-      <w:r>
-        <w:t xml:space="preserve">tab</w:t>
-      </w:r>
-    </w:p>
-    <w:p>
-      <w:pPr>
-        <w:numPr>
-          <w:ilvl w:val="0"/>
-          <w:numId w:val="1030"/>
         </w:numPr>
         <w:pStyle w:val="Compact"/>
       </w:pPr>
@@ -6363,21 +6406,242 @@
       <w:pPr>
         <w:numPr>
           <w:ilvl w:val="0"/>
+          <w:numId w:val="1030"/>
+        </w:numPr>
+        <w:pStyle w:val="Compact"/>
+      </w:pPr>
+      <w:r>
+        <w:t xml:space="preserve">In ADUC, navigate to:</w:t>
+      </w:r>
+      <w:r>
+        <w:t xml:space="preserve"> </w:t>
+      </w:r>
+      <w:r>
+        <w:rPr>
+          <w:b/>
+        </w:rPr>
+        <w:t xml:space="preserve">acs-p01.local → Students → PodXX → Users → Staff</w:t>
+      </w:r>
+    </w:p>
+    <w:p>
+      <w:pPr>
+        <w:numPr>
+          <w:ilvl w:val="0"/>
+          <w:numId w:val="1030"/>
+        </w:numPr>
+        <w:pStyle w:val="Compact"/>
+      </w:pPr>
+      <w:r>
+        <w:t xml:space="preserve">Find</w:t>
+      </w:r>
+      <w:r>
+        <w:t xml:space="preserve"> </w:t>
+      </w:r>
+      <w:r>
+        <w:rPr>
+          <w:b/>
+        </w:rPr>
+        <w:t xml:space="preserve">PXX-contractor.user1</w:t>
+      </w:r>
+      <w:r>
+        <w:t xml:space="preserve"> </w:t>
+      </w:r>
+      <w:r>
+        <w:t xml:space="preserve">and double-click to open properties</w:t>
+      </w:r>
+    </w:p>
+    <w:p>
+      <w:pPr>
+        <w:numPr>
+          <w:ilvl w:val="0"/>
+          <w:numId w:val="1030"/>
+        </w:numPr>
+        <w:pStyle w:val="Compact"/>
+      </w:pPr>
+      <w:r>
+        <w:t xml:space="preserve">Check the</w:t>
+      </w:r>
+      <w:r>
+        <w:t xml:space="preserve"> </w:t>
+      </w:r>
+      <w:r>
+        <w:rPr>
+          <w:b/>
+        </w:rPr>
+        <w:t xml:space="preserve">Description</w:t>
+      </w:r>
+      <w:r>
+        <w:t xml:space="preserve">:</w:t>
+      </w:r>
+      <w:r>
+        <w:t xml:space="preserve"> </w:t>
+      </w:r>
+      <w:r>
+        <w:rPr>
+          <w:i/>
+        </w:rPr>
+        <w:t xml:space="preserve">"L4.1: Contractor access should be disabled/expired per policy"</w:t>
+      </w:r>
+    </w:p>
+    <w:p>
+      <w:pPr>
+        <w:numPr>
+          <w:ilvl w:val="0"/>
+          <w:numId w:val="1030"/>
+        </w:numPr>
+        <w:pStyle w:val="Compact"/>
+      </w:pPr>
+      <w:r>
+        <w:t xml:space="preserve">Click the</w:t>
+      </w:r>
+      <w:r>
+        <w:t xml:space="preserve"> </w:t>
+      </w:r>
+      <w:r>
+        <w:rPr>
+          <w:b/>
+        </w:rPr>
+        <w:t xml:space="preserve">Account</w:t>
+      </w:r>
+      <w:r>
+        <w:t xml:space="preserve"> </w:t>
+      </w:r>
+      <w:r>
+        <w:t xml:space="preserve">tab</w:t>
+      </w:r>
+    </w:p>
+    <w:p>
+      <w:pPr>
+        <w:numPr>
+          <w:ilvl w:val="0"/>
+          <w:numId w:val="1030"/>
+        </w:numPr>
+        <w:pStyle w:val="Compact"/>
+      </w:pPr>
+      <w:r>
+        <w:t xml:space="preserve">Look at the bottom of the tab — find</w:t>
+      </w:r>
+      <w:r>
+        <w:t xml:space="preserve"> </w:t>
+      </w:r>
+      <w:r>
+        <w:rPr>
+          <w:b/>
+        </w:rPr>
+        <w:t xml:space="preserve">"Account expires"</w:t>
+      </w:r>
+    </w:p>
+    <w:p>
+      <w:pPr>
+        <w:numPr>
+          <w:ilvl w:val="0"/>
+          <w:numId w:val="1030"/>
+        </w:numPr>
+        <w:pStyle w:val="Compact"/>
+      </w:pPr>
+      <w:r>
+        <w:t xml:space="preserve">It is currently set to</w:t>
+      </w:r>
+      <w:r>
+        <w:t xml:space="preserve"> </w:t>
+      </w:r>
+      <w:r>
+        <w:rPr>
+          <w:b/>
+        </w:rPr>
+        <w:t xml:space="preserve">"Never"</w:t>
+      </w:r>
+    </w:p>
+    <w:p>
+      <w:pPr>
+        <w:numPr>
+          <w:ilvl w:val="0"/>
+          <w:numId w:val="1030"/>
+        </w:numPr>
+        <w:pStyle w:val="Compact"/>
+      </w:pPr>
+      <w:r>
+        <w:t xml:space="preserve">Select</w:t>
+      </w:r>
+      <w:r>
+        <w:t xml:space="preserve"> </w:t>
+      </w:r>
+      <w:r>
+        <w:rPr>
+          <w:b/>
+        </w:rPr>
+        <w:t xml:space="preserve">"End of:"</w:t>
+      </w:r>
+      <w:r>
+        <w:t xml:space="preserve"> </w:t>
+      </w:r>
+      <w:r>
+        <w:t xml:space="preserve">and set a date (for example, 30 days from today or an end date provided by your instructor)</w:t>
+      </w:r>
+    </w:p>
+    <w:p>
+      <w:pPr>
+        <w:numPr>
+          <w:ilvl w:val="0"/>
+          <w:numId w:val="1030"/>
+        </w:numPr>
+        <w:pStyle w:val="Compact"/>
+      </w:pPr>
+      <w:r>
+        <w:t xml:space="preserve">Click</w:t>
+      </w:r>
+      <w:r>
+        <w:t xml:space="preserve"> </w:t>
+      </w:r>
+      <w:r>
+        <w:rPr>
+          <w:b/>
+        </w:rPr>
+        <w:t xml:space="preserve">OK</w:t>
+      </w:r>
+      <w:r>
+        <w:t xml:space="preserve"> </w:t>
+      </w:r>
+      <w:r>
+        <w:t xml:space="preserve">to save</w:t>
+      </w:r>
+    </w:p>
+    <w:p>
+      <w:pPr>
+        <w:pStyle w:val="FirstParagraph"/>
+      </w:pPr>
+      <w:r>
+        <w:rPr>
+          <w:b/>
+        </w:rPr>
+        <w:t xml:space="preserve">Optional — Also disable the account immediately:</w:t>
+      </w:r>
+    </w:p>
+    <w:p>
+      <w:pPr>
+        <w:numPr>
+          <w:ilvl w:val="0"/>
           <w:numId w:val="1031"/>
         </w:numPr>
         <w:pStyle w:val="Compact"/>
       </w:pPr>
       <w:r>
-        <w:t xml:space="preserve">In ADUC, navigate to:</w:t>
-      </w:r>
-      <w:r>
-        <w:t xml:space="preserve"> </w:t>
-      </w:r>
-      <w:r>
-        <w:rPr>
-          <w:b/>
-        </w:rPr>
-        <w:t xml:space="preserve">acs-p01.local → Students → PodXX → Users → Staff</w:t>
+        <w:t xml:space="preserve">If your instructor directs you to disable the account now (simulating an expired contract), check</w:t>
+      </w:r>
+      <w:r>
+        <w:t xml:space="preserve"> </w:t>
+      </w:r>
+      <w:r>
+        <w:rPr>
+          <w:b/>
+        </w:rPr>
+        <w:t xml:space="preserve">"Account is disabled"</w:t>
+      </w:r>
+      <w:r>
+        <w:t xml:space="preserve"> </w:t>
+      </w:r>
+      <w:r>
+        <w:t xml:space="preserve">on the Account tab</w:t>
       </w:r>
     </w:p>
     <w:p>
@@ -6385,227 +6649,6 @@
         <w:numPr>
           <w:ilvl w:val="0"/>
           <w:numId w:val="1031"/>
-        </w:numPr>
-        <w:pStyle w:val="Compact"/>
-      </w:pPr>
-      <w:r>
-        <w:t xml:space="preserve">Find</w:t>
-      </w:r>
-      <w:r>
-        <w:t xml:space="preserve"> </w:t>
-      </w:r>
-      <w:r>
-        <w:rPr>
-          <w:b/>
-        </w:rPr>
-        <w:t xml:space="preserve">PXX-contractor.user1</w:t>
-      </w:r>
-      <w:r>
-        <w:t xml:space="preserve"> </w:t>
-      </w:r>
-      <w:r>
-        <w:t xml:space="preserve">and double-click to open properties</w:t>
-      </w:r>
-    </w:p>
-    <w:p>
-      <w:pPr>
-        <w:numPr>
-          <w:ilvl w:val="0"/>
-          <w:numId w:val="1031"/>
-        </w:numPr>
-        <w:pStyle w:val="Compact"/>
-      </w:pPr>
-      <w:r>
-        <w:t xml:space="preserve">Check the</w:t>
-      </w:r>
-      <w:r>
-        <w:t xml:space="preserve"> </w:t>
-      </w:r>
-      <w:r>
-        <w:rPr>
-          <w:b/>
-        </w:rPr>
-        <w:t xml:space="preserve">Description</w:t>
-      </w:r>
-      <w:r>
-        <w:t xml:space="preserve">:</w:t>
-      </w:r>
-      <w:r>
-        <w:t xml:space="preserve"> </w:t>
-      </w:r>
-      <w:r>
-        <w:rPr>
-          <w:i/>
-        </w:rPr>
-        <w:t xml:space="preserve">"L4.1: Contractor access should be disabled/expired per policy"</w:t>
-      </w:r>
-    </w:p>
-    <w:p>
-      <w:pPr>
-        <w:numPr>
-          <w:ilvl w:val="0"/>
-          <w:numId w:val="1031"/>
-        </w:numPr>
-        <w:pStyle w:val="Compact"/>
-      </w:pPr>
-      <w:r>
-        <w:t xml:space="preserve">Click the</w:t>
-      </w:r>
-      <w:r>
-        <w:t xml:space="preserve"> </w:t>
-      </w:r>
-      <w:r>
-        <w:rPr>
-          <w:b/>
-        </w:rPr>
-        <w:t xml:space="preserve">Account</w:t>
-      </w:r>
-      <w:r>
-        <w:t xml:space="preserve"> </w:t>
-      </w:r>
-      <w:r>
-        <w:t xml:space="preserve">tab</w:t>
-      </w:r>
-    </w:p>
-    <w:p>
-      <w:pPr>
-        <w:numPr>
-          <w:ilvl w:val="0"/>
-          <w:numId w:val="1031"/>
-        </w:numPr>
-        <w:pStyle w:val="Compact"/>
-      </w:pPr>
-      <w:r>
-        <w:t xml:space="preserve">Look at the bottom of the tab — find</w:t>
-      </w:r>
-      <w:r>
-        <w:t xml:space="preserve"> </w:t>
-      </w:r>
-      <w:r>
-        <w:rPr>
-          <w:b/>
-        </w:rPr>
-        <w:t xml:space="preserve">"Account expires"</w:t>
-      </w:r>
-    </w:p>
-    <w:p>
-      <w:pPr>
-        <w:numPr>
-          <w:ilvl w:val="0"/>
-          <w:numId w:val="1031"/>
-        </w:numPr>
-        <w:pStyle w:val="Compact"/>
-      </w:pPr>
-      <w:r>
-        <w:t xml:space="preserve">It is currently set to</w:t>
-      </w:r>
-      <w:r>
-        <w:t xml:space="preserve"> </w:t>
-      </w:r>
-      <w:r>
-        <w:rPr>
-          <w:b/>
-        </w:rPr>
-        <w:t xml:space="preserve">"Never"</w:t>
-      </w:r>
-    </w:p>
-    <w:p>
-      <w:pPr>
-        <w:numPr>
-          <w:ilvl w:val="0"/>
-          <w:numId w:val="1031"/>
-        </w:numPr>
-        <w:pStyle w:val="Compact"/>
-      </w:pPr>
-      <w:r>
-        <w:t xml:space="preserve">Select</w:t>
-      </w:r>
-      <w:r>
-        <w:t xml:space="preserve"> </w:t>
-      </w:r>
-      <w:r>
-        <w:rPr>
-          <w:b/>
-        </w:rPr>
-        <w:t xml:space="preserve">"End of:"</w:t>
-      </w:r>
-      <w:r>
-        <w:t xml:space="preserve"> </w:t>
-      </w:r>
-      <w:r>
-        <w:t xml:space="preserve">and set a date (for example, 30 days from today or an end date provided by your instructor)</w:t>
-      </w:r>
-    </w:p>
-    <w:p>
-      <w:pPr>
-        <w:numPr>
-          <w:ilvl w:val="0"/>
-          <w:numId w:val="1031"/>
-        </w:numPr>
-        <w:pStyle w:val="Compact"/>
-      </w:pPr>
-      <w:r>
-        <w:t xml:space="preserve">Click</w:t>
-      </w:r>
-      <w:r>
-        <w:t xml:space="preserve"> </w:t>
-      </w:r>
-      <w:r>
-        <w:rPr>
-          <w:b/>
-        </w:rPr>
-        <w:t xml:space="preserve">OK</w:t>
-      </w:r>
-      <w:r>
-        <w:t xml:space="preserve"> </w:t>
-      </w:r>
-      <w:r>
-        <w:t xml:space="preserve">to save</w:t>
-      </w:r>
-    </w:p>
-    <w:p>
-      <w:pPr>
-        <w:pStyle w:val="FirstParagraph"/>
-      </w:pPr>
-      <w:r>
-        <w:rPr>
-          <w:b/>
-        </w:rPr>
-        <w:t xml:space="preserve">Optional — Also disable the account immediately:</w:t>
-      </w:r>
-    </w:p>
-    <w:p>
-      <w:pPr>
-        <w:numPr>
-          <w:ilvl w:val="0"/>
-          <w:numId w:val="1032"/>
-        </w:numPr>
-        <w:pStyle w:val="Compact"/>
-      </w:pPr>
-      <w:r>
-        <w:t xml:space="preserve">If your instructor directs you to disable the account now (simulating an expired contract), check</w:t>
-      </w:r>
-      <w:r>
-        <w:t xml:space="preserve"> </w:t>
-      </w:r>
-      <w:r>
-        <w:rPr>
-          <w:b/>
-        </w:rPr>
-        <w:t xml:space="preserve">"Account is disabled"</w:t>
-      </w:r>
-      <w:r>
-        <w:t xml:space="preserve"> </w:t>
-      </w:r>
-      <w:r>
-        <w:t xml:space="preserve">on the Account tab</w:t>
-      </w:r>
-    </w:p>
-    <w:p>
-      <w:pPr>
-        <w:numPr>
-          <w:ilvl w:val="0"/>
-          <w:numId w:val="1032"/>
         </w:numPr>
         <w:pStyle w:val="Compact"/>
       </w:pPr>
@@ -6726,18 +6769,72 @@
       <w:pPr>
         <w:numPr>
           <w:ilvl w:val="0"/>
+          <w:numId w:val="1032"/>
+        </w:numPr>
+      </w:pPr>
+      <w:r>
+        <w:t xml:space="preserve">Open</w:t>
+      </w:r>
+      <w:r>
+        <w:t xml:space="preserve"> </w:t>
+      </w:r>
+      <w:r>
+        <w:rPr>
+          <w:b/>
+        </w:rPr>
+        <w:t xml:space="preserve">PowerShell</w:t>
+      </w:r>
+      <w:r>
+        <w:t xml:space="preserve"> </w:t>
+      </w:r>
+      <w:r>
+        <w:t xml:space="preserve">on the domain controller:</w:t>
+      </w:r>
+    </w:p>
+    <w:p>
+      <w:pPr>
+        <w:numPr>
+          <w:ilvl w:val="1"/>
           <w:numId w:val="1033"/>
         </w:numPr>
-      </w:pPr>
-      <w:r>
-        <w:t xml:space="preserve">Open</w:t>
-      </w:r>
-      <w:r>
-        <w:t xml:space="preserve"> </w:t>
-      </w:r>
-      <w:r>
-        <w:rPr>
-          <w:b/>
+        <w:pStyle w:val="Compact"/>
+      </w:pPr>
+      <w:r>
+        <w:t xml:space="preserve">Click the</w:t>
+      </w:r>
+      <w:r>
+        <w:t xml:space="preserve"> </w:t>
+      </w:r>
+      <w:r>
+        <w:rPr>
+          <w:b/>
+        </w:rPr>
+        <w:t xml:space="preserve">Start</w:t>
+      </w:r>
+      <w:r>
+        <w:t xml:space="preserve"> </w:t>
+      </w:r>
+      <w:r>
+        <w:t xml:space="preserve">button</w:t>
+      </w:r>
+    </w:p>
+    <w:p>
+      <w:pPr>
+        <w:numPr>
+          <w:ilvl w:val="1"/>
+          <w:numId w:val="1033"/>
+        </w:numPr>
+        <w:pStyle w:val="Compact"/>
+      </w:pPr>
+      <w:r>
+        <w:t xml:space="preserve">Type</w:t>
+      </w:r>
+      <w:r>
+        <w:t xml:space="preserve"> </w:t>
+      </w:r>
+      <w:r>
+        <w:rPr>
+          <w:rStyle w:val="VerbatimChar"/>
         </w:rPr>
         <w:t xml:space="preserve">PowerShell</w:t>
       </w:r>
@@ -6745,46 +6842,27 @@
         <w:t xml:space="preserve"> </w:t>
       </w:r>
       <w:r>
-        <w:t xml:space="preserve">on the domain controller:</w:t>
-      </w:r>
-    </w:p>
-    <w:p>
-      <w:pPr>
-        <w:numPr>
-          <w:ilvl w:val="1"/>
-          <w:numId w:val="1034"/>
-        </w:numPr>
-        <w:pStyle w:val="Compact"/>
-      </w:pPr>
-      <w:r>
-        <w:t xml:space="preserve">Click the</w:t>
-      </w:r>
-      <w:r>
-        <w:t xml:space="preserve"> </w:t>
-      </w:r>
-      <w:r>
-        <w:rPr>
-          <w:b/>
-        </w:rPr>
-        <w:t xml:space="preserve">Start</w:t>
-      </w:r>
-      <w:r>
-        <w:t xml:space="preserve"> </w:t>
-      </w:r>
-      <w:r>
-        <w:t xml:space="preserve">button</w:t>
-      </w:r>
-    </w:p>
-    <w:p>
-      <w:pPr>
-        <w:numPr>
-          <w:ilvl w:val="1"/>
-          <w:numId w:val="1034"/>
-        </w:numPr>
-        <w:pStyle w:val="Compact"/>
-      </w:pPr>
-      <w:r>
-        <w:t xml:space="preserve">Type</w:t>
+        <w:t xml:space="preserve">and click</w:t>
+      </w:r>
+      <w:r>
+        <w:t xml:space="preserve"> </w:t>
+      </w:r>
+      <w:r>
+        <w:rPr>
+          <w:b/>
+        </w:rPr>
+        <w:t xml:space="preserve">Windows PowerShell</w:t>
+      </w:r>
+    </w:p>
+    <w:p>
+      <w:pPr>
+        <w:numPr>
+          <w:ilvl w:val="0"/>
+          <w:numId w:val="1032"/>
+        </w:numPr>
+      </w:pPr>
+      <w:r>
+        <w:t xml:space="preserve">Run the following command to export the access review to</w:t>
       </w:r>
       <w:r>
         <w:t xml:space="preserve"> </w:t>
@@ -6792,34 +6870,15 @@
       <w:r>
         <w:rPr>
           <w:rStyle w:val="VerbatimChar"/>
-        </w:rPr>
-        <w:t xml:space="preserve">PowerShell</w:t>
-      </w:r>
-      <w:r>
-        <w:t xml:space="preserve"> </w:t>
-      </w:r>
-      <w:r>
-        <w:t xml:space="preserve">and click</w:t>
-      </w:r>
-      <w:r>
-        <w:t xml:space="preserve"> </w:t>
-      </w:r>
-      <w:r>
-        <w:rPr>
-          <w:b/>
-        </w:rPr>
-        <w:t xml:space="preserve">Windows PowerShell</w:t>
-      </w:r>
-    </w:p>
-    <w:p>
-      <w:pPr>
-        <w:numPr>
-          <w:ilvl w:val="0"/>
-          <w:numId w:val="1033"/>
-        </w:numPr>
-      </w:pPr>
-      <w:r>
-        <w:t xml:space="preserve">Run the following command to export the access review to</w:t>
+          <w:b/>
+        </w:rPr>
+        <w:t xml:space="preserve">review.csv</w:t>
+      </w:r>
+      <w:r>
+        <w:t xml:space="preserve"> </w:t>
+      </w:r>
+      <w:r>
+        <w:t xml:space="preserve">(replace</w:t>
       </w:r>
       <w:r>
         <w:t xml:space="preserve"> </w:t>
@@ -6827,6 +6886,132 @@
       <w:r>
         <w:rPr>
           <w:rStyle w:val="VerbatimChar"/>
+        </w:rPr>
+        <w:t xml:space="preserve">Pod03</w:t>
+      </w:r>
+      <w:r>
+        <w:t xml:space="preserve"> </w:t>
+      </w:r>
+      <w:r>
+        <w:t xml:space="preserve">with your pod, e.g.</w:t>
+      </w:r>
+      <w:r>
+        <w:t xml:space="preserve"> </w:t>
+      </w:r>
+      <w:r>
+        <w:rPr>
+          <w:rStyle w:val="VerbatimChar"/>
+        </w:rPr>
+        <w:t xml:space="preserve">Pod07</w:t>
+      </w:r>
+      <w:r>
+        <w:t xml:space="preserve">):</w:t>
+      </w:r>
+    </w:p>
+    <w:p>
+      <w:pPr>
+        <w:numPr>
+          <w:ilvl w:val="0"/>
+          <w:numId w:val="1000"/>
+        </w:numPr>
+        <w:pStyle w:val="SourceCode"/>
+      </w:pPr>
+      <w:r>
+        <w:rPr>
+          <w:rStyle w:val="FunctionTok"/>
+        </w:rPr>
+        <w:t xml:space="preserve">Get-ADUser</w:t>
+      </w:r>
+      <w:r>
+        <w:rPr>
+          <w:rStyle w:val="NormalTok"/>
+        </w:rPr>
+        <w:t xml:space="preserve"> -Filter {Enabled -eq </w:t>
+      </w:r>
+      <w:r>
+        <w:rPr>
+          <w:rStyle w:val="VariableTok"/>
+        </w:rPr>
+        <w:t xml:space="preserve">$true</w:t>
+      </w:r>
+      <w:r>
+        <w:rPr>
+          <w:rStyle w:val="NormalTok"/>
+        </w:rPr>
+        <w:t xml:space="preserve">} -SearchBase </w:t>
+      </w:r>
+      <w:r>
+        <w:rPr>
+          <w:rStyle w:val="StringTok"/>
+        </w:rPr>
+        <w:t xml:space="preserve">"OU=Pod03,OU=Students,DC=acs-p01,DC=local"</w:t>
+      </w:r>
+      <w:r>
+        <w:rPr>
+          <w:rStyle w:val="NormalTok"/>
+        </w:rPr>
+        <w:t xml:space="preserve"> -Properties MemberOf | </w:t>
+      </w:r>
+      <w:r>
+        <w:rPr>
+          <w:rStyle w:val="FunctionTok"/>
+        </w:rPr>
+        <w:t xml:space="preserve">Select-Object</w:t>
+      </w:r>
+      <w:r>
+        <w:rPr>
+          <w:rStyle w:val="NormalTok"/>
+        </w:rPr>
+        <w:t xml:space="preserve"> Name, SamAccountName, Enabled | </w:t>
+      </w:r>
+      <w:r>
+        <w:rPr>
+          <w:rStyle w:val="FunctionTok"/>
+        </w:rPr>
+        <w:t xml:space="preserve">Export-Csv</w:t>
+      </w:r>
+      <w:r>
+        <w:rPr>
+          <w:rStyle w:val="NormalTok"/>
+        </w:rPr>
+        <w:t xml:space="preserve"> </w:t>
+      </w:r>
+      <w:r>
+        <w:rPr>
+          <w:rStyle w:val="StringTok"/>
+        </w:rPr>
+        <w:t xml:space="preserve">"C:\CyberLab\Pod03\Lab4-2\review.csv"</w:t>
+      </w:r>
+      <w:r>
+        <w:rPr>
+          <w:rStyle w:val="NormalTok"/>
+        </w:rPr>
+        <w:t xml:space="preserve"> -NoTypeInformation</w:t>
+      </w:r>
+    </w:p>
+    <w:p>
+      <w:pPr>
+        <w:numPr>
+          <w:ilvl w:val="0"/>
+          <w:numId w:val="1000"/>
+        </w:numPr>
+        <w:pStyle w:val="BlockText"/>
+      </w:pPr>
+      <w:r>
+        <w:rPr>
+          <w:b/>
+        </w:rPr>
+        <w:t xml:space="preserve">The file must be named</w:t>
+      </w:r>
+      <w:r>
+        <w:rPr>
+          <w:b/>
+        </w:rPr>
+        <w:t xml:space="preserve"> </w:t>
+      </w:r>
+      <w:r>
+        <w:rPr>
+          <w:rStyle w:val="VerbatimChar"/>
           <w:b/>
         </w:rPr>
         <w:t xml:space="preserve">review.csv</w:t>
@@ -6835,7 +7020,7 @@
         <w:t xml:space="preserve"> </w:t>
       </w:r>
       <w:r>
-        <w:t xml:space="preserve">(replace</w:t>
+        <w:t xml:space="preserve">and live in</w:t>
       </w:r>
       <w:r>
         <w:t xml:space="preserve"> </w:t>
@@ -6844,25 +7029,30 @@
         <w:rPr>
           <w:rStyle w:val="VerbatimChar"/>
         </w:rPr>
-        <w:t xml:space="preserve">Pod03</w:t>
-      </w:r>
-      <w:r>
-        <w:t xml:space="preserve"> </w:t>
-      </w:r>
-      <w:r>
-        <w:t xml:space="preserve">with your pod, e.g.</w:t>
-      </w:r>
-      <w:r>
-        <w:t xml:space="preserve"> </w:t>
-      </w:r>
-      <w:r>
-        <w:rPr>
-          <w:rStyle w:val="VerbatimChar"/>
-        </w:rPr>
-        <w:t xml:space="preserve">Pod07</w:t>
-      </w:r>
-      <w:r>
-        <w:t xml:space="preserve">):</w:t>
+        <w:t xml:space="preserve">C:\CyberLab\PodXX\Lab4-2\</w:t>
+      </w:r>
+      <w:r>
+        <w:t xml:space="preserve">. Verification looks for that exact name and requires it to be non-empty; any other file name will not pass.</w:t>
+      </w:r>
+    </w:p>
+    <w:p>
+      <w:pPr>
+        <w:numPr>
+          <w:ilvl w:val="0"/>
+          <w:numId w:val="1032"/>
+        </w:numPr>
+      </w:pPr>
+      <w:r>
+        <w:rPr>
+          <w:i/>
+        </w:rPr>
+        <w:t xml:space="preserve">(Optional supporting evidence)</w:t>
+      </w:r>
+      <w:r>
+        <w:t xml:space="preserve"> </w:t>
+      </w:r>
+      <w:r>
+        <w:t xml:space="preserve">export group memberships alongside it:</w:t>
       </w:r>
     </w:p>
     <w:p>
@@ -6877,72 +7067,144 @@
         <w:rPr>
           <w:rStyle w:val="FunctionTok"/>
         </w:rPr>
-        <w:t xml:space="preserve">Get-ADUser</w:t>
+        <w:t xml:space="preserve">Get-ADGroup</w:t>
       </w:r>
       <w:r>
         <w:rPr>
           <w:rStyle w:val="NormalTok"/>
         </w:rPr>
-        <w:t xml:space="preserve"> -Filter {Enabled -eq </w:t>
+        <w:t xml:space="preserve"> -Filter * -SearchBase </w:t>
+      </w:r>
+      <w:r>
+        <w:rPr>
+          <w:rStyle w:val="StringTok"/>
+        </w:rPr>
+        <w:t xml:space="preserve">"OU=Pod03,OU=Students,DC=acs-p01,DC=local"</w:t>
+      </w:r>
+      <w:r>
+        <w:rPr>
+          <w:rStyle w:val="NormalTok"/>
+        </w:rPr>
+        <w:t xml:space="preserve"> | </w:t>
+      </w:r>
+      <w:r>
+        <w:rPr>
+          <w:rStyle w:val="FunctionTok"/>
+        </w:rPr>
+        <w:t xml:space="preserve">ForEach-Object</w:t>
+      </w:r>
+      <w:r>
+        <w:rPr>
+          <w:rStyle w:val="NormalTok"/>
+        </w:rPr>
+        <w:t xml:space="preserve"> { </w:t>
       </w:r>
       <w:r>
         <w:rPr>
           <w:rStyle w:val="VariableTok"/>
         </w:rPr>
-        <w:t xml:space="preserve">$true</w:t>
+        <w:t xml:space="preserve">$group</w:t>
       </w:r>
       <w:r>
         <w:rPr>
           <w:rStyle w:val="NormalTok"/>
         </w:rPr>
-        <w:t xml:space="preserve">} -SearchBase </w:t>
+        <w:t xml:space="preserve"> = </w:t>
+      </w:r>
+      <w:r>
+        <w:rPr>
+          <w:rStyle w:val="VariableTok"/>
+        </w:rPr>
+        <w:t xml:space="preserve">$_</w:t>
+      </w:r>
+      <w:r>
+        <w:rPr>
+          <w:rStyle w:val="NormalTok"/>
+        </w:rPr>
+        <w:t xml:space="preserve">.</w:t>
+      </w:r>
+      <w:r>
+        <w:rPr>
+          <w:rStyle w:val="FunctionTok"/>
+        </w:rPr>
+        <w:t xml:space="preserve">Name</w:t>
+      </w:r>
+      <w:r>
+        <w:rPr>
+          <w:rStyle w:val="NormalTok"/>
+        </w:rPr>
+        <w:t xml:space="preserve">; </w:t>
+      </w:r>
+      <w:r>
+        <w:rPr>
+          <w:rStyle w:val="FunctionTok"/>
+        </w:rPr>
+        <w:t xml:space="preserve">Get-ADGroupMember</w:t>
+      </w:r>
+      <w:r>
+        <w:rPr>
+          <w:rStyle w:val="NormalTok"/>
+        </w:rPr>
+        <w:t xml:space="preserve"> </w:t>
+      </w:r>
+      <w:r>
+        <w:rPr>
+          <w:rStyle w:val="VariableTok"/>
+        </w:rPr>
+        <w:t xml:space="preserve">$_</w:t>
+      </w:r>
+      <w:r>
+        <w:rPr>
+          <w:rStyle w:val="NormalTok"/>
+        </w:rPr>
+        <w:t xml:space="preserve"> -ErrorAction SilentlyContinue | </w:t>
+      </w:r>
+      <w:r>
+        <w:rPr>
+          <w:rStyle w:val="FunctionTok"/>
+        </w:rPr>
+        <w:t xml:space="preserve">Select-Object</w:t>
+      </w:r>
+      <w:r>
+        <w:rPr>
+          <w:rStyle w:val="NormalTok"/>
+        </w:rPr>
+        <w:t xml:space="preserve"> @{N='Group';E={</w:t>
+      </w:r>
+      <w:r>
+        <w:rPr>
+          <w:rStyle w:val="VariableTok"/>
+        </w:rPr>
+        <w:t xml:space="preserve">$group</w:t>
+      </w:r>
+      <w:r>
+        <w:rPr>
+          <w:rStyle w:val="NormalTok"/>
+        </w:rPr>
+        <w:t xml:space="preserve">}}, Name, SamAccountName } | </w:t>
+      </w:r>
+      <w:r>
+        <w:rPr>
+          <w:rStyle w:val="FunctionTok"/>
+        </w:rPr>
+        <w:t xml:space="preserve">Export-Csv</w:t>
+      </w:r>
+      <w:r>
+        <w:rPr>
+          <w:rStyle w:val="NormalTok"/>
+        </w:rPr>
+        <w:t xml:space="preserve"> </w:t>
       </w:r>
       <w:r>
         <w:rPr>
           <w:rStyle w:val="StringTok"/>
         </w:rPr>
-        <w:t xml:space="preserve">"OU=Pod03,OU=Students,DC=acs-p01,DC=local"</w:t>
+        <w:t xml:space="preserve">"C:\CyberLab\Pod03\Lab4-2\group_memberships.csv"</w:t>
       </w:r>
       <w:r>
         <w:rPr>
           <w:rStyle w:val="NormalTok"/>
         </w:rPr>
-        <w:t xml:space="preserve"> -Properties MemberOf | </w:t>
-      </w:r>
-      <w:r>
-        <w:rPr>
-          <w:rStyle w:val="FunctionTok"/>
-        </w:rPr>
-        <w:t xml:space="preserve">Select-Object</w:t>
-      </w:r>
-      <w:r>
-        <w:rPr>
-          <w:rStyle w:val="NormalTok"/>
-        </w:rPr>
-        <w:t xml:space="preserve"> Name, SamAccountName, Enabled | </w:t>
-      </w:r>
-      <w:r>
-        <w:rPr>
-          <w:rStyle w:val="FunctionTok"/>
-        </w:rPr>
-        <w:t xml:space="preserve">Export-Csv</w:t>
-      </w:r>
-      <w:r>
-        <w:rPr>
-          <w:rStyle w:val="NormalTok"/>
-        </w:rPr>
-        <w:t xml:space="preserve"> </w:t>
-      </w:r>
-      <w:r>
-        <w:rPr>
-          <w:rStyle w:val="StringTok"/>
-        </w:rPr>
-        <w:t xml:space="preserve">"C:\CyberLab\Pod03\Lab4-2\review.csv"</w:t>
-      </w:r>
-      <w:r>
-        <w:rPr>
-          <w:rStyle w:val="NormalTok"/>
-        </w:rPr>
         <w:t xml:space="preserve"> -NoTypeInformation</w:t>
       </w:r>
     </w:p>
@@ -6950,226 +7212,7 @@
       <w:pPr>
         <w:numPr>
           <w:ilvl w:val="0"/>
-          <w:numId w:val="1000"/>
-        </w:numPr>
-        <w:pStyle w:val="BlockText"/>
-      </w:pPr>
-      <w:r>
-        <w:rPr>
-          <w:b/>
-        </w:rPr>
-        <w:t xml:space="preserve">The file must be named</w:t>
-      </w:r>
-      <w:r>
-        <w:rPr>
-          <w:b/>
-        </w:rPr>
-        <w:t xml:space="preserve"> </w:t>
-      </w:r>
-      <w:r>
-        <w:rPr>
-          <w:rStyle w:val="VerbatimChar"/>
-          <w:b/>
-        </w:rPr>
-        <w:t xml:space="preserve">review.csv</w:t>
-      </w:r>
-      <w:r>
-        <w:t xml:space="preserve"> </w:t>
-      </w:r>
-      <w:r>
-        <w:t xml:space="preserve">and live in</w:t>
-      </w:r>
-      <w:r>
-        <w:t xml:space="preserve"> </w:t>
-      </w:r>
-      <w:r>
-        <w:rPr>
-          <w:rStyle w:val="VerbatimChar"/>
-        </w:rPr>
-        <w:t xml:space="preserve">C:\CyberLab\PodXX\Lab4-2\</w:t>
-      </w:r>
-      <w:r>
-        <w:t xml:space="preserve">. Verification looks for that exact name and requires it to be non-empty; any other file name will not pass.</w:t>
-      </w:r>
-    </w:p>
-    <w:p>
-      <w:pPr>
-        <w:numPr>
-          <w:ilvl w:val="0"/>
-          <w:numId w:val="1033"/>
-        </w:numPr>
-      </w:pPr>
-      <w:r>
-        <w:rPr>
-          <w:i/>
-        </w:rPr>
-        <w:t xml:space="preserve">(Optional supporting evidence)</w:t>
-      </w:r>
-      <w:r>
-        <w:t xml:space="preserve"> </w:t>
-      </w:r>
-      <w:r>
-        <w:t xml:space="preserve">export group memberships alongside it:</w:t>
-      </w:r>
-    </w:p>
-    <w:p>
-      <w:pPr>
-        <w:numPr>
-          <w:ilvl w:val="0"/>
-          <w:numId w:val="1000"/>
-        </w:numPr>
-        <w:pStyle w:val="SourceCode"/>
-      </w:pPr>
-      <w:r>
-        <w:rPr>
-          <w:rStyle w:val="FunctionTok"/>
-        </w:rPr>
-        <w:t xml:space="preserve">Get-ADGroup</w:t>
-      </w:r>
-      <w:r>
-        <w:rPr>
-          <w:rStyle w:val="NormalTok"/>
-        </w:rPr>
-        <w:t xml:space="preserve"> -Filter * -SearchBase </w:t>
-      </w:r>
-      <w:r>
-        <w:rPr>
-          <w:rStyle w:val="StringTok"/>
-        </w:rPr>
-        <w:t xml:space="preserve">"OU=Pod03,OU=Students,DC=acs-p01,DC=local"</w:t>
-      </w:r>
-      <w:r>
-        <w:rPr>
-          <w:rStyle w:val="NormalTok"/>
-        </w:rPr>
-        <w:t xml:space="preserve"> | </w:t>
-      </w:r>
-      <w:r>
-        <w:rPr>
-          <w:rStyle w:val="FunctionTok"/>
-        </w:rPr>
-        <w:t xml:space="preserve">ForEach-Object</w:t>
-      </w:r>
-      <w:r>
-        <w:rPr>
-          <w:rStyle w:val="NormalTok"/>
-        </w:rPr>
-        <w:t xml:space="preserve"> { </w:t>
-      </w:r>
-      <w:r>
-        <w:rPr>
-          <w:rStyle w:val="VariableTok"/>
-        </w:rPr>
-        <w:t xml:space="preserve">$group</w:t>
-      </w:r>
-      <w:r>
-        <w:rPr>
-          <w:rStyle w:val="NormalTok"/>
-        </w:rPr>
-        <w:t xml:space="preserve"> = </w:t>
-      </w:r>
-      <w:r>
-        <w:rPr>
-          <w:rStyle w:val="VariableTok"/>
-        </w:rPr>
-        <w:t xml:space="preserve">$_</w:t>
-      </w:r>
-      <w:r>
-        <w:rPr>
-          <w:rStyle w:val="NormalTok"/>
-        </w:rPr>
-        <w:t xml:space="preserve">.</w:t>
-      </w:r>
-      <w:r>
-        <w:rPr>
-          <w:rStyle w:val="FunctionTok"/>
-        </w:rPr>
-        <w:t xml:space="preserve">Name</w:t>
-      </w:r>
-      <w:r>
-        <w:rPr>
-          <w:rStyle w:val="NormalTok"/>
-        </w:rPr>
-        <w:t xml:space="preserve">; </w:t>
-      </w:r>
-      <w:r>
-        <w:rPr>
-          <w:rStyle w:val="FunctionTok"/>
-        </w:rPr>
-        <w:t xml:space="preserve">Get-ADGroupMember</w:t>
-      </w:r>
-      <w:r>
-        <w:rPr>
-          <w:rStyle w:val="NormalTok"/>
-        </w:rPr>
-        <w:t xml:space="preserve"> </w:t>
-      </w:r>
-      <w:r>
-        <w:rPr>
-          <w:rStyle w:val="VariableTok"/>
-        </w:rPr>
-        <w:t xml:space="preserve">$_</w:t>
-      </w:r>
-      <w:r>
-        <w:rPr>
-          <w:rStyle w:val="NormalTok"/>
-        </w:rPr>
-        <w:t xml:space="preserve"> -ErrorAction SilentlyContinue | </w:t>
-      </w:r>
-      <w:r>
-        <w:rPr>
-          <w:rStyle w:val="FunctionTok"/>
-        </w:rPr>
-        <w:t xml:space="preserve">Select-Object</w:t>
-      </w:r>
-      <w:r>
-        <w:rPr>
-          <w:rStyle w:val="NormalTok"/>
-        </w:rPr>
-        <w:t xml:space="preserve"> @{N='Group';E={</w:t>
-      </w:r>
-      <w:r>
-        <w:rPr>
-          <w:rStyle w:val="VariableTok"/>
-        </w:rPr>
-        <w:t xml:space="preserve">$group</w:t>
-      </w:r>
-      <w:r>
-        <w:rPr>
-          <w:rStyle w:val="NormalTok"/>
-        </w:rPr>
-        <w:t xml:space="preserve">}}, Name, SamAccountName } | </w:t>
-      </w:r>
-      <w:r>
-        <w:rPr>
-          <w:rStyle w:val="FunctionTok"/>
-        </w:rPr>
-        <w:t xml:space="preserve">Export-Csv</w:t>
-      </w:r>
-      <w:r>
-        <w:rPr>
-          <w:rStyle w:val="NormalTok"/>
-        </w:rPr>
-        <w:t xml:space="preserve"> </w:t>
-      </w:r>
-      <w:r>
-        <w:rPr>
-          <w:rStyle w:val="StringTok"/>
-        </w:rPr>
-        <w:t xml:space="preserve">"C:\CyberLab\Pod03\Lab4-2\group_memberships.csv"</w:t>
-      </w:r>
-      <w:r>
-        <w:rPr>
-          <w:rStyle w:val="NormalTok"/>
-        </w:rPr>
-        <w:t xml:space="preserve"> -NoTypeInformation</w:t>
-      </w:r>
-    </w:p>
-    <w:p>
-      <w:pPr>
-        <w:numPr>
-          <w:ilvl w:val="0"/>
-          <w:numId w:val="1033"/>
+          <w:numId w:val="1032"/>
         </w:numPr>
       </w:pPr>
       <w:r>
@@ -7327,7 +7370,7 @@
       <w:pPr>
         <w:numPr>
           <w:ilvl w:val="0"/>
-          <w:numId w:val="1035"/>
+          <w:numId w:val="1034"/>
         </w:numPr>
       </w:pPr>
       <w:r>
@@ -7397,7 +7440,7 @@
       <w:pPr>
         <w:numPr>
           <w:ilvl w:val="0"/>
-          <w:numId w:val="1035"/>
+          <w:numId w:val="1034"/>
         </w:numPr>
       </w:pPr>
       <w:r>
@@ -7489,7 +7532,7 @@
       <w:pPr>
         <w:numPr>
           <w:ilvl w:val="0"/>
-          <w:numId w:val="1035"/>
+          <w:numId w:val="1034"/>
         </w:numPr>
       </w:pPr>
       <w:r>
@@ -7653,7 +7696,7 @@
       <w:pPr>
         <w:numPr>
           <w:ilvl w:val="0"/>
-          <w:numId w:val="1035"/>
+          <w:numId w:val="1034"/>
         </w:numPr>
       </w:pPr>
       <w:r>
@@ -7859,7 +7902,7 @@
       <w:pPr>
         <w:numPr>
           <w:ilvl w:val="0"/>
-          <w:numId w:val="1035"/>
+          <w:numId w:val="1034"/>
         </w:numPr>
       </w:pPr>
       <w:r>
@@ -8290,6 +8333,121 @@
       <w:pPr>
         <w:numPr>
           <w:ilvl w:val="0"/>
+          <w:numId w:val="1035"/>
+        </w:numPr>
+        <w:pStyle w:val="Compact"/>
+      </w:pPr>
+      <w:r>
+        <w:rPr>
+          <w:b/>
+        </w:rPr>
+        <w:t xml:space="preserve">Always check the Description field</w:t>
+      </w:r>
+      <w:r>
+        <w:t xml:space="preserve"> </w:t>
+      </w:r>
+      <w:r>
+        <w:t xml:space="preserve">on user accounts — it contains hints about what the problem is</w:t>
+      </w:r>
+    </w:p>
+    <w:p>
+      <w:pPr>
+        <w:numPr>
+          <w:ilvl w:val="0"/>
+          <w:numId w:val="1035"/>
+        </w:numPr>
+        <w:pStyle w:val="Compact"/>
+      </w:pPr>
+      <w:r>
+        <w:rPr>
+          <w:b/>
+        </w:rPr>
+        <w:t xml:space="preserve">Double-check your pod number</w:t>
+      </w:r>
+      <w:r>
+        <w:t xml:space="preserve"> </w:t>
+      </w:r>
+      <w:r>
+        <w:t xml:space="preserve">before making changes — you don't want to modify another pod's accounts</w:t>
+      </w:r>
+    </w:p>
+    <w:p>
+      <w:pPr>
+        <w:numPr>
+          <w:ilvl w:val="0"/>
+          <w:numId w:val="1035"/>
+        </w:numPr>
+        <w:pStyle w:val="Compact"/>
+      </w:pPr>
+      <w:r>
+        <w:rPr>
+          <w:b/>
+        </w:rPr>
+        <w:t xml:space="preserve">Click Apply</w:t>
+      </w:r>
+      <w:r>
+        <w:t xml:space="preserve"> </w:t>
+      </w:r>
+      <w:r>
+        <w:t xml:space="preserve">before switching tabs in the user properties dialog to save changes as you go</w:t>
+      </w:r>
+    </w:p>
+    <w:p>
+      <w:pPr>
+        <w:numPr>
+          <w:ilvl w:val="0"/>
+          <w:numId w:val="1035"/>
+        </w:numPr>
+        <w:pStyle w:val="Compact"/>
+      </w:pPr>
+      <w:r>
+        <w:rPr>
+          <w:b/>
+        </w:rPr>
+        <w:t xml:space="preserve">Work through the labs in order</w:t>
+      </w:r>
+      <w:r>
+        <w:t xml:space="preserve"> </w:t>
+      </w:r>
+      <w:r>
+        <w:t xml:space="preserve">— some labs build on concepts from earlier ones</w:t>
+      </w:r>
+    </w:p>
+    <w:p>
+      <w:pPr>
+        <w:numPr>
+          <w:ilvl w:val="0"/>
+          <w:numId w:val="1035"/>
+        </w:numPr>
+        <w:pStyle w:val="Compact"/>
+      </w:pPr>
+      <w:r>
+        <w:rPr>
+          <w:b/>
+        </w:rPr>
+        <w:t xml:space="preserve">Take screenshots</w:t>
+      </w:r>
+      <w:r>
+        <w:t xml:space="preserve"> </w:t>
+      </w:r>
+      <w:r>
+        <w:t xml:space="preserve">of your changes if your instructor requires evidence of completion</w:t>
+      </w:r>
+    </w:p>
+    <w:p>
+      <w:pPr>
+        <w:pStyle w:val="Heading3"/>
+      </w:pPr>
+      <w:bookmarkStart w:id="54" w:name="donts"/>
+      <w:r>
+        <w:t xml:space="preserve">Don'ts</w:t>
+      </w:r>
+      <w:bookmarkEnd w:id="54"/>
+    </w:p>
+    <w:p>
+      <w:pPr>
+        <w:numPr>
+          <w:ilvl w:val="0"/>
           <w:numId w:val="1036"/>
         </w:numPr>
         <w:pStyle w:val="Compact"/>
@@ -8298,13 +8456,13 @@
         <w:rPr>
           <w:b/>
         </w:rPr>
-        <w:t xml:space="preserve">Always check the Description field</w:t>
-      </w:r>
-      <w:r>
-        <w:t xml:space="preserve"> </w:t>
-      </w:r>
-      <w:r>
-        <w:t xml:space="preserve">on user accounts — it contains hints about what the problem is</w:t>
+        <w:t xml:space="preserve">Don't delete user accounts</w:t>
+      </w:r>
+      <w:r>
+        <w:t xml:space="preserve"> </w:t>
+      </w:r>
+      <w:r>
+        <w:t xml:space="preserve">unless specifically instructed — disable them instead</w:t>
       </w:r>
     </w:p>
     <w:p>
@@ -8319,13 +8477,13 @@
         <w:rPr>
           <w:b/>
         </w:rPr>
-        <w:t xml:space="preserve">Double-check your pod number</w:t>
-      </w:r>
-      <w:r>
-        <w:t xml:space="preserve"> </w:t>
-      </w:r>
-      <w:r>
-        <w:t xml:space="preserve">before making changes — you don't want to modify another pod's accounts</w:t>
+        <w:t xml:space="preserve">Don't modify accounts outside your pod</w:t>
+      </w:r>
+      <w:r>
+        <w:t xml:space="preserve"> </w:t>
+      </w:r>
+      <w:r>
+        <w:t xml:space="preserve">— only touch accounts that start with your prefix (e.g., P03-)</w:t>
       </w:r>
     </w:p>
     <w:p>
@@ -8340,13 +8498,13 @@
         <w:rPr>
           <w:b/>
         </w:rPr>
-        <w:t xml:space="preserve">Click Apply</w:t>
-      </w:r>
-      <w:r>
-        <w:t xml:space="preserve"> </w:t>
-      </w:r>
-      <w:r>
-        <w:t xml:space="preserve">before switching tabs in the user properties dialog to save changes as you go</w:t>
+        <w:t xml:space="preserve">Don't change passwords</w:t>
+      </w:r>
+      <w:r>
+        <w:t xml:space="preserve"> </w:t>
+      </w:r>
+      <w:r>
+        <w:t xml:space="preserve">on existing accounts unless the lab specifically asks you to</w:t>
       </w:r>
     </w:p>
     <w:p>
@@ -8361,13 +8519,13 @@
         <w:rPr>
           <w:b/>
         </w:rPr>
-        <w:t xml:space="preserve">Work through the labs in order</w:t>
-      </w:r>
-      <w:r>
-        <w:t xml:space="preserve"> </w:t>
-      </w:r>
-      <w:r>
-        <w:t xml:space="preserve">— some labs build on concepts from earlier ones</w:t>
+        <w:t xml:space="preserve">Don't close ADUC between labs</w:t>
+      </w:r>
+      <w:r>
+        <w:t xml:space="preserve"> </w:t>
+      </w:r>
+      <w:r>
+        <w:t xml:space="preserve">— keep it open and use it for all 12 labs</w:t>
       </w:r>
     </w:p>
     <w:p>
@@ -8382,24 +8540,24 @@
         <w:rPr>
           <w:b/>
         </w:rPr>
-        <w:t xml:space="preserve">Take screenshots</w:t>
-      </w:r>
-      <w:r>
-        <w:t xml:space="preserve"> </w:t>
-      </w:r>
-      <w:r>
-        <w:t xml:space="preserve">of your changes if your instructor requires evidence of completion</w:t>
+        <w:t xml:space="preserve">Don't skip the verification step</w:t>
+      </w:r>
+      <w:r>
+        <w:t xml:space="preserve"> </w:t>
+      </w:r>
+      <w:r>
+        <w:t xml:space="preserve">— after making a change, always confirm it took effect</w:t>
       </w:r>
     </w:p>
     <w:p>
       <w:pPr>
         <w:pStyle w:val="Heading3"/>
       </w:pPr>
-      <w:bookmarkStart w:id="54" w:name="donts"/>
-      <w:r>
-        <w:t xml:space="preserve">Don'ts</w:t>
-      </w:r>
-      <w:bookmarkEnd w:id="54"/>
+      <w:bookmarkStart w:id="55" w:name="if-something-goes-wrong"/>
+      <w:r>
+        <w:t xml:space="preserve">If Something Goes Wrong</w:t>
+      </w:r>
+      <w:bookmarkEnd w:id="55"/>
     </w:p>
     <w:p>
       <w:pPr>
@@ -8410,16 +8568,7 @@
         <w:pStyle w:val="Compact"/>
       </w:pPr>
       <w:r>
-        <w:rPr>
-          <w:b/>
-        </w:rPr>
-        <w:t xml:space="preserve">Don't delete user accounts</w:t>
-      </w:r>
-      <w:r>
-        <w:t xml:space="preserve"> </w:t>
-      </w:r>
-      <w:r>
-        <w:t xml:space="preserve">unless specifically instructed — disable them instead</w:t>
+        <w:t xml:space="preserve">If you accidentally modify the wrong account, tell your instructor — they can reset your pod</w:t>
       </w:r>
     </w:p>
     <w:p>
@@ -8431,16 +8580,7 @@
         <w:pStyle w:val="Compact"/>
       </w:pPr>
       <w:r>
-        <w:rPr>
-          <w:b/>
-        </w:rPr>
-        <w:t xml:space="preserve">Don't modify accounts outside your pod</w:t>
-      </w:r>
-      <w:r>
-        <w:t xml:space="preserve"> </w:t>
-      </w:r>
-      <w:r>
-        <w:t xml:space="preserve">— only touch accounts that start with your prefix (e.g., P03-)</w:t>
+        <w:t xml:space="preserve">If you can't find a user account, make sure you are looking in the correct OU (Staff vs. Admins)</w:t>
       </w:r>
     </w:p>
     <w:p>
@@ -8452,16 +8592,37 @@
         <w:pStyle w:val="Compact"/>
       </w:pPr>
       <w:r>
-        <w:rPr>
-          <w:b/>
-        </w:rPr>
-        <w:t xml:space="preserve">Don't change passwords</w:t>
-      </w:r>
-      <w:r>
-        <w:t xml:space="preserve"> </w:t>
-      </w:r>
-      <w:r>
-        <w:t xml:space="preserve">on existing accounts unless the lab specifically asks you to</w:t>
+        <w:t xml:space="preserve">If a command in PowerShell gives an error, check that you replaced</w:t>
+      </w:r>
+      <w:r>
+        <w:t xml:space="preserve"> </w:t>
+      </w:r>
+      <w:r>
+        <w:rPr>
+          <w:rStyle w:val="VerbatimChar"/>
+        </w:rPr>
+        <w:t xml:space="preserve">PodXX</w:t>
+      </w:r>
+      <w:r>
+        <w:t xml:space="preserve"> </w:t>
+      </w:r>
+      <w:r>
+        <w:t xml:space="preserve">and</w:t>
+      </w:r>
+      <w:r>
+        <w:t xml:space="preserve"> </w:t>
+      </w:r>
+      <w:r>
+        <w:rPr>
+          <w:rStyle w:val="VerbatimChar"/>
+        </w:rPr>
+        <w:t xml:space="preserve">PXX</w:t>
+      </w:r>
+      <w:r>
+        <w:t xml:space="preserve"> </w:t>
+      </w:r>
+      <w:r>
+        <w:t xml:space="preserve">with your actual pod number</w:t>
       </w:r>
     </w:p>
     <w:p>
@@ -8473,16 +8634,46 @@
         <w:pStyle w:val="Compact"/>
       </w:pPr>
       <w:r>
-        <w:rPr>
-          <w:b/>
-        </w:rPr>
-        <w:t xml:space="preserve">Don't close ADUC between labs</w:t>
-      </w:r>
-      <w:r>
-        <w:t xml:space="preserve"> </w:t>
-      </w:r>
-      <w:r>
-        <w:t xml:space="preserve">— keep it open and use it for all 12 labs</w:t>
+        <w:t xml:space="preserve">If ADUC won't open, use the Run dialog command from</w:t>
+      </w:r>
+      <w:r>
+        <w:t xml:space="preserve"> </w:t>
+      </w:r>
+      <w:r>
+        <w:rPr>
+          <w:i/>
+        </w:rPr>
+        <w:t xml:space="preserve">How to Open Active Directory Users and Computers</w:t>
+      </w:r>
+      <w:r>
+        <w:t xml:space="preserve"> </w:t>
+      </w:r>
+      <w:r>
+        <w:t xml:space="preserve">(the</w:t>
+      </w:r>
+      <w:r>
+        <w:t xml:space="preserve"> </w:t>
+      </w:r>
+      <w:r>
+        <w:rPr>
+          <w:rStyle w:val="VerbatimChar"/>
+        </w:rPr>
+        <w:t xml:space="preserve">RunAsInvoker</w:t>
+      </w:r>
+      <w:r>
+        <w:t xml:space="preserve"> </w:t>
+      </w:r>
+      <w:r>
+        <w:t xml:space="preserve">line) rather than plain</w:t>
+      </w:r>
+      <w:r>
+        <w:t xml:space="preserve"> </w:t>
+      </w:r>
+      <w:r>
+        <w:rPr>
+          <w:rStyle w:val="VerbatimChar"/>
+        </w:rPr>
+        <w:t xml:space="preserve">dsa.msc</w:t>
       </w:r>
     </w:p>
     <w:p>
@@ -8494,124 +8685,6 @@
         <w:pStyle w:val="Compact"/>
       </w:pPr>
       <w:r>
-        <w:rPr>
-          <w:b/>
-        </w:rPr>
-        <w:t xml:space="preserve">Don't skip the verification step</w:t>
-      </w:r>
-      <w:r>
-        <w:t xml:space="preserve"> </w:t>
-      </w:r>
-      <w:r>
-        <w:t xml:space="preserve">— after making a change, always confirm it took effect</w:t>
-      </w:r>
-    </w:p>
-    <w:p>
-      <w:pPr>
-        <w:pStyle w:val="Heading3"/>
-      </w:pPr>
-      <w:bookmarkStart w:id="55" w:name="if-something-goes-wrong"/>
-      <w:r>
-        <w:t xml:space="preserve">If Something Goes Wrong</w:t>
-      </w:r>
-      <w:bookmarkEnd w:id="55"/>
-    </w:p>
-    <w:p>
-      <w:pPr>
-        <w:numPr>
-          <w:ilvl w:val="0"/>
-          <w:numId w:val="1038"/>
-        </w:numPr>
-        <w:pStyle w:val="Compact"/>
-      </w:pPr>
-      <w:r>
-        <w:t xml:space="preserve">If you accidentally modify the wrong account, tell your instructor — they can reset your pod</w:t>
-      </w:r>
-    </w:p>
-    <w:p>
-      <w:pPr>
-        <w:numPr>
-          <w:ilvl w:val="0"/>
-          <w:numId w:val="1038"/>
-        </w:numPr>
-        <w:pStyle w:val="Compact"/>
-      </w:pPr>
-      <w:r>
-        <w:t xml:space="preserve">If you can't find a user account, make sure you are looking in the correct OU (Staff vs. Admins)</w:t>
-      </w:r>
-    </w:p>
-    <w:p>
-      <w:pPr>
-        <w:numPr>
-          <w:ilvl w:val="0"/>
-          <w:numId w:val="1038"/>
-        </w:numPr>
-        <w:pStyle w:val="Compact"/>
-      </w:pPr>
-      <w:r>
-        <w:t xml:space="preserve">If a command in PowerShell gives an error, check that you replaced</w:t>
-      </w:r>
-      <w:r>
-        <w:t xml:space="preserve"> </w:t>
-      </w:r>
-      <w:r>
-        <w:rPr>
-          <w:rStyle w:val="VerbatimChar"/>
-        </w:rPr>
-        <w:t xml:space="preserve">PodXX</w:t>
-      </w:r>
-      <w:r>
-        <w:t xml:space="preserve"> </w:t>
-      </w:r>
-      <w:r>
-        <w:t xml:space="preserve">and</w:t>
-      </w:r>
-      <w:r>
-        <w:t xml:space="preserve"> </w:t>
-      </w:r>
-      <w:r>
-        <w:rPr>
-          <w:rStyle w:val="VerbatimChar"/>
-        </w:rPr>
-        <w:t xml:space="preserve">PXX</w:t>
-      </w:r>
-      <w:r>
-        <w:t xml:space="preserve"> </w:t>
-      </w:r>
-      <w:r>
-        <w:t xml:space="preserve">with your actual pod number</w:t>
-      </w:r>
-    </w:p>
-    <w:p>
-      <w:pPr>
-        <w:numPr>
-          <w:ilvl w:val="0"/>
-          <w:numId w:val="1038"/>
-        </w:numPr>
-        <w:pStyle w:val="Compact"/>
-      </w:pPr>
-      <w:r>
-        <w:t xml:space="preserve">If ADUC won't open, try the Run dialog method:</w:t>
-      </w:r>
-      <w:r>
-        <w:t xml:space="preserve"> </w:t>
-      </w:r>
-      <w:r>
-        <w:rPr>
-          <w:b/>
-        </w:rPr>
-        <w:t xml:space="preserve">Windows + R → dsa.msc → Enter</w:t>
-      </w:r>
-    </w:p>
-    <w:p>
-      <w:pPr>
-        <w:numPr>
-          <w:ilvl w:val="0"/>
-          <w:numId w:val="1038"/>
-        </w:numPr>
-        <w:pStyle w:val="Compact"/>
-      </w:pPr>
-      <w:r>
         <w:t xml:space="preserve">If Windows refuses a password you typed, it is the domain password policy, not</w:t>
       </w:r>
       <w:r>
@@ -8631,7 +8704,7 @@
       <w:pPr>
         <w:numPr>
           <w:ilvl w:val="0"/>
-          <w:numId w:val="1038"/>
+          <w:numId w:val="1037"/>
         </w:numPr>
         <w:pStyle w:val="Compact"/>
       </w:pPr>
@@ -9693,6 +9766,9 @@
     </w:lvlOverride>
   </w:num>
   <w:num w:numId="1008">
+    <w:abstractNumId w:val="991"/>
+  </w:num>
+  <w:num w:numId="1009">
     <w:abstractNumId w:val="99211"/>
     <w:lvlOverride w:ilvl="0">
       <w:startOverride w:val="1"/>
@@ -9721,9 +9797,6 @@
     <w:lvlOverride w:ilvl="8">
       <w:startOverride w:val="1"/>
     </w:lvlOverride>
-  </w:num>
-  <w:num w:numId="1009">
-    <w:abstractNumId w:val="991"/>
   </w:num>
   <w:num w:numId="1010">
     <w:abstractNumId w:val="99211"/>
@@ -9786,6 +9859,9 @@
     </w:lvlOverride>
   </w:num>
   <w:num w:numId="1012">
+    <w:abstractNumId w:val="991"/>
+  </w:num>
+  <w:num w:numId="1013">
     <w:abstractNumId w:val="99211"/>
     <w:lvlOverride w:ilvl="0">
       <w:startOverride w:val="1"/>
@@ -9815,10 +9891,10 @@
       <w:startOverride w:val="1"/>
     </w:lvlOverride>
   </w:num>
-  <w:num w:numId="1013">
+  <w:num w:numId="1014">
     <w:abstractNumId w:val="991"/>
   </w:num>
-  <w:num w:numId="1014">
+  <w:num w:numId="1015">
     <w:abstractNumId w:val="99211"/>
     <w:lvlOverride w:ilvl="0">
       <w:startOverride w:val="1"/>
@@ -9848,46 +9924,46 @@
       <w:startOverride w:val="1"/>
     </w:lvlOverride>
   </w:num>
-  <w:num w:numId="1015">
+  <w:num w:numId="1016">
     <w:abstractNumId w:val="991"/>
-  </w:num>
-  <w:num w:numId="1016">
-    <w:abstractNumId w:val="99211"/>
-    <w:lvlOverride w:ilvl="0">
-      <w:startOverride w:val="1"/>
-    </w:lvlOverride>
-    <w:lvlOverride w:ilvl="1">
-      <w:startOverride w:val="1"/>
-    </w:lvlOverride>
-    <w:lvlOverride w:ilvl="2">
-      <w:startOverride w:val="1"/>
-    </w:lvlOverride>
-    <w:lvlOverride w:ilvl="3">
-      <w:startOverride w:val="1"/>
-    </w:lvlOverride>
-    <w:lvlOverride w:ilvl="4">
-      <w:startOverride w:val="1"/>
-    </w:lvlOverride>
-    <w:lvlOverride w:ilvl="5">
-      <w:startOverride w:val="1"/>
-    </w:lvlOverride>
-    <w:lvlOverride w:ilvl="6">
-      <w:startOverride w:val="1"/>
-    </w:lvlOverride>
-    <w:lvlOverride w:ilvl="7">
-      <w:startOverride w:val="1"/>
-    </w:lvlOverride>
-    <w:lvlOverride w:ilvl="8">
-      <w:startOverride w:val="1"/>
-    </w:lvlOverride>
   </w:num>
   <w:num w:numId="1017">
     <w:abstractNumId w:val="991"/>
   </w:num>
   <w:num w:numId="1018">
+    <w:abstractNumId w:val="99211"/>
+    <w:lvlOverride w:ilvl="0">
+      <w:startOverride w:val="1"/>
+    </w:lvlOverride>
+    <w:lvlOverride w:ilvl="1">
+      <w:startOverride w:val="1"/>
+    </w:lvlOverride>
+    <w:lvlOverride w:ilvl="2">
+      <w:startOverride w:val="1"/>
+    </w:lvlOverride>
+    <w:lvlOverride w:ilvl="3">
+      <w:startOverride w:val="1"/>
+    </w:lvlOverride>
+    <w:lvlOverride w:ilvl="4">
+      <w:startOverride w:val="1"/>
+    </w:lvlOverride>
+    <w:lvlOverride w:ilvl="5">
+      <w:startOverride w:val="1"/>
+    </w:lvlOverride>
+    <w:lvlOverride w:ilvl="6">
+      <w:startOverride w:val="1"/>
+    </w:lvlOverride>
+    <w:lvlOverride w:ilvl="7">
+      <w:startOverride w:val="1"/>
+    </w:lvlOverride>
+    <w:lvlOverride w:ilvl="8">
+      <w:startOverride w:val="1"/>
+    </w:lvlOverride>
+  </w:num>
+  <w:num w:numId="1019">
     <w:abstractNumId w:val="991"/>
   </w:num>
-  <w:num w:numId="1019">
+  <w:num w:numId="1020">
     <w:abstractNumId w:val="99211"/>
     <w:lvlOverride w:ilvl="0">
       <w:startOverride w:val="1"/>
@@ -9916,9 +9992,6 @@
     <w:lvlOverride w:ilvl="8">
       <w:startOverride w:val="1"/>
     </w:lvlOverride>
-  </w:num>
-  <w:num w:numId="1020">
-    <w:abstractNumId w:val="991"/>
   </w:num>
   <w:num w:numId="1021">
     <w:abstractNumId w:val="99211"/>
@@ -9981,6 +10054,9 @@
     </w:lvlOverride>
   </w:num>
   <w:num w:numId="1023">
+    <w:abstractNumId w:val="991"/>
+  </w:num>
+  <w:num w:numId="1024">
     <w:abstractNumId w:val="99211"/>
     <w:lvlOverride w:ilvl="0">
       <w:startOverride w:val="1"/>
@@ -10009,9 +10085,6 @@
     <w:lvlOverride w:ilvl="8">
       <w:startOverride w:val="1"/>
     </w:lvlOverride>
-  </w:num>
-  <w:num w:numId="1024">
-    <w:abstractNumId w:val="991"/>
   </w:num>
   <w:num w:numId="1025">
     <w:abstractNumId w:val="99211"/>
@@ -10074,6 +10147,9 @@
     </w:lvlOverride>
   </w:num>
   <w:num w:numId="1027">
+    <w:abstractNumId w:val="991"/>
+  </w:num>
+  <w:num w:numId="1028">
     <w:abstractNumId w:val="99211"/>
     <w:lvlOverride w:ilvl="0">
       <w:startOverride w:val="1"/>
@@ -10102,9 +10178,6 @@
     <w:lvlOverride w:ilvl="8">
       <w:startOverride w:val="1"/>
     </w:lvlOverride>
-  </w:num>
-  <w:num w:numId="1028">
-    <w:abstractNumId w:val="991"/>
   </w:num>
   <w:num w:numId="1029">
     <w:abstractNumId w:val="99211"/>
@@ -10227,6 +10300,9 @@
     </w:lvlOverride>
   </w:num>
   <w:num w:numId="1033">
+    <w:abstractNumId w:val="991"/>
+  </w:num>
+  <w:num w:numId="1034">
     <w:abstractNumId w:val="99211"/>
     <w:lvlOverride w:ilvl="0">
       <w:startOverride w:val="1"/>
@@ -10256,46 +10332,13 @@
       <w:startOverride w:val="1"/>
     </w:lvlOverride>
   </w:num>
-  <w:num w:numId="1034">
+  <w:num w:numId="1035">
     <w:abstractNumId w:val="991"/>
-  </w:num>
-  <w:num w:numId="1035">
-    <w:abstractNumId w:val="99211"/>
-    <w:lvlOverride w:ilvl="0">
-      <w:startOverride w:val="1"/>
-    </w:lvlOverride>
-    <w:lvlOverride w:ilvl="1">
-      <w:startOverride w:val="1"/>
-    </w:lvlOverride>
-    <w:lvlOverride w:ilvl="2">
-      <w:startOverride w:val="1"/>
-    </w:lvlOverride>
-    <w:lvlOverride w:ilvl="3">
-      <w:startOverride w:val="1"/>
-    </w:lvlOverride>
-    <w:lvlOverride w:ilvl="4">
-      <w:startOverride w:val="1"/>
-    </w:lvlOverride>
-    <w:lvlOverride w:ilvl="5">
-      <w:startOverride w:val="1"/>
-    </w:lvlOverride>
-    <w:lvlOverride w:ilvl="6">
-      <w:startOverride w:val="1"/>
-    </w:lvlOverride>
-    <w:lvlOverride w:ilvl="7">
-      <w:startOverride w:val="1"/>
-    </w:lvlOverride>
-    <w:lvlOverride w:ilvl="8">
-      <w:startOverride w:val="1"/>
-    </w:lvlOverride>
   </w:num>
   <w:num w:numId="1036">
     <w:abstractNumId w:val="991"/>
   </w:num>
   <w:num w:numId="1037">
-    <w:abstractNumId w:val="991"/>
-  </w:num>
-  <w:num w:numId="1038">
     <w:abstractNumId w:val="991"/>
   </w:num>
 </w:numbering>

--- a/docs/AC-Lab-Completion-Guide.docx
+++ b/docs/AC-Lab-Completion-Guide.docx
@@ -6950,7 +6950,319 @@
         <w:rPr>
           <w:rStyle w:val="NormalTok"/>
         </w:rPr>
-        <w:t xml:space="preserve"> -Properties MemberOf | </w:t>
+        <w:t xml:space="preserve"> | </w:t>
+      </w:r>
+      <w:r>
+        <w:rPr>
+          <w:rStyle w:val="FunctionTok"/>
+        </w:rPr>
+        <w:t xml:space="preserve">Select-Object</w:t>
+      </w:r>
+      <w:r>
+        <w:rPr>
+          <w:rStyle w:val="NormalTok"/>
+        </w:rPr>
+        <w:t xml:space="preserve"> Name, SamAccountName, Enabled | </w:t>
+      </w:r>
+      <w:r>
+        <w:rPr>
+          <w:rStyle w:val="FunctionTok"/>
+        </w:rPr>
+        <w:t xml:space="preserve">Export-Csv</w:t>
+      </w:r>
+      <w:r>
+        <w:rPr>
+          <w:rStyle w:val="NormalTok"/>
+        </w:rPr>
+        <w:t xml:space="preserve"> </w:t>
+      </w:r>
+      <w:r>
+        <w:rPr>
+          <w:rStyle w:val="StringTok"/>
+        </w:rPr>
+        <w:t xml:space="preserve">"C:\CyberLab\Pod03\Lab4-2\review.csv"</w:t>
+      </w:r>
+      <w:r>
+        <w:rPr>
+          <w:rStyle w:val="NormalTok"/>
+        </w:rPr>
+        <w:t xml:space="preserve"> -NoTypeInformation</w:t>
+      </w:r>
+    </w:p>
+    <w:p>
+      <w:pPr>
+        <w:numPr>
+          <w:ilvl w:val="0"/>
+          <w:numId w:val="1000"/>
+        </w:numPr>
+        <w:pStyle w:val="BlockText"/>
+      </w:pPr>
+      <w:r>
+        <w:rPr>
+          <w:b/>
+        </w:rPr>
+        <w:t xml:space="preserve">If you copy this out of the PDF, check the spaces.</w:t>
+      </w:r>
+      <w:r>
+        <w:t xml:space="preserve"> </w:t>
+      </w:r>
+      <w:r>
+        <w:t xml:space="preserve">Copying from a PDF often</w:t>
+      </w:r>
+      <w:r>
+        <w:t xml:space="preserve"> </w:t>
+      </w:r>
+      <w:r>
+        <w:t xml:space="preserve">drops them, and</w:t>
+      </w:r>
+      <w:r>
+        <w:t xml:space="preserve"> </w:t>
+      </w:r>
+      <w:r>
+        <w:rPr>
+          <w:rStyle w:val="VerbatimChar"/>
+        </w:rPr>
+        <w:t xml:space="preserve">Get-ADUser -Filter</w:t>
+      </w:r>
+      <w:r>
+        <w:t xml:space="preserve"> </w:t>
+      </w:r>
+      <w:r>
+        <w:t xml:space="preserve">becomes</w:t>
+      </w:r>
+      <w:r>
+        <w:t xml:space="preserve"> </w:t>
+      </w:r>
+      <w:r>
+        <w:rPr>
+          <w:rStyle w:val="VerbatimChar"/>
+        </w:rPr>
+        <w:t xml:space="preserve">Get-ADUser-Filter</w:t>
+      </w:r>
+      <w:r>
+        <w:t xml:space="preserve">, which PowerShell</w:t>
+      </w:r>
+      <w:r>
+        <w:t xml:space="preserve"> </w:t>
+      </w:r>
+      <w:r>
+        <w:t xml:space="preserve">reports as</w:t>
+      </w:r>
+      <w:r>
+        <w:t xml:space="preserve"> </w:t>
+      </w:r>
+      <w:r>
+        <w:rPr>
+          <w:i/>
+        </w:rPr>
+        <w:t xml:space="preserve">"The term 'Get-ADUser-Filter' is not recognized as the name of a</w:t>
+      </w:r>
+      <w:r>
+        <w:rPr>
+          <w:i/>
+        </w:rPr>
+        <w:t xml:space="preserve"> </w:t>
+      </w:r>
+      <w:r>
+        <w:rPr>
+          <w:i/>
+        </w:rPr>
+        <w:t xml:space="preserve">cmdlet"</w:t>
+      </w:r>
+      <w:r>
+        <w:t xml:space="preserve">. There must be a space after</w:t>
+      </w:r>
+      <w:r>
+        <w:t xml:space="preserve"> </w:t>
+      </w:r>
+      <w:r>
+        <w:rPr>
+          <w:rStyle w:val="VerbatimChar"/>
+        </w:rPr>
+        <w:t xml:space="preserve">Get-ADUser</w:t>
+      </w:r>
+      <w:r>
+        <w:t xml:space="preserve">, after</w:t>
+      </w:r>
+      <w:r>
+        <w:t xml:space="preserve"> </w:t>
+      </w:r>
+      <w:r>
+        <w:rPr>
+          <w:rStyle w:val="VerbatimChar"/>
+        </w:rPr>
+        <w:t xml:space="preserve">-Filter {...}</w:t>
+      </w:r>
+      <w:r>
+        <w:t xml:space="preserve">, after</w:t>
+      </w:r>
+      <w:r>
+        <w:t xml:space="preserve"> </w:t>
+      </w:r>
+      <w:r>
+        <w:rPr>
+          <w:rStyle w:val="VerbatimChar"/>
+        </w:rPr>
+        <w:t xml:space="preserve">-SearchBase "..."</w:t>
+      </w:r>
+      <w:r>
+        <w:t xml:space="preserve"> </w:t>
+      </w:r>
+      <w:r>
+        <w:t xml:space="preserve">and after</w:t>
+      </w:r>
+      <w:r>
+        <w:t xml:space="preserve"> </w:t>
+      </w:r>
+      <w:r>
+        <w:rPr>
+          <w:rStyle w:val="VerbatimChar"/>
+        </w:rPr>
+        <w:t xml:space="preserve">Export-Csv</w:t>
+      </w:r>
+      <w:r>
+        <w:t xml:space="preserve">. It is also</w:t>
+      </w:r>
+      <w:r>
+        <w:t xml:space="preserve"> </w:t>
+      </w:r>
+      <w:r>
+        <w:rPr>
+          <w:rStyle w:val="VerbatimChar"/>
+        </w:rPr>
+        <w:t xml:space="preserve">SamAccountName</w:t>
+      </w:r>
+      <w:r>
+        <w:t xml:space="preserve"> </w:t>
+      </w:r>
+      <w:r>
+        <w:t xml:space="preserve">— one</w:t>
+      </w:r>
+      <w:r>
+        <w:t xml:space="preserve"> </w:t>
+      </w:r>
+      <w:r>
+        <w:rPr>
+          <w:rStyle w:val="VerbatimChar"/>
+        </w:rPr>
+        <w:t xml:space="preserve">m</w:t>
+      </w:r>
+      <w:r>
+        <w:t xml:space="preserve">,</w:t>
+      </w:r>
+      <w:r>
+        <w:t xml:space="preserve"> </w:t>
+      </w:r>
+      <w:r>
+        <w:t xml:space="preserve">no</w:t>
+      </w:r>
+      <w:r>
+        <w:t xml:space="preserve"> </w:t>
+      </w:r>
+      <w:r>
+        <w:rPr>
+          <w:rStyle w:val="VerbatimChar"/>
+        </w:rPr>
+        <w:t xml:space="preserve">e</w:t>
+      </w:r>
+      <w:r>
+        <w:t xml:space="preserve"> </w:t>
+      </w:r>
+      <w:r>
+        <w:t xml:space="preserve">in the middle. If the line keeps failing, run it in three short steps</w:t>
+      </w:r>
+      <w:r>
+        <w:t xml:space="preserve"> </w:t>
+      </w:r>
+      <w:r>
+        <w:t xml:space="preserve">instead, which is much harder to mistype:</w:t>
+      </w:r>
+    </w:p>
+    <w:p>
+      <w:pPr>
+        <w:numPr>
+          <w:ilvl w:val="0"/>
+          <w:numId w:val="1000"/>
+        </w:numPr>
+        <w:pStyle w:val="SourceCode"/>
+      </w:pPr>
+      <w:r>
+        <w:rPr>
+          <w:rStyle w:val="VariableTok"/>
+        </w:rPr>
+        <w:t xml:space="preserve">$ou</w:t>
+      </w:r>
+      <w:r>
+        <w:rPr>
+          <w:rStyle w:val="NormalTok"/>
+        </w:rPr>
+        <w:t xml:space="preserve"> = </w:t>
+      </w:r>
+      <w:r>
+        <w:rPr>
+          <w:rStyle w:val="StringTok"/>
+        </w:rPr>
+        <w:t xml:space="preserve">"OU=Pod03,OU=Students,DC=acs-p01,DC=local"</w:t>
+      </w:r>
+      <w:r>
+        <w:br/>
+      </w:r>
+      <w:r>
+        <w:rPr>
+          <w:rStyle w:val="VariableTok"/>
+        </w:rPr>
+        <w:t xml:space="preserve">$users</w:t>
+      </w:r>
+      <w:r>
+        <w:rPr>
+          <w:rStyle w:val="NormalTok"/>
+        </w:rPr>
+        <w:t xml:space="preserve"> = </w:t>
+      </w:r>
+      <w:r>
+        <w:rPr>
+          <w:rStyle w:val="FunctionTok"/>
+        </w:rPr>
+        <w:t xml:space="preserve">Get-ADUser</w:t>
+      </w:r>
+      <w:r>
+        <w:rPr>
+          <w:rStyle w:val="NormalTok"/>
+        </w:rPr>
+        <w:t xml:space="preserve"> -Filter {Enabled -eq </w:t>
+      </w:r>
+      <w:r>
+        <w:rPr>
+          <w:rStyle w:val="VariableTok"/>
+        </w:rPr>
+        <w:t xml:space="preserve">$true</w:t>
+      </w:r>
+      <w:r>
+        <w:rPr>
+          <w:rStyle w:val="NormalTok"/>
+        </w:rPr>
+        <w:t xml:space="preserve">} -SearchBase </w:t>
+      </w:r>
+      <w:r>
+        <w:rPr>
+          <w:rStyle w:val="VariableTok"/>
+        </w:rPr>
+        <w:t xml:space="preserve">$ou</w:t>
+      </w:r>
+      <w:r>
+        <w:br/>
+      </w:r>
+      <w:r>
+        <w:rPr>
+          <w:rStyle w:val="VariableTok"/>
+        </w:rPr>
+        <w:t xml:space="preserve">$users</w:t>
+      </w:r>
+      <w:r>
+        <w:rPr>
+          <w:rStyle w:val="NormalTok"/>
+        </w:rPr>
+        <w:t xml:space="preserve"> | </w:t>
       </w:r>
       <w:r>
         <w:rPr>
@@ -8623,6 +8935,72 @@
       </w:r>
       <w:r>
         <w:t xml:space="preserve">with your actual pod number</w:t>
+      </w:r>
+    </w:p>
+    <w:p>
+      <w:pPr>
+        <w:numPr>
+          <w:ilvl w:val="0"/>
+          <w:numId w:val="1037"/>
+        </w:numPr>
+        <w:pStyle w:val="Compact"/>
+      </w:pPr>
+      <w:r>
+        <w:t xml:space="preserve">If PowerShell says a term</w:t>
+      </w:r>
+      <w:r>
+        <w:t xml:space="preserve"> </w:t>
+      </w:r>
+      <w:r>
+        <w:rPr>
+          <w:b/>
+        </w:rPr>
+        <w:t xml:space="preserve">"is not recognized as the name of a cmdlet"</w:t>
+      </w:r>
+      <w:r>
+        <w:t xml:space="preserve"> </w:t>
+      </w:r>
+      <w:r>
+        <w:t xml:space="preserve">and the</w:t>
+      </w:r>
+      <w:r>
+        <w:t xml:space="preserve"> </w:t>
+      </w:r>
+      <w:r>
+        <w:t xml:space="preserve">name in the message looks joined together (for example</w:t>
+      </w:r>
+      <w:r>
+        <w:t xml:space="preserve"> </w:t>
+      </w:r>
+      <w:r>
+        <w:rPr>
+          <w:rStyle w:val="VerbatimChar"/>
+        </w:rPr>
+        <w:t xml:space="preserve">Get-ADUser-Filter</w:t>
+      </w:r>
+      <w:r>
+        <w:t xml:space="preserve">), the</w:t>
+      </w:r>
+      <w:r>
+        <w:t xml:space="preserve"> </w:t>
+      </w:r>
+      <w:r>
+        <w:t xml:space="preserve">spaces were lost when you pasted — retype the line with a space before every</w:t>
+      </w:r>
+      <w:r>
+        <w:t xml:space="preserve"> </w:t>
+      </w:r>
+      <w:r>
+        <w:rPr>
+          <w:rStyle w:val="VerbatimChar"/>
+        </w:rPr>
+        <w:t xml:space="preserve">-</w:t>
+      </w:r>
+      <w:r>
+        <w:t xml:space="preserve"> </w:t>
+      </w:r>
+      <w:r>
+        <w:t xml:space="preserve">option, or type it in the shorter multi-line form shown in that lab</w:t>
       </w:r>
     </w:p>
     <w:p>
